--- a/pr-preview/pr-168/chapters/avoid-cliches-tracked-changes.docx
+++ b/pr-preview/pr-168/chapters/avoid-cliches-tracked-changes.docx
@@ -18,7 +18,7 @@
       </w:pPr>
       <w:ins w:id="2" w:author="PR Preview" w:date="2026-01-01T00:00:00Z">
         <w:r>
-          <w:t xml:space="preserve">Last modified: 2026-10-12 14:46:54 (PDT)</w:t>
+          <w:t xml:space="preserve">Last modified: 2026-10-12 15:27:23 (PDT)</w:t>
         </w:r>
       </w:ins>
     </w:p>
@@ -156,13 +156,18 @@
         </w:tc>
       </w:tr>
     </w:tbl>
+    <w:bookmarkStart w:id="12" w:name="def-cliche"/>
     <w:p>
       <w:pPr>
         <w:pStyle w:val="BodyText"/>
       </w:pPr>
       <w:ins w:id="3" w:author="PR Preview" w:date="2026-01-01T00:00:00Z">
         <w:r>
-          <w:t xml:space="preserve">A cliché is a word, phrase, sentence shape, or formatting habit</w:t>
+          <w:rPr>
+            <w:b/>
+            <w:bCs/>
+          </w:rPr>
+          <w:t xml:space="preserve">Definition 1 (Cliché)</w:t>
         </w:r>
       </w:ins>
       <w:ins w:id="4" w:author="PR Preview" w:date="2026-01-01T00:00:00Z">
@@ -172,45 +177,95 @@
       </w:ins>
       <w:ins w:id="5" w:author="PR Preview" w:date="2026-01-01T00:00:00Z">
         <w:r>
+          <w:t xml:space="preserve">A</w:t>
+        </w:r>
+      </w:ins>
+      <w:ins w:id="6" w:author="PR Preview" w:date="2026-01-01T00:00:00Z">
+        <w:r>
+          <w:t xml:space="preserve"> </w:t>
+        </w:r>
+      </w:ins>
+      <w:ins w:id="7" w:author="PR Preview" w:date="2026-01-01T00:00:00Z">
+        <w:r>
+          <w:rPr>
+            <w:b/>
+            <w:bCs/>
+          </w:rPr>
+          <w:t xml:space="preserve">cliché</w:t>
+        </w:r>
+      </w:ins>
+      <w:ins w:id="8" w:author="PR Preview" w:date="2026-01-01T00:00:00Z">
+        <w:r>
+          <w:t xml:space="preserve"> </w:t>
+        </w:r>
+      </w:ins>
+      <w:ins w:id="9" w:author="PR Preview" w:date="2026-01-01T00:00:00Z">
+        <w:r>
+          <w:t xml:space="preserve">is a word, phrase, sentence shape, or formatting habit</w:t>
+        </w:r>
+      </w:ins>
+      <w:ins w:id="10" w:author="PR Preview" w:date="2026-01-01T00:00:00Z">
+        <w:r>
+          <w:t xml:space="preserve"> </w:t>
+        </w:r>
+      </w:ins>
+      <w:ins w:id="11" w:author="PR Preview" w:date="2026-01-01T00:00:00Z">
+        <w:r>
           <w:t xml:space="preserve">that a writer uses by reflex</w:t>
         </w:r>
       </w:ins>
-      <w:ins w:id="6" w:author="PR Preview" w:date="2026-01-01T00:00:00Z">
-        <w:r>
-          <w:t xml:space="preserve"> </w:t>
-        </w:r>
-      </w:ins>
-      <w:ins w:id="7" w:author="PR Preview" w:date="2026-01-01T00:00:00Z">
+      <w:ins w:id="12" w:author="PR Preview" w:date="2026-01-01T00:00:00Z">
+        <w:r>
+          <w:t xml:space="preserve"> </w:t>
+        </w:r>
+      </w:ins>
+      <w:ins w:id="13" w:author="PR Preview" w:date="2026-01-01T00:00:00Z">
         <w:r>
           <w:t xml:space="preserve">rather than choosing it for the sentence at hand.</w:t>
         </w:r>
       </w:ins>
-      <w:ins w:id="8" w:author="PR Preview" w:date="2026-01-01T00:00:00Z">
-        <w:r>
-          <w:t xml:space="preserve"> </w:t>
-        </w:r>
-      </w:ins>
-      <w:ins w:id="9" w:author="PR Preview" w:date="2026-01-01T00:00:00Z">
-        <w:r>
-          <w:t xml:space="preserve">Clichés recur across unrelated documents,</w:t>
-        </w:r>
-      </w:ins>
-      <w:ins w:id="10" w:author="PR Preview" w:date="2026-01-01T00:00:00Z">
-        <w:r>
-          <w:t xml:space="preserve"> </w:t>
-        </w:r>
-      </w:ins>
-      <w:ins w:id="11" w:author="PR Preview" w:date="2026-01-01T00:00:00Z">
+    </w:p>
+    <w:bookmarkEnd w:id="12"/>
+    <w:p>
+      <w:pPr>
+        <w:pStyle w:val="BodyText"/>
+      </w:pPr>
+      <w:hyperlink w:anchor="def-cliche">
+        <w:ins w:id="14" w:author="PR Preview" w:date="2026-01-01T00:00:00Z">
+          <w:r>
+            <w:rPr>
+              <w:rStyle w:val="Hyperlink"/>
+            </w:rPr>
+            <w:t xml:space="preserve">Clichés</w:t>
+          </w:r>
+        </w:ins>
+      </w:hyperlink>
+      <w:ins w:id="15" w:author="PR Preview" w:date="2026-01-01T00:00:00Z">
+        <w:r>
+          <w:t xml:space="preserve"> </w:t>
+        </w:r>
+      </w:ins>
+      <w:ins w:id="16" w:author="PR Preview" w:date="2026-01-01T00:00:00Z">
+        <w:r>
+          <w:t xml:space="preserve">recur across unrelated documents,</w:t>
+        </w:r>
+      </w:ins>
+      <w:ins w:id="17" w:author="PR Preview" w:date="2026-01-01T00:00:00Z">
+        <w:r>
+          <w:t xml:space="preserve"> </w:t>
+        </w:r>
+      </w:ins>
+      <w:ins w:id="18" w:author="PR Preview" w:date="2026-01-01T00:00:00Z">
         <w:r>
           <w:t xml:space="preserve">so they make writing read as generic and unconsidered,</w:t>
         </w:r>
       </w:ins>
-      <w:ins w:id="12" w:author="PR Preview" w:date="2026-01-01T00:00:00Z">
-        <w:r>
-          <w:t xml:space="preserve"> </w:t>
-        </w:r>
-      </w:ins>
-      <w:ins w:id="13" w:author="PR Preview" w:date="2026-01-01T00:00:00Z">
+      <w:ins w:id="19" w:author="PR Preview" w:date="2026-01-01T00:00:00Z">
+        <w:r>
+          <w:t xml:space="preserve"> </w:t>
+        </w:r>
+      </w:ins>
+      <w:ins w:id="20" w:author="PR Preview" w:date="2026-01-01T00:00:00Z">
         <w:r>
           <w:t xml:space="preserve">even when the underlying content is sound.</w:t>
         </w:r>
@@ -220,205 +275,884 @@
       <w:pPr>
         <w:pStyle w:val="BodyText"/>
       </w:pPr>
-      <w:ins w:id="14" w:author="PR Preview" w:date="2026-01-01T00:00:00Z">
+      <w:ins w:id="21" w:author="PR Preview" w:date="2026-01-01T00:00:00Z">
         <w:r>
           <w:t xml:space="preserve">AI writing assistants often produce these patterns in clusters,</w:t>
         </w:r>
       </w:ins>
-      <w:ins w:id="15" w:author="PR Preview" w:date="2026-01-01T00:00:00Z">
-        <w:r>
-          <w:t xml:space="preserve"> </w:t>
-        </w:r>
-      </w:ins>
-      <w:ins w:id="16" w:author="PR Preview" w:date="2026-01-01T00:00:00Z">
-        <w:r>
-          <w:t xml:space="preserve">and many readers have learned to treat them</w:t>
-        </w:r>
-      </w:ins>
-      <w:ins w:id="17" w:author="PR Preview" w:date="2026-01-01T00:00:00Z">
-        <w:r>
-          <w:t xml:space="preserve"> </w:t>
-        </w:r>
-      </w:ins>
-      <w:ins w:id="18" w:author="PR Preview" w:date="2026-01-01T00:00:00Z">
-        <w:r>
-          <w:t xml:space="preserve">as signs that a draft was generated,</w:t>
-        </w:r>
-      </w:ins>
-      <w:ins w:id="19" w:author="PR Preview" w:date="2026-01-01T00:00:00Z">
-        <w:r>
-          <w:t xml:space="preserve"> </w:t>
-        </w:r>
-      </w:ins>
-      <w:ins w:id="20" w:author="PR Preview" w:date="2026-01-01T00:00:00Z">
-        <w:r>
-          <w:t xml:space="preserve">often called</w:t>
-        </w:r>
-      </w:ins>
-      <w:ins w:id="21" w:author="PR Preview" w:date="2026-01-01T00:00:00Z">
-        <w:r>
-          <w:t xml:space="preserve"> </w:t>
-        </w:r>
-      </w:ins>
       <w:ins w:id="22" w:author="PR Preview" w:date="2026-01-01T00:00:00Z">
         <w:r>
-          <w:t xml:space="preserve">“AI tells”</w:t>
+          <w:t xml:space="preserve"> </w:t>
         </w:r>
       </w:ins>
       <w:ins w:id="23" w:author="PR Preview" w:date="2026-01-01T00:00:00Z">
         <w:r>
+          <w:t xml:space="preserve">and many readers have learned to treat the patterns</w:t>
+        </w:r>
+      </w:ins>
+      <w:ins w:id="24" w:author="PR Preview" w:date="2026-01-01T00:00:00Z">
+        <w:r>
+          <w:t xml:space="preserve"> </w:t>
+        </w:r>
+      </w:ins>
+      <w:ins w:id="25" w:author="PR Preview" w:date="2026-01-01T00:00:00Z">
+        <w:r>
+          <w:t xml:space="preserve">as signs that a draft was generated</w:t>
+        </w:r>
+      </w:ins>
+      <w:ins w:id="26" w:author="PR Preview" w:date="2026-01-01T00:00:00Z">
+        <w:r>
+          <w:t xml:space="preserve"> </w:t>
+        </w:r>
+      </w:ins>
+      <w:ins w:id="27" w:author="PR Preview" w:date="2026-01-01T00:00:00Z">
+        <w:r>
+          <w:t xml:space="preserve">and to doubt that its author checked it.</w:t>
+        </w:r>
+      </w:ins>
+    </w:p>
+    <w:bookmarkStart w:id="13" w:name="def-ai-tell"/>
+    <w:p>
+      <w:pPr>
+        <w:pStyle w:val="BodyText"/>
+      </w:pPr>
+      <w:ins w:id="28" w:author="PR Preview" w:date="2026-01-01T00:00:00Z">
+        <w:r>
+          <w:rPr>
+            <w:b/>
+            <w:bCs/>
+          </w:rPr>
+          <w:t xml:space="preserve">Definition 2 (AI tell)</w:t>
+        </w:r>
+      </w:ins>
+      <w:ins w:id="29" w:author="PR Preview" w:date="2026-01-01T00:00:00Z">
+        <w:r>
+          <w:t xml:space="preserve"> </w:t>
+        </w:r>
+      </w:ins>
+      <w:ins w:id="30" w:author="PR Preview" w:date="2026-01-01T00:00:00Z">
+        <w:r>
+          <w:t xml:space="preserve">An</w:t>
+        </w:r>
+      </w:ins>
+      <w:ins w:id="31" w:author="PR Preview" w:date="2026-01-01T00:00:00Z">
+        <w:r>
+          <w:t xml:space="preserve"> </w:t>
+        </w:r>
+      </w:ins>
+      <w:ins w:id="32" w:author="PR Preview" w:date="2026-01-01T00:00:00Z">
+        <w:r>
+          <w:rPr>
+            <w:b/>
+            <w:bCs/>
+          </w:rPr>
+          <w:t xml:space="preserve">AI tell</w:t>
+        </w:r>
+      </w:ins>
+      <w:ins w:id="33" w:author="PR Preview" w:date="2026-01-01T00:00:00Z">
+        <w:r>
+          <w:t xml:space="preserve"> </w:t>
+        </w:r>
+      </w:ins>
+      <w:ins w:id="34" w:author="PR Preview" w:date="2026-01-01T00:00:00Z">
+        <w:r>
+          <w:t xml:space="preserve">is a</w:t>
+        </w:r>
+      </w:ins>
+      <w:ins w:id="35" w:author="PR Preview" w:date="2026-01-01T00:00:00Z">
+        <w:r>
+          <w:t xml:space="preserve"> </w:t>
+        </w:r>
+      </w:ins>
+      <w:hyperlink w:anchor="def-cliche">
+        <w:ins w:id="36" w:author="PR Preview" w:date="2026-01-01T00:00:00Z">
+          <w:r>
+            <w:rPr>
+              <w:rStyle w:val="Hyperlink"/>
+            </w:rPr>
+            <w:t xml:space="preserve">cliché</w:t>
+          </w:r>
+        </w:ins>
+      </w:hyperlink>
+      <w:ins w:id="37" w:author="PR Preview" w:date="2026-01-01T00:00:00Z">
+        <w:r>
+          <w:t xml:space="preserve"> </w:t>
+        </w:r>
+      </w:ins>
+      <w:ins w:id="38" w:author="PR Preview" w:date="2026-01-01T00:00:00Z">
+        <w:r>
+          <w:t xml:space="preserve">that readers associate with text written by an AI assistant.</w:t>
+        </w:r>
+      </w:ins>
+    </w:p>
+    <w:bookmarkEnd w:id="13"/>
+    <w:p>
+      <w:pPr>
+        <w:pStyle w:val="BodyText"/>
+      </w:pPr>
+      <w:ins w:id="39" w:author="PR Preview" w:date="2026-01-01T00:00:00Z">
+        <w:r>
+          <w:t xml:space="preserve">Human drafts use the same patterns,</w:t>
+        </w:r>
+      </w:ins>
+      <w:ins w:id="40" w:author="PR Preview" w:date="2026-01-01T00:00:00Z">
+        <w:r>
+          <w:t xml:space="preserve"> </w:t>
+        </w:r>
+      </w:ins>
+      <w:ins w:id="41" w:author="PR Preview" w:date="2026-01-01T00:00:00Z">
+        <w:r>
+          <w:t xml:space="preserve">so this chapter is for any writer,</w:t>
+        </w:r>
+      </w:ins>
+      <w:ins w:id="42" w:author="PR Preview" w:date="2026-01-01T00:00:00Z">
+        <w:r>
+          <w:t xml:space="preserve"> </w:t>
+        </w:r>
+      </w:ins>
+      <w:ins w:id="43" w:author="PR Preview" w:date="2026-01-01T00:00:00Z">
+        <w:r>
+          <w:t xml:space="preserve">including anyone editing a draft that an assistant helped write.</w:t>
+        </w:r>
+      </w:ins>
+      <w:ins w:id="44" w:author="PR Preview" w:date="2026-01-01T00:00:00Z">
+        <w:r>
+          <w:t xml:space="preserve"> </w:t>
+        </w:r>
+      </w:ins>
+      <w:ins w:id="45" w:author="PR Preview" w:date="2026-01-01T00:00:00Z">
+        <w:r>
+          <w:t xml:space="preserve">It catalogs the most common clichés so you can remove them.</w:t>
+        </w:r>
+      </w:ins>
+    </w:p>
+    <w:bookmarkStart w:id="20" w:name="terms-used-in-this-chapter"/>
+    <w:p>
+      <w:pPr>
+        <w:pStyle w:val="Heading2"/>
+      </w:pPr>
+      <w:ins w:id="46" w:author="PR Preview" w:date="2026-01-01T00:00:00Z">
+        <w:r>
+          <w:t xml:space="preserve">1 Terms used in this chapter</w:t>
+        </w:r>
+      </w:ins>
+    </w:p>
+    <w:bookmarkStart w:id="14" w:name="def-register"/>
+    <w:p>
+      <w:pPr>
+        <w:pStyle w:val="FirstParagraph"/>
+      </w:pPr>
+      <w:ins w:id="47" w:author="PR Preview" w:date="2026-01-01T00:00:00Z">
+        <w:r>
+          <w:rPr>
+            <w:b/>
+            <w:bCs/>
+          </w:rPr>
+          <w:t xml:space="preserve">Definition 3 (Register)</w:t>
+        </w:r>
+      </w:ins>
+      <w:ins w:id="48" w:author="PR Preview" w:date="2026-01-01T00:00:00Z">
+        <w:r>
+          <w:t xml:space="preserve"> </w:t>
+        </w:r>
+      </w:ins>
+      <w:ins w:id="49" w:author="PR Preview" w:date="2026-01-01T00:00:00Z">
+        <w:r>
+          <w:t xml:space="preserve">A writer’s</w:t>
+        </w:r>
+      </w:ins>
+      <w:ins w:id="50" w:author="PR Preview" w:date="2026-01-01T00:00:00Z">
+        <w:r>
+          <w:t xml:space="preserve"> </w:t>
+        </w:r>
+      </w:ins>
+      <w:ins w:id="51" w:author="PR Preview" w:date="2026-01-01T00:00:00Z">
+        <w:r>
+          <w:rPr>
+            <w:b/>
+            <w:bCs/>
+          </w:rPr>
+          <w:t xml:space="preserve">register</w:t>
+        </w:r>
+      </w:ins>
+      <w:ins w:id="52" w:author="PR Preview" w:date="2026-01-01T00:00:00Z">
+        <w:r>
+          <w:t xml:space="preserve"> </w:t>
+        </w:r>
+      </w:ins>
+      <w:ins w:id="53" w:author="PR Preview" w:date="2026-01-01T00:00:00Z">
+        <w:r>
+          <w:t xml:space="preserve">is the level of formality and kind of language</w:t>
+        </w:r>
+      </w:ins>
+      <w:ins w:id="54" w:author="PR Preview" w:date="2026-01-01T00:00:00Z">
+        <w:r>
+          <w:t xml:space="preserve"> </w:t>
+        </w:r>
+      </w:ins>
+      <w:ins w:id="55" w:author="PR Preview" w:date="2026-01-01T00:00:00Z">
+        <w:r>
+          <w:t xml:space="preserve">they choose for a particular audience and setting,</w:t>
+        </w:r>
+      </w:ins>
+      <w:ins w:id="56" w:author="PR Preview" w:date="2026-01-01T00:00:00Z">
+        <w:r>
+          <w:t xml:space="preserve"> </w:t>
+        </w:r>
+      </w:ins>
+      <w:ins w:id="57" w:author="PR Preview" w:date="2026-01-01T00:00:00Z">
+        <w:r>
+          <w:t xml:space="preserve">such as conversational, technical, or promotional.</w:t>
+        </w:r>
+      </w:ins>
+    </w:p>
+    <w:bookmarkEnd w:id="14"/>
+    <w:bookmarkStart w:id="15" w:name="def-antithesis"/>
+    <w:p>
+      <w:pPr>
+        <w:pStyle w:val="BodyText"/>
+      </w:pPr>
+      <w:ins w:id="58" w:author="PR Preview" w:date="2026-01-01T00:00:00Z">
+        <w:r>
+          <w:rPr>
+            <w:b/>
+            <w:bCs/>
+          </w:rPr>
+          <w:t xml:space="preserve">Definition 4 (Antithesis)</w:t>
+        </w:r>
+      </w:ins>
+      <w:ins w:id="59" w:author="PR Preview" w:date="2026-01-01T00:00:00Z">
+        <w:r>
+          <w:t xml:space="preserve"> </w:t>
+        </w:r>
+      </w:ins>
+      <w:ins w:id="60" w:author="PR Preview" w:date="2026-01-01T00:00:00Z">
+        <w:r>
+          <w:t xml:space="preserve">An</w:t>
+        </w:r>
+      </w:ins>
+      <w:ins w:id="61" w:author="PR Preview" w:date="2026-01-01T00:00:00Z">
+        <w:r>
+          <w:t xml:space="preserve"> </w:t>
+        </w:r>
+      </w:ins>
+      <w:ins w:id="62" w:author="PR Preview" w:date="2026-01-01T00:00:00Z">
+        <w:r>
+          <w:rPr>
+            <w:b/>
+            <w:bCs/>
+          </w:rPr>
+          <w:t xml:space="preserve">antithesis</w:t>
+        </w:r>
+      </w:ins>
+      <w:ins w:id="63" w:author="PR Preview" w:date="2026-01-01T00:00:00Z">
+        <w:r>
+          <w:t xml:space="preserve"> </w:t>
+        </w:r>
+      </w:ins>
+      <w:ins w:id="64" w:author="PR Preview" w:date="2026-01-01T00:00:00Z">
+        <w:r>
+          <w:t xml:space="preserve">is a construction that sets two contrasting ideas</w:t>
+        </w:r>
+      </w:ins>
+      <w:ins w:id="65" w:author="PR Preview" w:date="2026-01-01T00:00:00Z">
+        <w:r>
+          <w:t xml:space="preserve"> </w:t>
+        </w:r>
+      </w:ins>
+      <w:ins w:id="66" w:author="PR Preview" w:date="2026-01-01T00:00:00Z">
+        <w:r>
+          <w:t xml:space="preserve">side by side in parallel form,</w:t>
+        </w:r>
+      </w:ins>
+      <w:ins w:id="67" w:author="PR Preview" w:date="2026-01-01T00:00:00Z">
+        <w:r>
+          <w:t xml:space="preserve"> </w:t>
+        </w:r>
+      </w:ins>
+      <w:ins w:id="68" w:author="PR Preview" w:date="2026-01-01T00:00:00Z">
+        <w:r>
+          <w:t xml:space="preserve">such as</w:t>
+        </w:r>
+      </w:ins>
+      <w:ins w:id="69" w:author="PR Preview" w:date="2026-01-01T00:00:00Z">
+        <w:r>
+          <w:t xml:space="preserve"> </w:t>
+        </w:r>
+      </w:ins>
+      <w:ins w:id="70" w:author="PR Preview" w:date="2026-01-01T00:00:00Z">
+        <w:r>
+          <w:t xml:space="preserve">“not X, but Y”</w:t>
+        </w:r>
+      </w:ins>
+      <w:ins w:id="71" w:author="PR Preview" w:date="2026-01-01T00:00:00Z">
+        <w:r>
+          <w:t xml:space="preserve"> </w:t>
+        </w:r>
+      </w:ins>
+      <w:ins w:id="72" w:author="PR Preview" w:date="2026-01-01T00:00:00Z">
+        <w:r>
+          <w:t xml:space="preserve">or</w:t>
+        </w:r>
+      </w:ins>
+      <w:ins w:id="73" w:author="PR Preview" w:date="2026-01-01T00:00:00Z">
+        <w:r>
+          <w:t xml:space="preserve"> </w:t>
+        </w:r>
+      </w:ins>
+      <w:ins w:id="74" w:author="PR Preview" w:date="2026-01-01T00:00:00Z">
+        <w:r>
+          <w:t xml:space="preserve">“X, not Y”</w:t>
+        </w:r>
+      </w:ins>
+      <w:ins w:id="75" w:author="PR Preview" w:date="2026-01-01T00:00:00Z">
+        <w:r>
+          <w:t xml:space="preserve">.</w:t>
+        </w:r>
+      </w:ins>
+    </w:p>
+    <w:bookmarkEnd w:id="15"/>
+    <w:bookmarkStart w:id="16" w:name="def-hedge"/>
+    <w:p>
+      <w:pPr>
+        <w:pStyle w:val="BodyText"/>
+      </w:pPr>
+      <w:ins w:id="76" w:author="PR Preview" w:date="2026-01-01T00:00:00Z">
+        <w:r>
+          <w:rPr>
+            <w:b/>
+            <w:bCs/>
+          </w:rPr>
+          <w:t xml:space="preserve">Definition 5 (Hedge)</w:t>
+        </w:r>
+      </w:ins>
+      <w:ins w:id="77" w:author="PR Preview" w:date="2026-01-01T00:00:00Z">
+        <w:r>
+          <w:t xml:space="preserve"> </w:t>
+        </w:r>
+      </w:ins>
+      <w:ins w:id="78" w:author="PR Preview" w:date="2026-01-01T00:00:00Z">
+        <w:r>
+          <w:t xml:space="preserve">A</w:t>
+        </w:r>
+      </w:ins>
+      <w:ins w:id="79" w:author="PR Preview" w:date="2026-01-01T00:00:00Z">
+        <w:r>
+          <w:t xml:space="preserve"> </w:t>
+        </w:r>
+      </w:ins>
+      <w:ins w:id="80" w:author="PR Preview" w:date="2026-01-01T00:00:00Z">
+        <w:r>
+          <w:rPr>
+            <w:b/>
+            <w:bCs/>
+          </w:rPr>
+          <w:t xml:space="preserve">hedge</w:t>
+        </w:r>
+      </w:ins>
+      <w:ins w:id="81" w:author="PR Preview" w:date="2026-01-01T00:00:00Z">
+        <w:r>
+          <w:t xml:space="preserve"> </w:t>
+        </w:r>
+      </w:ins>
+      <w:ins w:id="82" w:author="PR Preview" w:date="2026-01-01T00:00:00Z">
+        <w:r>
+          <w:t xml:space="preserve">is a word or phrase that softens a claim</w:t>
+        </w:r>
+      </w:ins>
+      <w:ins w:id="83" w:author="PR Preview" w:date="2026-01-01T00:00:00Z">
+        <w:r>
+          <w:t xml:space="preserve"> </w:t>
+        </w:r>
+      </w:ins>
+      <w:ins w:id="84" w:author="PR Preview" w:date="2026-01-01T00:00:00Z">
+        <w:r>
+          <w:t xml:space="preserve">or marks uncertainty about it,</w:t>
+        </w:r>
+      </w:ins>
+      <w:ins w:id="85" w:author="PR Preview" w:date="2026-01-01T00:00:00Z">
+        <w:r>
+          <w:t xml:space="preserve"> </w:t>
+        </w:r>
+      </w:ins>
+      <w:ins w:id="86" w:author="PR Preview" w:date="2026-01-01T00:00:00Z">
+        <w:r>
+          <w:t xml:space="preserve">such as</w:t>
+        </w:r>
+      </w:ins>
+      <w:ins w:id="87" w:author="PR Preview" w:date="2026-01-01T00:00:00Z">
+        <w:r>
+          <w:t xml:space="preserve"> </w:t>
+        </w:r>
+      </w:ins>
+      <w:ins w:id="88" w:author="PR Preview" w:date="2026-01-01T00:00:00Z">
+        <w:r>
+          <w:t xml:space="preserve">“may”</w:t>
+        </w:r>
+      </w:ins>
+      <w:ins w:id="89" w:author="PR Preview" w:date="2026-01-01T00:00:00Z">
+        <w:r>
           <w:t xml:space="preserve">,</w:t>
         </w:r>
       </w:ins>
-      <w:ins w:id="24" w:author="PR Preview" w:date="2026-01-01T00:00:00Z">
-        <w:r>
-          <w:t xml:space="preserve"> </w:t>
-        </w:r>
-      </w:ins>
-      <w:ins w:id="25" w:author="PR Preview" w:date="2026-01-01T00:00:00Z">
-        <w:r>
-          <w:t xml:space="preserve">and start to doubt that the author checked it.</w:t>
-        </w:r>
-      </w:ins>
-      <w:ins w:id="26" w:author="PR Preview" w:date="2026-01-01T00:00:00Z">
-        <w:r>
-          <w:t xml:space="preserve"> </w:t>
-        </w:r>
-      </w:ins>
-      <w:ins w:id="27" w:author="PR Preview" w:date="2026-01-01T00:00:00Z">
-        <w:r>
-          <w:t xml:space="preserve">Human drafts use the same patterns,</w:t>
-        </w:r>
-      </w:ins>
-      <w:ins w:id="28" w:author="PR Preview" w:date="2026-01-01T00:00:00Z">
-        <w:r>
-          <w:t xml:space="preserve"> </w:t>
-        </w:r>
-      </w:ins>
-      <w:ins w:id="29" w:author="PR Preview" w:date="2026-01-01T00:00:00Z">
-        <w:r>
-          <w:t xml:space="preserve">so this chapter is for any writer,</w:t>
-        </w:r>
-      </w:ins>
-      <w:ins w:id="30" w:author="PR Preview" w:date="2026-01-01T00:00:00Z">
-        <w:r>
-          <w:t xml:space="preserve"> </w:t>
-        </w:r>
-      </w:ins>
-      <w:ins w:id="31" w:author="PR Preview" w:date="2026-01-01T00:00:00Z">
-        <w:r>
-          <w:t xml:space="preserve">including anyone editing a draft that an assistant helped write.</w:t>
-        </w:r>
-      </w:ins>
-      <w:ins w:id="32" w:author="PR Preview" w:date="2026-01-01T00:00:00Z">
-        <w:r>
-          <w:t xml:space="preserve"> </w:t>
-        </w:r>
-      </w:ins>
-      <w:ins w:id="33" w:author="PR Preview" w:date="2026-01-01T00:00:00Z">
-        <w:r>
-          <w:t xml:space="preserve">It catalogs the most common clichés so you can remove them.</w:t>
-        </w:r>
-      </w:ins>
-    </w:p>
+      <w:ins w:id="90" w:author="PR Preview" w:date="2026-01-01T00:00:00Z">
+        <w:r>
+          <w:t xml:space="preserve"> </w:t>
+        </w:r>
+      </w:ins>
+      <w:ins w:id="91" w:author="PR Preview" w:date="2026-01-01T00:00:00Z">
+        <w:r>
+          <w:t xml:space="preserve">“suggests”</w:t>
+        </w:r>
+      </w:ins>
+      <w:ins w:id="92" w:author="PR Preview" w:date="2026-01-01T00:00:00Z">
+        <w:r>
+          <w:t xml:space="preserve">, or</w:t>
+        </w:r>
+      </w:ins>
+      <w:ins w:id="93" w:author="PR Preview" w:date="2026-01-01T00:00:00Z">
+        <w:r>
+          <w:t xml:space="preserve"> </w:t>
+        </w:r>
+      </w:ins>
+      <w:ins w:id="94" w:author="PR Preview" w:date="2026-01-01T00:00:00Z">
+        <w:r>
+          <w:t xml:space="preserve">“possibly”</w:t>
+        </w:r>
+      </w:ins>
+      <w:ins w:id="95" w:author="PR Preview" w:date="2026-01-01T00:00:00Z">
+        <w:r>
+          <w:t xml:space="preserve">.</w:t>
+        </w:r>
+      </w:ins>
+    </w:p>
+    <w:bookmarkEnd w:id="16"/>
+    <w:bookmarkStart w:id="17" w:name="def-copula"/>
     <w:p>
       <w:pPr>
         <w:pStyle w:val="BodyText"/>
       </w:pPr>
-      <w:ins w:id="34" w:author="PR Preview" w:date="2026-01-01T00:00:00Z">
-        <w:r>
-          <w:t xml:space="preserve">One caveat first:</w:t>
-        </w:r>
-      </w:ins>
-      <w:ins w:id="35" w:author="PR Preview" w:date="2026-01-01T00:00:00Z">
-        <w:r>
-          <w:t xml:space="preserve"> </w:t>
-        </w:r>
-      </w:ins>
-      <w:ins w:id="36" w:author="PR Preview" w:date="2026-01-01T00:00:00Z">
-        <w:r>
-          <w:t xml:space="preserve">no single word or pattern below is wrong on its own.</w:t>
-        </w:r>
-      </w:ins>
-      <w:ins w:id="37" w:author="PR Preview" w:date="2026-01-01T00:00:00Z">
-        <w:r>
-          <w:t xml:space="preserve"> </w:t>
-        </w:r>
-      </w:ins>
-      <w:ins w:id="38" w:author="PR Preview" w:date="2026-01-01T00:00:00Z">
+      <w:ins w:id="96" w:author="PR Preview" w:date="2026-01-01T00:00:00Z">
+        <w:r>
+          <w:rPr>
+            <w:b/>
+            <w:bCs/>
+          </w:rPr>
+          <w:t xml:space="preserve">Definition 6 (Copula)</w:t>
+        </w:r>
+      </w:ins>
+      <w:ins w:id="97" w:author="PR Preview" w:date="2026-01-01T00:00:00Z">
+        <w:r>
+          <w:t xml:space="preserve"> </w:t>
+        </w:r>
+      </w:ins>
+      <w:ins w:id="98" w:author="PR Preview" w:date="2026-01-01T00:00:00Z">
+        <w:r>
+          <w:t xml:space="preserve">A</w:t>
+        </w:r>
+      </w:ins>
+      <w:ins w:id="99" w:author="PR Preview" w:date="2026-01-01T00:00:00Z">
+        <w:r>
+          <w:t xml:space="preserve"> </w:t>
+        </w:r>
+      </w:ins>
+      <w:ins w:id="100" w:author="PR Preview" w:date="2026-01-01T00:00:00Z">
+        <w:r>
+          <w:rPr>
+            <w:b/>
+            <w:bCs/>
+          </w:rPr>
+          <w:t xml:space="preserve">copula</w:t>
+        </w:r>
+      </w:ins>
+      <w:ins w:id="101" w:author="PR Preview" w:date="2026-01-01T00:00:00Z">
+        <w:r>
+          <w:t xml:space="preserve"> </w:t>
+        </w:r>
+      </w:ins>
+      <w:ins w:id="102" w:author="PR Preview" w:date="2026-01-01T00:00:00Z">
+        <w:r>
+          <w:t xml:space="preserve">is a verb, usually a form of</w:t>
+        </w:r>
+      </w:ins>
+      <w:ins w:id="103" w:author="PR Preview" w:date="2026-01-01T00:00:00Z">
+        <w:r>
+          <w:t xml:space="preserve"> </w:t>
+        </w:r>
+      </w:ins>
+      <w:ins w:id="104" w:author="PR Preview" w:date="2026-01-01T00:00:00Z">
+        <w:r>
+          <w:t xml:space="preserve">“to be”</w:t>
+        </w:r>
+      </w:ins>
+      <w:ins w:id="105" w:author="PR Preview" w:date="2026-01-01T00:00:00Z">
+        <w:r>
+          <w:t xml:space="preserve">,</w:t>
+        </w:r>
+      </w:ins>
+      <w:ins w:id="106" w:author="PR Preview" w:date="2026-01-01T00:00:00Z">
+        <w:r>
+          <w:t xml:space="preserve"> </w:t>
+        </w:r>
+      </w:ins>
+      <w:ins w:id="107" w:author="PR Preview" w:date="2026-01-01T00:00:00Z">
+        <w:r>
+          <w:t xml:space="preserve">that links a subject to a description of it,</w:t>
+        </w:r>
+      </w:ins>
+      <w:ins w:id="108" w:author="PR Preview" w:date="2026-01-01T00:00:00Z">
+        <w:r>
+          <w:t xml:space="preserve"> </w:t>
+        </w:r>
+      </w:ins>
+      <w:ins w:id="109" w:author="PR Preview" w:date="2026-01-01T00:00:00Z">
+        <w:r>
+          <w:t xml:space="preserve">as</w:t>
+        </w:r>
+      </w:ins>
+      <w:ins w:id="110" w:author="PR Preview" w:date="2026-01-01T00:00:00Z">
+        <w:r>
+          <w:t xml:space="preserve"> </w:t>
+        </w:r>
+      </w:ins>
+      <w:ins w:id="111" w:author="PR Preview" w:date="2026-01-01T00:00:00Z">
+        <w:r>
+          <w:t xml:space="preserve">“is”</w:t>
+        </w:r>
+      </w:ins>
+      <w:ins w:id="112" w:author="PR Preview" w:date="2026-01-01T00:00:00Z">
+        <w:r>
+          <w:t xml:space="preserve"> </w:t>
+        </w:r>
+      </w:ins>
+      <w:ins w:id="113" w:author="PR Preview" w:date="2026-01-01T00:00:00Z">
+        <w:r>
+          <w:t xml:space="preserve">does in</w:t>
+        </w:r>
+      </w:ins>
+      <w:ins w:id="114" w:author="PR Preview" w:date="2026-01-01T00:00:00Z">
+        <w:r>
+          <w:t xml:space="preserve"> </w:t>
+        </w:r>
+      </w:ins>
+      <w:ins w:id="115" w:author="PR Preview" w:date="2026-01-01T00:00:00Z">
+        <w:r>
+          <w:t xml:space="preserve">“the estimate is biased”</w:t>
+        </w:r>
+      </w:ins>
+      <w:ins w:id="116" w:author="PR Preview" w:date="2026-01-01T00:00:00Z">
+        <w:r>
+          <w:t xml:space="preserve">.</w:t>
+        </w:r>
+      </w:ins>
+    </w:p>
+    <w:bookmarkEnd w:id="17"/>
+    <w:bookmarkStart w:id="18" w:name="def-participial-clause"/>
+    <w:p>
+      <w:pPr>
+        <w:pStyle w:val="BodyText"/>
+      </w:pPr>
+      <w:ins w:id="117" w:author="PR Preview" w:date="2026-01-01T00:00:00Z">
+        <w:r>
+          <w:rPr>
+            <w:b/>
+            <w:bCs/>
+          </w:rPr>
+          <w:t xml:space="preserve">Definition 7 (Participial clause)</w:t>
+        </w:r>
+      </w:ins>
+      <w:ins w:id="118" w:author="PR Preview" w:date="2026-01-01T00:00:00Z">
+        <w:r>
+          <w:t xml:space="preserve"> </w:t>
+        </w:r>
+      </w:ins>
+      <w:ins w:id="119" w:author="PR Preview" w:date="2026-01-01T00:00:00Z">
+        <w:r>
+          <w:t xml:space="preserve">A</w:t>
+        </w:r>
+      </w:ins>
+      <w:ins w:id="120" w:author="PR Preview" w:date="2026-01-01T00:00:00Z">
+        <w:r>
+          <w:t xml:space="preserve"> </w:t>
+        </w:r>
+      </w:ins>
+      <w:ins w:id="121" w:author="PR Preview" w:date="2026-01-01T00:00:00Z">
+        <w:r>
+          <w:rPr>
+            <w:b/>
+            <w:bCs/>
+          </w:rPr>
+          <w:t xml:space="preserve">participial clause</w:t>
+        </w:r>
+      </w:ins>
+      <w:ins w:id="122" w:author="PR Preview" w:date="2026-01-01T00:00:00Z">
+        <w:r>
+          <w:t xml:space="preserve"> </w:t>
+        </w:r>
+      </w:ins>
+      <w:ins w:id="123" w:author="PR Preview" w:date="2026-01-01T00:00:00Z">
+        <w:r>
+          <w:t xml:space="preserve">is a clause built on a verb form</w:t>
+        </w:r>
+      </w:ins>
+      <w:ins w:id="124" w:author="PR Preview" w:date="2026-01-01T00:00:00Z">
+        <w:r>
+          <w:t xml:space="preserve"> </w:t>
+        </w:r>
+      </w:ins>
+      <w:ins w:id="125" w:author="PR Preview" w:date="2026-01-01T00:00:00Z">
+        <w:r>
+          <w:t xml:space="preserve">ending in</w:t>
+        </w:r>
+      </w:ins>
+      <w:ins w:id="126" w:author="PR Preview" w:date="2026-01-01T00:00:00Z">
+        <w:r>
+          <w:t xml:space="preserve"> </w:t>
+        </w:r>
+      </w:ins>
+      <w:ins w:id="127" w:author="PR Preview" w:date="2026-01-01T00:00:00Z">
+        <w:r>
+          <w:t xml:space="preserve">“-ing”</w:t>
+        </w:r>
+      </w:ins>
+      <w:ins w:id="128" w:author="PR Preview" w:date="2026-01-01T00:00:00Z">
+        <w:r>
+          <w:t xml:space="preserve"> </w:t>
+        </w:r>
+      </w:ins>
+      <w:ins w:id="129" w:author="PR Preview" w:date="2026-01-01T00:00:00Z">
+        <w:r>
+          <w:t xml:space="preserve">or</w:t>
+        </w:r>
+      </w:ins>
+      <w:ins w:id="130" w:author="PR Preview" w:date="2026-01-01T00:00:00Z">
+        <w:r>
+          <w:t xml:space="preserve"> </w:t>
+        </w:r>
+      </w:ins>
+      <w:ins w:id="131" w:author="PR Preview" w:date="2026-01-01T00:00:00Z">
+        <w:r>
+          <w:t xml:space="preserve">“-ed”</w:t>
+        </w:r>
+      </w:ins>
+      <w:ins w:id="132" w:author="PR Preview" w:date="2026-01-01T00:00:00Z">
+        <w:r>
+          <w:t xml:space="preserve"> </w:t>
+        </w:r>
+      </w:ins>
+      <w:ins w:id="133" w:author="PR Preview" w:date="2026-01-01T00:00:00Z">
+        <w:r>
+          <w:t xml:space="preserve">that has no subject of its own,</w:t>
+        </w:r>
+      </w:ins>
+      <w:ins w:id="134" w:author="PR Preview" w:date="2026-01-01T00:00:00Z">
+        <w:r>
+          <w:t xml:space="preserve"> </w:t>
+        </w:r>
+      </w:ins>
+      <w:ins w:id="135" w:author="PR Preview" w:date="2026-01-01T00:00:00Z">
+        <w:r>
+          <w:t xml:space="preserve">such as</w:t>
+        </w:r>
+      </w:ins>
+      <w:ins w:id="136" w:author="PR Preview" w:date="2026-01-01T00:00:00Z">
+        <w:r>
+          <w:t xml:space="preserve"> </w:t>
+        </w:r>
+      </w:ins>
+      <w:ins w:id="137" w:author="PR Preview" w:date="2026-01-01T00:00:00Z">
+        <w:r>
+          <w:t xml:space="preserve">“ensuring that the data are clean”</w:t>
+        </w:r>
+      </w:ins>
+      <w:ins w:id="138" w:author="PR Preview" w:date="2026-01-01T00:00:00Z">
+        <w:r>
+          <w:t xml:space="preserve"> </w:t>
+        </w:r>
+      </w:ins>
+      <w:ins w:id="139" w:author="PR Preview" w:date="2026-01-01T00:00:00Z">
+        <w:r>
+          <w:t xml:space="preserve">at the end of a sentence.</w:t>
+        </w:r>
+      </w:ins>
+    </w:p>
+    <w:bookmarkEnd w:id="18"/>
+    <w:bookmarkStart w:id="19" w:name="def-aphorism"/>
+    <w:p>
+      <w:pPr>
+        <w:pStyle w:val="BodyText"/>
+      </w:pPr>
+      <w:ins w:id="140" w:author="PR Preview" w:date="2026-01-01T00:00:00Z">
+        <w:r>
+          <w:rPr>
+            <w:b/>
+            <w:bCs/>
+          </w:rPr>
+          <w:t xml:space="preserve">Definition 8 (Aphorism)</w:t>
+        </w:r>
+      </w:ins>
+      <w:ins w:id="141" w:author="PR Preview" w:date="2026-01-01T00:00:00Z">
+        <w:r>
+          <w:t xml:space="preserve"> </w:t>
+        </w:r>
+      </w:ins>
+      <w:ins w:id="142" w:author="PR Preview" w:date="2026-01-01T00:00:00Z">
+        <w:r>
+          <w:t xml:space="preserve">An</w:t>
+        </w:r>
+      </w:ins>
+      <w:ins w:id="143" w:author="PR Preview" w:date="2026-01-01T00:00:00Z">
+        <w:r>
+          <w:t xml:space="preserve"> </w:t>
+        </w:r>
+      </w:ins>
+      <w:ins w:id="144" w:author="PR Preview" w:date="2026-01-01T00:00:00Z">
+        <w:r>
+          <w:rPr>
+            <w:b/>
+            <w:bCs/>
+          </w:rPr>
+          <w:t xml:space="preserve">aphorism</w:t>
+        </w:r>
+      </w:ins>
+      <w:ins w:id="145" w:author="PR Preview" w:date="2026-01-01T00:00:00Z">
+        <w:r>
+          <w:t xml:space="preserve"> </w:t>
+        </w:r>
+      </w:ins>
+      <w:ins w:id="146" w:author="PR Preview" w:date="2026-01-01T00:00:00Z">
+        <w:r>
+          <w:t xml:space="preserve">is a short, quotable sentence</w:t>
+        </w:r>
+      </w:ins>
+      <w:ins w:id="147" w:author="PR Preview" w:date="2026-01-01T00:00:00Z">
+        <w:r>
+          <w:t xml:space="preserve"> </w:t>
+        </w:r>
+      </w:ins>
+      <w:ins w:id="148" w:author="PR Preview" w:date="2026-01-01T00:00:00Z">
+        <w:r>
+          <w:t xml:space="preserve">that states a general truth or verdict.</w:t>
+        </w:r>
+      </w:ins>
+    </w:p>
+    <w:bookmarkEnd w:id="19"/>
+    <w:bookmarkEnd w:id="20"/>
+    <w:bookmarkStart w:id="21" w:name="a-caveat"/>
+    <w:p>
+      <w:pPr>
+        <w:pStyle w:val="Heading2"/>
+      </w:pPr>
+      <w:ins w:id="149" w:author="PR Preview" w:date="2026-01-01T00:00:00Z">
+        <w:r>
+          <w:t xml:space="preserve">2 A caveat</w:t>
+        </w:r>
+      </w:ins>
+    </w:p>
+    <w:p>
+      <w:pPr>
+        <w:pStyle w:val="FirstParagraph"/>
+      </w:pPr>
+      <w:ins w:id="150" w:author="PR Preview" w:date="2026-01-01T00:00:00Z">
+        <w:r>
+          <w:t xml:space="preserve">No single word or pattern below is wrong on its own.</w:t>
+        </w:r>
+      </w:ins>
+      <w:ins w:id="151" w:author="PR Preview" w:date="2026-01-01T00:00:00Z">
+        <w:r>
+          <w:t xml:space="preserve"> </w:t>
+        </w:r>
+      </w:ins>
+      <w:ins w:id="152" w:author="PR Preview" w:date="2026-01-01T00:00:00Z">
         <w:r>
           <w:t xml:space="preserve">Each has legitimate uses.</w:t>
         </w:r>
       </w:ins>
-      <w:ins w:id="39" w:author="PR Preview" w:date="2026-01-01T00:00:00Z">
-        <w:r>
-          <w:t xml:space="preserve"> </w:t>
-        </w:r>
-      </w:ins>
-      <w:ins w:id="40" w:author="PR Preview" w:date="2026-01-01T00:00:00Z">
+      <w:ins w:id="153" w:author="PR Preview" w:date="2026-01-01T00:00:00Z">
+        <w:r>
+          <w:t xml:space="preserve"> </w:t>
+        </w:r>
+      </w:ins>
+      <w:ins w:id="154" w:author="PR Preview" w:date="2026-01-01T00:00:00Z">
         <w:r>
           <w:t xml:space="preserve">The signal is clustering and mechanical repetition,</w:t>
         </w:r>
       </w:ins>
-      <w:ins w:id="41" w:author="PR Preview" w:date="2026-01-01T00:00:00Z">
-        <w:r>
-          <w:t xml:space="preserve"> </w:t>
-        </w:r>
-      </w:ins>
-      <w:ins w:id="42" w:author="PR Preview" w:date="2026-01-01T00:00:00Z">
+      <w:ins w:id="155" w:author="PR Preview" w:date="2026-01-01T00:00:00Z">
+        <w:r>
+          <w:t xml:space="preserve"> </w:t>
+        </w:r>
+      </w:ins>
+      <w:ins w:id="156" w:author="PR Preview" w:date="2026-01-01T00:00:00Z">
         <w:r>
           <w:t xml:space="preserve">the same constructions appearing again and again</w:t>
         </w:r>
       </w:ins>
-      <w:ins w:id="43" w:author="PR Preview" w:date="2026-01-01T00:00:00Z">
-        <w:r>
-          <w:t xml:space="preserve"> </w:t>
-        </w:r>
-      </w:ins>
-      <w:ins w:id="44" w:author="PR Preview" w:date="2026-01-01T00:00:00Z">
+      <w:ins w:id="157" w:author="PR Preview" w:date="2026-01-01T00:00:00Z">
+        <w:r>
+          <w:t xml:space="preserve"> </w:t>
+        </w:r>
+      </w:ins>
+      <w:ins w:id="158" w:author="PR Preview" w:date="2026-01-01T00:00:00Z">
         <w:r>
           <w:t xml:space="preserve">regardless of what the sentence needs.</w:t>
         </w:r>
       </w:ins>
-      <w:ins w:id="45" w:author="PR Preview" w:date="2026-01-01T00:00:00Z">
-        <w:r>
-          <w:t xml:space="preserve"> </w:t>
-        </w:r>
-      </w:ins>
-      <w:ins w:id="46" w:author="PR Preview" w:date="2026-01-01T00:00:00Z">
+      <w:ins w:id="159" w:author="PR Preview" w:date="2026-01-01T00:00:00Z">
+        <w:r>
+          <w:t xml:space="preserve"> </w:t>
+        </w:r>
+      </w:ins>
+      <w:ins w:id="160" w:author="PR Preview" w:date="2026-01-01T00:00:00Z">
         <w:r>
           <w:t xml:space="preserve">Edit for the cluster, not the isolated instance,</w:t>
         </w:r>
       </w:ins>
-      <w:ins w:id="47" w:author="PR Preview" w:date="2026-01-01T00:00:00Z">
-        <w:r>
-          <w:t xml:space="preserve"> </w:t>
-        </w:r>
-      </w:ins>
-      <w:ins w:id="48" w:author="PR Preview" w:date="2026-01-01T00:00:00Z">
-        <w:r>
-          <w:t xml:space="preserve">and do not flatten your prose into a voiceless register</w:t>
-        </w:r>
-      </w:ins>
-      <w:ins w:id="49" w:author="PR Preview" w:date="2026-01-01T00:00:00Z">
-        <w:r>
-          <w:t xml:space="preserve"> </w:t>
-        </w:r>
-      </w:ins>
-      <w:ins w:id="50" w:author="PR Preview" w:date="2026-01-01T00:00:00Z">
+      <w:ins w:id="161" w:author="PR Preview" w:date="2026-01-01T00:00:00Z">
+        <w:r>
+          <w:t xml:space="preserve"> </w:t>
+        </w:r>
+      </w:ins>
+      <w:ins w:id="162" w:author="PR Preview" w:date="2026-01-01T00:00:00Z">
+        <w:r>
+          <w:t xml:space="preserve">and do not flatten your prose into a voiceless</w:t>
+        </w:r>
+      </w:ins>
+      <w:ins w:id="163" w:author="PR Preview" w:date="2026-01-01T00:00:00Z">
+        <w:r>
+          <w:t xml:space="preserve"> </w:t>
+        </w:r>
+      </w:ins>
+      <w:hyperlink w:anchor="def-register">
+        <w:ins w:id="164" w:author="PR Preview" w:date="2026-01-01T00:00:00Z">
+          <w:r>
+            <w:rPr>
+              <w:rStyle w:val="Hyperlink"/>
+            </w:rPr>
+            <w:t xml:space="preserve">register</w:t>
+          </w:r>
+        </w:ins>
+      </w:hyperlink>
+      <w:ins w:id="165" w:author="PR Preview" w:date="2026-01-01T00:00:00Z">
+        <w:r>
+          <w:t xml:space="preserve"> </w:t>
+        </w:r>
+      </w:ins>
+      <w:ins w:id="166" w:author="PR Preview" w:date="2026-01-01T00:00:00Z">
         <w:r>
           <w:t xml:space="preserve">trying to avoid every word on a list.</w:t>
         </w:r>
       </w:ins>
     </w:p>
-    <w:bookmarkStart w:id="14" w:name="overused-vocabulary"/>
+    <w:bookmarkEnd w:id="21"/>
+    <w:bookmarkStart w:id="24" w:name="overused-vocabulary"/>
     <w:p>
       <w:pPr>
         <w:pStyle w:val="Heading2"/>
       </w:pPr>
-      <w:ins w:id="51" w:author="PR Preview" w:date="2026-01-01T00:00:00Z">
-        <w:r>
-          <w:t xml:space="preserve">1 Overused vocabulary</w:t>
+      <w:ins w:id="167" w:author="PR Preview" w:date="2026-01-01T00:00:00Z">
+        <w:r>
+          <w:t xml:space="preserve">3 Overused vocabulary</w:t>
         </w:r>
       </w:ins>
     </w:p>
@@ -426,58 +1160,58 @@
       <w:pPr>
         <w:pStyle w:val="FirstParagraph"/>
       </w:pPr>
-      <w:ins w:id="52" w:author="PR Preview" w:date="2026-01-01T00:00:00Z">
+      <w:ins w:id="168" w:author="PR Preview" w:date="2026-01-01T00:00:00Z">
         <w:r>
           <w:t xml:space="preserve">Some words turn up in stock prose,</w:t>
         </w:r>
       </w:ins>
-      <w:ins w:id="53" w:author="PR Preview" w:date="2026-01-01T00:00:00Z">
-        <w:r>
-          <w:t xml:space="preserve"> </w:t>
-        </w:r>
-      </w:ins>
-      <w:ins w:id="54" w:author="PR Preview" w:date="2026-01-01T00:00:00Z">
+      <w:ins w:id="169" w:author="PR Preview" w:date="2026-01-01T00:00:00Z">
+        <w:r>
+          <w:t xml:space="preserve"> </w:t>
+        </w:r>
+      </w:ins>
+      <w:ins w:id="170" w:author="PR Preview" w:date="2026-01-01T00:00:00Z">
         <w:r>
           <w:t xml:space="preserve">and in machine-generated text especially,</w:t>
         </w:r>
       </w:ins>
-      <w:ins w:id="55" w:author="PR Preview" w:date="2026-01-01T00:00:00Z">
-        <w:r>
-          <w:t xml:space="preserve"> </w:t>
-        </w:r>
-      </w:ins>
-      <w:ins w:id="56" w:author="PR Preview" w:date="2026-01-01T00:00:00Z">
+      <w:ins w:id="171" w:author="PR Preview" w:date="2026-01-01T00:00:00Z">
+        <w:r>
+          <w:t xml:space="preserve"> </w:t>
+        </w:r>
+      </w:ins>
+      <w:ins w:id="172" w:author="PR Preview" w:date="2026-01-01T00:00:00Z">
         <w:r>
           <w:t xml:space="preserve">more often than the sentence needs them.</w:t>
         </w:r>
       </w:ins>
-      <w:ins w:id="57" w:author="PR Preview" w:date="2026-01-01T00:00:00Z">
-        <w:r>
-          <w:t xml:space="preserve"> </w:t>
-        </w:r>
-      </w:ins>
-      <w:ins w:id="58" w:author="PR Preview" w:date="2026-01-01T00:00:00Z">
+      <w:ins w:id="173" w:author="PR Preview" w:date="2026-01-01T00:00:00Z">
+        <w:r>
+          <w:t xml:space="preserve"> </w:t>
+        </w:r>
+      </w:ins>
+      <w:ins w:id="174" w:author="PR Preview" w:date="2026-01-01T00:00:00Z">
         <w:r>
           <w:t xml:space="preserve">Many are also Latin-derived words with plainer alternatives,</w:t>
         </w:r>
       </w:ins>
-      <w:ins w:id="59" w:author="PR Preview" w:date="2026-01-01T00:00:00Z">
-        <w:r>
-          <w:t xml:space="preserve"> </w:t>
-        </w:r>
-      </w:ins>
-      <w:ins w:id="60" w:author="PR Preview" w:date="2026-01-01T00:00:00Z">
+      <w:ins w:id="175" w:author="PR Preview" w:date="2026-01-01T00:00:00Z">
+        <w:r>
+          <w:t xml:space="preserve"> </w:t>
+        </w:r>
+      </w:ins>
+      <w:ins w:id="176" w:author="PR Preview" w:date="2026-01-01T00:00:00Z">
         <w:r>
           <w:t xml:space="preserve">so the advice here overlaps with the</w:t>
         </w:r>
       </w:ins>
-      <w:ins w:id="61" w:author="PR Preview" w:date="2026-01-01T00:00:00Z">
-        <w:r>
-          <w:t xml:space="preserve"> </w:t>
-        </w:r>
-      </w:ins>
-      <w:hyperlink r:id="rId12">
-        <w:ins w:id="62" w:author="PR Preview" w:date="2026-01-01T00:00:00Z">
+      <w:ins w:id="177" w:author="PR Preview" w:date="2026-01-01T00:00:00Z">
+        <w:r>
+          <w:t xml:space="preserve"> </w:t>
+        </w:r>
+      </w:ins>
+      <w:hyperlink r:id="rId22">
+        <w:ins w:id="178" w:author="PR Preview" w:date="2026-01-01T00:00:00Z">
           <w:r>
             <w:rPr>
               <w:rStyle w:val="Hyperlink"/>
@@ -486,23 +1220,23 @@
           </w:r>
         </w:ins>
       </w:hyperlink>
-      <w:ins w:id="63" w:author="PR Preview" w:date="2026-01-01T00:00:00Z">
-        <w:r>
-          <w:t xml:space="preserve"> </w:t>
-        </w:r>
-      </w:ins>
-      <w:ins w:id="64" w:author="PR Preview" w:date="2026-01-01T00:00:00Z">
+      <w:ins w:id="179" w:author="PR Preview" w:date="2026-01-01T00:00:00Z">
+        <w:r>
+          <w:t xml:space="preserve"> </w:t>
+        </w:r>
+      </w:ins>
+      <w:ins w:id="180" w:author="PR Preview" w:date="2026-01-01T00:00:00Z">
         <w:r>
           <w:t xml:space="preserve">chapter.</w:t>
         </w:r>
       </w:ins>
-      <w:ins w:id="65" w:author="PR Preview" w:date="2026-01-01T00:00:00Z">
+      <w:ins w:id="181" w:author="PR Preview" w:date="2026-01-01T00:00:00Z">
         <w:r>
           <w:t xml:space="preserve"> </w:t>
         </w:r>
       </w:ins>
       <w:hyperlink w:anchor="tbl-overused-vocabulary">
-        <w:ins w:id="66" w:author="PR Preview" w:date="2026-01-01T00:00:00Z">
+        <w:ins w:id="182" w:author="PR Preview" w:date="2026-01-01T00:00:00Z">
           <w:r>
             <w:rPr>
               <w:rStyle w:val="Hyperlink"/>
@@ -511,12 +1245,12 @@
           </w:r>
         </w:ins>
       </w:hyperlink>
-      <w:ins w:id="67" w:author="PR Preview" w:date="2026-01-01T00:00:00Z">
-        <w:r>
-          <w:t xml:space="preserve"> </w:t>
-        </w:r>
-      </w:ins>
-      <w:ins w:id="68" w:author="PR Preview" w:date="2026-01-01T00:00:00Z">
+      <w:ins w:id="183" w:author="PR Preview" w:date="2026-01-01T00:00:00Z">
+        <w:r>
+          <w:t xml:space="preserve"> </w:t>
+        </w:r>
+      </w:ins>
+      <w:ins w:id="184" w:author="PR Preview" w:date="2026-01-01T00:00:00Z">
         <w:r>
           <w:t xml:space="preserve">lists frequent offenders and plainer replacements.</w:t>
         </w:r>
@@ -535,7 +1269,7 @@
       <w:tr>
         <w:tc>
           <w:tcPr/>
-          <w:bookmarkStart w:id="13" w:name="tbl-overused-vocabulary"/>
+          <w:bookmarkStart w:id="23" w:name="tbl-overused-vocabulary"/>
           <w:p>
             <w:pPr>
               <w:jc w:val="center"/>
@@ -1344,7 +2078,7 @@
               </w:tc>
             </w:tr>
           </w:tbl>
-          <w:bookmarkEnd w:id="13"/>
+          <w:bookmarkEnd w:id="23"/>
           <w:p/>
         </w:tc>
       </w:tr>
@@ -1353,87 +2087,87 @@
       <w:pPr>
         <w:pStyle w:val="BodyText"/>
       </w:pPr>
-      <w:ins w:id="69" w:author="PR Preview" w:date="2026-01-01T00:00:00Z">
+      <w:ins w:id="185" w:author="PR Preview" w:date="2026-01-01T00:00:00Z">
         <w:r>
           <w:t xml:space="preserve">Whole phrases recur too.</w:t>
         </w:r>
       </w:ins>
-      <w:ins w:id="70" w:author="PR Preview" w:date="2026-01-01T00:00:00Z">
-        <w:r>
-          <w:t xml:space="preserve"> </w:t>
-        </w:r>
-      </w:ins>
-      <w:ins w:id="71" w:author="PR Preview" w:date="2026-01-01T00:00:00Z">
+      <w:ins w:id="186" w:author="PR Preview" w:date="2026-01-01T00:00:00Z">
+        <w:r>
+          <w:t xml:space="preserve"> </w:t>
+        </w:r>
+      </w:ins>
+      <w:ins w:id="187" w:author="PR Preview" w:date="2026-01-01T00:00:00Z">
         <w:r>
           <w:t xml:space="preserve">“In today’s fast-paced world”</w:t>
         </w:r>
       </w:ins>
-      <w:ins w:id="72" w:author="PR Preview" w:date="2026-01-01T00:00:00Z">
+      <w:ins w:id="188" w:author="PR Preview" w:date="2026-01-01T00:00:00Z">
         <w:r>
           <w:t xml:space="preserve">,</w:t>
         </w:r>
       </w:ins>
-      <w:ins w:id="73" w:author="PR Preview" w:date="2026-01-01T00:00:00Z">
-        <w:r>
-          <w:t xml:space="preserve"> </w:t>
-        </w:r>
-      </w:ins>
-      <w:ins w:id="74" w:author="PR Preview" w:date="2026-01-01T00:00:00Z">
+      <w:ins w:id="189" w:author="PR Preview" w:date="2026-01-01T00:00:00Z">
+        <w:r>
+          <w:t xml:space="preserve"> </w:t>
+        </w:r>
+      </w:ins>
+      <w:ins w:id="190" w:author="PR Preview" w:date="2026-01-01T00:00:00Z">
         <w:r>
           <w:t xml:space="preserve">“it is important to note that”</w:t>
         </w:r>
       </w:ins>
-      <w:ins w:id="75" w:author="PR Preview" w:date="2026-01-01T00:00:00Z">
+      <w:ins w:id="191" w:author="PR Preview" w:date="2026-01-01T00:00:00Z">
         <w:r>
           <w:t xml:space="preserve">,</w:t>
         </w:r>
       </w:ins>
-      <w:ins w:id="76" w:author="PR Preview" w:date="2026-01-01T00:00:00Z">
-        <w:r>
-          <w:t xml:space="preserve"> </w:t>
-        </w:r>
-      </w:ins>
-      <w:ins w:id="77" w:author="PR Preview" w:date="2026-01-01T00:00:00Z">
+      <w:ins w:id="192" w:author="PR Preview" w:date="2026-01-01T00:00:00Z">
+        <w:r>
+          <w:t xml:space="preserve"> </w:t>
+        </w:r>
+      </w:ins>
+      <w:ins w:id="193" w:author="PR Preview" w:date="2026-01-01T00:00:00Z">
         <w:r>
           <w:t xml:space="preserve">and</w:t>
         </w:r>
       </w:ins>
-      <w:ins w:id="78" w:author="PR Preview" w:date="2026-01-01T00:00:00Z">
-        <w:r>
-          <w:t xml:space="preserve"> </w:t>
-        </w:r>
-      </w:ins>
-      <w:ins w:id="79" w:author="PR Preview" w:date="2026-01-01T00:00:00Z">
+      <w:ins w:id="194" w:author="PR Preview" w:date="2026-01-01T00:00:00Z">
+        <w:r>
+          <w:t xml:space="preserve"> </w:t>
+        </w:r>
+      </w:ins>
+      <w:ins w:id="195" w:author="PR Preview" w:date="2026-01-01T00:00:00Z">
         <w:r>
           <w:t xml:space="preserve">“plays a vital role in”</w:t>
         </w:r>
       </w:ins>
-      <w:ins w:id="80" w:author="PR Preview" w:date="2026-01-01T00:00:00Z">
-        <w:r>
-          <w:t xml:space="preserve"> </w:t>
-        </w:r>
-      </w:ins>
-      <w:ins w:id="81" w:author="PR Preview" w:date="2026-01-01T00:00:00Z">
+      <w:ins w:id="196" w:author="PR Preview" w:date="2026-01-01T00:00:00Z">
+        <w:r>
+          <w:t xml:space="preserve"> </w:t>
+        </w:r>
+      </w:ins>
+      <w:ins w:id="197" w:author="PR Preview" w:date="2026-01-01T00:00:00Z">
         <w:r>
           <w:t xml:space="preserve">add length without content;</w:t>
         </w:r>
       </w:ins>
-      <w:ins w:id="82" w:author="PR Preview" w:date="2026-01-01T00:00:00Z">
-        <w:r>
-          <w:t xml:space="preserve"> </w:t>
-        </w:r>
-      </w:ins>
-      <w:ins w:id="83" w:author="PR Preview" w:date="2026-01-01T00:00:00Z">
+      <w:ins w:id="198" w:author="PR Preview" w:date="2026-01-01T00:00:00Z">
+        <w:r>
+          <w:t xml:space="preserve"> </w:t>
+        </w:r>
+      </w:ins>
+      <w:ins w:id="199" w:author="PR Preview" w:date="2026-01-01T00:00:00Z">
         <w:r>
           <w:t xml:space="preserve">delete them and start with the actual point.</w:t>
         </w:r>
       </w:ins>
-      <w:ins w:id="84" w:author="PR Preview" w:date="2026-01-01T00:00:00Z">
-        <w:r>
-          <w:t xml:space="preserve"> </w:t>
-        </w:r>
-      </w:ins>
-      <w:ins w:id="85" w:author="PR Preview" w:date="2026-01-01T00:00:00Z">
+      <w:ins w:id="200" w:author="PR Preview" w:date="2026-01-01T00:00:00Z">
+        <w:r>
+          <w:t xml:space="preserve"> </w:t>
+        </w:r>
+      </w:ins>
+      <w:ins w:id="201" w:author="PR Preview" w:date="2026-01-01T00:00:00Z">
         <w:r>
           <w:t xml:space="preserve">Two more families recur, and each member should give way to the literal claim:</w:t>
         </w:r>
@@ -1447,7 +2181,7 @@
           <w:numId w:val="1001"/>
         </w:numPr>
       </w:pPr>
-      <w:ins w:id="86" w:author="PR Preview" w:date="2026-01-01T00:00:00Z">
+      <w:ins w:id="202" w:author="PR Preview" w:date="2026-01-01T00:00:00Z">
         <w:r>
           <w:rPr>
             <w:b/>
@@ -1465,7 +2199,7 @@
           <w:numId w:val="1002"/>
         </w:numPr>
       </w:pPr>
-      <w:ins w:id="87" w:author="PR Preview" w:date="2026-01-01T00:00:00Z">
+      <w:ins w:id="203" w:author="PR Preview" w:date="2026-01-01T00:00:00Z">
         <w:r>
           <w:t xml:space="preserve">“journey”</w:t>
         </w:r>
@@ -1479,7 +2213,7 @@
           <w:numId w:val="1002"/>
         </w:numPr>
       </w:pPr>
-      <w:ins w:id="88" w:author="PR Preview" w:date="2026-01-01T00:00:00Z">
+      <w:ins w:id="204" w:author="PR Preview" w:date="2026-01-01T00:00:00Z">
         <w:r>
           <w:t xml:space="preserve">“pave the way”</w:t>
         </w:r>
@@ -1493,7 +2227,7 @@
           <w:numId w:val="1002"/>
         </w:numPr>
       </w:pPr>
-      <w:ins w:id="89" w:author="PR Preview" w:date="2026-01-01T00:00:00Z">
+      <w:ins w:id="205" w:author="PR Preview" w:date="2026-01-01T00:00:00Z">
         <w:r>
           <w:t xml:space="preserve">“shed light on”</w:t>
         </w:r>
@@ -1507,7 +2241,7 @@
           <w:numId w:val="1002"/>
         </w:numPr>
       </w:pPr>
-      <w:ins w:id="90" w:author="PR Preview" w:date="2026-01-01T00:00:00Z">
+      <w:ins w:id="206" w:author="PR Preview" w:date="2026-01-01T00:00:00Z">
         <w:r>
           <w:t xml:space="preserve">“at the heart of”</w:t>
         </w:r>
@@ -1521,7 +2255,7 @@
           <w:numId w:val="1002"/>
         </w:numPr>
       </w:pPr>
-      <w:ins w:id="91" w:author="PR Preview" w:date="2026-01-01T00:00:00Z">
+      <w:ins w:id="207" w:author="PR Preview" w:date="2026-01-01T00:00:00Z">
         <w:r>
           <w:t xml:space="preserve">“sits at the intersection of”</w:t>
         </w:r>
@@ -1535,7 +2269,7 @@
           <w:numId w:val="1002"/>
         </w:numPr>
       </w:pPr>
-      <w:ins w:id="92" w:author="PR Preview" w:date="2026-01-01T00:00:00Z">
+      <w:ins w:id="208" w:author="PR Preview" w:date="2026-01-01T00:00:00Z">
         <w:r>
           <w:t xml:space="preserve">“cornerstone”</w:t>
         </w:r>
@@ -1549,22 +2283,22 @@
           <w:numId w:val="1002"/>
         </w:numPr>
       </w:pPr>
-      <w:ins w:id="93" w:author="PR Preview" w:date="2026-01-01T00:00:00Z">
+      <w:ins w:id="209" w:author="PR Preview" w:date="2026-01-01T00:00:00Z">
         <w:r>
           <w:t xml:space="preserve">“deep dive”</w:t>
         </w:r>
       </w:ins>
-      <w:ins w:id="94" w:author="PR Preview" w:date="2026-01-01T00:00:00Z">
+      <w:ins w:id="210" w:author="PR Preview" w:date="2026-01-01T00:00:00Z">
         <w:r>
           <w:t xml:space="preserve">,</w:t>
         </w:r>
       </w:ins>
-      <w:ins w:id="95" w:author="PR Preview" w:date="2026-01-01T00:00:00Z">
-        <w:r>
-          <w:t xml:space="preserve"> </w:t>
-        </w:r>
-      </w:ins>
-      <w:ins w:id="96" w:author="PR Preview" w:date="2026-01-01T00:00:00Z">
+      <w:ins w:id="211" w:author="PR Preview" w:date="2026-01-01T00:00:00Z">
+        <w:r>
+          <w:t xml:space="preserve"> </w:t>
+        </w:r>
+      </w:ins>
+      <w:ins w:id="212" w:author="PR Preview" w:date="2026-01-01T00:00:00Z">
         <w:r>
           <w:t xml:space="preserve">“dive into”</w:t>
         </w:r>
@@ -1578,7 +2312,7 @@
           <w:numId w:val="1001"/>
         </w:numPr>
       </w:pPr>
-      <w:ins w:id="97" w:author="PR Preview" w:date="2026-01-01T00:00:00Z">
+      <w:ins w:id="213" w:author="PR Preview" w:date="2026-01-01T00:00:00Z">
         <w:r>
           <w:rPr>
             <w:b/>
@@ -1596,7 +2330,7 @@
           <w:numId w:val="1003"/>
         </w:numPr>
       </w:pPr>
-      <w:ins w:id="98" w:author="PR Preview" w:date="2026-01-01T00:00:00Z">
+      <w:ins w:id="214" w:author="PR Preview" w:date="2026-01-01T00:00:00Z">
         <w:r>
           <w:t xml:space="preserve">“at its core”</w:t>
         </w:r>
@@ -1610,7 +2344,7 @@
           <w:numId w:val="1003"/>
         </w:numPr>
       </w:pPr>
-      <w:ins w:id="99" w:author="PR Preview" w:date="2026-01-01T00:00:00Z">
+      <w:ins w:id="215" w:author="PR Preview" w:date="2026-01-01T00:00:00Z">
         <w:r>
           <w:t xml:space="preserve">“in essence”</w:t>
         </w:r>
@@ -1624,7 +2358,7 @@
           <w:numId w:val="1003"/>
         </w:numPr>
       </w:pPr>
-      <w:ins w:id="100" w:author="PR Preview" w:date="2026-01-01T00:00:00Z">
+      <w:ins w:id="216" w:author="PR Preview" w:date="2026-01-01T00:00:00Z">
         <w:r>
           <w:t xml:space="preserve">“boils down to”</w:t>
         </w:r>
@@ -1638,7 +2372,7 @@
           <w:numId w:val="1003"/>
         </w:numPr>
       </w:pPr>
-      <w:ins w:id="101" w:author="PR Preview" w:date="2026-01-01T00:00:00Z">
+      <w:ins w:id="217" w:author="PR Preview" w:date="2026-01-01T00:00:00Z">
         <w:r>
           <w:t xml:space="preserve">“when it comes to”</w:t>
         </w:r>
@@ -1652,7 +2386,7 @@
           <w:numId w:val="1003"/>
         </w:numPr>
       </w:pPr>
-      <w:ins w:id="102" w:author="PR Preview" w:date="2026-01-01T00:00:00Z">
+      <w:ins w:id="218" w:author="PR Preview" w:date="2026-01-01T00:00:00Z">
         <w:r>
           <w:t xml:space="preserve">“in the realm of”</w:t>
         </w:r>
@@ -1666,7 +2400,7 @@
           <w:numId w:val="1003"/>
         </w:numPr>
       </w:pPr>
-      <w:ins w:id="103" w:author="PR Preview" w:date="2026-01-01T00:00:00Z">
+      <w:ins w:id="219" w:author="PR Preview" w:date="2026-01-01T00:00:00Z">
         <w:r>
           <w:t xml:space="preserve">“the key takeaway”</w:t>
         </w:r>
@@ -1680,21 +2414,21 @@
           <w:numId w:val="1003"/>
         </w:numPr>
       </w:pPr>
-      <w:ins w:id="104" w:author="PR Preview" w:date="2026-01-01T00:00:00Z">
+      <w:ins w:id="220" w:author="PR Preview" w:date="2026-01-01T00:00:00Z">
         <w:r>
           <w:t xml:space="preserve">“more than just”</w:t>
         </w:r>
       </w:ins>
     </w:p>
-    <w:bookmarkEnd w:id="14"/>
-    <w:bookmarkStart w:id="16" w:name="rhetorical-reflexes"/>
+    <w:bookmarkEnd w:id="24"/>
+    <w:bookmarkStart w:id="26" w:name="rhetorical-reflexes"/>
     <w:p>
       <w:pPr>
         <w:pStyle w:val="Heading2"/>
       </w:pPr>
-      <w:ins w:id="105" w:author="PR Preview" w:date="2026-01-01T00:00:00Z">
-        <w:r>
-          <w:t xml:space="preserve">2 Rhetorical reflexes</w:t>
+      <w:ins w:id="221" w:author="PR Preview" w:date="2026-01-01T00:00:00Z">
+        <w:r>
+          <w:t xml:space="preserve">4 Rhetorical reflexes</w:t>
         </w:r>
       </w:ins>
     </w:p>
@@ -1702,17 +2436,17 @@
       <w:pPr>
         <w:pStyle w:val="FirstParagraph"/>
       </w:pPr>
-      <w:ins w:id="106" w:author="PR Preview" w:date="2026-01-01T00:00:00Z">
+      <w:ins w:id="222" w:author="PR Preview" w:date="2026-01-01T00:00:00Z">
         <w:r>
           <w:t xml:space="preserve">Writers reach for a few sentence shapes by reflex,</w:t>
         </w:r>
       </w:ins>
-      <w:ins w:id="107" w:author="PR Preview" w:date="2026-01-01T00:00:00Z">
-        <w:r>
-          <w:t xml:space="preserve"> </w:t>
-        </w:r>
-      </w:ins>
-      <w:ins w:id="108" w:author="PR Preview" w:date="2026-01-01T00:00:00Z">
+      <w:ins w:id="223" w:author="PR Preview" w:date="2026-01-01T00:00:00Z">
+        <w:r>
+          <w:t xml:space="preserve"> </w:t>
+        </w:r>
+      </w:ins>
+      <w:ins w:id="224" w:author="PR Preview" w:date="2026-01-01T00:00:00Z">
         <w:r>
           <w:t xml:space="preserve">whether or not the content calls for them.</w:t>
         </w:r>
@@ -1722,17 +2456,17 @@
       <w:pPr>
         <w:pStyle w:val="BodyText"/>
       </w:pPr>
-      <w:ins w:id="109" w:author="PR Preview" w:date="2026-01-01T00:00:00Z">
+      <w:ins w:id="225" w:author="PR Preview" w:date="2026-01-01T00:00:00Z">
         <w:r>
           <w:t xml:space="preserve">The most recognizable is the</w:t>
         </w:r>
       </w:ins>
-      <w:ins w:id="110" w:author="PR Preview" w:date="2026-01-01T00:00:00Z">
-        <w:r>
-          <w:t xml:space="preserve"> </w:t>
-        </w:r>
-      </w:ins>
-      <w:ins w:id="111" w:author="PR Preview" w:date="2026-01-01T00:00:00Z">
+      <w:ins w:id="226" w:author="PR Preview" w:date="2026-01-01T00:00:00Z">
+        <w:r>
+          <w:t xml:space="preserve"> </w:t>
+        </w:r>
+      </w:ins>
+      <w:ins w:id="227" w:author="PR Preview" w:date="2026-01-01T00:00:00Z">
         <w:r>
           <w:rPr>
             <w:i/>
@@ -1741,33 +2475,43 @@
           <w:t xml:space="preserve">not just X, but Y</w:t>
         </w:r>
       </w:ins>
-      <w:ins w:id="112" w:author="PR Preview" w:date="2026-01-01T00:00:00Z">
-        <w:r>
-          <w:t xml:space="preserve"> </w:t>
-        </w:r>
-      </w:ins>
-      <w:ins w:id="113" w:author="PR Preview" w:date="2026-01-01T00:00:00Z">
-        <w:r>
-          <w:t xml:space="preserve">antithesis.</w:t>
-        </w:r>
-      </w:ins>
-      <w:ins w:id="114" w:author="PR Preview" w:date="2026-01-01T00:00:00Z">
-        <w:r>
-          <w:t xml:space="preserve"> </w:t>
-        </w:r>
-      </w:ins>
-      <w:ins w:id="115" w:author="PR Preview" w:date="2026-01-01T00:00:00Z">
+      <w:ins w:id="228" w:author="PR Preview" w:date="2026-01-01T00:00:00Z">
+        <w:r>
+          <w:t xml:space="preserve"> </w:t>
+        </w:r>
+      </w:ins>
+      <w:hyperlink w:anchor="def-antithesis">
+        <w:ins w:id="229" w:author="PR Preview" w:date="2026-01-01T00:00:00Z">
+          <w:r>
+            <w:rPr>
+              <w:rStyle w:val="Hyperlink"/>
+            </w:rPr>
+            <w:t xml:space="preserve">antithesis</w:t>
+          </w:r>
+        </w:ins>
+      </w:hyperlink>
+      <w:ins w:id="230" w:author="PR Preview" w:date="2026-01-01T00:00:00Z">
+        <w:r>
+          <w:t xml:space="preserve">.</w:t>
+        </w:r>
+      </w:ins>
+      <w:ins w:id="231" w:author="PR Preview" w:date="2026-01-01T00:00:00Z">
+        <w:r>
+          <w:t xml:space="preserve"> </w:t>
+        </w:r>
+      </w:ins>
+      <w:ins w:id="232" w:author="PR Preview" w:date="2026-01-01T00:00:00Z">
         <w:r>
           <w:t xml:space="preserve">It promises a profound contrast and usually delivers a hollow one.</w:t>
         </w:r>
       </w:ins>
     </w:p>
-    <w:bookmarkStart w:id="15" w:name="exm-antithesis"/>
+    <w:bookmarkStart w:id="25" w:name="exm-antithesis"/>
     <w:p>
       <w:pPr>
         <w:pStyle w:val="BodyText"/>
       </w:pPr>
-      <w:ins w:id="116" w:author="PR Preview" w:date="2026-01-01T00:00:00Z">
+      <w:ins w:id="233" w:author="PR Preview" w:date="2026-01-01T00:00:00Z">
         <w:r>
           <w:rPr>
             <w:b/>
@@ -1776,7 +2520,7 @@
           <w:t xml:space="preserve">Example 1 (The</w:t>
         </w:r>
       </w:ins>
-      <w:ins w:id="117" w:author="PR Preview" w:date="2026-01-01T00:00:00Z">
+      <w:ins w:id="234" w:author="PR Preview" w:date="2026-01-01T00:00:00Z">
         <w:r>
           <w:rPr>
             <w:b/>
@@ -1785,7 +2529,7 @@
           <w:t xml:space="preserve"> </w:t>
         </w:r>
       </w:ins>
-      <w:ins w:id="118" w:author="PR Preview" w:date="2026-01-01T00:00:00Z">
+      <w:ins w:id="235" w:author="PR Preview" w:date="2026-01-01T00:00:00Z">
         <w:r>
           <w:rPr>
             <w:b/>
@@ -1794,7 +2538,7 @@
           <w:t xml:space="preserve">“not just X, but Y”</w:t>
         </w:r>
       </w:ins>
-      <w:ins w:id="119" w:author="PR Preview" w:date="2026-01-01T00:00:00Z">
+      <w:ins w:id="236" w:author="PR Preview" w:date="2026-01-01T00:00:00Z">
         <w:r>
           <w:rPr>
             <w:b/>
@@ -1803,7 +2547,7 @@
           <w:t xml:space="preserve"> </w:t>
         </w:r>
       </w:ins>
-      <w:ins w:id="120" w:author="PR Preview" w:date="2026-01-01T00:00:00Z">
+      <w:ins w:id="237" w:author="PR Preview" w:date="2026-01-01T00:00:00Z">
         <w:r>
           <w:rPr>
             <w:b/>
@@ -1812,12 +2556,12 @@
           <w:t xml:space="preserve">reflex)</w:t>
         </w:r>
       </w:ins>
-      <w:ins w:id="121" w:author="PR Preview" w:date="2026-01-01T00:00:00Z">
-        <w:r>
-          <w:t xml:space="preserve"> </w:t>
-        </w:r>
-      </w:ins>
-      <w:ins w:id="122" w:author="PR Preview" w:date="2026-01-01T00:00:00Z">
+      <w:ins w:id="238" w:author="PR Preview" w:date="2026-01-01T00:00:00Z">
+        <w:r>
+          <w:t xml:space="preserve"> </w:t>
+        </w:r>
+      </w:ins>
+      <w:ins w:id="239" w:author="PR Preview" w:date="2026-01-01T00:00:00Z">
         <w:r>
           <w:t xml:space="preserve"> </w:t>
         </w:r>
@@ -1827,7 +2571,7 @@
       <w:pPr>
         <w:pStyle w:val="BlockText"/>
       </w:pPr>
-      <w:ins w:id="123" w:author="PR Preview" w:date="2026-01-01T00:00:00Z">
+      <w:ins w:id="240" w:author="PR Preview" w:date="2026-01-01T00:00:00Z">
         <w:r>
           <w:t xml:space="preserve">❌ This method is not just fast — it is transformative.</w:t>
         </w:r>
@@ -1837,7 +2581,7 @@
       <w:pPr>
         <w:pStyle w:val="BlockText"/>
       </w:pPr>
-      <w:ins w:id="124" w:author="PR Preview" w:date="2026-01-01T00:00:00Z">
+      <w:ins w:id="241" w:author="PR Preview" w:date="2026-01-01T00:00:00Z">
         <w:r>
           <w:t xml:space="preserve">✅ This method runs in half the time of the previous approach.</w:t>
         </w:r>
@@ -1847,28 +2591,53 @@
       <w:pPr>
         <w:pStyle w:val="FirstParagraph"/>
       </w:pPr>
-      <w:ins w:id="125" w:author="PR Preview" w:date="2026-01-01T00:00:00Z">
+      <w:ins w:id="242" w:author="PR Preview" w:date="2026-01-01T00:00:00Z">
         <w:r>
           <w:t xml:space="preserve">The plain version makes a concrete, verifiable claim.</w:t>
         </w:r>
       </w:ins>
-      <w:ins w:id="126" w:author="PR Preview" w:date="2026-01-01T00:00:00Z">
-        <w:r>
-          <w:t xml:space="preserve"> </w:t>
-        </w:r>
-      </w:ins>
-      <w:ins w:id="127" w:author="PR Preview" w:date="2026-01-01T00:00:00Z">
-        <w:r>
-          <w:t xml:space="preserve">The antithesis frame makes none.</w:t>
-        </w:r>
-      </w:ins>
-    </w:p>
-    <w:bookmarkEnd w:id="15"/>
+      <w:ins w:id="243" w:author="PR Preview" w:date="2026-01-01T00:00:00Z">
+        <w:r>
+          <w:t xml:space="preserve"> </w:t>
+        </w:r>
+      </w:ins>
+      <w:ins w:id="244" w:author="PR Preview" w:date="2026-01-01T00:00:00Z">
+        <w:r>
+          <w:t xml:space="preserve">The</w:t>
+        </w:r>
+      </w:ins>
+      <w:ins w:id="245" w:author="PR Preview" w:date="2026-01-01T00:00:00Z">
+        <w:r>
+          <w:t xml:space="preserve"> </w:t>
+        </w:r>
+      </w:ins>
+      <w:hyperlink w:anchor="def-antithesis">
+        <w:ins w:id="246" w:author="PR Preview" w:date="2026-01-01T00:00:00Z">
+          <w:r>
+            <w:rPr>
+              <w:rStyle w:val="Hyperlink"/>
+            </w:rPr>
+            <w:t xml:space="preserve">antithesis</w:t>
+          </w:r>
+        </w:ins>
+      </w:hyperlink>
+      <w:ins w:id="247" w:author="PR Preview" w:date="2026-01-01T00:00:00Z">
+        <w:r>
+          <w:t xml:space="preserve"> </w:t>
+        </w:r>
+      </w:ins>
+      <w:ins w:id="248" w:author="PR Preview" w:date="2026-01-01T00:00:00Z">
+        <w:r>
+          <w:t xml:space="preserve">frame makes none.</w:t>
+        </w:r>
+      </w:ins>
+    </w:p>
+    <w:bookmarkEnd w:id="25"/>
     <w:p>
       <w:pPr>
         <w:pStyle w:val="BodyText"/>
       </w:pPr>
-      <w:ins w:id="128" w:author="PR Preview" w:date="2026-01-01T00:00:00Z">
+      <w:ins w:id="249" w:author="PR Preview" w:date="2026-01-01T00:00:00Z">
         <w:r>
           <w:t xml:space="preserve">Other reflexes to watch for:</w:t>
         </w:r>
@@ -1882,7 +2651,7 @@
           <w:numId w:val="1004"/>
         </w:numPr>
       </w:pPr>
-      <w:ins w:id="129" w:author="PR Preview" w:date="2026-01-01T00:00:00Z">
+      <w:ins w:id="250" w:author="PR Preview" w:date="2026-01-01T00:00:00Z">
         <w:r>
           <w:rPr>
             <w:b/>
@@ -1891,22 +2660,22 @@
           <w:t xml:space="preserve">Mechanical lists of three.</w:t>
         </w:r>
       </w:ins>
-      <w:ins w:id="130" w:author="PR Preview" w:date="2026-01-01T00:00:00Z">
-        <w:r>
-          <w:t xml:space="preserve"> </w:t>
-        </w:r>
-      </w:ins>
-      <w:ins w:id="131" w:author="PR Preview" w:date="2026-01-01T00:00:00Z">
+      <w:ins w:id="251" w:author="PR Preview" w:date="2026-01-01T00:00:00Z">
+        <w:r>
+          <w:t xml:space="preserve"> </w:t>
+        </w:r>
+      </w:ins>
+      <w:ins w:id="252" w:author="PR Preview" w:date="2026-01-01T00:00:00Z">
         <w:r>
           <w:t xml:space="preserve">Three parallel items appear whether or not</w:t>
         </w:r>
       </w:ins>
-      <w:ins w:id="132" w:author="PR Preview" w:date="2026-01-01T00:00:00Z">
-        <w:r>
-          <w:t xml:space="preserve"> </w:t>
-        </w:r>
-      </w:ins>
-      <w:ins w:id="133" w:author="PR Preview" w:date="2026-01-01T00:00:00Z">
+      <w:ins w:id="253" w:author="PR Preview" w:date="2026-01-01T00:00:00Z">
+        <w:r>
+          <w:t xml:space="preserve"> </w:t>
+        </w:r>
+      </w:ins>
+      <w:ins w:id="254" w:author="PR Preview" w:date="2026-01-01T00:00:00Z">
         <w:r>
           <w:t xml:space="preserve">three is the right count. Use the number of items the point actually needs.</w:t>
         </w:r>
@@ -1920,7 +2689,7 @@
           <w:numId w:val="1004"/>
         </w:numPr>
       </w:pPr>
-      <w:ins w:id="134" w:author="PR Preview" w:date="2026-01-01T00:00:00Z">
+      <w:ins w:id="255" w:author="PR Preview" w:date="2026-01-01T00:00:00Z">
         <w:r>
           <w:rPr>
             <w:b/>
@@ -1929,52 +2698,52 @@
           <w:t xml:space="preserve">Signpost filler.</w:t>
         </w:r>
       </w:ins>
-      <w:ins w:id="135" w:author="PR Preview" w:date="2026-01-01T00:00:00Z">
-        <w:r>
-          <w:t xml:space="preserve"> </w:t>
-        </w:r>
-      </w:ins>
-      <w:ins w:id="136" w:author="PR Preview" w:date="2026-01-01T00:00:00Z">
+      <w:ins w:id="256" w:author="PR Preview" w:date="2026-01-01T00:00:00Z">
+        <w:r>
+          <w:t xml:space="preserve"> </w:t>
+        </w:r>
+      </w:ins>
+      <w:ins w:id="257" w:author="PR Preview" w:date="2026-01-01T00:00:00Z">
         <w:r>
           <w:t xml:space="preserve">Phrases like</w:t>
         </w:r>
       </w:ins>
-      <w:ins w:id="137" w:author="PR Preview" w:date="2026-01-01T00:00:00Z">
-        <w:r>
-          <w:t xml:space="preserve"> </w:t>
-        </w:r>
-      </w:ins>
-      <w:ins w:id="138" w:author="PR Preview" w:date="2026-01-01T00:00:00Z">
+      <w:ins w:id="258" w:author="PR Preview" w:date="2026-01-01T00:00:00Z">
+        <w:r>
+          <w:t xml:space="preserve"> </w:t>
+        </w:r>
+      </w:ins>
+      <w:ins w:id="259" w:author="PR Preview" w:date="2026-01-01T00:00:00Z">
         <w:r>
           <w:t xml:space="preserve">“it is worth noting that”</w:t>
         </w:r>
       </w:ins>
-      <w:ins w:id="139" w:author="PR Preview" w:date="2026-01-01T00:00:00Z">
-        <w:r>
-          <w:t xml:space="preserve"> </w:t>
-        </w:r>
-      </w:ins>
-      <w:ins w:id="140" w:author="PR Preview" w:date="2026-01-01T00:00:00Z">
+      <w:ins w:id="260" w:author="PR Preview" w:date="2026-01-01T00:00:00Z">
+        <w:r>
+          <w:t xml:space="preserve"> </w:t>
+        </w:r>
+      </w:ins>
+      <w:ins w:id="261" w:author="PR Preview" w:date="2026-01-01T00:00:00Z">
         <w:r>
           <w:t xml:space="preserve">and</w:t>
         </w:r>
       </w:ins>
-      <w:ins w:id="141" w:author="PR Preview" w:date="2026-01-01T00:00:00Z">
-        <w:r>
-          <w:t xml:space="preserve"> </w:t>
-        </w:r>
-      </w:ins>
-      <w:ins w:id="142" w:author="PR Preview" w:date="2026-01-01T00:00:00Z">
+      <w:ins w:id="262" w:author="PR Preview" w:date="2026-01-01T00:00:00Z">
+        <w:r>
+          <w:t xml:space="preserve"> </w:t>
+        </w:r>
+      </w:ins>
+      <w:ins w:id="263" w:author="PR Preview" w:date="2026-01-01T00:00:00Z">
         <w:r>
           <w:t xml:space="preserve">“importantly”</w:t>
         </w:r>
       </w:ins>
-      <w:ins w:id="143" w:author="PR Preview" w:date="2026-01-01T00:00:00Z">
-        <w:r>
-          <w:t xml:space="preserve"> </w:t>
-        </w:r>
-      </w:ins>
-      <w:ins w:id="144" w:author="PR Preview" w:date="2026-01-01T00:00:00Z">
+      <w:ins w:id="264" w:author="PR Preview" w:date="2026-01-01T00:00:00Z">
+        <w:r>
+          <w:t xml:space="preserve"> </w:t>
+        </w:r>
+      </w:ins>
+      <w:ins w:id="265" w:author="PR Preview" w:date="2026-01-01T00:00:00Z">
         <w:r>
           <w:t xml:space="preserve">announce a point instead of making it. Cut them and state the point directly.</w:t>
         </w:r>
@@ -1988,7 +2757,7 @@
           <w:numId w:val="1004"/>
         </w:numPr>
       </w:pPr>
-      <w:ins w:id="145" w:author="PR Preview" w:date="2026-01-01T00:00:00Z">
+      <w:ins w:id="266" w:author="PR Preview" w:date="2026-01-01T00:00:00Z">
         <w:r>
           <w:rPr>
             <w:b/>
@@ -1997,44 +2766,64 @@
           <w:t xml:space="preserve">Hedging stacks.</w:t>
         </w:r>
       </w:ins>
-      <w:ins w:id="146" w:author="PR Preview" w:date="2026-01-01T00:00:00Z">
-        <w:r>
-          <w:t xml:space="preserve"> </w:t>
-        </w:r>
-      </w:ins>
-      <w:ins w:id="147" w:author="PR Preview" w:date="2026-01-01T00:00:00Z">
+      <w:ins w:id="267" w:author="PR Preview" w:date="2026-01-01T00:00:00Z">
+        <w:r>
+          <w:t xml:space="preserve"> </w:t>
+        </w:r>
+      </w:ins>
+      <w:ins w:id="268" w:author="PR Preview" w:date="2026-01-01T00:00:00Z">
         <w:r>
           <w:t xml:space="preserve">“May potentially suggest”</w:t>
         </w:r>
       </w:ins>
-      <w:ins w:id="148" w:author="PR Preview" w:date="2026-01-01T00:00:00Z">
-        <w:r>
-          <w:t xml:space="preserve"> </w:t>
-        </w:r>
-      </w:ins>
-      <w:ins w:id="149" w:author="PR Preview" w:date="2026-01-01T00:00:00Z">
+      <w:ins w:id="269" w:author="PR Preview" w:date="2026-01-01T00:00:00Z">
+        <w:r>
+          <w:t xml:space="preserve"> </w:t>
+        </w:r>
+      </w:ins>
+      <w:ins w:id="270" w:author="PR Preview" w:date="2026-01-01T00:00:00Z">
         <w:r>
           <w:t xml:space="preserve">and</w:t>
         </w:r>
       </w:ins>
-      <w:ins w:id="150" w:author="PR Preview" w:date="2026-01-01T00:00:00Z">
-        <w:r>
-          <w:t xml:space="preserve"> </w:t>
-        </w:r>
-      </w:ins>
-      <w:ins w:id="151" w:author="PR Preview" w:date="2026-01-01T00:00:00Z">
+      <w:ins w:id="271" w:author="PR Preview" w:date="2026-01-01T00:00:00Z">
+        <w:r>
+          <w:t xml:space="preserve"> </w:t>
+        </w:r>
+      </w:ins>
+      <w:ins w:id="272" w:author="PR Preview" w:date="2026-01-01T00:00:00Z">
         <w:r>
           <w:t xml:space="preserve">“could possibly indicate”</w:t>
         </w:r>
       </w:ins>
-      <w:ins w:id="152" w:author="PR Preview" w:date="2026-01-01T00:00:00Z">
-        <w:r>
-          <w:t xml:space="preserve"> </w:t>
-        </w:r>
-      </w:ins>
-      <w:ins w:id="153" w:author="PR Preview" w:date="2026-01-01T00:00:00Z">
-        <w:r>
-          <w:t xml:space="preserve">pile up qualifiers. Keep one honest hedge; drop the rest.</w:t>
+      <w:ins w:id="273" w:author="PR Preview" w:date="2026-01-01T00:00:00Z">
+        <w:r>
+          <w:t xml:space="preserve"> </w:t>
+        </w:r>
+      </w:ins>
+      <w:ins w:id="274" w:author="PR Preview" w:date="2026-01-01T00:00:00Z">
+        <w:r>
+          <w:t xml:space="preserve">pile up qualifiers. Keep one honest</w:t>
+        </w:r>
+      </w:ins>
+      <w:ins w:id="275" w:author="PR Preview" w:date="2026-01-01T00:00:00Z">
+        <w:r>
+          <w:t xml:space="preserve"> </w:t>
+        </w:r>
+      </w:ins>
+      <w:hyperlink w:anchor="def-hedge">
+        <w:ins w:id="276" w:author="PR Preview" w:date="2026-01-01T00:00:00Z">
+          <w:r>
+            <w:rPr>
+              <w:rStyle w:val="Hyperlink"/>
+            </w:rPr>
+            <w:t xml:space="preserve">hedge</w:t>
+          </w:r>
+        </w:ins>
+      </w:hyperlink>
+      <w:ins w:id="277" w:author="PR Preview" w:date="2026-01-01T00:00:00Z">
+        <w:r>
+          <w:t xml:space="preserve">; drop the rest.</w:t>
         </w:r>
       </w:ins>
     </w:p>
@@ -2046,7 +2835,7 @@
           <w:numId w:val="1004"/>
         </w:numPr>
       </w:pPr>
-      <w:ins w:id="154" w:author="PR Preview" w:date="2026-01-01T00:00:00Z">
+      <w:ins w:id="278" w:author="PR Preview" w:date="2026-01-01T00:00:00Z">
         <w:r>
           <w:rPr>
             <w:b/>
@@ -2055,56 +2844,56 @@
           <w:t xml:space="preserve">Hollow summaries.</w:t>
         </w:r>
       </w:ins>
-      <w:ins w:id="155" w:author="PR Preview" w:date="2026-01-01T00:00:00Z">
-        <w:r>
-          <w:t xml:space="preserve"> </w:t>
-        </w:r>
-      </w:ins>
-      <w:ins w:id="156" w:author="PR Preview" w:date="2026-01-01T00:00:00Z">
+      <w:ins w:id="279" w:author="PR Preview" w:date="2026-01-01T00:00:00Z">
+        <w:r>
+          <w:t xml:space="preserve"> </w:t>
+        </w:r>
+      </w:ins>
+      <w:ins w:id="280" w:author="PR Preview" w:date="2026-01-01T00:00:00Z">
         <w:r>
           <w:t xml:space="preserve">A closing paragraph that opens with</w:t>
         </w:r>
       </w:ins>
-      <w:ins w:id="157" w:author="PR Preview" w:date="2026-01-01T00:00:00Z">
-        <w:r>
-          <w:t xml:space="preserve"> </w:t>
-        </w:r>
-      </w:ins>
-      <w:ins w:id="158" w:author="PR Preview" w:date="2026-01-01T00:00:00Z">
+      <w:ins w:id="281" w:author="PR Preview" w:date="2026-01-01T00:00:00Z">
+        <w:r>
+          <w:t xml:space="preserve"> </w:t>
+        </w:r>
+      </w:ins>
+      <w:ins w:id="282" w:author="PR Preview" w:date="2026-01-01T00:00:00Z">
         <w:r>
           <w:t xml:space="preserve">“in conclusion”</w:t>
         </w:r>
       </w:ins>
-      <w:ins w:id="159" w:author="PR Preview" w:date="2026-01-01T00:00:00Z">
-        <w:r>
-          <w:t xml:space="preserve"> </w:t>
-        </w:r>
-      </w:ins>
-      <w:ins w:id="160" w:author="PR Preview" w:date="2026-01-01T00:00:00Z">
+      <w:ins w:id="283" w:author="PR Preview" w:date="2026-01-01T00:00:00Z">
+        <w:r>
+          <w:t xml:space="preserve"> </w:t>
+        </w:r>
+      </w:ins>
+      <w:ins w:id="284" w:author="PR Preview" w:date="2026-01-01T00:00:00Z">
         <w:r>
           <w:t xml:space="preserve">and</w:t>
         </w:r>
       </w:ins>
-      <w:ins w:id="161" w:author="PR Preview" w:date="2026-01-01T00:00:00Z">
-        <w:r>
-          <w:t xml:space="preserve"> </w:t>
-        </w:r>
-      </w:ins>
-      <w:ins w:id="162" w:author="PR Preview" w:date="2026-01-01T00:00:00Z">
+      <w:ins w:id="285" w:author="PR Preview" w:date="2026-01-01T00:00:00Z">
+        <w:r>
+          <w:t xml:space="preserve"> </w:t>
+        </w:r>
+      </w:ins>
+      <w:ins w:id="286" w:author="PR Preview" w:date="2026-01-01T00:00:00Z">
         <w:r>
           <w:t xml:space="preserve">only restates what you just said adds nothing. End on a real point.</w:t>
         </w:r>
       </w:ins>
     </w:p>
-    <w:bookmarkEnd w:id="16"/>
-    <w:bookmarkStart w:id="19" w:name="say-what-it-is-before-what-it-is-not"/>
+    <w:bookmarkEnd w:id="26"/>
+    <w:bookmarkStart w:id="29" w:name="say-what-it-is-before-what-it-is-not"/>
     <w:p>
       <w:pPr>
         <w:pStyle w:val="Heading2"/>
       </w:pPr>
-      <w:ins w:id="163" w:author="PR Preview" w:date="2026-01-01T00:00:00Z">
-        <w:r>
-          <w:t xml:space="preserve">3 Say what it is before what it is not</w:t>
+      <w:ins w:id="287" w:author="PR Preview" w:date="2026-01-01T00:00:00Z">
+        <w:r>
+          <w:t xml:space="preserve">5 Say what it is before what it is not</w:t>
         </w:r>
       </w:ins>
     </w:p>
@@ -2112,68 +2901,68 @@
       <w:pPr>
         <w:pStyle w:val="FirstParagraph"/>
       </w:pPr>
-      <w:ins w:id="164" w:author="PR Preview" w:date="2026-01-01T00:00:00Z">
+      <w:ins w:id="288" w:author="PR Preview" w:date="2026-01-01T00:00:00Z">
         <w:r>
           <w:t xml:space="preserve">When a sentence needs both a positive claim and a denial,</w:t>
         </w:r>
       </w:ins>
-      <w:ins w:id="165" w:author="PR Preview" w:date="2026-01-01T00:00:00Z">
-        <w:r>
-          <w:t xml:space="preserve"> </w:t>
-        </w:r>
-      </w:ins>
-      <w:ins w:id="166" w:author="PR Preview" w:date="2026-01-01T00:00:00Z">
+      <w:ins w:id="289" w:author="PR Preview" w:date="2026-01-01T00:00:00Z">
+        <w:r>
+          <w:t xml:space="preserve"> </w:t>
+        </w:r>
+      </w:ins>
+      <w:ins w:id="290" w:author="PR Preview" w:date="2026-01-01T00:00:00Z">
         <w:r>
           <w:t xml:space="preserve">state the positive claim first.</w:t>
         </w:r>
       </w:ins>
-      <w:ins w:id="167" w:author="PR Preview" w:date="2026-01-01T00:00:00Z">
-        <w:r>
-          <w:t xml:space="preserve"> </w:t>
-        </w:r>
-      </w:ins>
-      <w:ins w:id="168" w:author="PR Preview" w:date="2026-01-01T00:00:00Z">
+      <w:ins w:id="291" w:author="PR Preview" w:date="2026-01-01T00:00:00Z">
+        <w:r>
+          <w:t xml:space="preserve"> </w:t>
+        </w:r>
+      </w:ins>
+      <w:ins w:id="292" w:author="PR Preview" w:date="2026-01-01T00:00:00Z">
         <w:r>
           <w:t xml:space="preserve">The reader learns what the subject is before being told what to rule out,</w:t>
         </w:r>
       </w:ins>
-      <w:ins w:id="169" w:author="PR Preview" w:date="2026-01-01T00:00:00Z">
-        <w:r>
-          <w:t xml:space="preserve"> </w:t>
-        </w:r>
-      </w:ins>
-      <w:ins w:id="170" w:author="PR Preview" w:date="2026-01-01T00:00:00Z">
+      <w:ins w:id="293" w:author="PR Preview" w:date="2026-01-01T00:00:00Z">
+        <w:r>
+          <w:t xml:space="preserve"> </w:t>
+        </w:r>
+      </w:ins>
+      <w:ins w:id="294" w:author="PR Preview" w:date="2026-01-01T00:00:00Z">
         <w:r>
           <w:t xml:space="preserve">and the denial then attaches to a claim already made.</w:t>
         </w:r>
       </w:ins>
-      <w:ins w:id="171" w:author="PR Preview" w:date="2026-01-01T00:00:00Z">
-        <w:r>
-          <w:t xml:space="preserve"> </w:t>
-        </w:r>
-      </w:ins>
-      <w:ins w:id="172" w:author="PR Preview" w:date="2026-01-01T00:00:00Z">
+      <w:ins w:id="295" w:author="PR Preview" w:date="2026-01-01T00:00:00Z">
+        <w:r>
+          <w:t xml:space="preserve"> </w:t>
+        </w:r>
+      </w:ins>
+      <w:ins w:id="296" w:author="PR Preview" w:date="2026-01-01T00:00:00Z">
         <w:r>
           <w:t xml:space="preserve">Opening with the denial makes the reader carry an unsupported denial</w:t>
         </w:r>
       </w:ins>
-      <w:ins w:id="173" w:author="PR Preview" w:date="2026-01-01T00:00:00Z">
-        <w:r>
-          <w:t xml:space="preserve"> </w:t>
-        </w:r>
-      </w:ins>
-      <w:ins w:id="174" w:author="PR Preview" w:date="2026-01-01T00:00:00Z">
+      <w:ins w:id="297" w:author="PR Preview" w:date="2026-01-01T00:00:00Z">
+        <w:r>
+          <w:t xml:space="preserve"> </w:t>
+        </w:r>
+      </w:ins>
+      <w:ins w:id="298" w:author="PR Preview" w:date="2026-01-01T00:00:00Z">
         <w:r>
           <w:t xml:space="preserve">until the second clause arrives.</w:t>
         </w:r>
       </w:ins>
     </w:p>
-    <w:bookmarkStart w:id="18" w:name="exm-positive-first"/>
+    <w:bookmarkStart w:id="28" w:name="exm-positive-first"/>
     <w:p>
       <w:pPr>
         <w:pStyle w:val="BodyText"/>
       </w:pPr>
-      <w:ins w:id="175" w:author="PR Preview" w:date="2026-01-01T00:00:00Z">
+      <w:ins w:id="299" w:author="PR Preview" w:date="2026-01-01T00:00:00Z">
         <w:r>
           <w:rPr>
             <w:b/>
@@ -2182,12 +2971,12 @@
           <w:t xml:space="preserve">Example 2 (Positive claim, then denial)</w:t>
         </w:r>
       </w:ins>
-      <w:ins w:id="176" w:author="PR Preview" w:date="2026-01-01T00:00:00Z">
-        <w:r>
-          <w:t xml:space="preserve"> </w:t>
-        </w:r>
-      </w:ins>
-      <w:ins w:id="177" w:author="PR Preview" w:date="2026-01-01T00:00:00Z">
+      <w:ins w:id="300" w:author="PR Preview" w:date="2026-01-01T00:00:00Z">
+        <w:r>
+          <w:t xml:space="preserve"> </w:t>
+        </w:r>
+      </w:ins>
+      <w:ins w:id="301" w:author="PR Preview" w:date="2026-01-01T00:00:00Z">
         <w:r>
           <w:t xml:space="preserve"> </w:t>
         </w:r>
@@ -2197,7 +2986,7 @@
       <w:pPr>
         <w:pStyle w:val="BlockText"/>
       </w:pPr>
-      <w:ins w:id="178" w:author="PR Preview" w:date="2026-01-01T00:00:00Z">
+      <w:ins w:id="302" w:author="PR Preview" w:date="2026-01-01T00:00:00Z">
         <w:r>
           <w:t xml:space="preserve">❌ The padding is not a convention, it is an identity.</w:t>
         </w:r>
@@ -2207,7 +2996,7 @@
       <w:pPr>
         <w:pStyle w:val="BlockText"/>
       </w:pPr>
-      <w:ins w:id="179" w:author="PR Preview" w:date="2026-01-01T00:00:00Z">
+      <w:ins w:id="303" w:author="PR Preview" w:date="2026-01-01T00:00:00Z">
         <w:r>
           <w:t xml:space="preserve">✅ The padding is an identity, not a convention.</w:t>
         </w:r>
@@ -2217,47 +3006,47 @@
       <w:pPr>
         <w:pStyle w:val="FirstParagraph"/>
       </w:pPr>
-      <w:ins w:id="180" w:author="PR Preview" w:date="2026-01-01T00:00:00Z">
+      <w:ins w:id="304" w:author="PR Preview" w:date="2026-01-01T00:00:00Z">
         <w:r>
           <w:t xml:space="preserve">The first version says</w:t>
         </w:r>
       </w:ins>
-      <w:ins w:id="181" w:author="PR Preview" w:date="2026-01-01T00:00:00Z">
-        <w:r>
-          <w:t xml:space="preserve"> </w:t>
-        </w:r>
-      </w:ins>
-      <w:ins w:id="182" w:author="PR Preview" w:date="2026-01-01T00:00:00Z">
+      <w:ins w:id="305" w:author="PR Preview" w:date="2026-01-01T00:00:00Z">
+        <w:r>
+          <w:t xml:space="preserve"> </w:t>
+        </w:r>
+      </w:ins>
+      <w:ins w:id="306" w:author="PR Preview" w:date="2026-01-01T00:00:00Z">
         <w:r>
           <w:t xml:space="preserve">“not a convention”</w:t>
         </w:r>
       </w:ins>
-      <w:ins w:id="183" w:author="PR Preview" w:date="2026-01-01T00:00:00Z">
-        <w:r>
-          <w:t xml:space="preserve"> </w:t>
-        </w:r>
-      </w:ins>
-      <w:ins w:id="184" w:author="PR Preview" w:date="2026-01-01T00:00:00Z">
+      <w:ins w:id="307" w:author="PR Preview" w:date="2026-01-01T00:00:00Z">
+        <w:r>
+          <w:t xml:space="preserve"> </w:t>
+        </w:r>
+      </w:ins>
+      <w:ins w:id="308" w:author="PR Preview" w:date="2026-01-01T00:00:00Z">
         <w:r>
           <w:t xml:space="preserve">before the reader knows what the padding is,</w:t>
         </w:r>
       </w:ins>
-      <w:ins w:id="185" w:author="PR Preview" w:date="2026-01-01T00:00:00Z">
-        <w:r>
-          <w:t xml:space="preserve"> </w:t>
-        </w:r>
-      </w:ins>
-      <w:ins w:id="186" w:author="PR Preview" w:date="2026-01-01T00:00:00Z">
+      <w:ins w:id="309" w:author="PR Preview" w:date="2026-01-01T00:00:00Z">
+        <w:r>
+          <w:t xml:space="preserve"> </w:t>
+        </w:r>
+      </w:ins>
+      <w:ins w:id="310" w:author="PR Preview" w:date="2026-01-01T00:00:00Z">
         <w:r>
           <w:t xml:space="preserve">then repeats the subject and verb to supply the claim.</w:t>
         </w:r>
       </w:ins>
-      <w:ins w:id="187" w:author="PR Preview" w:date="2026-01-01T00:00:00Z">
-        <w:r>
-          <w:t xml:space="preserve"> </w:t>
-        </w:r>
-      </w:ins>
-      <w:ins w:id="188" w:author="PR Preview" w:date="2026-01-01T00:00:00Z">
+      <w:ins w:id="311" w:author="PR Preview" w:date="2026-01-01T00:00:00Z">
+        <w:r>
+          <w:t xml:space="preserve"> </w:t>
+        </w:r>
+      </w:ins>
+      <w:ins w:id="312" w:author="PR Preview" w:date="2026-01-01T00:00:00Z">
         <w:r>
           <w:t xml:space="preserve">The second version states the claim once and ends on the contrast.</w:t>
         </w:r>
@@ -2267,7 +3056,7 @@
       <w:pPr>
         <w:pStyle w:val="BodyText"/>
       </w:pPr>
-      <w:ins w:id="189" w:author="PR Preview" w:date="2026-01-01T00:00:00Z">
+      <w:ins w:id="313" w:author="PR Preview" w:date="2026-01-01T00:00:00Z">
         <w:r>
           <w:t xml:space="preserve">The order matters even when the sentence stays grammatical:</w:t>
         </w:r>
@@ -2277,7 +3066,7 @@
       <w:pPr>
         <w:pStyle w:val="BlockText"/>
       </w:pPr>
-      <w:ins w:id="190" w:author="PR Preview" w:date="2026-01-01T00:00:00Z">
+      <w:ins w:id="314" w:author="PR Preview" w:date="2026-01-01T00:00:00Z">
         <w:r>
           <w:t xml:space="preserve">❌ The padding is not a convention but an identity.</w:t>
         </w:r>
@@ -2287,7 +3076,7 @@
       <w:pPr>
         <w:pStyle w:val="BlockText"/>
       </w:pPr>
-      <w:ins w:id="191" w:author="PR Preview" w:date="2026-01-01T00:00:00Z">
+      <w:ins w:id="315" w:author="PR Preview" w:date="2026-01-01T00:00:00Z">
         <w:r>
           <w:t xml:space="preserve">✅ The padding is an identity, not a convention.</w:t>
         </w:r>
@@ -2297,28 +3086,28 @@
       <w:pPr>
         <w:pStyle w:val="FirstParagraph"/>
       </w:pPr>
-      <w:ins w:id="192" w:author="PR Preview" w:date="2026-01-01T00:00:00Z">
+      <w:ins w:id="316" w:author="PR Preview" w:date="2026-01-01T00:00:00Z">
         <w:r>
           <w:t xml:space="preserve">Both are correct sentences; the second puts the claim first.</w:t>
         </w:r>
       </w:ins>
-      <w:ins w:id="193" w:author="PR Preview" w:date="2026-01-01T00:00:00Z">
-        <w:r>
-          <w:t xml:space="preserve"> </w:t>
-        </w:r>
-      </w:ins>
-      <w:ins w:id="194" w:author="PR Preview" w:date="2026-01-01T00:00:00Z">
+      <w:ins w:id="317" w:author="PR Preview" w:date="2026-01-01T00:00:00Z">
+        <w:r>
+          <w:t xml:space="preserve"> </w:t>
+        </w:r>
+      </w:ins>
+      <w:ins w:id="318" w:author="PR Preview" w:date="2026-01-01T00:00:00Z">
         <w:r>
           <w:t xml:space="preserve">The first pair is from the</w:t>
         </w:r>
       </w:ins>
-      <w:ins w:id="195" w:author="PR Preview" w:date="2026-01-01T00:00:00Z">
-        <w:r>
-          <w:t xml:space="preserve"> </w:t>
-        </w:r>
-      </w:ins>
-      <w:hyperlink r:id="rId17">
-        <w:ins w:id="196" w:author="PR Preview" w:date="2026-01-01T00:00:00Z">
+      <w:ins w:id="319" w:author="PR Preview" w:date="2026-01-01T00:00:00Z">
+        <w:r>
+          <w:t xml:space="preserve"> </w:t>
+        </w:r>
+      </w:ins>
+      <w:hyperlink r:id="rId27">
+        <w:ins w:id="320" w:author="PR Preview" w:date="2026-01-01T00:00:00Z">
           <w:r>
             <w:rPr>
               <w:rStyle w:val="Hyperlink"/>
@@ -2327,69 +3116,69 @@
           </w:r>
         </w:ins>
       </w:hyperlink>
-      <w:ins w:id="197" w:author="PR Preview" w:date="2026-01-01T00:00:00Z">
+      <w:ins w:id="321" w:author="PR Preview" w:date="2026-01-01T00:00:00Z">
         <w:r>
           <w:t xml:space="preserve">.</w:t>
         </w:r>
       </w:ins>
     </w:p>
-    <w:bookmarkEnd w:id="18"/>
+    <w:bookmarkEnd w:id="28"/>
     <w:p>
       <w:pPr>
         <w:pStyle w:val="BodyText"/>
       </w:pPr>
-      <w:ins w:id="198" w:author="PR Preview" w:date="2026-01-01T00:00:00Z">
+      <w:ins w:id="322" w:author="PR Preview" w:date="2026-01-01T00:00:00Z">
         <w:r>
           <w:t xml:space="preserve">Often the denial can be cut.</w:t>
         </w:r>
       </w:ins>
-      <w:ins w:id="199" w:author="PR Preview" w:date="2026-01-01T00:00:00Z">
-        <w:r>
-          <w:t xml:space="preserve"> </w:t>
-        </w:r>
-      </w:ins>
-      <w:ins w:id="200" w:author="PR Preview" w:date="2026-01-01T00:00:00Z">
+      <w:ins w:id="323" w:author="PR Preview" w:date="2026-01-01T00:00:00Z">
+        <w:r>
+          <w:t xml:space="preserve"> </w:t>
+        </w:r>
+      </w:ins>
+      <w:ins w:id="324" w:author="PR Preview" w:date="2026-01-01T00:00:00Z">
         <w:r>
           <w:t xml:space="preserve">Keep it only when the reader might plausibly believe the rejected reading,</w:t>
         </w:r>
       </w:ins>
-      <w:ins w:id="201" w:author="PR Preview" w:date="2026-01-01T00:00:00Z">
-        <w:r>
-          <w:t xml:space="preserve"> </w:t>
-        </w:r>
-      </w:ins>
-      <w:ins w:id="202" w:author="PR Preview" w:date="2026-01-01T00:00:00Z">
+      <w:ins w:id="325" w:author="PR Preview" w:date="2026-01-01T00:00:00Z">
+        <w:r>
+          <w:t xml:space="preserve"> </w:t>
+        </w:r>
+      </w:ins>
+      <w:ins w:id="326" w:author="PR Preview" w:date="2026-01-01T00:00:00Z">
         <w:r>
           <w:t xml:space="preserve">as with a convention versus an identity.</w:t>
         </w:r>
       </w:ins>
-      <w:ins w:id="203" w:author="PR Preview" w:date="2026-01-01T00:00:00Z">
-        <w:r>
-          <w:t xml:space="preserve"> </w:t>
-        </w:r>
-      </w:ins>
-      <w:ins w:id="204" w:author="PR Preview" w:date="2026-01-01T00:00:00Z">
+      <w:ins w:id="327" w:author="PR Preview" w:date="2026-01-01T00:00:00Z">
+        <w:r>
+          <w:t xml:space="preserve"> </w:t>
+        </w:r>
+      </w:ins>
+      <w:ins w:id="328" w:author="PR Preview" w:date="2026-01-01T00:00:00Z">
         <w:r>
           <w:t xml:space="preserve">A denial that rejects a view nobody holds is the reframe</w:t>
         </w:r>
       </w:ins>
-      <w:ins w:id="205" w:author="PR Preview" w:date="2026-01-01T00:00:00Z">
-        <w:r>
-          <w:t xml:space="preserve"> </w:t>
-        </w:r>
-      </w:ins>
-      <w:ins w:id="206" w:author="PR Preview" w:date="2026-01-01T00:00:00Z">
+      <w:ins w:id="329" w:author="PR Preview" w:date="2026-01-01T00:00:00Z">
+        <w:r>
+          <w:t xml:space="preserve"> </w:t>
+        </w:r>
+      </w:ins>
+      <w:ins w:id="330" w:author="PR Preview" w:date="2026-01-01T00:00:00Z">
         <w:r>
           <w:t xml:space="preserve">(see</w:t>
         </w:r>
       </w:ins>
-      <w:ins w:id="207" w:author="PR Preview" w:date="2026-01-01T00:00:00Z">
+      <w:ins w:id="331" w:author="PR Preview" w:date="2026-01-01T00:00:00Z">
         <w:r>
           <w:t xml:space="preserve"> </w:t>
         </w:r>
       </w:ins>
       <w:hyperlink w:anchor="clichéd-sentence-shapes">
-        <w:ins w:id="208" w:author="PR Preview" w:date="2026-01-01T00:00:00Z">
+        <w:ins w:id="332" w:author="PR Preview" w:date="2026-01-01T00:00:00Z">
           <w:r>
             <w:rPr>
               <w:rStyle w:val="Hyperlink"/>
@@ -2398,31 +3187,31 @@
           </w:r>
         </w:ins>
       </w:hyperlink>
-      <w:ins w:id="209" w:author="PR Preview" w:date="2026-01-01T00:00:00Z">
+      <w:ins w:id="333" w:author="PR Preview" w:date="2026-01-01T00:00:00Z">
         <w:r>
           <w:t xml:space="preserve">) in miniature:</w:t>
         </w:r>
       </w:ins>
-      <w:ins w:id="210" w:author="PR Preview" w:date="2026-01-01T00:00:00Z">
-        <w:r>
-          <w:t xml:space="preserve"> </w:t>
-        </w:r>
-      </w:ins>
-      <w:ins w:id="211" w:author="PR Preview" w:date="2026-01-01T00:00:00Z">
+      <w:ins w:id="334" w:author="PR Preview" w:date="2026-01-01T00:00:00Z">
+        <w:r>
+          <w:t xml:space="preserve"> </w:t>
+        </w:r>
+      </w:ins>
+      <w:ins w:id="335" w:author="PR Preview" w:date="2026-01-01T00:00:00Z">
         <w:r>
           <w:t xml:space="preserve">cut it and keep the claim.</w:t>
         </w:r>
       </w:ins>
     </w:p>
-    <w:bookmarkEnd w:id="19"/>
-    <w:bookmarkStart w:id="25" w:name="clichéd-sentence-shapes"/>
+    <w:bookmarkEnd w:id="29"/>
+    <w:bookmarkStart w:id="35" w:name="clichéd-sentence-shapes"/>
     <w:p>
       <w:pPr>
         <w:pStyle w:val="Heading2"/>
       </w:pPr>
-      <w:ins w:id="212" w:author="PR Preview" w:date="2026-01-01T00:00:00Z">
-        <w:r>
-          <w:t xml:space="preserve">4 Clichéd sentence shapes</w:t>
+      <w:ins w:id="336" w:author="PR Preview" w:date="2026-01-01T00:00:00Z">
+        <w:r>
+          <w:t xml:space="preserve">6 Clichéd sentence shapes</w:t>
         </w:r>
       </w:ins>
     </w:p>
@@ -2430,38 +3219,58 @@
       <w:pPr>
         <w:pStyle w:val="FirstParagraph"/>
       </w:pPr>
-      <w:ins w:id="213" w:author="PR Preview" w:date="2026-01-01T00:00:00Z">
-        <w:r>
-          <w:t xml:space="preserve">Beyond the antithesis,</w:t>
-        </w:r>
-      </w:ins>
-      <w:ins w:id="214" w:author="PR Preview" w:date="2026-01-01T00:00:00Z">
-        <w:r>
-          <w:t xml:space="preserve"> </w:t>
-        </w:r>
-      </w:ins>
-      <w:ins w:id="215" w:author="PR Preview" w:date="2026-01-01T00:00:00Z">
+      <w:ins w:id="337" w:author="PR Preview" w:date="2026-01-01T00:00:00Z">
+        <w:r>
+          <w:t xml:space="preserve">Beyond the</w:t>
+        </w:r>
+      </w:ins>
+      <w:ins w:id="338" w:author="PR Preview" w:date="2026-01-01T00:00:00Z">
+        <w:r>
+          <w:t xml:space="preserve"> </w:t>
+        </w:r>
+      </w:ins>
+      <w:hyperlink w:anchor="def-antithesis">
+        <w:ins w:id="339" w:author="PR Preview" w:date="2026-01-01T00:00:00Z">
+          <w:r>
+            <w:rPr>
+              <w:rStyle w:val="Hyperlink"/>
+            </w:rPr>
+            <w:t xml:space="preserve">antithesis</w:t>
+          </w:r>
+        </w:ins>
+      </w:hyperlink>
+      <w:ins w:id="340" w:author="PR Preview" w:date="2026-01-01T00:00:00Z">
+        <w:r>
+          <w:t xml:space="preserve">,</w:t>
+        </w:r>
+      </w:ins>
+      <w:ins w:id="341" w:author="PR Preview" w:date="2026-01-01T00:00:00Z">
+        <w:r>
+          <w:t xml:space="preserve"> </w:t>
+        </w:r>
+      </w:ins>
+      <w:ins w:id="342" w:author="PR Preview" w:date="2026-01-01T00:00:00Z">
         <w:r>
           <w:t xml:space="preserve">clichéd drafts lean on a set of sentence shapes</w:t>
         </w:r>
       </w:ins>
-      <w:ins w:id="216" w:author="PR Preview" w:date="2026-01-01T00:00:00Z">
-        <w:r>
-          <w:t xml:space="preserve"> </w:t>
-        </w:r>
-      </w:ins>
-      <w:ins w:id="217" w:author="PR Preview" w:date="2026-01-01T00:00:00Z">
+      <w:ins w:id="343" w:author="PR Preview" w:date="2026-01-01T00:00:00Z">
+        <w:r>
+          <w:t xml:space="preserve"> </w:t>
+        </w:r>
+      </w:ins>
+      <w:ins w:id="344" w:author="PR Preview" w:date="2026-01-01T00:00:00Z">
         <w:r>
           <w:t xml:space="preserve">that stage a point instead of stating it.</w:t>
         </w:r>
       </w:ins>
     </w:p>
-    <w:bookmarkStart w:id="20" w:name="exm-staged-point"/>
+    <w:bookmarkStart w:id="30" w:name="exm-staged-point"/>
     <w:p>
       <w:pPr>
         <w:pStyle w:val="BodyText"/>
       </w:pPr>
-      <w:ins w:id="218" w:author="PR Preview" w:date="2026-01-01T00:00:00Z">
+      <w:ins w:id="345" w:author="PR Preview" w:date="2026-01-01T00:00:00Z">
         <w:r>
           <w:rPr>
             <w:b/>
@@ -2470,12 +3279,12 @@
           <w:t xml:space="preserve">Example 3 (A staged point)</w:t>
         </w:r>
       </w:ins>
-      <w:ins w:id="219" w:author="PR Preview" w:date="2026-01-01T00:00:00Z">
-        <w:r>
-          <w:t xml:space="preserve"> </w:t>
-        </w:r>
-      </w:ins>
-      <w:ins w:id="220" w:author="PR Preview" w:date="2026-01-01T00:00:00Z">
+      <w:ins w:id="346" w:author="PR Preview" w:date="2026-01-01T00:00:00Z">
+        <w:r>
+          <w:t xml:space="preserve"> </w:t>
+        </w:r>
+      </w:ins>
+      <w:ins w:id="347" w:author="PR Preview" w:date="2026-01-01T00:00:00Z">
         <w:r>
           <w:t xml:space="preserve"> </w:t>
         </w:r>
@@ -2485,32 +3294,32 @@
       <w:pPr>
         <w:pStyle w:val="BlockText"/>
       </w:pPr>
-      <w:ins w:id="221" w:author="PR Preview" w:date="2026-01-01T00:00:00Z">
+      <w:ins w:id="348" w:author="PR Preview" w:date="2026-01-01T00:00:00Z">
         <w:r>
           <w:t xml:space="preserve">❌ It can read like a definition that says nothing.</w:t>
         </w:r>
       </w:ins>
-      <w:ins w:id="222" w:author="PR Preview" w:date="2026-01-01T00:00:00Z">
-        <w:r>
-          <w:t xml:space="preserve"> </w:t>
-        </w:r>
-      </w:ins>
-      <w:ins w:id="223" w:author="PR Preview" w:date="2026-01-01T00:00:00Z">
+      <w:ins w:id="349" w:author="PR Preview" w:date="2026-01-01T00:00:00Z">
+        <w:r>
+          <w:t xml:space="preserve"> </w:t>
+        </w:r>
+      </w:ins>
+      <w:ins w:id="350" w:author="PR Preview" w:date="2026-01-01T00:00:00Z">
         <w:r>
           <w:t xml:space="preserve">Its use is in what it forces you to name:</w:t>
         </w:r>
       </w:ins>
-      <w:ins w:id="224" w:author="PR Preview" w:date="2026-01-01T00:00:00Z">
-        <w:r>
-          <w:t xml:space="preserve"> </w:t>
-        </w:r>
-      </w:ins>
-      <w:ins w:id="225" w:author="PR Preview" w:date="2026-01-01T00:00:00Z">
+      <w:ins w:id="351" w:author="PR Preview" w:date="2026-01-01T00:00:00Z">
+        <w:r>
+          <w:t xml:space="preserve"> </w:t>
+        </w:r>
+      </w:ins>
+      <w:ins w:id="352" w:author="PR Preview" w:date="2026-01-01T00:00:00Z">
         <w:r>
           <w:t xml:space="preserve">a project that cannot say what its</w:t>
         </w:r>
       </w:ins>
-      <w:ins w:id="226" w:author="PR Preview" w:date="2026-01-01T00:00:00Z">
+      <w:ins w:id="353" w:author="PR Preview" w:date="2026-01-01T00:00:00Z">
         <w:r>
           <w:t xml:space="preserve"> </w:t>
         </w:r>
@@ -2520,12 +3329,12 @@
           <m:t>E</m:t>
         </m:r>
       </m:oMath>
-      <w:ins w:id="227" w:author="PR Preview" w:date="2026-01-01T00:00:00Z">
+      <w:ins w:id="354" w:author="PR Preview" w:date="2026-01-01T00:00:00Z">
         <w:r>
           <w:t xml:space="preserve">,</w:t>
         </w:r>
       </w:ins>
-      <w:ins w:id="228" w:author="PR Preview" w:date="2026-01-01T00:00:00Z">
+      <w:ins w:id="355" w:author="PR Preview" w:date="2026-01-01T00:00:00Z">
         <w:r>
           <w:t xml:space="preserve"> </w:t>
         </w:r>
@@ -2535,17 +3344,17 @@
           <m:t>T</m:t>
         </m:r>
       </m:oMath>
-      <w:ins w:id="229" w:author="PR Preview" w:date="2026-01-01T00:00:00Z">
-        <w:r>
-          <w:t xml:space="preserve"> </w:t>
-        </w:r>
-      </w:ins>
-      <w:ins w:id="230" w:author="PR Preview" w:date="2026-01-01T00:00:00Z">
+      <w:ins w:id="356" w:author="PR Preview" w:date="2026-01-01T00:00:00Z">
+        <w:r>
+          <w:t xml:space="preserve"> </w:t>
+        </w:r>
+      </w:ins>
+      <w:ins w:id="357" w:author="PR Preview" w:date="2026-01-01T00:00:00Z">
         <w:r>
           <w:t xml:space="preserve">and</w:t>
         </w:r>
       </w:ins>
-      <w:ins w:id="231" w:author="PR Preview" w:date="2026-01-01T00:00:00Z">
+      <w:ins w:id="358" w:author="PR Preview" w:date="2026-01-01T00:00:00Z">
         <w:r>
           <w:t xml:space="preserve"> </w:t>
         </w:r>
@@ -2555,22 +3364,22 @@
           <m:t>P</m:t>
         </m:r>
       </m:oMath>
-      <w:ins w:id="232" w:author="PR Preview" w:date="2026-01-01T00:00:00Z">
-        <w:r>
-          <w:t xml:space="preserve"> </w:t>
-        </w:r>
-      </w:ins>
-      <w:ins w:id="233" w:author="PR Preview" w:date="2026-01-01T00:00:00Z">
+      <w:ins w:id="359" w:author="PR Preview" w:date="2026-01-01T00:00:00Z">
+        <w:r>
+          <w:t xml:space="preserve"> </w:t>
+        </w:r>
+      </w:ins>
+      <w:ins w:id="360" w:author="PR Preview" w:date="2026-01-01T00:00:00Z">
         <w:r>
           <w:t xml:space="preserve">are</w:t>
         </w:r>
       </w:ins>
-      <w:ins w:id="234" w:author="PR Preview" w:date="2026-01-01T00:00:00Z">
-        <w:r>
-          <w:t xml:space="preserve"> </w:t>
-        </w:r>
-      </w:ins>
-      <w:ins w:id="235" w:author="PR Preview" w:date="2026-01-01T00:00:00Z">
+      <w:ins w:id="361" w:author="PR Preview" w:date="2026-01-01T00:00:00Z">
+        <w:r>
+          <w:t xml:space="preserve"> </w:t>
+        </w:r>
+      </w:ins>
+      <w:ins w:id="362" w:author="PR Preview" w:date="2026-01-01T00:00:00Z">
         <w:r>
           <w:t xml:space="preserve">has not yet stated a machine learning problem.</w:t>
         </w:r>
@@ -2580,22 +3389,22 @@
       <w:pPr>
         <w:pStyle w:val="BlockText"/>
       </w:pPr>
-      <w:ins w:id="236" w:author="PR Preview" w:date="2026-01-01T00:00:00Z">
+      <w:ins w:id="363" w:author="PR Preview" w:date="2026-01-01T00:00:00Z">
         <w:r>
           <w:t xml:space="preserve">✅ A machine learning problem is stated only when its</w:t>
         </w:r>
       </w:ins>
-      <w:ins w:id="237" w:author="PR Preview" w:date="2026-01-01T00:00:00Z">
-        <w:r>
-          <w:t xml:space="preserve"> </w:t>
-        </w:r>
-      </w:ins>
-      <w:ins w:id="238" w:author="PR Preview" w:date="2026-01-01T00:00:00Z">
+      <w:ins w:id="364" w:author="PR Preview" w:date="2026-01-01T00:00:00Z">
+        <w:r>
+          <w:t xml:space="preserve"> </w:t>
+        </w:r>
+      </w:ins>
+      <w:ins w:id="365" w:author="PR Preview" w:date="2026-01-01T00:00:00Z">
         <w:r>
           <w:t xml:space="preserve">experience</w:t>
         </w:r>
       </w:ins>
-      <w:ins w:id="239" w:author="PR Preview" w:date="2026-01-01T00:00:00Z">
+      <w:ins w:id="366" w:author="PR Preview" w:date="2026-01-01T00:00:00Z">
         <w:r>
           <w:t xml:space="preserve"> </w:t>
         </w:r>
@@ -2605,12 +3414,12 @@
           <m:t>E</m:t>
         </m:r>
       </m:oMath>
-      <w:ins w:id="240" w:author="PR Preview" w:date="2026-01-01T00:00:00Z">
+      <w:ins w:id="367" w:author="PR Preview" w:date="2026-01-01T00:00:00Z">
         <w:r>
           <w:t xml:space="preserve">, task</w:t>
         </w:r>
       </w:ins>
-      <w:ins w:id="241" w:author="PR Preview" w:date="2026-01-01T00:00:00Z">
+      <w:ins w:id="368" w:author="PR Preview" w:date="2026-01-01T00:00:00Z">
         <w:r>
           <w:t xml:space="preserve"> </w:t>
         </w:r>
@@ -2620,17 +3429,17 @@
           <m:t>T</m:t>
         </m:r>
       </m:oMath>
-      <w:ins w:id="242" w:author="PR Preview" w:date="2026-01-01T00:00:00Z">
-        <w:r>
-          <w:t xml:space="preserve"> </w:t>
-        </w:r>
-      </w:ins>
-      <w:ins w:id="243" w:author="PR Preview" w:date="2026-01-01T00:00:00Z">
+      <w:ins w:id="369" w:author="PR Preview" w:date="2026-01-01T00:00:00Z">
+        <w:r>
+          <w:t xml:space="preserve"> </w:t>
+        </w:r>
+      </w:ins>
+      <w:ins w:id="370" w:author="PR Preview" w:date="2026-01-01T00:00:00Z">
         <w:r>
           <w:t xml:space="preserve">and performance measure</w:t>
         </w:r>
       </w:ins>
-      <w:ins w:id="244" w:author="PR Preview" w:date="2026-01-01T00:00:00Z">
+      <w:ins w:id="371" w:author="PR Preview" w:date="2026-01-01T00:00:00Z">
         <w:r>
           <w:t xml:space="preserve"> </w:t>
         </w:r>
@@ -2640,12 +3449,12 @@
           <m:t>P</m:t>
         </m:r>
       </m:oMath>
-      <w:ins w:id="245" w:author="PR Preview" w:date="2026-01-01T00:00:00Z">
-        <w:r>
-          <w:t xml:space="preserve"> </w:t>
-        </w:r>
-      </w:ins>
-      <w:ins w:id="246" w:author="PR Preview" w:date="2026-01-01T00:00:00Z">
+      <w:ins w:id="372" w:author="PR Preview" w:date="2026-01-01T00:00:00Z">
+        <w:r>
+          <w:t xml:space="preserve"> </w:t>
+        </w:r>
+      </w:ins>
+      <w:ins w:id="373" w:author="PR Preview" w:date="2026-01-01T00:00:00Z">
         <w:r>
           <w:t xml:space="preserve">are named.</w:t>
         </w:r>
@@ -2655,7 +3464,7 @@
       <w:pPr>
         <w:pStyle w:val="FirstParagraph"/>
       </w:pPr>
-      <w:ins w:id="247" w:author="PR Preview" w:date="2026-01-01T00:00:00Z">
+      <w:ins w:id="374" w:author="PR Preview" w:date="2026-01-01T00:00:00Z">
         <w:r>
           <w:t xml:space="preserve">The first version packs six clichés into two sentences:</w:t>
         </w:r>
@@ -2669,7 +3478,7 @@
           <w:numId w:val="1005"/>
         </w:numPr>
       </w:pPr>
-      <w:ins w:id="248" w:author="PR Preview" w:date="2026-01-01T00:00:00Z">
+      <w:ins w:id="375" w:author="PR Preview" w:date="2026-01-01T00:00:00Z">
         <w:r>
           <w:t xml:space="preserve">an objection raised only to be knocked down;</w:t>
         </w:r>
@@ -2683,52 +3492,52 @@
           <w:numId w:val="1005"/>
         </w:numPr>
       </w:pPr>
-      <w:ins w:id="249" w:author="PR Preview" w:date="2026-01-01T00:00:00Z">
+      <w:ins w:id="376" w:author="PR Preview" w:date="2026-01-01T00:00:00Z">
         <w:r>
           <w:t xml:space="preserve">“It”</w:t>
         </w:r>
       </w:ins>
-      <w:ins w:id="250" w:author="PR Preview" w:date="2026-01-01T00:00:00Z">
-        <w:r>
-          <w:t xml:space="preserve"> </w:t>
-        </w:r>
-      </w:ins>
-      <w:ins w:id="251" w:author="PR Preview" w:date="2026-01-01T00:00:00Z">
+      <w:ins w:id="377" w:author="PR Preview" w:date="2026-01-01T00:00:00Z">
+        <w:r>
+          <w:t xml:space="preserve"> </w:t>
+        </w:r>
+      </w:ins>
+      <w:ins w:id="378" w:author="PR Preview" w:date="2026-01-01T00:00:00Z">
         <w:r>
           <w:t xml:space="preserve">and</w:t>
         </w:r>
       </w:ins>
-      <w:ins w:id="252" w:author="PR Preview" w:date="2026-01-01T00:00:00Z">
-        <w:r>
-          <w:t xml:space="preserve"> </w:t>
-        </w:r>
-      </w:ins>
-      <w:ins w:id="253" w:author="PR Preview" w:date="2026-01-01T00:00:00Z">
+      <w:ins w:id="379" w:author="PR Preview" w:date="2026-01-01T00:00:00Z">
+        <w:r>
+          <w:t xml:space="preserve"> </w:t>
+        </w:r>
+      </w:ins>
+      <w:ins w:id="380" w:author="PR Preview" w:date="2026-01-01T00:00:00Z">
         <w:r>
           <w:t xml:space="preserve">“Its”</w:t>
         </w:r>
       </w:ins>
-      <w:ins w:id="254" w:author="PR Preview" w:date="2026-01-01T00:00:00Z">
-        <w:r>
-          <w:t xml:space="preserve"> </w:t>
-        </w:r>
-      </w:ins>
-      <w:ins w:id="255" w:author="PR Preview" w:date="2026-01-01T00:00:00Z">
+      <w:ins w:id="381" w:author="PR Preview" w:date="2026-01-01T00:00:00Z">
+        <w:r>
+          <w:t xml:space="preserve"> </w:t>
+        </w:r>
+      </w:ins>
+      <w:ins w:id="382" w:author="PR Preview" w:date="2026-01-01T00:00:00Z">
         <w:r>
           <w:t xml:space="preserve">in place of</w:t>
         </w:r>
       </w:ins>
-      <w:ins w:id="256" w:author="PR Preview" w:date="2026-01-01T00:00:00Z">
-        <w:r>
-          <w:t xml:space="preserve"> </w:t>
-        </w:r>
-      </w:ins>
-      <w:ins w:id="257" w:author="PR Preview" w:date="2026-01-01T00:00:00Z">
+      <w:ins w:id="383" w:author="PR Preview" w:date="2026-01-01T00:00:00Z">
+        <w:r>
+          <w:t xml:space="preserve"> </w:t>
+        </w:r>
+      </w:ins>
+      <w:ins w:id="384" w:author="PR Preview" w:date="2026-01-01T00:00:00Z">
         <w:r>
           <w:t xml:space="preserve">“the definition”</w:t>
         </w:r>
       </w:ins>
-      <w:ins w:id="258" w:author="PR Preview" w:date="2026-01-01T00:00:00Z">
+      <w:ins w:id="385" w:author="PR Preview" w:date="2026-01-01T00:00:00Z">
         <w:r>
           <w:t xml:space="preserve">;</w:t>
         </w:r>
@@ -2742,27 +3551,27 @@
           <w:numId w:val="1005"/>
         </w:numPr>
       </w:pPr>
-      <w:ins w:id="259" w:author="PR Preview" w:date="2026-01-01T00:00:00Z">
+      <w:ins w:id="386" w:author="PR Preview" w:date="2026-01-01T00:00:00Z">
         <w:r>
           <w:t xml:space="preserve">a definition that</w:t>
         </w:r>
       </w:ins>
-      <w:ins w:id="260" w:author="PR Preview" w:date="2026-01-01T00:00:00Z">
-        <w:r>
-          <w:t xml:space="preserve"> </w:t>
-        </w:r>
-      </w:ins>
-      <w:ins w:id="261" w:author="PR Preview" w:date="2026-01-01T00:00:00Z">
+      <w:ins w:id="387" w:author="PR Preview" w:date="2026-01-01T00:00:00Z">
+        <w:r>
+          <w:t xml:space="preserve"> </w:t>
+        </w:r>
+      </w:ins>
+      <w:ins w:id="388" w:author="PR Preview" w:date="2026-01-01T00:00:00Z">
         <w:r>
           <w:t xml:space="preserve">“forces”</w:t>
         </w:r>
       </w:ins>
-      <w:ins w:id="262" w:author="PR Preview" w:date="2026-01-01T00:00:00Z">
-        <w:r>
-          <w:t xml:space="preserve"> </w:t>
-        </w:r>
-      </w:ins>
-      <w:ins w:id="263" w:author="PR Preview" w:date="2026-01-01T00:00:00Z">
+      <w:ins w:id="389" w:author="PR Preview" w:date="2026-01-01T00:00:00Z">
+        <w:r>
+          <w:t xml:space="preserve"> </w:t>
+        </w:r>
+      </w:ins>
+      <w:ins w:id="390" w:author="PR Preview" w:date="2026-01-01T00:00:00Z">
         <w:r>
           <w:t xml:space="preserve">the reader, as if it were a person;</w:t>
         </w:r>
@@ -2776,17 +3585,17 @@
           <w:numId w:val="1005"/>
         </w:numPr>
       </w:pPr>
-      <w:ins w:id="264" w:author="PR Preview" w:date="2026-01-01T00:00:00Z">
+      <w:ins w:id="391" w:author="PR Preview" w:date="2026-01-01T00:00:00Z">
         <w:r>
           <w:t xml:space="preserve">“you”</w:t>
         </w:r>
       </w:ins>
-      <w:ins w:id="265" w:author="PR Preview" w:date="2026-01-01T00:00:00Z">
-        <w:r>
-          <w:t xml:space="preserve"> </w:t>
-        </w:r>
-      </w:ins>
-      <w:ins w:id="266" w:author="PR Preview" w:date="2026-01-01T00:00:00Z">
+      <w:ins w:id="392" w:author="PR Preview" w:date="2026-01-01T00:00:00Z">
+        <w:r>
+          <w:t xml:space="preserve"> </w:t>
+        </w:r>
+      </w:ins>
+      <w:ins w:id="393" w:author="PR Preview" w:date="2026-01-01T00:00:00Z">
         <w:r>
           <w:t xml:space="preserve">addressing the reader;</w:t>
         </w:r>
@@ -2800,7 +3609,7 @@
           <w:numId w:val="1005"/>
         </w:numPr>
       </w:pPr>
-      <w:ins w:id="267" w:author="PR Preview" w:date="2026-01-01T00:00:00Z">
+      <w:ins w:id="394" w:author="PR Preview" w:date="2026-01-01T00:00:00Z">
         <w:r>
           <w:t xml:space="preserve">a point withheld until after a colon;</w:t>
         </w:r>
@@ -2814,9 +3623,29 @@
           <w:numId w:val="1005"/>
         </w:numPr>
       </w:pPr>
-      <w:ins w:id="268" w:author="PR Preview" w:date="2026-01-01T00:00:00Z">
-        <w:r>
-          <w:t xml:space="preserve">a closing aphorism.</w:t>
+      <w:ins w:id="395" w:author="PR Preview" w:date="2026-01-01T00:00:00Z">
+        <w:r>
+          <w:t xml:space="preserve">a closing</w:t>
+        </w:r>
+      </w:ins>
+      <w:ins w:id="396" w:author="PR Preview" w:date="2026-01-01T00:00:00Z">
+        <w:r>
+          <w:t xml:space="preserve"> </w:t>
+        </w:r>
+      </w:ins>
+      <w:hyperlink w:anchor="def-aphorism">
+        <w:ins w:id="397" w:author="PR Preview" w:date="2026-01-01T00:00:00Z">
+          <w:r>
+            <w:rPr>
+              <w:rStyle w:val="Hyperlink"/>
+            </w:rPr>
+            <w:t xml:space="preserve">aphorism</w:t>
+          </w:r>
+        </w:ins>
+      </w:hyperlink>
+      <w:ins w:id="398" w:author="PR Preview" w:date="2026-01-01T00:00:00Z">
+        <w:r>
+          <w:t xml:space="preserve">.</w:t>
         </w:r>
       </w:ins>
     </w:p>
@@ -2824,18 +3653,18 @@
       <w:pPr>
         <w:pStyle w:val="FirstParagraph"/>
       </w:pPr>
-      <w:ins w:id="269" w:author="PR Preview" w:date="2026-01-01T00:00:00Z">
+      <w:ins w:id="399" w:author="PR Preview" w:date="2026-01-01T00:00:00Z">
         <w:r>
           <w:t xml:space="preserve">The second version states the claim once.</w:t>
         </w:r>
       </w:ins>
     </w:p>
-    <w:bookmarkEnd w:id="20"/>
+    <w:bookmarkEnd w:id="30"/>
     <w:p>
       <w:pPr>
         <w:pStyle w:val="BodyText"/>
       </w:pPr>
-      <w:ins w:id="270" w:author="PR Preview" w:date="2026-01-01T00:00:00Z">
+      <w:ins w:id="400" w:author="PR Preview" w:date="2026-01-01T00:00:00Z">
         <w:r>
           <w:t xml:space="preserve">Watch for these shapes:</w:t>
         </w:r>
@@ -2849,7 +3678,7 @@
           <w:numId w:val="1006"/>
         </w:numPr>
       </w:pPr>
-      <w:ins w:id="271" w:author="PR Preview" w:date="2026-01-01T00:00:00Z">
+      <w:ins w:id="401" w:author="PR Preview" w:date="2026-01-01T00:00:00Z">
         <w:r>
           <w:rPr>
             <w:b/>
@@ -2858,44 +3687,69 @@
           <w:t xml:space="preserve">The straw objection.</w:t>
         </w:r>
       </w:ins>
-      <w:ins w:id="272" w:author="PR Preview" w:date="2026-01-01T00:00:00Z">
-        <w:r>
-          <w:t xml:space="preserve"> </w:t>
-        </w:r>
-      </w:ins>
-      <w:ins w:id="273" w:author="PR Preview" w:date="2026-01-01T00:00:00Z">
+      <w:ins w:id="402" w:author="PR Preview" w:date="2026-01-01T00:00:00Z">
+        <w:r>
+          <w:t xml:space="preserve"> </w:t>
+        </w:r>
+      </w:ins>
+      <w:ins w:id="403" w:author="PR Preview" w:date="2026-01-01T00:00:00Z">
         <w:r>
           <w:t xml:space="preserve">A doubt raised only to be answered</w:t>
         </w:r>
       </w:ins>
-      <w:ins w:id="274" w:author="PR Preview" w:date="2026-01-01T00:00:00Z">
-        <w:r>
-          <w:t xml:space="preserve"> </w:t>
-        </w:r>
-      </w:ins>
-      <w:ins w:id="275" w:author="PR Preview" w:date="2026-01-01T00:00:00Z">
+      <w:ins w:id="404" w:author="PR Preview" w:date="2026-01-01T00:00:00Z">
+        <w:r>
+          <w:t xml:space="preserve"> </w:t>
+        </w:r>
+      </w:ins>
+      <w:ins w:id="405" w:author="PR Preview" w:date="2026-01-01T00:00:00Z">
         <w:r>
           <w:t xml:space="preserve">(</w:t>
         </w:r>
       </w:ins>
-      <w:ins w:id="276" w:author="PR Preview" w:date="2026-01-01T00:00:00Z">
+      <w:ins w:id="406" w:author="PR Preview" w:date="2026-01-01T00:00:00Z">
         <w:r>
           <w:t xml:space="preserve">“It may seem trivial. In fact, …”</w:t>
         </w:r>
       </w:ins>
-      <w:ins w:id="277" w:author="PR Preview" w:date="2026-01-01T00:00:00Z">
+      <w:ins w:id="407" w:author="PR Preview" w:date="2026-01-01T00:00:00Z">
         <w:r>
           <w:t xml:space="preserve">).</w:t>
         </w:r>
       </w:ins>
-      <w:ins w:id="278" w:author="PR Preview" w:date="2026-01-01T00:00:00Z">
-        <w:r>
-          <w:t xml:space="preserve"> </w:t>
-        </w:r>
-      </w:ins>
-      <w:ins w:id="279" w:author="PR Preview" w:date="2026-01-01T00:00:00Z">
-        <w:r>
-          <w:t xml:space="preserve">This is the antithesis spread over two sentences.</w:t>
+      <w:ins w:id="408" w:author="PR Preview" w:date="2026-01-01T00:00:00Z">
+        <w:r>
+          <w:t xml:space="preserve"> </w:t>
+        </w:r>
+      </w:ins>
+      <w:ins w:id="409" w:author="PR Preview" w:date="2026-01-01T00:00:00Z">
+        <w:r>
+          <w:t xml:space="preserve">This is the</w:t>
+        </w:r>
+      </w:ins>
+      <w:ins w:id="410" w:author="PR Preview" w:date="2026-01-01T00:00:00Z">
+        <w:r>
+          <w:t xml:space="preserve"> </w:t>
+        </w:r>
+      </w:ins>
+      <w:hyperlink w:anchor="def-antithesis">
+        <w:ins w:id="411" w:author="PR Preview" w:date="2026-01-01T00:00:00Z">
+          <w:r>
+            <w:rPr>
+              <w:rStyle w:val="Hyperlink"/>
+            </w:rPr>
+            <w:t xml:space="preserve">antithesis</w:t>
+          </w:r>
+        </w:ins>
+      </w:hyperlink>
+      <w:ins w:id="412" w:author="PR Preview" w:date="2026-01-01T00:00:00Z">
+        <w:r>
+          <w:t xml:space="preserve"> </w:t>
+        </w:r>
+      </w:ins>
+      <w:ins w:id="413" w:author="PR Preview" w:date="2026-01-01T00:00:00Z">
+        <w:r>
+          <w:t xml:space="preserve">spread over two sentences.</w:t>
         </w:r>
       </w:ins>
     </w:p>
@@ -2907,7 +3761,7 @@
           <w:numId w:val="1006"/>
         </w:numPr>
       </w:pPr>
-      <w:ins w:id="280" w:author="PR Preview" w:date="2026-01-01T00:00:00Z">
+      <w:ins w:id="414" w:author="PR Preview" w:date="2026-01-01T00:00:00Z">
         <w:r>
           <w:rPr>
             <w:b/>
@@ -2916,92 +3770,92 @@
           <w:t xml:space="preserve">The personified abstraction.</w:t>
         </w:r>
       </w:ins>
-      <w:ins w:id="281" w:author="PR Preview" w:date="2026-01-01T00:00:00Z">
-        <w:r>
-          <w:t xml:space="preserve"> </w:t>
-        </w:r>
-      </w:ins>
-      <w:ins w:id="282" w:author="PR Preview" w:date="2026-01-01T00:00:00Z">
+      <w:ins w:id="415" w:author="PR Preview" w:date="2026-01-01T00:00:00Z">
+        <w:r>
+          <w:t xml:space="preserve"> </w:t>
+        </w:r>
+      </w:ins>
+      <w:ins w:id="416" w:author="PR Preview" w:date="2026-01-01T00:00:00Z">
         <w:r>
           <w:t xml:space="preserve">A definition, method or result that</w:t>
         </w:r>
       </w:ins>
-      <w:ins w:id="283" w:author="PR Preview" w:date="2026-01-01T00:00:00Z">
-        <w:r>
-          <w:t xml:space="preserve"> </w:t>
-        </w:r>
-      </w:ins>
-      <w:ins w:id="284" w:author="PR Preview" w:date="2026-01-01T00:00:00Z">
+      <w:ins w:id="417" w:author="PR Preview" w:date="2026-01-01T00:00:00Z">
+        <w:r>
+          <w:t xml:space="preserve"> </w:t>
+        </w:r>
+      </w:ins>
+      <w:ins w:id="418" w:author="PR Preview" w:date="2026-01-01T00:00:00Z">
         <w:r>
           <w:t xml:space="preserve">“forces”</w:t>
         </w:r>
       </w:ins>
-      <w:ins w:id="285" w:author="PR Preview" w:date="2026-01-01T00:00:00Z">
+      <w:ins w:id="419" w:author="PR Preview" w:date="2026-01-01T00:00:00Z">
         <w:r>
           <w:t xml:space="preserve">,</w:t>
         </w:r>
       </w:ins>
-      <w:ins w:id="286" w:author="PR Preview" w:date="2026-01-01T00:00:00Z">
-        <w:r>
-          <w:t xml:space="preserve"> </w:t>
-        </w:r>
-      </w:ins>
-      <w:ins w:id="287" w:author="PR Preview" w:date="2026-01-01T00:00:00Z">
+      <w:ins w:id="420" w:author="PR Preview" w:date="2026-01-01T00:00:00Z">
+        <w:r>
+          <w:t xml:space="preserve"> </w:t>
+        </w:r>
+      </w:ins>
+      <w:ins w:id="421" w:author="PR Preview" w:date="2026-01-01T00:00:00Z">
         <w:r>
           <w:t xml:space="preserve">“invites”</w:t>
         </w:r>
       </w:ins>
-      <w:ins w:id="288" w:author="PR Preview" w:date="2026-01-01T00:00:00Z">
+      <w:ins w:id="422" w:author="PR Preview" w:date="2026-01-01T00:00:00Z">
         <w:r>
           <w:t xml:space="preserve">,</w:t>
         </w:r>
       </w:ins>
-      <w:ins w:id="289" w:author="PR Preview" w:date="2026-01-01T00:00:00Z">
-        <w:r>
-          <w:t xml:space="preserve"> </w:t>
-        </w:r>
-      </w:ins>
-      <w:ins w:id="290" w:author="PR Preview" w:date="2026-01-01T00:00:00Z">
+      <w:ins w:id="423" w:author="PR Preview" w:date="2026-01-01T00:00:00Z">
+        <w:r>
+          <w:t xml:space="preserve"> </w:t>
+        </w:r>
+      </w:ins>
+      <w:ins w:id="424" w:author="PR Preview" w:date="2026-01-01T00:00:00Z">
         <w:r>
           <w:t xml:space="preserve">“demands”</w:t>
         </w:r>
       </w:ins>
-      <w:ins w:id="291" w:author="PR Preview" w:date="2026-01-01T00:00:00Z">
-        <w:r>
-          <w:t xml:space="preserve"> </w:t>
-        </w:r>
-      </w:ins>
-      <w:ins w:id="292" w:author="PR Preview" w:date="2026-01-01T00:00:00Z">
+      <w:ins w:id="425" w:author="PR Preview" w:date="2026-01-01T00:00:00Z">
+        <w:r>
+          <w:t xml:space="preserve"> </w:t>
+        </w:r>
+      </w:ins>
+      <w:ins w:id="426" w:author="PR Preview" w:date="2026-01-01T00:00:00Z">
         <w:r>
           <w:t xml:space="preserve">or</w:t>
         </w:r>
       </w:ins>
-      <w:ins w:id="293" w:author="PR Preview" w:date="2026-01-01T00:00:00Z">
-        <w:r>
-          <w:t xml:space="preserve"> </w:t>
-        </w:r>
-      </w:ins>
-      <w:ins w:id="294" w:author="PR Preview" w:date="2026-01-01T00:00:00Z">
+      <w:ins w:id="427" w:author="PR Preview" w:date="2026-01-01T00:00:00Z">
+        <w:r>
+          <w:t xml:space="preserve"> </w:t>
+        </w:r>
+      </w:ins>
+      <w:ins w:id="428" w:author="PR Preview" w:date="2026-01-01T00:00:00Z">
         <w:r>
           <w:t xml:space="preserve">“asks”</w:t>
         </w:r>
       </w:ins>
-      <w:ins w:id="295" w:author="PR Preview" w:date="2026-01-01T00:00:00Z">
-        <w:r>
-          <w:t xml:space="preserve"> </w:t>
-        </w:r>
-      </w:ins>
-      <w:ins w:id="296" w:author="PR Preview" w:date="2026-01-01T00:00:00Z">
+      <w:ins w:id="429" w:author="PR Preview" w:date="2026-01-01T00:00:00Z">
+        <w:r>
+          <w:t xml:space="preserve"> </w:t>
+        </w:r>
+      </w:ins>
+      <w:ins w:id="430" w:author="PR Preview" w:date="2026-01-01T00:00:00Z">
         <w:r>
           <w:t xml:space="preserve">something of the reader.</w:t>
         </w:r>
       </w:ins>
-      <w:ins w:id="297" w:author="PR Preview" w:date="2026-01-01T00:00:00Z">
-        <w:r>
-          <w:t xml:space="preserve"> </w:t>
-        </w:r>
-      </w:ins>
-      <w:ins w:id="298" w:author="PR Preview" w:date="2026-01-01T00:00:00Z">
+      <w:ins w:id="431" w:author="PR Preview" w:date="2026-01-01T00:00:00Z">
+        <w:r>
+          <w:t xml:space="preserve"> </w:t>
+        </w:r>
+      </w:ins>
+      <w:ins w:id="432" w:author="PR Preview" w:date="2026-01-01T00:00:00Z">
         <w:r>
           <w:t xml:space="preserve">Name who does what.</w:t>
         </w:r>
@@ -3015,7 +3869,7 @@
           <w:numId w:val="1006"/>
         </w:numPr>
       </w:pPr>
-      <w:ins w:id="299" w:author="PR Preview" w:date="2026-01-01T00:00:00Z">
+      <w:ins w:id="433" w:author="PR Preview" w:date="2026-01-01T00:00:00Z">
         <w:r>
           <w:rPr>
             <w:b/>
@@ -3024,22 +3878,22 @@
           <w:t xml:space="preserve">The colon reveal.</w:t>
         </w:r>
       </w:ins>
-      <w:ins w:id="300" w:author="PR Preview" w:date="2026-01-01T00:00:00Z">
-        <w:r>
-          <w:t xml:space="preserve"> </w:t>
-        </w:r>
-      </w:ins>
-      <w:ins w:id="301" w:author="PR Preview" w:date="2026-01-01T00:00:00Z">
+      <w:ins w:id="434" w:author="PR Preview" w:date="2026-01-01T00:00:00Z">
+        <w:r>
+          <w:t xml:space="preserve"> </w:t>
+        </w:r>
+      </w:ins>
+      <w:ins w:id="435" w:author="PR Preview" w:date="2026-01-01T00:00:00Z">
         <w:r>
           <w:t xml:space="preserve">A setup, then a colon, then the point.</w:t>
         </w:r>
       </w:ins>
-      <w:ins w:id="302" w:author="PR Preview" w:date="2026-01-01T00:00:00Z">
-        <w:r>
-          <w:t xml:space="preserve"> </w:t>
-        </w:r>
-      </w:ins>
-      <w:ins w:id="303" w:author="PR Preview" w:date="2026-01-01T00:00:00Z">
+      <w:ins w:id="436" w:author="PR Preview" w:date="2026-01-01T00:00:00Z">
+        <w:r>
+          <w:t xml:space="preserve"> </w:t>
+        </w:r>
+      </w:ins>
+      <w:ins w:id="437" w:author="PR Preview" w:date="2026-01-01T00:00:00Z">
         <w:r>
           <w:t xml:space="preserve">Lead with the point.</w:t>
         </w:r>
@@ -3053,7 +3907,7 @@
           <w:numId w:val="1006"/>
         </w:numPr>
       </w:pPr>
-      <w:ins w:id="304" w:author="PR Preview" w:date="2026-01-01T00:00:00Z">
+      <w:ins w:id="438" w:author="PR Preview" w:date="2026-01-01T00:00:00Z">
         <w:r>
           <w:rPr>
             <w:b/>
@@ -3062,47 +3916,47 @@
           <w:t xml:space="preserve">The answered rhetorical question.</w:t>
         </w:r>
       </w:ins>
-      <w:ins w:id="305" w:author="PR Preview" w:date="2026-01-01T00:00:00Z">
-        <w:r>
-          <w:t xml:space="preserve"> </w:t>
-        </w:r>
-      </w:ins>
-      <w:ins w:id="306" w:author="PR Preview" w:date="2026-01-01T00:00:00Z">
+      <w:ins w:id="439" w:author="PR Preview" w:date="2026-01-01T00:00:00Z">
+        <w:r>
+          <w:t xml:space="preserve"> </w:t>
+        </w:r>
+      </w:ins>
+      <w:ins w:id="440" w:author="PR Preview" w:date="2026-01-01T00:00:00Z">
         <w:r>
           <w:t xml:space="preserve">“The result? A faster fit.”</w:t>
         </w:r>
       </w:ins>
-      <w:ins w:id="307" w:author="PR Preview" w:date="2026-01-01T00:00:00Z">
-        <w:r>
-          <w:t xml:space="preserve"> </w:t>
-        </w:r>
-      </w:ins>
-      <w:ins w:id="308" w:author="PR Preview" w:date="2026-01-01T00:00:00Z">
+      <w:ins w:id="441" w:author="PR Preview" w:date="2026-01-01T00:00:00Z">
+        <w:r>
+          <w:t xml:space="preserve"> </w:t>
+        </w:r>
+      </w:ins>
+      <w:ins w:id="442" w:author="PR Preview" w:date="2026-01-01T00:00:00Z">
         <w:r>
           <w:t xml:space="preserve">or</w:t>
         </w:r>
       </w:ins>
-      <w:ins w:id="309" w:author="PR Preview" w:date="2026-01-01T00:00:00Z">
-        <w:r>
-          <w:t xml:space="preserve"> </w:t>
-        </w:r>
-      </w:ins>
-      <w:ins w:id="310" w:author="PR Preview" w:date="2026-01-01T00:00:00Z">
+      <w:ins w:id="443" w:author="PR Preview" w:date="2026-01-01T00:00:00Z">
+        <w:r>
+          <w:t xml:space="preserve"> </w:t>
+        </w:r>
+      </w:ins>
+      <w:ins w:id="444" w:author="PR Preview" w:date="2026-01-01T00:00:00Z">
         <w:r>
           <w:t xml:space="preserve">“Why does this matter? Because …”</w:t>
         </w:r>
       </w:ins>
-      <w:ins w:id="311" w:author="PR Preview" w:date="2026-01-01T00:00:00Z">
+      <w:ins w:id="445" w:author="PR Preview" w:date="2026-01-01T00:00:00Z">
         <w:r>
           <w:t xml:space="preserve">.</w:t>
         </w:r>
       </w:ins>
-      <w:ins w:id="312" w:author="PR Preview" w:date="2026-01-01T00:00:00Z">
-        <w:r>
-          <w:t xml:space="preserve"> </w:t>
-        </w:r>
-      </w:ins>
-      <w:ins w:id="313" w:author="PR Preview" w:date="2026-01-01T00:00:00Z">
+      <w:ins w:id="446" w:author="PR Preview" w:date="2026-01-01T00:00:00Z">
+        <w:r>
+          <w:t xml:space="preserve"> </w:t>
+        </w:r>
+      </w:ins>
+      <w:ins w:id="447" w:author="PR Preview" w:date="2026-01-01T00:00:00Z">
         <w:r>
           <w:t xml:space="preserve">State the result.</w:t>
         </w:r>
@@ -3116,7 +3970,7 @@
           <w:numId w:val="1006"/>
         </w:numPr>
       </w:pPr>
-      <w:ins w:id="314" w:author="PR Preview" w:date="2026-01-01T00:00:00Z">
+      <w:ins w:id="448" w:author="PR Preview" w:date="2026-01-01T00:00:00Z">
         <w:r>
           <w:rPr>
             <w:b/>
@@ -3125,72 +3979,72 @@
           <w:t xml:space="preserve">The throat-clearing lead-in.</w:t>
         </w:r>
       </w:ins>
-      <w:ins w:id="315" w:author="PR Preview" w:date="2026-01-01T00:00:00Z">
-        <w:r>
-          <w:t xml:space="preserve"> </w:t>
-        </w:r>
-      </w:ins>
-      <w:ins w:id="316" w:author="PR Preview" w:date="2026-01-01T00:00:00Z">
+      <w:ins w:id="449" w:author="PR Preview" w:date="2026-01-01T00:00:00Z">
+        <w:r>
+          <w:t xml:space="preserve"> </w:t>
+        </w:r>
+      </w:ins>
+      <w:ins w:id="450" w:author="PR Preview" w:date="2026-01-01T00:00:00Z">
         <w:r>
           <w:t xml:space="preserve">“Here’s the thing:”</w:t>
         </w:r>
       </w:ins>
-      <w:ins w:id="317" w:author="PR Preview" w:date="2026-01-01T00:00:00Z">
+      <w:ins w:id="451" w:author="PR Preview" w:date="2026-01-01T00:00:00Z">
         <w:r>
           <w:t xml:space="preserve">,</w:t>
         </w:r>
       </w:ins>
-      <w:ins w:id="318" w:author="PR Preview" w:date="2026-01-01T00:00:00Z">
-        <w:r>
-          <w:t xml:space="preserve"> </w:t>
-        </w:r>
-      </w:ins>
-      <w:ins w:id="319" w:author="PR Preview" w:date="2026-01-01T00:00:00Z">
+      <w:ins w:id="452" w:author="PR Preview" w:date="2026-01-01T00:00:00Z">
+        <w:r>
+          <w:t xml:space="preserve"> </w:t>
+        </w:r>
+      </w:ins>
+      <w:ins w:id="453" w:author="PR Preview" w:date="2026-01-01T00:00:00Z">
         <w:r>
           <w:t xml:space="preserve">“Here’s why:”</w:t>
         </w:r>
       </w:ins>
-      <w:ins w:id="320" w:author="PR Preview" w:date="2026-01-01T00:00:00Z">
+      <w:ins w:id="454" w:author="PR Preview" w:date="2026-01-01T00:00:00Z">
         <w:r>
           <w:t xml:space="preserve">,</w:t>
         </w:r>
       </w:ins>
-      <w:ins w:id="321" w:author="PR Preview" w:date="2026-01-01T00:00:00Z">
-        <w:r>
-          <w:t xml:space="preserve"> </w:t>
-        </w:r>
-      </w:ins>
-      <w:ins w:id="322" w:author="PR Preview" w:date="2026-01-01T00:00:00Z">
+      <w:ins w:id="455" w:author="PR Preview" w:date="2026-01-01T00:00:00Z">
+        <w:r>
+          <w:t xml:space="preserve"> </w:t>
+        </w:r>
+      </w:ins>
+      <w:ins w:id="456" w:author="PR Preview" w:date="2026-01-01T00:00:00Z">
         <w:r>
           <w:t xml:space="preserve">“The key is”</w:t>
         </w:r>
       </w:ins>
-      <w:ins w:id="323" w:author="PR Preview" w:date="2026-01-01T00:00:00Z">
+      <w:ins w:id="457" w:author="PR Preview" w:date="2026-01-01T00:00:00Z">
         <w:r>
           <w:t xml:space="preserve">,</w:t>
         </w:r>
       </w:ins>
-      <w:ins w:id="324" w:author="PR Preview" w:date="2026-01-01T00:00:00Z">
-        <w:r>
-          <w:t xml:space="preserve"> </w:t>
-        </w:r>
-      </w:ins>
-      <w:ins w:id="325" w:author="PR Preview" w:date="2026-01-01T00:00:00Z">
+      <w:ins w:id="458" w:author="PR Preview" w:date="2026-01-01T00:00:00Z">
+        <w:r>
+          <w:t xml:space="preserve"> </w:t>
+        </w:r>
+      </w:ins>
+      <w:ins w:id="459" w:author="PR Preview" w:date="2026-01-01T00:00:00Z">
         <w:r>
           <w:t xml:space="preserve">“Put simply,”</w:t>
         </w:r>
       </w:ins>
-      <w:ins w:id="326" w:author="PR Preview" w:date="2026-01-01T00:00:00Z">
+      <w:ins w:id="460" w:author="PR Preview" w:date="2026-01-01T00:00:00Z">
         <w:r>
           <w:t xml:space="preserve">.</w:t>
         </w:r>
       </w:ins>
-      <w:ins w:id="327" w:author="PR Preview" w:date="2026-01-01T00:00:00Z">
-        <w:r>
-          <w:t xml:space="preserve"> </w:t>
-        </w:r>
-      </w:ins>
-      <w:ins w:id="328" w:author="PR Preview" w:date="2026-01-01T00:00:00Z">
+      <w:ins w:id="461" w:author="PR Preview" w:date="2026-01-01T00:00:00Z">
+        <w:r>
+          <w:t xml:space="preserve"> </w:t>
+        </w:r>
+      </w:ins>
+      <w:ins w:id="462" w:author="PR Preview" w:date="2026-01-01T00:00:00Z">
         <w:r>
           <w:t xml:space="preserve">Delete the lead-in.</w:t>
         </w:r>
@@ -3204,7 +4058,7 @@
           <w:numId w:val="1006"/>
         </w:numPr>
       </w:pPr>
-      <w:ins w:id="329" w:author="PR Preview" w:date="2026-01-01T00:00:00Z">
+      <w:ins w:id="463" w:author="PR Preview" w:date="2026-01-01T00:00:00Z">
         <w:r>
           <w:rPr>
             <w:b/>
@@ -3213,162 +4067,162 @@
           <w:t xml:space="preserve">The announced claim.</w:t>
         </w:r>
       </w:ins>
-      <w:ins w:id="330" w:author="PR Preview" w:date="2026-01-01T00:00:00Z">
-        <w:r>
-          <w:t xml:space="preserve"> </w:t>
-        </w:r>
-      </w:ins>
-      <w:ins w:id="331" w:author="PR Preview" w:date="2026-01-01T00:00:00Z">
+      <w:ins w:id="464" w:author="PR Preview" w:date="2026-01-01T00:00:00Z">
+        <w:r>
+          <w:t xml:space="preserve"> </w:t>
+        </w:r>
+      </w:ins>
+      <w:ins w:id="465" w:author="PR Preview" w:date="2026-01-01T00:00:00Z">
         <w:r>
           <w:t xml:space="preserve">“It is what makes … valid”</w:t>
         </w:r>
       </w:ins>
-      <w:ins w:id="332" w:author="PR Preview" w:date="2026-01-01T00:00:00Z">
+      <w:ins w:id="466" w:author="PR Preview" w:date="2026-01-01T00:00:00Z">
         <w:r>
           <w:t xml:space="preserve">,</w:t>
         </w:r>
       </w:ins>
-      <w:ins w:id="333" w:author="PR Preview" w:date="2026-01-01T00:00:00Z">
-        <w:r>
-          <w:t xml:space="preserve"> </w:t>
-        </w:r>
-      </w:ins>
-      <w:ins w:id="334" w:author="PR Preview" w:date="2026-01-01T00:00:00Z">
+      <w:ins w:id="467" w:author="PR Preview" w:date="2026-01-01T00:00:00Z">
+        <w:r>
+          <w:t xml:space="preserve"> </w:t>
+        </w:r>
+      </w:ins>
+      <w:ins w:id="468" w:author="PR Preview" w:date="2026-01-01T00:00:00Z">
         <w:r>
           <w:t xml:space="preserve">“That is what …”</w:t>
         </w:r>
       </w:ins>
-      <w:ins w:id="335" w:author="PR Preview" w:date="2026-01-01T00:00:00Z">
+      <w:ins w:id="469" w:author="PR Preview" w:date="2026-01-01T00:00:00Z">
         <w:r>
           <w:t xml:space="preserve">,</w:t>
         </w:r>
       </w:ins>
-      <w:ins w:id="336" w:author="PR Preview" w:date="2026-01-01T00:00:00Z">
-        <w:r>
-          <w:t xml:space="preserve"> </w:t>
-        </w:r>
-      </w:ins>
-      <w:ins w:id="337" w:author="PR Preview" w:date="2026-01-01T00:00:00Z">
+      <w:ins w:id="470" w:author="PR Preview" w:date="2026-01-01T00:00:00Z">
+        <w:r>
+          <w:t xml:space="preserve"> </w:t>
+        </w:r>
+      </w:ins>
+      <w:ins w:id="471" w:author="PR Preview" w:date="2026-01-01T00:00:00Z">
         <w:r>
           <w:t xml:space="preserve">“This is what …”</w:t>
         </w:r>
       </w:ins>
-      <w:ins w:id="338" w:author="PR Preview" w:date="2026-01-01T00:00:00Z">
+      <w:ins w:id="472" w:author="PR Preview" w:date="2026-01-01T00:00:00Z">
         <w:r>
           <w:t xml:space="preserve">, and</w:t>
         </w:r>
       </w:ins>
-      <w:ins w:id="339" w:author="PR Preview" w:date="2026-01-01T00:00:00Z">
-        <w:r>
-          <w:t xml:space="preserve"> </w:t>
-        </w:r>
-      </w:ins>
-      <w:ins w:id="340" w:author="PR Preview" w:date="2026-01-01T00:00:00Z">
+      <w:ins w:id="473" w:author="PR Preview" w:date="2026-01-01T00:00:00Z">
+        <w:r>
+          <w:t xml:space="preserve"> </w:t>
+        </w:r>
+      </w:ins>
+      <w:ins w:id="474" w:author="PR Preview" w:date="2026-01-01T00:00:00Z">
         <w:r>
           <w:t xml:space="preserve">“What the standing grant removes is the need to ask”</w:t>
         </w:r>
       </w:ins>
-      <w:ins w:id="341" w:author="PR Preview" w:date="2026-01-01T00:00:00Z">
+      <w:ins w:id="475" w:author="PR Preview" w:date="2026-01-01T00:00:00Z">
         <w:r>
           <w:t xml:space="preserve">.</w:t>
         </w:r>
       </w:ins>
-      <w:ins w:id="342" w:author="PR Preview" w:date="2026-01-01T00:00:00Z">
-        <w:r>
-          <w:t xml:space="preserve"> </w:t>
-        </w:r>
-      </w:ins>
-      <w:ins w:id="343" w:author="PR Preview" w:date="2026-01-01T00:00:00Z">
+      <w:ins w:id="476" w:author="PR Preview" w:date="2026-01-01T00:00:00Z">
+        <w:r>
+          <w:t xml:space="preserve"> </w:t>
+        </w:r>
+      </w:ins>
+      <w:ins w:id="477" w:author="PR Preview" w:date="2026-01-01T00:00:00Z">
         <w:r>
           <w:t xml:space="preserve">The sentence points at its own claim before making it.</w:t>
         </w:r>
       </w:ins>
-      <w:ins w:id="344" w:author="PR Preview" w:date="2026-01-01T00:00:00Z">
-        <w:r>
-          <w:t xml:space="preserve"> </w:t>
-        </w:r>
-      </w:ins>
-      <w:ins w:id="345" w:author="PR Preview" w:date="2026-01-01T00:00:00Z">
+      <w:ins w:id="478" w:author="PR Preview" w:date="2026-01-01T00:00:00Z">
+        <w:r>
+          <w:t xml:space="preserve"> </w:t>
+        </w:r>
+      </w:ins>
+      <w:ins w:id="479" w:author="PR Preview" w:date="2026-01-01T00:00:00Z">
         <w:r>
           <w:t xml:space="preserve">Make the claim directly:</w:t>
         </w:r>
       </w:ins>
-      <w:ins w:id="346" w:author="PR Preview" w:date="2026-01-01T00:00:00Z">
-        <w:r>
-          <w:t xml:space="preserve"> </w:t>
-        </w:r>
-      </w:ins>
-      <w:ins w:id="347" w:author="PR Preview" w:date="2026-01-01T00:00:00Z">
+      <w:ins w:id="480" w:author="PR Preview" w:date="2026-01-01T00:00:00Z">
+        <w:r>
+          <w:t xml:space="preserve"> </w:t>
+        </w:r>
+      </w:ins>
+      <w:ins w:id="481" w:author="PR Preview" w:date="2026-01-01T00:00:00Z">
         <w:r>
           <w:t xml:space="preserve">“It is what makes sums over countably infinite partitions valid”</w:t>
         </w:r>
       </w:ins>
-      <w:ins w:id="348" w:author="PR Preview" w:date="2026-01-01T00:00:00Z">
-        <w:r>
-          <w:t xml:space="preserve"> </w:t>
-        </w:r>
-      </w:ins>
-      <w:ins w:id="349" w:author="PR Preview" w:date="2026-01-01T00:00:00Z">
+      <w:ins w:id="482" w:author="PR Preview" w:date="2026-01-01T00:00:00Z">
+        <w:r>
+          <w:t xml:space="preserve"> </w:t>
+        </w:r>
+      </w:ins>
+      <w:ins w:id="483" w:author="PR Preview" w:date="2026-01-01T00:00:00Z">
         <w:r>
           <w:t xml:space="preserve">becomes</w:t>
         </w:r>
       </w:ins>
-      <w:ins w:id="350" w:author="PR Preview" w:date="2026-01-01T00:00:00Z">
-        <w:r>
-          <w:t xml:space="preserve"> </w:t>
-        </w:r>
-      </w:ins>
-      <w:ins w:id="351" w:author="PR Preview" w:date="2026-01-01T00:00:00Z">
+      <w:ins w:id="484" w:author="PR Preview" w:date="2026-01-01T00:00:00Z">
+        <w:r>
+          <w:t xml:space="preserve"> </w:t>
+        </w:r>
+      </w:ins>
+      <w:ins w:id="485" w:author="PR Preview" w:date="2026-01-01T00:00:00Z">
         <w:r>
           <w:t xml:space="preserve">“It makes sums over countably infinite partitions valid”</w:t>
         </w:r>
       </w:ins>
-      <w:ins w:id="352" w:author="PR Preview" w:date="2026-01-01T00:00:00Z">
+      <w:ins w:id="486" w:author="PR Preview" w:date="2026-01-01T00:00:00Z">
         <w:r>
           <w:t xml:space="preserve">,</w:t>
         </w:r>
       </w:ins>
-      <w:ins w:id="353" w:author="PR Preview" w:date="2026-01-01T00:00:00Z">
-        <w:r>
-          <w:t xml:space="preserve"> </w:t>
-        </w:r>
-      </w:ins>
-      <w:ins w:id="354" w:author="PR Preview" w:date="2026-01-01T00:00:00Z">
+      <w:ins w:id="487" w:author="PR Preview" w:date="2026-01-01T00:00:00Z">
+        <w:r>
+          <w:t xml:space="preserve"> </w:t>
+        </w:r>
+      </w:ins>
+      <w:ins w:id="488" w:author="PR Preview" w:date="2026-01-01T00:00:00Z">
         <w:r>
           <w:t xml:space="preserve">and</w:t>
         </w:r>
       </w:ins>
-      <w:ins w:id="355" w:author="PR Preview" w:date="2026-01-01T00:00:00Z">
-        <w:r>
-          <w:t xml:space="preserve"> </w:t>
-        </w:r>
-      </w:ins>
-      <w:ins w:id="356" w:author="PR Preview" w:date="2026-01-01T00:00:00Z">
+      <w:ins w:id="489" w:author="PR Preview" w:date="2026-01-01T00:00:00Z">
+        <w:r>
+          <w:t xml:space="preserve"> </w:t>
+        </w:r>
+      </w:ins>
+      <w:ins w:id="490" w:author="PR Preview" w:date="2026-01-01T00:00:00Z">
         <w:r>
           <w:t xml:space="preserve">“What the standing grant removes is the need to ask”</w:t>
         </w:r>
       </w:ins>
-      <w:ins w:id="357" w:author="PR Preview" w:date="2026-01-01T00:00:00Z">
-        <w:r>
-          <w:t xml:space="preserve"> </w:t>
-        </w:r>
-      </w:ins>
-      <w:ins w:id="358" w:author="PR Preview" w:date="2026-01-01T00:00:00Z">
+      <w:ins w:id="491" w:author="PR Preview" w:date="2026-01-01T00:00:00Z">
+        <w:r>
+          <w:t xml:space="preserve"> </w:t>
+        </w:r>
+      </w:ins>
+      <w:ins w:id="492" w:author="PR Preview" w:date="2026-01-01T00:00:00Z">
         <w:r>
           <w:t xml:space="preserve">becomes</w:t>
         </w:r>
       </w:ins>
-      <w:ins w:id="359" w:author="PR Preview" w:date="2026-01-01T00:00:00Z">
-        <w:r>
-          <w:t xml:space="preserve"> </w:t>
-        </w:r>
-      </w:ins>
-      <w:ins w:id="360" w:author="PR Preview" w:date="2026-01-01T00:00:00Z">
+      <w:ins w:id="493" w:author="PR Preview" w:date="2026-01-01T00:00:00Z">
+        <w:r>
+          <w:t xml:space="preserve"> </w:t>
+        </w:r>
+      </w:ins>
+      <w:ins w:id="494" w:author="PR Preview" w:date="2026-01-01T00:00:00Z">
         <w:r>
           <w:t xml:space="preserve">“The standing grant removes the need to ask”</w:t>
         </w:r>
       </w:ins>
-      <w:ins w:id="361" w:author="PR Preview" w:date="2026-01-01T00:00:00Z">
+      <w:ins w:id="495" w:author="PR Preview" w:date="2026-01-01T00:00:00Z">
         <w:r>
           <w:t xml:space="preserve">.</w:t>
         </w:r>
@@ -3382,7 +4236,7 @@
           <w:numId w:val="1006"/>
         </w:numPr>
       </w:pPr>
-      <w:ins w:id="362" w:author="PR Preview" w:date="2026-01-01T00:00:00Z">
+      <w:ins w:id="496" w:author="PR Preview" w:date="2026-01-01T00:00:00Z">
         <w:r>
           <w:rPr>
             <w:b/>
@@ -3391,67 +4245,67 @@
           <w:t xml:space="preserve">The reframe.</w:t>
         </w:r>
       </w:ins>
-      <w:ins w:id="363" w:author="PR Preview" w:date="2026-01-01T00:00:00Z">
-        <w:r>
-          <w:t xml:space="preserve"> </w:t>
-        </w:r>
-      </w:ins>
-      <w:ins w:id="364" w:author="PR Preview" w:date="2026-01-01T00:00:00Z">
+      <w:ins w:id="497" w:author="PR Preview" w:date="2026-01-01T00:00:00Z">
+        <w:r>
+          <w:t xml:space="preserve"> </w:t>
+        </w:r>
+      </w:ins>
+      <w:ins w:id="498" w:author="PR Preview" w:date="2026-01-01T00:00:00Z">
         <w:r>
           <w:t xml:space="preserve">“X isn’t about Y; it’s about Z”</w:t>
         </w:r>
       </w:ins>
-      <w:ins w:id="365" w:author="PR Preview" w:date="2026-01-01T00:00:00Z">
+      <w:ins w:id="499" w:author="PR Preview" w:date="2026-01-01T00:00:00Z">
         <w:r>
           <w:t xml:space="preserve">,</w:t>
         </w:r>
       </w:ins>
-      <w:ins w:id="366" w:author="PR Preview" w:date="2026-01-01T00:00:00Z">
-        <w:r>
-          <w:t xml:space="preserve"> </w:t>
-        </w:r>
-      </w:ins>
-      <w:ins w:id="367" w:author="PR Preview" w:date="2026-01-01T00:00:00Z">
+      <w:ins w:id="500" w:author="PR Preview" w:date="2026-01-01T00:00:00Z">
+        <w:r>
+          <w:t xml:space="preserve"> </w:t>
+        </w:r>
+      </w:ins>
+      <w:ins w:id="501" w:author="PR Preview" w:date="2026-01-01T00:00:00Z">
         <w:r>
           <w:t xml:space="preserve">“The question isn’t X, it’s Y”</w:t>
         </w:r>
       </w:ins>
-      <w:ins w:id="368" w:author="PR Preview" w:date="2026-01-01T00:00:00Z">
+      <w:ins w:id="502" w:author="PR Preview" w:date="2026-01-01T00:00:00Z">
         <w:r>
           <w:t xml:space="preserve">,</w:t>
         </w:r>
       </w:ins>
-      <w:ins w:id="369" w:author="PR Preview" w:date="2026-01-01T00:00:00Z">
-        <w:r>
-          <w:t xml:space="preserve"> </w:t>
-        </w:r>
-      </w:ins>
-      <w:ins w:id="370" w:author="PR Preview" w:date="2026-01-01T00:00:00Z">
+      <w:ins w:id="503" w:author="PR Preview" w:date="2026-01-01T00:00:00Z">
+        <w:r>
+          <w:t xml:space="preserve"> </w:t>
+        </w:r>
+      </w:ins>
+      <w:ins w:id="504" w:author="PR Preview" w:date="2026-01-01T00:00:00Z">
         <w:r>
           <w:t xml:space="preserve">and</w:t>
         </w:r>
       </w:ins>
-      <w:ins w:id="371" w:author="PR Preview" w:date="2026-01-01T00:00:00Z">
-        <w:r>
-          <w:t xml:space="preserve"> </w:t>
-        </w:r>
-      </w:ins>
-      <w:ins w:id="372" w:author="PR Preview" w:date="2026-01-01T00:00:00Z">
+      <w:ins w:id="505" w:author="PR Preview" w:date="2026-01-01T00:00:00Z">
+        <w:r>
+          <w:t xml:space="preserve"> </w:t>
+        </w:r>
+      </w:ins>
+      <w:ins w:id="506" w:author="PR Preview" w:date="2026-01-01T00:00:00Z">
         <w:r>
           <w:t xml:space="preserve">“not because X, but because Y”</w:t>
         </w:r>
       </w:ins>
-      <w:ins w:id="373" w:author="PR Preview" w:date="2026-01-01T00:00:00Z">
+      <w:ins w:id="507" w:author="PR Preview" w:date="2026-01-01T00:00:00Z">
         <w:r>
           <w:t xml:space="preserve">.</w:t>
         </w:r>
       </w:ins>
-      <w:ins w:id="374" w:author="PR Preview" w:date="2026-01-01T00:00:00Z">
-        <w:r>
-          <w:t xml:space="preserve"> </w:t>
-        </w:r>
-      </w:ins>
-      <w:ins w:id="375" w:author="PR Preview" w:date="2026-01-01T00:00:00Z">
+      <w:ins w:id="508" w:author="PR Preview" w:date="2026-01-01T00:00:00Z">
+        <w:r>
+          <w:t xml:space="preserve"> </w:t>
+        </w:r>
+      </w:ins>
+      <w:ins w:id="509" w:author="PR Preview" w:date="2026-01-01T00:00:00Z">
         <w:r>
           <w:t xml:space="preserve">Say what X is about.</w:t>
         </w:r>
@@ -3465,7 +4319,7 @@
           <w:numId w:val="1006"/>
         </w:numPr>
       </w:pPr>
-      <w:ins w:id="376" w:author="PR Preview" w:date="2026-01-01T00:00:00Z">
+      <w:ins w:id="510" w:author="PR Preview" w:date="2026-01-01T00:00:00Z">
         <w:r>
           <w:rPr>
             <w:b/>
@@ -3474,22 +4328,22 @@
           <w:t xml:space="preserve">Fragment emphasis.</w:t>
         </w:r>
       </w:ins>
-      <w:ins w:id="377" w:author="PR Preview" w:date="2026-01-01T00:00:00Z">
-        <w:r>
-          <w:t xml:space="preserve"> </w:t>
-        </w:r>
-      </w:ins>
-      <w:ins w:id="378" w:author="PR Preview" w:date="2026-01-01T00:00:00Z">
+      <w:ins w:id="511" w:author="PR Preview" w:date="2026-01-01T00:00:00Z">
+        <w:r>
+          <w:t xml:space="preserve"> </w:t>
+        </w:r>
+      </w:ins>
+      <w:ins w:id="512" w:author="PR Preview" w:date="2026-01-01T00:00:00Z">
         <w:r>
           <w:t xml:space="preserve">“Simple. Fast. Reliable.”</w:t>
         </w:r>
       </w:ins>
-      <w:ins w:id="379" w:author="PR Preview" w:date="2026-01-01T00:00:00Z">
-        <w:r>
-          <w:t xml:space="preserve"> </w:t>
-        </w:r>
-      </w:ins>
-      <w:ins w:id="380" w:author="PR Preview" w:date="2026-01-01T00:00:00Z">
+      <w:ins w:id="513" w:author="PR Preview" w:date="2026-01-01T00:00:00Z">
+        <w:r>
+          <w:t xml:space="preserve"> </w:t>
+        </w:r>
+      </w:ins>
+      <w:ins w:id="514" w:author="PR Preview" w:date="2026-01-01T00:00:00Z">
         <w:r>
           <w:t xml:space="preserve">Write a sentence with a subject and a verb.</w:t>
         </w:r>
@@ -3503,7 +4357,7 @@
           <w:numId w:val="1006"/>
         </w:numPr>
       </w:pPr>
-      <w:ins w:id="381" w:author="PR Preview" w:date="2026-01-01T00:00:00Z">
+      <w:ins w:id="515" w:author="PR Preview" w:date="2026-01-01T00:00:00Z">
         <w:r>
           <w:rPr>
             <w:b/>
@@ -3512,77 +4366,92 @@
           <w:t xml:space="preserve">The editorializing tail.</w:t>
         </w:r>
       </w:ins>
-      <w:ins w:id="382" w:author="PR Preview" w:date="2026-01-01T00:00:00Z">
-        <w:r>
-          <w:t xml:space="preserve"> </w:t>
-        </w:r>
-      </w:ins>
-      <w:ins w:id="383" w:author="PR Preview" w:date="2026-01-01T00:00:00Z">
-        <w:r>
-          <w:t xml:space="preserve">A trailing participial clause that</w:t>
-        </w:r>
-      </w:ins>
-      <w:ins w:id="384" w:author="PR Preview" w:date="2026-01-01T00:00:00Z">
-        <w:r>
-          <w:t xml:space="preserve"> </w:t>
-        </w:r>
-      </w:ins>
-      <w:ins w:id="385" w:author="PR Preview" w:date="2026-01-01T00:00:00Z">
-        <w:r>
-          <w:t xml:space="preserve">comments on the sentence:</w:t>
-        </w:r>
-      </w:ins>
-      <w:ins w:id="386" w:author="PR Preview" w:date="2026-01-01T00:00:00Z">
-        <w:r>
-          <w:t xml:space="preserve"> </w:t>
-        </w:r>
-      </w:ins>
-      <w:ins w:id="387" w:author="PR Preview" w:date="2026-01-01T00:00:00Z">
+      <w:ins w:id="516" w:author="PR Preview" w:date="2026-01-01T00:00:00Z">
+        <w:r>
+          <w:t xml:space="preserve"> </w:t>
+        </w:r>
+      </w:ins>
+      <w:ins w:id="517" w:author="PR Preview" w:date="2026-01-01T00:00:00Z">
+        <w:r>
+          <w:t xml:space="preserve">A trailing</w:t>
+        </w:r>
+      </w:ins>
+      <w:ins w:id="518" w:author="PR Preview" w:date="2026-01-01T00:00:00Z">
+        <w:r>
+          <w:t xml:space="preserve"> </w:t>
+        </w:r>
+      </w:ins>
+      <w:hyperlink w:anchor="def-participial-clause">
+        <w:ins w:id="519" w:author="PR Preview" w:date="2026-01-01T00:00:00Z">
+          <w:r>
+            <w:rPr>
+              <w:rStyle w:val="Hyperlink"/>
+            </w:rPr>
+            <w:t xml:space="preserve">participial clause</w:t>
+          </w:r>
+        </w:ins>
+      </w:hyperlink>
+      <w:ins w:id="520" w:author="PR Preview" w:date="2026-01-01T00:00:00Z">
+        <w:r>
+          <w:t xml:space="preserve"> </w:t>
+        </w:r>
+      </w:ins>
+      <w:ins w:id="521" w:author="PR Preview" w:date="2026-01-01T00:00:00Z">
+        <w:r>
+          <w:t xml:space="preserve">that comments on the sentence:</w:t>
+        </w:r>
+      </w:ins>
+      <w:ins w:id="522" w:author="PR Preview" w:date="2026-01-01T00:00:00Z">
+        <w:r>
+          <w:t xml:space="preserve"> </w:t>
+        </w:r>
+      </w:ins>
+      <w:ins w:id="523" w:author="PR Preview" w:date="2026-01-01T00:00:00Z">
         <w:r>
           <w:t xml:space="preserve">“, highlighting the importance of …”</w:t>
         </w:r>
       </w:ins>
-      <w:ins w:id="388" w:author="PR Preview" w:date="2026-01-01T00:00:00Z">
+      <w:ins w:id="524" w:author="PR Preview" w:date="2026-01-01T00:00:00Z">
         <w:r>
           <w:t xml:space="preserve">,</w:t>
         </w:r>
       </w:ins>
-      <w:ins w:id="389" w:author="PR Preview" w:date="2026-01-01T00:00:00Z">
-        <w:r>
-          <w:t xml:space="preserve"> </w:t>
-        </w:r>
-      </w:ins>
-      <w:ins w:id="390" w:author="PR Preview" w:date="2026-01-01T00:00:00Z">
+      <w:ins w:id="525" w:author="PR Preview" w:date="2026-01-01T00:00:00Z">
+        <w:r>
+          <w:t xml:space="preserve"> </w:t>
+        </w:r>
+      </w:ins>
+      <w:ins w:id="526" w:author="PR Preview" w:date="2026-01-01T00:00:00Z">
         <w:r>
           <w:t xml:space="preserve">“, ensuring that …”</w:t>
         </w:r>
       </w:ins>
-      <w:ins w:id="391" w:author="PR Preview" w:date="2026-01-01T00:00:00Z">
+      <w:ins w:id="527" w:author="PR Preview" w:date="2026-01-01T00:00:00Z">
         <w:r>
           <w:t xml:space="preserve">,</w:t>
         </w:r>
       </w:ins>
-      <w:ins w:id="392" w:author="PR Preview" w:date="2026-01-01T00:00:00Z">
-        <w:r>
-          <w:t xml:space="preserve"> </w:t>
-        </w:r>
-      </w:ins>
-      <w:ins w:id="393" w:author="PR Preview" w:date="2026-01-01T00:00:00Z">
+      <w:ins w:id="528" w:author="PR Preview" w:date="2026-01-01T00:00:00Z">
+        <w:r>
+          <w:t xml:space="preserve"> </w:t>
+        </w:r>
+      </w:ins>
+      <w:ins w:id="529" w:author="PR Preview" w:date="2026-01-01T00:00:00Z">
         <w:r>
           <w:t xml:space="preserve">“, making it ideal for …”</w:t>
         </w:r>
       </w:ins>
-      <w:ins w:id="394" w:author="PR Preview" w:date="2026-01-01T00:00:00Z">
+      <w:ins w:id="530" w:author="PR Preview" w:date="2026-01-01T00:00:00Z">
         <w:r>
           <w:t xml:space="preserve">.</w:t>
         </w:r>
       </w:ins>
-      <w:ins w:id="395" w:author="PR Preview" w:date="2026-01-01T00:00:00Z">
-        <w:r>
-          <w:t xml:space="preserve"> </w:t>
-        </w:r>
-      </w:ins>
-      <w:ins w:id="396" w:author="PR Preview" w:date="2026-01-01T00:00:00Z">
+      <w:ins w:id="531" w:author="PR Preview" w:date="2026-01-01T00:00:00Z">
+        <w:r>
+          <w:t xml:space="preserve"> </w:t>
+        </w:r>
+      </w:ins>
+      <w:ins w:id="532" w:author="PR Preview" w:date="2026-01-01T00:00:00Z">
         <w:r>
           <w:t xml:space="preserve">End the sentence at its claim.</w:t>
         </w:r>
@@ -3596,86 +4465,116 @@
           <w:numId w:val="1006"/>
         </w:numPr>
       </w:pPr>
-      <w:ins w:id="397" w:author="PR Preview" w:date="2026-01-01T00:00:00Z">
+      <w:ins w:id="533" w:author="PR Preview" w:date="2026-01-01T00:00:00Z">
         <w:r>
           <w:rPr>
             <w:b/>
             <w:bCs/>
           </w:rPr>
-          <w:t xml:space="preserve">The inflated copula.</w:t>
-        </w:r>
-      </w:ins>
-      <w:ins w:id="398" w:author="PR Preview" w:date="2026-01-01T00:00:00Z">
-        <w:r>
-          <w:t xml:space="preserve"> </w:t>
-        </w:r>
-      </w:ins>
-      <w:ins w:id="399" w:author="PR Preview" w:date="2026-01-01T00:00:00Z">
+          <w:t xml:space="preserve">The inflated</w:t>
+        </w:r>
+      </w:ins>
+      <w:ins w:id="534" w:author="PR Preview" w:date="2026-01-01T00:00:00Z">
+        <w:r>
+          <w:rPr>
+            <w:b/>
+            <w:bCs/>
+          </w:rPr>
+          <w:t xml:space="preserve"> </w:t>
+        </w:r>
+      </w:ins>
+      <w:hyperlink w:anchor="def-copula">
+        <w:ins w:id="535" w:author="PR Preview" w:date="2026-01-01T00:00:00Z">
+          <w:r>
+            <w:rPr>
+              <w:rStyle w:val="Hyperlink"/>
+              <w:b/>
+              <w:bCs/>
+            </w:rPr>
+            <w:t xml:space="preserve">copula</w:t>
+          </w:r>
+        </w:ins>
+      </w:hyperlink>
+      <w:ins w:id="536" w:author="PR Preview" w:date="2026-01-01T00:00:00Z">
+        <w:r>
+          <w:rPr>
+            <w:b/>
+            <w:bCs/>
+          </w:rPr>
+          <w:t xml:space="preserve">.</w:t>
+        </w:r>
+      </w:ins>
+      <w:ins w:id="537" w:author="PR Preview" w:date="2026-01-01T00:00:00Z">
+        <w:r>
+          <w:t xml:space="preserve"> </w:t>
+        </w:r>
+      </w:ins>
+      <w:ins w:id="538" w:author="PR Preview" w:date="2026-01-01T00:00:00Z">
         <w:r>
           <w:t xml:space="preserve">“Serves as”</w:t>
         </w:r>
       </w:ins>
-      <w:ins w:id="400" w:author="PR Preview" w:date="2026-01-01T00:00:00Z">
+      <w:ins w:id="539" w:author="PR Preview" w:date="2026-01-01T00:00:00Z">
         <w:r>
           <w:t xml:space="preserve">,</w:t>
         </w:r>
       </w:ins>
-      <w:ins w:id="401" w:author="PR Preview" w:date="2026-01-01T00:00:00Z">
-        <w:r>
-          <w:t xml:space="preserve"> </w:t>
-        </w:r>
-      </w:ins>
-      <w:ins w:id="402" w:author="PR Preview" w:date="2026-01-01T00:00:00Z">
+      <w:ins w:id="540" w:author="PR Preview" w:date="2026-01-01T00:00:00Z">
+        <w:r>
+          <w:t xml:space="preserve"> </w:t>
+        </w:r>
+      </w:ins>
+      <w:ins w:id="541" w:author="PR Preview" w:date="2026-01-01T00:00:00Z">
         <w:r>
           <w:t xml:space="preserve">“stands as”</w:t>
         </w:r>
       </w:ins>
-      <w:ins w:id="403" w:author="PR Preview" w:date="2026-01-01T00:00:00Z">
-        <w:r>
-          <w:t xml:space="preserve"> </w:t>
-        </w:r>
-      </w:ins>
-      <w:ins w:id="404" w:author="PR Preview" w:date="2026-01-01T00:00:00Z">
+      <w:ins w:id="542" w:author="PR Preview" w:date="2026-01-01T00:00:00Z">
+        <w:r>
+          <w:t xml:space="preserve"> </w:t>
+        </w:r>
+      </w:ins>
+      <w:ins w:id="543" w:author="PR Preview" w:date="2026-01-01T00:00:00Z">
         <w:r>
           <w:t xml:space="preserve">and</w:t>
         </w:r>
       </w:ins>
-      <w:ins w:id="405" w:author="PR Preview" w:date="2026-01-01T00:00:00Z">
-        <w:r>
-          <w:t xml:space="preserve"> </w:t>
-        </w:r>
-      </w:ins>
-      <w:ins w:id="406" w:author="PR Preview" w:date="2026-01-01T00:00:00Z">
+      <w:ins w:id="544" w:author="PR Preview" w:date="2026-01-01T00:00:00Z">
+        <w:r>
+          <w:t xml:space="preserve"> </w:t>
+        </w:r>
+      </w:ins>
+      <w:ins w:id="545" w:author="PR Preview" w:date="2026-01-01T00:00:00Z">
         <w:r>
           <w:t xml:space="preserve">“acts as”</w:t>
         </w:r>
       </w:ins>
-      <w:ins w:id="407" w:author="PR Preview" w:date="2026-01-01T00:00:00Z">
-        <w:r>
-          <w:t xml:space="preserve"> </w:t>
-        </w:r>
-      </w:ins>
-      <w:ins w:id="408" w:author="PR Preview" w:date="2026-01-01T00:00:00Z">
+      <w:ins w:id="546" w:author="PR Preview" w:date="2026-01-01T00:00:00Z">
+        <w:r>
+          <w:t xml:space="preserve"> </w:t>
+        </w:r>
+      </w:ins>
+      <w:ins w:id="547" w:author="PR Preview" w:date="2026-01-01T00:00:00Z">
         <w:r>
           <w:t xml:space="preserve">where</w:t>
         </w:r>
       </w:ins>
-      <w:ins w:id="409" w:author="PR Preview" w:date="2026-01-01T00:00:00Z">
-        <w:r>
-          <w:t xml:space="preserve"> </w:t>
-        </w:r>
-      </w:ins>
-      <w:ins w:id="410" w:author="PR Preview" w:date="2026-01-01T00:00:00Z">
+      <w:ins w:id="548" w:author="PR Preview" w:date="2026-01-01T00:00:00Z">
+        <w:r>
+          <w:t xml:space="preserve"> </w:t>
+        </w:r>
+      </w:ins>
+      <w:ins w:id="549" w:author="PR Preview" w:date="2026-01-01T00:00:00Z">
         <w:r>
           <w:t xml:space="preserve">“is”</w:t>
         </w:r>
       </w:ins>
-      <w:ins w:id="411" w:author="PR Preview" w:date="2026-01-01T00:00:00Z">
-        <w:r>
-          <w:t xml:space="preserve"> </w:t>
-        </w:r>
-      </w:ins>
-      <w:ins w:id="412" w:author="PR Preview" w:date="2026-01-01T00:00:00Z">
+      <w:ins w:id="550" w:author="PR Preview" w:date="2026-01-01T00:00:00Z">
+        <w:r>
+          <w:t xml:space="preserve"> </w:t>
+        </w:r>
+      </w:ins>
+      <w:ins w:id="551" w:author="PR Preview" w:date="2026-01-01T00:00:00Z">
         <w:r>
           <w:t xml:space="preserve">says the same.</w:t>
         </w:r>
@@ -3689,7 +4588,7 @@
           <w:numId w:val="1006"/>
         </w:numPr>
       </w:pPr>
-      <w:ins w:id="413" w:author="PR Preview" w:date="2026-01-01T00:00:00Z">
+      <w:ins w:id="552" w:author="PR Preview" w:date="2026-01-01T00:00:00Z">
         <w:r>
           <w:rPr>
             <w:b/>
@@ -3698,32 +4597,32 @@
           <w:t xml:space="preserve">The range frame.</w:t>
         </w:r>
       </w:ins>
-      <w:ins w:id="414" w:author="PR Preview" w:date="2026-01-01T00:00:00Z">
-        <w:r>
-          <w:t xml:space="preserve"> </w:t>
-        </w:r>
-      </w:ins>
-      <w:ins w:id="415" w:author="PR Preview" w:date="2026-01-01T00:00:00Z">
+      <w:ins w:id="553" w:author="PR Preview" w:date="2026-01-01T00:00:00Z">
+        <w:r>
+          <w:t xml:space="preserve"> </w:t>
+        </w:r>
+      </w:ins>
+      <w:ins w:id="554" w:author="PR Preview" w:date="2026-01-01T00:00:00Z">
         <w:r>
           <w:t xml:space="preserve">“From X to Y”</w:t>
         </w:r>
       </w:ins>
-      <w:ins w:id="416" w:author="PR Preview" w:date="2026-01-01T00:00:00Z">
-        <w:r>
-          <w:t xml:space="preserve"> </w:t>
-        </w:r>
-      </w:ins>
-      <w:ins w:id="417" w:author="PR Preview" w:date="2026-01-01T00:00:00Z">
+      <w:ins w:id="555" w:author="PR Preview" w:date="2026-01-01T00:00:00Z">
+        <w:r>
+          <w:t xml:space="preserve"> </w:t>
+        </w:r>
+      </w:ins>
+      <w:ins w:id="556" w:author="PR Preview" w:date="2026-01-01T00:00:00Z">
         <w:r>
           <w:t xml:space="preserve">listing two extremes</w:t>
         </w:r>
       </w:ins>
-      <w:ins w:id="418" w:author="PR Preview" w:date="2026-01-01T00:00:00Z">
-        <w:r>
-          <w:t xml:space="preserve"> </w:t>
-        </w:r>
-      </w:ins>
-      <w:ins w:id="419" w:author="PR Preview" w:date="2026-01-01T00:00:00Z">
+      <w:ins w:id="557" w:author="PR Preview" w:date="2026-01-01T00:00:00Z">
+        <w:r>
+          <w:t xml:space="preserve"> </w:t>
+        </w:r>
+      </w:ins>
+      <w:ins w:id="558" w:author="PR Preview" w:date="2026-01-01T00:00:00Z">
         <w:r>
           <w:t xml:space="preserve">instead of naming the scope.</w:t>
         </w:r>
@@ -3737,7 +4636,7 @@
           <w:numId w:val="1006"/>
         </w:numPr>
       </w:pPr>
-      <w:ins w:id="420" w:author="PR Preview" w:date="2026-01-01T00:00:00Z">
+      <w:ins w:id="559" w:author="PR Preview" w:date="2026-01-01T00:00:00Z">
         <w:r>
           <w:rPr>
             <w:b/>
@@ -3746,27 +4645,27 @@
           <w:t xml:space="preserve">The audience frame.</w:t>
         </w:r>
       </w:ins>
-      <w:ins w:id="421" w:author="PR Preview" w:date="2026-01-01T00:00:00Z">
-        <w:r>
-          <w:t xml:space="preserve"> </w:t>
-        </w:r>
-      </w:ins>
-      <w:ins w:id="422" w:author="PR Preview" w:date="2026-01-01T00:00:00Z">
+      <w:ins w:id="560" w:author="PR Preview" w:date="2026-01-01T00:00:00Z">
+        <w:r>
+          <w:t xml:space="preserve"> </w:t>
+        </w:r>
+      </w:ins>
+      <w:ins w:id="561" w:author="PR Preview" w:date="2026-01-01T00:00:00Z">
         <w:r>
           <w:t xml:space="preserve">“Whether you’re a student or a researcher, …”</w:t>
         </w:r>
       </w:ins>
-      <w:ins w:id="423" w:author="PR Preview" w:date="2026-01-01T00:00:00Z">
+      <w:ins w:id="562" w:author="PR Preview" w:date="2026-01-01T00:00:00Z">
         <w:r>
           <w:t xml:space="preserve">.</w:t>
         </w:r>
       </w:ins>
-      <w:ins w:id="424" w:author="PR Preview" w:date="2026-01-01T00:00:00Z">
-        <w:r>
-          <w:t xml:space="preserve"> </w:t>
-        </w:r>
-      </w:ins>
-      <w:ins w:id="425" w:author="PR Preview" w:date="2026-01-01T00:00:00Z">
+      <w:ins w:id="563" w:author="PR Preview" w:date="2026-01-01T00:00:00Z">
+        <w:r>
+          <w:t xml:space="preserve"> </w:t>
+        </w:r>
+      </w:ins>
+      <w:ins w:id="564" w:author="PR Preview" w:date="2026-01-01T00:00:00Z">
         <w:r>
           <w:t xml:space="preserve">Drop it.</w:t>
         </w:r>
@@ -3780,7 +4679,7 @@
           <w:numId w:val="1006"/>
         </w:numPr>
       </w:pPr>
-      <w:ins w:id="426" w:author="PR Preview" w:date="2026-01-01T00:00:00Z">
+      <w:ins w:id="565" w:author="PR Preview" w:date="2026-01-01T00:00:00Z">
         <w:r>
           <w:rPr>
             <w:b/>
@@ -3789,32 +4688,32 @@
           <w:t xml:space="preserve">The restatement.</w:t>
         </w:r>
       </w:ins>
-      <w:ins w:id="427" w:author="PR Preview" w:date="2026-01-01T00:00:00Z">
-        <w:r>
-          <w:t xml:space="preserve"> </w:t>
-        </w:r>
-      </w:ins>
-      <w:ins w:id="428" w:author="PR Preview" w:date="2026-01-01T00:00:00Z">
+      <w:ins w:id="566" w:author="PR Preview" w:date="2026-01-01T00:00:00Z">
+        <w:r>
+          <w:t xml:space="preserve"> </w:t>
+        </w:r>
+      </w:ins>
+      <w:ins w:id="567" w:author="PR Preview" w:date="2026-01-01T00:00:00Z">
         <w:r>
           <w:t xml:space="preserve">“In other words, …”</w:t>
         </w:r>
       </w:ins>
-      <w:ins w:id="429" w:author="PR Preview" w:date="2026-01-01T00:00:00Z">
-        <w:r>
-          <w:t xml:space="preserve"> </w:t>
-        </w:r>
-      </w:ins>
-      <w:ins w:id="430" w:author="PR Preview" w:date="2026-01-01T00:00:00Z">
+      <w:ins w:id="568" w:author="PR Preview" w:date="2026-01-01T00:00:00Z">
+        <w:r>
+          <w:t xml:space="preserve"> </w:t>
+        </w:r>
+      </w:ins>
+      <w:ins w:id="569" w:author="PR Preview" w:date="2026-01-01T00:00:00Z">
         <w:r>
           <w:t xml:space="preserve">repeating the previous sentence.</w:t>
         </w:r>
       </w:ins>
-      <w:ins w:id="431" w:author="PR Preview" w:date="2026-01-01T00:00:00Z">
-        <w:r>
-          <w:t xml:space="preserve"> </w:t>
-        </w:r>
-      </w:ins>
-      <w:ins w:id="432" w:author="PR Preview" w:date="2026-01-01T00:00:00Z">
+      <w:ins w:id="570" w:author="PR Preview" w:date="2026-01-01T00:00:00Z">
+        <w:r>
+          <w:t xml:space="preserve"> </w:t>
+        </w:r>
+      </w:ins>
+      <w:ins w:id="571" w:author="PR Preview" w:date="2026-01-01T00:00:00Z">
         <w:r>
           <w:t xml:space="preserve">Keep the clearer of the two.</w:t>
         </w:r>
@@ -3828,71 +4727,101 @@
           <w:numId w:val="1006"/>
         </w:numPr>
       </w:pPr>
-      <w:ins w:id="433" w:author="PR Preview" w:date="2026-01-01T00:00:00Z">
+      <w:ins w:id="572" w:author="PR Preview" w:date="2026-01-01T00:00:00Z">
         <w:r>
           <w:rPr>
             <w:b/>
             <w:bCs/>
           </w:rPr>
-          <w:t xml:space="preserve">The closing aphorism.</w:t>
-        </w:r>
-      </w:ins>
-      <w:ins w:id="434" w:author="PR Preview" w:date="2026-01-01T00:00:00Z">
-        <w:r>
-          <w:t xml:space="preserve"> </w:t>
-        </w:r>
-      </w:ins>
-      <w:ins w:id="435" w:author="PR Preview" w:date="2026-01-01T00:00:00Z">
+          <w:t xml:space="preserve">The closing</w:t>
+        </w:r>
+      </w:ins>
+      <w:ins w:id="573" w:author="PR Preview" w:date="2026-01-01T00:00:00Z">
+        <w:r>
+          <w:rPr>
+            <w:b/>
+            <w:bCs/>
+          </w:rPr>
+          <w:t xml:space="preserve"> </w:t>
+        </w:r>
+      </w:ins>
+      <w:hyperlink w:anchor="def-aphorism">
+        <w:ins w:id="574" w:author="PR Preview" w:date="2026-01-01T00:00:00Z">
+          <w:r>
+            <w:rPr>
+              <w:rStyle w:val="Hyperlink"/>
+              <w:b/>
+              <w:bCs/>
+            </w:rPr>
+            <w:t xml:space="preserve">aphorism</w:t>
+          </w:r>
+        </w:ins>
+      </w:hyperlink>
+      <w:ins w:id="575" w:author="PR Preview" w:date="2026-01-01T00:00:00Z">
+        <w:r>
+          <w:rPr>
+            <w:b/>
+            <w:bCs/>
+          </w:rPr>
+          <w:t xml:space="preserve">.</w:t>
+        </w:r>
+      </w:ins>
+      <w:ins w:id="576" w:author="PR Preview" w:date="2026-01-01T00:00:00Z">
+        <w:r>
+          <w:t xml:space="preserve"> </w:t>
+        </w:r>
+      </w:ins>
+      <w:ins w:id="577" w:author="PR Preview" w:date="2026-01-01T00:00:00Z">
         <w:r>
           <w:t xml:space="preserve">A one-line verdict at the end of a paragraph:</w:t>
         </w:r>
       </w:ins>
-      <w:ins w:id="436" w:author="PR Preview" w:date="2026-01-01T00:00:00Z">
-        <w:r>
-          <w:t xml:space="preserve"> </w:t>
-        </w:r>
-      </w:ins>
-      <w:ins w:id="437" w:author="PR Preview" w:date="2026-01-01T00:00:00Z">
+      <w:ins w:id="578" w:author="PR Preview" w:date="2026-01-01T00:00:00Z">
+        <w:r>
+          <w:t xml:space="preserve"> </w:t>
+        </w:r>
+      </w:ins>
+      <w:ins w:id="579" w:author="PR Preview" w:date="2026-01-01T00:00:00Z">
         <w:r>
           <w:t xml:space="preserve">“And that’s the point.”</w:t>
         </w:r>
       </w:ins>
-      <w:ins w:id="438" w:author="PR Preview" w:date="2026-01-01T00:00:00Z">
+      <w:ins w:id="580" w:author="PR Preview" w:date="2026-01-01T00:00:00Z">
         <w:r>
           <w:t xml:space="preserve">,</w:t>
         </w:r>
       </w:ins>
-      <w:ins w:id="439" w:author="PR Preview" w:date="2026-01-01T00:00:00Z">
-        <w:r>
-          <w:t xml:space="preserve"> </w:t>
-        </w:r>
-      </w:ins>
-      <w:ins w:id="440" w:author="PR Preview" w:date="2026-01-01T00:00:00Z">
+      <w:ins w:id="581" w:author="PR Preview" w:date="2026-01-01T00:00:00Z">
+        <w:r>
+          <w:t xml:space="preserve"> </w:t>
+        </w:r>
+      </w:ins>
+      <w:ins w:id="582" w:author="PR Preview" w:date="2026-01-01T00:00:00Z">
         <w:r>
           <w:t xml:space="preserve">“Simple as that.”</w:t>
         </w:r>
       </w:ins>
-      <w:ins w:id="441" w:author="PR Preview" w:date="2026-01-01T00:00:00Z">
+      <w:ins w:id="583" w:author="PR Preview" w:date="2026-01-01T00:00:00Z">
         <w:r>
           <w:t xml:space="preserve">,</w:t>
         </w:r>
       </w:ins>
-      <w:ins w:id="442" w:author="PR Preview" w:date="2026-01-01T00:00:00Z">
-        <w:r>
-          <w:t xml:space="preserve"> </w:t>
-        </w:r>
-      </w:ins>
-      <w:ins w:id="443" w:author="PR Preview" w:date="2026-01-01T00:00:00Z">
+      <w:ins w:id="584" w:author="PR Preview" w:date="2026-01-01T00:00:00Z">
+        <w:r>
+          <w:t xml:space="preserve"> </w:t>
+        </w:r>
+      </w:ins>
+      <w:ins w:id="585" w:author="PR Preview" w:date="2026-01-01T00:00:00Z">
         <w:r>
           <w:t xml:space="preserve">“… has not yet stated a problem.”</w:t>
         </w:r>
       </w:ins>
-      <w:ins w:id="444" w:author="PR Preview" w:date="2026-01-01T00:00:00Z">
-        <w:r>
-          <w:t xml:space="preserve"> </w:t>
-        </w:r>
-      </w:ins>
-      <w:ins w:id="445" w:author="PR Preview" w:date="2026-01-01T00:00:00Z">
+      <w:ins w:id="586" w:author="PR Preview" w:date="2026-01-01T00:00:00Z">
+        <w:r>
+          <w:t xml:space="preserve"> </w:t>
+        </w:r>
+      </w:ins>
+      <w:ins w:id="587" w:author="PR Preview" w:date="2026-01-01T00:00:00Z">
         <w:r>
           <w:t xml:space="preserve">End on the last piece of content.</w:t>
         </w:r>
@@ -3906,7 +4835,7 @@
           <w:numId w:val="1006"/>
         </w:numPr>
       </w:pPr>
-      <w:ins w:id="446" w:author="PR Preview" w:date="2026-01-01T00:00:00Z">
+      <w:ins w:id="588" w:author="PR Preview" w:date="2026-01-01T00:00:00Z">
         <w:r>
           <w:rPr>
             <w:b/>
@@ -3915,97 +4844,97 @@
           <w:t xml:space="preserve">Sincerity intensifiers.</w:t>
         </w:r>
       </w:ins>
-      <w:ins w:id="447" w:author="PR Preview" w:date="2026-01-01T00:00:00Z">
-        <w:r>
-          <w:t xml:space="preserve"> </w:t>
-        </w:r>
-      </w:ins>
-      <w:ins w:id="448" w:author="PR Preview" w:date="2026-01-01T00:00:00Z">
+      <w:ins w:id="589" w:author="PR Preview" w:date="2026-01-01T00:00:00Z">
+        <w:r>
+          <w:t xml:space="preserve"> </w:t>
+        </w:r>
+      </w:ins>
+      <w:ins w:id="590" w:author="PR Preview" w:date="2026-01-01T00:00:00Z">
         <w:r>
           <w:t xml:space="preserve">“Genuinely”</w:t>
         </w:r>
       </w:ins>
-      <w:ins w:id="449" w:author="PR Preview" w:date="2026-01-01T00:00:00Z">
+      <w:ins w:id="591" w:author="PR Preview" w:date="2026-01-01T00:00:00Z">
         <w:r>
           <w:t xml:space="preserve">,</w:t>
         </w:r>
       </w:ins>
-      <w:ins w:id="450" w:author="PR Preview" w:date="2026-01-01T00:00:00Z">
-        <w:r>
-          <w:t xml:space="preserve"> </w:t>
-        </w:r>
-      </w:ins>
-      <w:ins w:id="451" w:author="PR Preview" w:date="2026-01-01T00:00:00Z">
+      <w:ins w:id="592" w:author="PR Preview" w:date="2026-01-01T00:00:00Z">
+        <w:r>
+          <w:t xml:space="preserve"> </w:t>
+        </w:r>
+      </w:ins>
+      <w:ins w:id="593" w:author="PR Preview" w:date="2026-01-01T00:00:00Z">
         <w:r>
           <w:t xml:space="preserve">“truly”</w:t>
         </w:r>
       </w:ins>
-      <w:ins w:id="452" w:author="PR Preview" w:date="2026-01-01T00:00:00Z">
+      <w:ins w:id="594" w:author="PR Preview" w:date="2026-01-01T00:00:00Z">
         <w:r>
           <w:t xml:space="preserve">,</w:t>
         </w:r>
       </w:ins>
-      <w:ins w:id="453" w:author="PR Preview" w:date="2026-01-01T00:00:00Z">
-        <w:r>
-          <w:t xml:space="preserve"> </w:t>
-        </w:r>
-      </w:ins>
-      <w:ins w:id="454" w:author="PR Preview" w:date="2026-01-01T00:00:00Z">
+      <w:ins w:id="595" w:author="PR Preview" w:date="2026-01-01T00:00:00Z">
+        <w:r>
+          <w:t xml:space="preserve"> </w:t>
+        </w:r>
+      </w:ins>
+      <w:ins w:id="596" w:author="PR Preview" w:date="2026-01-01T00:00:00Z">
         <w:r>
           <w:t xml:space="preserve">“actually”</w:t>
         </w:r>
       </w:ins>
-      <w:ins w:id="455" w:author="PR Preview" w:date="2026-01-01T00:00:00Z">
+      <w:ins w:id="597" w:author="PR Preview" w:date="2026-01-01T00:00:00Z">
         <w:r>
           <w:t xml:space="preserve">,</w:t>
         </w:r>
       </w:ins>
-      <w:ins w:id="456" w:author="PR Preview" w:date="2026-01-01T00:00:00Z">
-        <w:r>
-          <w:t xml:space="preserve"> </w:t>
-        </w:r>
-      </w:ins>
-      <w:ins w:id="457" w:author="PR Preview" w:date="2026-01-01T00:00:00Z">
+      <w:ins w:id="598" w:author="PR Preview" w:date="2026-01-01T00:00:00Z">
+        <w:r>
+          <w:t xml:space="preserve"> </w:t>
+        </w:r>
+      </w:ins>
+      <w:ins w:id="599" w:author="PR Preview" w:date="2026-01-01T00:00:00Z">
         <w:r>
           <w:t xml:space="preserve">“really”</w:t>
         </w:r>
       </w:ins>
-      <w:ins w:id="458" w:author="PR Preview" w:date="2026-01-01T00:00:00Z">
-        <w:r>
-          <w:t xml:space="preserve"> </w:t>
-        </w:r>
-      </w:ins>
-      <w:ins w:id="459" w:author="PR Preview" w:date="2026-01-01T00:00:00Z">
+      <w:ins w:id="600" w:author="PR Preview" w:date="2026-01-01T00:00:00Z">
+        <w:r>
+          <w:t xml:space="preserve"> </w:t>
+        </w:r>
+      </w:ins>
+      <w:ins w:id="601" w:author="PR Preview" w:date="2026-01-01T00:00:00Z">
         <w:r>
           <w:t xml:space="preserve">and</w:t>
         </w:r>
       </w:ins>
-      <w:ins w:id="460" w:author="PR Preview" w:date="2026-01-01T00:00:00Z">
-        <w:r>
-          <w:t xml:space="preserve"> </w:t>
-        </w:r>
-      </w:ins>
-      <w:ins w:id="461" w:author="PR Preview" w:date="2026-01-01T00:00:00Z">
+      <w:ins w:id="602" w:author="PR Preview" w:date="2026-01-01T00:00:00Z">
+        <w:r>
+          <w:t xml:space="preserve"> </w:t>
+        </w:r>
+      </w:ins>
+      <w:ins w:id="603" w:author="PR Preview" w:date="2026-01-01T00:00:00Z">
         <w:r>
           <w:t xml:space="preserve">“crucially”</w:t>
         </w:r>
       </w:ins>
-      <w:ins w:id="462" w:author="PR Preview" w:date="2026-01-01T00:00:00Z">
-        <w:r>
-          <w:t xml:space="preserve"> </w:t>
-        </w:r>
-      </w:ins>
-      <w:ins w:id="463" w:author="PR Preview" w:date="2026-01-01T00:00:00Z">
+      <w:ins w:id="604" w:author="PR Preview" w:date="2026-01-01T00:00:00Z">
+        <w:r>
+          <w:t xml:space="preserve"> </w:t>
+        </w:r>
+      </w:ins>
+      <w:ins w:id="605" w:author="PR Preview" w:date="2026-01-01T00:00:00Z">
         <w:r>
           <w:t xml:space="preserve">used to sound earnest.</w:t>
         </w:r>
       </w:ins>
-      <w:ins w:id="464" w:author="PR Preview" w:date="2026-01-01T00:00:00Z">
-        <w:r>
-          <w:t xml:space="preserve"> </w:t>
-        </w:r>
-      </w:ins>
-      <w:ins w:id="465" w:author="PR Preview" w:date="2026-01-01T00:00:00Z">
+      <w:ins w:id="606" w:author="PR Preview" w:date="2026-01-01T00:00:00Z">
+        <w:r>
+          <w:t xml:space="preserve"> </w:t>
+        </w:r>
+      </w:ins>
+      <w:ins w:id="607" w:author="PR Preview" w:date="2026-01-01T00:00:00Z">
         <w:r>
           <w:t xml:space="preserve">Cut them.</w:t>
         </w:r>
@@ -4019,7 +4948,7 @@
           <w:numId w:val="1006"/>
         </w:numPr>
       </w:pPr>
-      <w:ins w:id="466" w:author="PR Preview" w:date="2026-01-01T00:00:00Z">
+      <w:ins w:id="608" w:author="PR Preview" w:date="2026-01-01T00:00:00Z">
         <w:r>
           <w:rPr>
             <w:b/>
@@ -4028,67 +4957,67 @@
           <w:t xml:space="preserve">Chained connectors.</w:t>
         </w:r>
       </w:ins>
-      <w:ins w:id="467" w:author="PR Preview" w:date="2026-01-01T00:00:00Z">
-        <w:r>
-          <w:t xml:space="preserve"> </w:t>
-        </w:r>
-      </w:ins>
-      <w:ins w:id="468" w:author="PR Preview" w:date="2026-01-01T00:00:00Z">
+      <w:ins w:id="609" w:author="PR Preview" w:date="2026-01-01T00:00:00Z">
+        <w:r>
+          <w:t xml:space="preserve"> </w:t>
+        </w:r>
+      </w:ins>
+      <w:ins w:id="610" w:author="PR Preview" w:date="2026-01-01T00:00:00Z">
         <w:r>
           <w:t xml:space="preserve">“Furthermore”</w:t>
         </w:r>
       </w:ins>
-      <w:ins w:id="469" w:author="PR Preview" w:date="2026-01-01T00:00:00Z">
+      <w:ins w:id="611" w:author="PR Preview" w:date="2026-01-01T00:00:00Z">
         <w:r>
           <w:t xml:space="preserve">,</w:t>
         </w:r>
       </w:ins>
-      <w:ins w:id="470" w:author="PR Preview" w:date="2026-01-01T00:00:00Z">
-        <w:r>
-          <w:t xml:space="preserve"> </w:t>
-        </w:r>
-      </w:ins>
-      <w:ins w:id="471" w:author="PR Preview" w:date="2026-01-01T00:00:00Z">
+      <w:ins w:id="612" w:author="PR Preview" w:date="2026-01-01T00:00:00Z">
+        <w:r>
+          <w:t xml:space="preserve"> </w:t>
+        </w:r>
+      </w:ins>
+      <w:ins w:id="613" w:author="PR Preview" w:date="2026-01-01T00:00:00Z">
         <w:r>
           <w:t xml:space="preserve">“Moreover”</w:t>
         </w:r>
       </w:ins>
-      <w:ins w:id="472" w:author="PR Preview" w:date="2026-01-01T00:00:00Z">
-        <w:r>
-          <w:t xml:space="preserve"> </w:t>
-        </w:r>
-      </w:ins>
-      <w:ins w:id="473" w:author="PR Preview" w:date="2026-01-01T00:00:00Z">
+      <w:ins w:id="614" w:author="PR Preview" w:date="2026-01-01T00:00:00Z">
+        <w:r>
+          <w:t xml:space="preserve"> </w:t>
+        </w:r>
+      </w:ins>
+      <w:ins w:id="615" w:author="PR Preview" w:date="2026-01-01T00:00:00Z">
         <w:r>
           <w:t xml:space="preserve">and</w:t>
         </w:r>
       </w:ins>
-      <w:ins w:id="474" w:author="PR Preview" w:date="2026-01-01T00:00:00Z">
-        <w:r>
-          <w:t xml:space="preserve"> </w:t>
-        </w:r>
-      </w:ins>
-      <w:ins w:id="475" w:author="PR Preview" w:date="2026-01-01T00:00:00Z">
+      <w:ins w:id="616" w:author="PR Preview" w:date="2026-01-01T00:00:00Z">
+        <w:r>
+          <w:t xml:space="preserve"> </w:t>
+        </w:r>
+      </w:ins>
+      <w:ins w:id="617" w:author="PR Preview" w:date="2026-01-01T00:00:00Z">
         <w:r>
           <w:t xml:space="preserve">“Additionally”</w:t>
         </w:r>
       </w:ins>
-      <w:ins w:id="476" w:author="PR Preview" w:date="2026-01-01T00:00:00Z">
-        <w:r>
-          <w:t xml:space="preserve"> </w:t>
-        </w:r>
-      </w:ins>
-      <w:ins w:id="477" w:author="PR Preview" w:date="2026-01-01T00:00:00Z">
+      <w:ins w:id="618" w:author="PR Preview" w:date="2026-01-01T00:00:00Z">
+        <w:r>
+          <w:t xml:space="preserve"> </w:t>
+        </w:r>
+      </w:ins>
+      <w:ins w:id="619" w:author="PR Preview" w:date="2026-01-01T00:00:00Z">
         <w:r>
           <w:t xml:space="preserve">opening consecutive sentences.</w:t>
         </w:r>
       </w:ins>
-      <w:ins w:id="478" w:author="PR Preview" w:date="2026-01-01T00:00:00Z">
-        <w:r>
-          <w:t xml:space="preserve"> </w:t>
-        </w:r>
-      </w:ins>
-      <w:ins w:id="479" w:author="PR Preview" w:date="2026-01-01T00:00:00Z">
+      <w:ins w:id="620" w:author="PR Preview" w:date="2026-01-01T00:00:00Z">
+        <w:r>
+          <w:t xml:space="preserve"> </w:t>
+        </w:r>
+      </w:ins>
+      <w:ins w:id="621" w:author="PR Preview" w:date="2026-01-01T00:00:00Z">
         <w:r>
           <w:t xml:space="preserve">Most can go; the order already signals addition.</w:t>
         </w:r>
@@ -4102,7 +5031,7 @@
           <w:numId w:val="1006"/>
         </w:numPr>
       </w:pPr>
-      <w:ins w:id="480" w:author="PR Preview" w:date="2026-01-01T00:00:00Z">
+      <w:ins w:id="622" w:author="PR Preview" w:date="2026-01-01T00:00:00Z">
         <w:r>
           <w:rPr>
             <w:b/>
@@ -4111,72 +5040,72 @@
           <w:t xml:space="preserve">Assistant chatter.</w:t>
         </w:r>
       </w:ins>
-      <w:ins w:id="481" w:author="PR Preview" w:date="2026-01-01T00:00:00Z">
-        <w:r>
-          <w:t xml:space="preserve"> </w:t>
-        </w:r>
-      </w:ins>
-      <w:ins w:id="482" w:author="PR Preview" w:date="2026-01-01T00:00:00Z">
+      <w:ins w:id="623" w:author="PR Preview" w:date="2026-01-01T00:00:00Z">
+        <w:r>
+          <w:t xml:space="preserve"> </w:t>
+        </w:r>
+      </w:ins>
+      <w:ins w:id="624" w:author="PR Preview" w:date="2026-01-01T00:00:00Z">
         <w:r>
           <w:t xml:space="preserve">“Let’s dive in”</w:t>
         </w:r>
       </w:ins>
-      <w:ins w:id="483" w:author="PR Preview" w:date="2026-01-01T00:00:00Z">
+      <w:ins w:id="625" w:author="PR Preview" w:date="2026-01-01T00:00:00Z">
         <w:r>
           <w:t xml:space="preserve">,</w:t>
         </w:r>
       </w:ins>
-      <w:ins w:id="484" w:author="PR Preview" w:date="2026-01-01T00:00:00Z">
-        <w:r>
-          <w:t xml:space="preserve"> </w:t>
-        </w:r>
-      </w:ins>
-      <w:ins w:id="485" w:author="PR Preview" w:date="2026-01-01T00:00:00Z">
+      <w:ins w:id="626" w:author="PR Preview" w:date="2026-01-01T00:00:00Z">
+        <w:r>
+          <w:t xml:space="preserve"> </w:t>
+        </w:r>
+      </w:ins>
+      <w:ins w:id="627" w:author="PR Preview" w:date="2026-01-01T00:00:00Z">
         <w:r>
           <w:t xml:space="preserve">“Let’s unpack this”</w:t>
         </w:r>
       </w:ins>
-      <w:ins w:id="486" w:author="PR Preview" w:date="2026-01-01T00:00:00Z">
+      <w:ins w:id="628" w:author="PR Preview" w:date="2026-01-01T00:00:00Z">
         <w:r>
           <w:t xml:space="preserve">,</w:t>
         </w:r>
       </w:ins>
-      <w:ins w:id="487" w:author="PR Preview" w:date="2026-01-01T00:00:00Z">
-        <w:r>
-          <w:t xml:space="preserve"> </w:t>
-        </w:r>
-      </w:ins>
-      <w:ins w:id="488" w:author="PR Preview" w:date="2026-01-01T00:00:00Z">
+      <w:ins w:id="629" w:author="PR Preview" w:date="2026-01-01T00:00:00Z">
+        <w:r>
+          <w:t xml:space="preserve"> </w:t>
+        </w:r>
+      </w:ins>
+      <w:ins w:id="630" w:author="PR Preview" w:date="2026-01-01T00:00:00Z">
         <w:r>
           <w:t xml:space="preserve">“Great question”</w:t>
         </w:r>
       </w:ins>
-      <w:ins w:id="489" w:author="PR Preview" w:date="2026-01-01T00:00:00Z">
-        <w:r>
-          <w:t xml:space="preserve"> </w:t>
-        </w:r>
-      </w:ins>
-      <w:ins w:id="490" w:author="PR Preview" w:date="2026-01-01T00:00:00Z">
+      <w:ins w:id="631" w:author="PR Preview" w:date="2026-01-01T00:00:00Z">
+        <w:r>
+          <w:t xml:space="preserve"> </w:t>
+        </w:r>
+      </w:ins>
+      <w:ins w:id="632" w:author="PR Preview" w:date="2026-01-01T00:00:00Z">
         <w:r>
           <w:t xml:space="preserve">and</w:t>
         </w:r>
       </w:ins>
-      <w:ins w:id="491" w:author="PR Preview" w:date="2026-01-01T00:00:00Z">
-        <w:r>
-          <w:t xml:space="preserve"> </w:t>
-        </w:r>
-      </w:ins>
-      <w:ins w:id="492" w:author="PR Preview" w:date="2026-01-01T00:00:00Z">
+      <w:ins w:id="633" w:author="PR Preview" w:date="2026-01-01T00:00:00Z">
+        <w:r>
+          <w:t xml:space="preserve"> </w:t>
+        </w:r>
+      </w:ins>
+      <w:ins w:id="634" w:author="PR Preview" w:date="2026-01-01T00:00:00Z">
         <w:r>
           <w:t xml:space="preserve">“I hope this helps”</w:t>
         </w:r>
       </w:ins>
-      <w:ins w:id="493" w:author="PR Preview" w:date="2026-01-01T00:00:00Z">
-        <w:r>
-          <w:t xml:space="preserve"> </w:t>
-        </w:r>
-      </w:ins>
-      <w:ins w:id="494" w:author="PR Preview" w:date="2026-01-01T00:00:00Z">
+      <w:ins w:id="635" w:author="PR Preview" w:date="2026-01-01T00:00:00Z">
+        <w:r>
+          <w:t xml:space="preserve"> </w:t>
+        </w:r>
+      </w:ins>
+      <w:ins w:id="636" w:author="PR Preview" w:date="2026-01-01T00:00:00Z">
         <w:r>
           <w:t xml:space="preserve">belong in a chat window, not a document.</w:t>
         </w:r>
@@ -4186,17 +5115,17 @@
       <w:pPr>
         <w:pStyle w:val="FirstParagraph"/>
       </w:pPr>
-      <w:ins w:id="495" w:author="PR Preview" w:date="2026-01-01T00:00:00Z">
+      <w:ins w:id="637" w:author="PR Preview" w:date="2026-01-01T00:00:00Z">
         <w:r>
           <w:t xml:space="preserve">Four more habits blur the referent or delay the claim.</w:t>
         </w:r>
       </w:ins>
-      <w:ins w:id="496" w:author="PR Preview" w:date="2026-01-01T00:00:00Z">
-        <w:r>
-          <w:t xml:space="preserve"> </w:t>
-        </w:r>
-      </w:ins>
-      <w:ins w:id="497" w:author="PR Preview" w:date="2026-01-01T00:00:00Z">
+      <w:ins w:id="638" w:author="PR Preview" w:date="2026-01-01T00:00:00Z">
+        <w:r>
+          <w:t xml:space="preserve"> </w:t>
+        </w:r>
+      </w:ins>
+      <w:ins w:id="639" w:author="PR Preview" w:date="2026-01-01T00:00:00Z">
         <w:r>
           <w:t xml:space="preserve">Other chapters cover each:</w:t>
         </w:r>
@@ -4210,23 +5139,23 @@
           <w:numId w:val="1007"/>
         </w:numPr>
       </w:pPr>
-      <w:ins w:id="498" w:author="PR Preview" w:date="2026-01-01T00:00:00Z">
+      <w:ins w:id="640" w:author="PR Preview" w:date="2026-01-01T00:00:00Z">
         <w:r>
           <w:t xml:space="preserve">a demonstrative standing in for its referent</w:t>
         </w:r>
       </w:ins>
-      <w:ins w:id="499" w:author="PR Preview" w:date="2026-01-01T00:00:00Z">
-        <w:r>
-          <w:t xml:space="preserve"> </w:t>
-        </w:r>
-      </w:ins>
-      <w:ins w:id="500" w:author="PR Preview" w:date="2026-01-01T00:00:00Z">
+      <w:ins w:id="641" w:author="PR Preview" w:date="2026-01-01T00:00:00Z">
+        <w:r>
+          <w:t xml:space="preserve"> </w:t>
+        </w:r>
+      </w:ins>
+      <w:ins w:id="642" w:author="PR Preview" w:date="2026-01-01T00:00:00Z">
         <w:r>
           <w:t xml:space="preserve">(</w:t>
         </w:r>
       </w:ins>
-      <w:hyperlink r:id="rId21">
-        <w:ins w:id="501" w:author="PR Preview" w:date="2026-01-01T00:00:00Z">
+      <w:hyperlink r:id="rId31">
+        <w:ins w:id="643" w:author="PR Preview" w:date="2026-01-01T00:00:00Z">
           <w:r>
             <w:rPr>
               <w:rStyle w:val="Hyperlink"/>
@@ -4235,7 +5164,7 @@
           </w:r>
         </w:ins>
       </w:hyperlink>
-      <w:ins w:id="502" w:author="PR Preview" w:date="2026-01-01T00:00:00Z">
+      <w:ins w:id="644" w:author="PR Preview" w:date="2026-01-01T00:00:00Z">
         <w:r>
           <w:t xml:space="preserve">);</w:t>
         </w:r>
@@ -4249,33 +5178,33 @@
           <w:numId w:val="1007"/>
         </w:numPr>
       </w:pPr>
-      <w:ins w:id="503" w:author="PR Preview" w:date="2026-01-01T00:00:00Z">
+      <w:ins w:id="645" w:author="PR Preview" w:date="2026-01-01T00:00:00Z">
         <w:r>
           <w:t xml:space="preserve">the word</w:t>
         </w:r>
       </w:ins>
-      <w:ins w:id="504" w:author="PR Preview" w:date="2026-01-01T00:00:00Z">
-        <w:r>
-          <w:t xml:space="preserve"> </w:t>
-        </w:r>
-      </w:ins>
-      <w:ins w:id="505" w:author="PR Preview" w:date="2026-01-01T00:00:00Z">
+      <w:ins w:id="646" w:author="PR Preview" w:date="2026-01-01T00:00:00Z">
+        <w:r>
+          <w:t xml:space="preserve"> </w:t>
+        </w:r>
+      </w:ins>
+      <w:ins w:id="647" w:author="PR Preview" w:date="2026-01-01T00:00:00Z">
         <w:r>
           <w:t xml:space="preserve">“thing”</w:t>
         </w:r>
       </w:ins>
-      <w:ins w:id="506" w:author="PR Preview" w:date="2026-01-01T00:00:00Z">
-        <w:r>
-          <w:t xml:space="preserve"> </w:t>
-        </w:r>
-      </w:ins>
-      <w:ins w:id="507" w:author="PR Preview" w:date="2026-01-01T00:00:00Z">
+      <w:ins w:id="648" w:author="PR Preview" w:date="2026-01-01T00:00:00Z">
+        <w:r>
+          <w:t xml:space="preserve"> </w:t>
+        </w:r>
+      </w:ins>
+      <w:ins w:id="649" w:author="PR Preview" w:date="2026-01-01T00:00:00Z">
         <w:r>
           <w:t xml:space="preserve">(</w:t>
         </w:r>
       </w:ins>
-      <w:hyperlink r:id="rId22">
-        <w:ins w:id="508" w:author="PR Preview" w:date="2026-01-01T00:00:00Z">
+      <w:hyperlink r:id="rId32">
+        <w:ins w:id="650" w:author="PR Preview" w:date="2026-01-01T00:00:00Z">
           <w:r>
             <w:rPr>
               <w:rStyle w:val="Hyperlink"/>
@@ -4284,7 +5213,7 @@
           </w:r>
         </w:ins>
       </w:hyperlink>
-      <w:ins w:id="509" w:author="PR Preview" w:date="2026-01-01T00:00:00Z">
+      <w:ins w:id="651" w:author="PR Preview" w:date="2026-01-01T00:00:00Z">
         <w:r>
           <w:t xml:space="preserve">);</w:t>
         </w:r>
@@ -4298,23 +5227,23 @@
           <w:numId w:val="1007"/>
         </w:numPr>
       </w:pPr>
-      <w:ins w:id="510" w:author="PR Preview" w:date="2026-01-01T00:00:00Z">
+      <w:ins w:id="652" w:author="PR Preview" w:date="2026-01-01T00:00:00Z">
         <w:r>
           <w:t xml:space="preserve">a dependent clause opening a sentence</w:t>
         </w:r>
       </w:ins>
-      <w:ins w:id="511" w:author="PR Preview" w:date="2026-01-01T00:00:00Z">
-        <w:r>
-          <w:t xml:space="preserve"> </w:t>
-        </w:r>
-      </w:ins>
-      <w:ins w:id="512" w:author="PR Preview" w:date="2026-01-01T00:00:00Z">
+      <w:ins w:id="653" w:author="PR Preview" w:date="2026-01-01T00:00:00Z">
+        <w:r>
+          <w:t xml:space="preserve"> </w:t>
+        </w:r>
+      </w:ins>
+      <w:ins w:id="654" w:author="PR Preview" w:date="2026-01-01T00:00:00Z">
         <w:r>
           <w:t xml:space="preserve">(</w:t>
         </w:r>
       </w:ins>
-      <w:hyperlink r:id="rId23">
-        <w:ins w:id="513" w:author="PR Preview" w:date="2026-01-01T00:00:00Z">
+      <w:hyperlink r:id="rId33">
+        <w:ins w:id="655" w:author="PR Preview" w:date="2026-01-01T00:00:00Z">
           <w:r>
             <w:rPr>
               <w:rStyle w:val="Hyperlink"/>
@@ -4323,7 +5252,7 @@
           </w:r>
         </w:ins>
       </w:hyperlink>
-      <w:ins w:id="514" w:author="PR Preview" w:date="2026-01-01T00:00:00Z">
+      <w:ins w:id="656" w:author="PR Preview" w:date="2026-01-01T00:00:00Z">
         <w:r>
           <w:t xml:space="preserve">);</w:t>
         </w:r>
@@ -4337,23 +5266,23 @@
           <w:numId w:val="1007"/>
         </w:numPr>
       </w:pPr>
-      <w:ins w:id="515" w:author="PR Preview" w:date="2026-01-01T00:00:00Z">
+      <w:ins w:id="657" w:author="PR Preview" w:date="2026-01-01T00:00:00Z">
         <w:r>
           <w:t xml:space="preserve">informal idioms</w:t>
         </w:r>
       </w:ins>
-      <w:ins w:id="516" w:author="PR Preview" w:date="2026-01-01T00:00:00Z">
-        <w:r>
-          <w:t xml:space="preserve"> </w:t>
-        </w:r>
-      </w:ins>
-      <w:ins w:id="517" w:author="PR Preview" w:date="2026-01-01T00:00:00Z">
+      <w:ins w:id="658" w:author="PR Preview" w:date="2026-01-01T00:00:00Z">
+        <w:r>
+          <w:t xml:space="preserve"> </w:t>
+        </w:r>
+      </w:ins>
+      <w:ins w:id="659" w:author="PR Preview" w:date="2026-01-01T00:00:00Z">
         <w:r>
           <w:t xml:space="preserve">(</w:t>
         </w:r>
       </w:ins>
-      <w:hyperlink r:id="rId24">
-        <w:ins w:id="518" w:author="PR Preview" w:date="2026-01-01T00:00:00Z">
+      <w:hyperlink r:id="rId34">
+        <w:ins w:id="660" w:author="PR Preview" w:date="2026-01-01T00:00:00Z">
           <w:r>
             <w:rPr>
               <w:rStyle w:val="Hyperlink"/>
@@ -4362,21 +5291,21 @@
           </w:r>
         </w:ins>
       </w:hyperlink>
-      <w:ins w:id="519" w:author="PR Preview" w:date="2026-01-01T00:00:00Z">
+      <w:ins w:id="661" w:author="PR Preview" w:date="2026-01-01T00:00:00Z">
         <w:r>
           <w:t xml:space="preserve">).</w:t>
         </w:r>
       </w:ins>
     </w:p>
-    <w:bookmarkEnd w:id="25"/>
-    <w:bookmarkStart w:id="26" w:name="formatting-habits"/>
+    <w:bookmarkEnd w:id="35"/>
+    <w:bookmarkStart w:id="36" w:name="formatting-habits"/>
     <w:p>
       <w:pPr>
         <w:pStyle w:val="Heading2"/>
       </w:pPr>
-      <w:ins w:id="520" w:author="PR Preview" w:date="2026-01-01T00:00:00Z">
-        <w:r>
-          <w:t xml:space="preserve">5 Formatting habits</w:t>
+      <w:ins w:id="662" w:author="PR Preview" w:date="2026-01-01T00:00:00Z">
+        <w:r>
+          <w:t xml:space="preserve">7 Formatting habits</w:t>
         </w:r>
       </w:ins>
     </w:p>
@@ -4384,7 +5313,7 @@
       <w:pPr>
         <w:pStyle w:val="FirstParagraph"/>
       </w:pPr>
-      <w:ins w:id="521" w:author="PR Preview" w:date="2026-01-01T00:00:00Z">
+      <w:ins w:id="663" w:author="PR Preview" w:date="2026-01-01T00:00:00Z">
         <w:r>
           <w:t xml:space="preserve">Some clichés are typographic rather than verbal.</w:t>
         </w:r>
@@ -4398,7 +5327,7 @@
           <w:numId w:val="1008"/>
         </w:numPr>
       </w:pPr>
-      <w:ins w:id="522" w:author="PR Preview" w:date="2026-01-01T00:00:00Z">
+      <w:ins w:id="664" w:author="PR Preview" w:date="2026-01-01T00:00:00Z">
         <w:r>
           <w:rPr>
             <w:b/>
@@ -4407,32 +5336,32 @@
           <w:t xml:space="preserve">The em-dash as a default connector.</w:t>
         </w:r>
       </w:ins>
-      <w:ins w:id="523" w:author="PR Preview" w:date="2026-01-01T00:00:00Z">
-        <w:r>
-          <w:t xml:space="preserve"> </w:t>
-        </w:r>
-      </w:ins>
-      <w:ins w:id="524" w:author="PR Preview" w:date="2026-01-01T00:00:00Z">
+      <w:ins w:id="665" w:author="PR Preview" w:date="2026-01-01T00:00:00Z">
+        <w:r>
+          <w:t xml:space="preserve"> </w:t>
+        </w:r>
+      </w:ins>
+      <w:ins w:id="666" w:author="PR Preview" w:date="2026-01-01T00:00:00Z">
         <w:r>
           <w:t xml:space="preserve">Some writers, and many AI drafts,</w:t>
         </w:r>
       </w:ins>
-      <w:ins w:id="525" w:author="PR Preview" w:date="2026-01-01T00:00:00Z">
-        <w:r>
-          <w:t xml:space="preserve"> </w:t>
-        </w:r>
-      </w:ins>
-      <w:ins w:id="526" w:author="PR Preview" w:date="2026-01-01T00:00:00Z">
+      <w:ins w:id="667" w:author="PR Preview" w:date="2026-01-01T00:00:00Z">
+        <w:r>
+          <w:t xml:space="preserve"> </w:t>
+        </w:r>
+      </w:ins>
+      <w:ins w:id="668" w:author="PR Preview" w:date="2026-01-01T00:00:00Z">
         <w:r>
           <w:t xml:space="preserve">use the em-dash to join almost any two clauses. Vary your punctuation: a period, a comma, or a</w:t>
         </w:r>
       </w:ins>
-      <w:ins w:id="527" w:author="PR Preview" w:date="2026-01-01T00:00:00Z">
-        <w:r>
-          <w:t xml:space="preserve"> </w:t>
-        </w:r>
-      </w:ins>
-      <w:ins w:id="528" w:author="PR Preview" w:date="2026-01-01T00:00:00Z">
+      <w:ins w:id="669" w:author="PR Preview" w:date="2026-01-01T00:00:00Z">
+        <w:r>
+          <w:t xml:space="preserve"> </w:t>
+        </w:r>
+      </w:ins>
+      <w:ins w:id="670" w:author="PR Preview" w:date="2026-01-01T00:00:00Z">
         <w:r>
           <w:t xml:space="preserve">semicolon is often the better fit.</w:t>
         </w:r>
@@ -4446,7 +5375,7 @@
           <w:numId w:val="1008"/>
         </w:numPr>
       </w:pPr>
-      <w:ins w:id="529" w:author="PR Preview" w:date="2026-01-01T00:00:00Z">
+      <w:ins w:id="671" w:author="PR Preview" w:date="2026-01-01T00:00:00Z">
         <w:r>
           <w:rPr>
             <w:b/>
@@ -4455,22 +5384,22 @@
           <w:t xml:space="preserve">Bold-leading bullets everywhere.</w:t>
         </w:r>
       </w:ins>
-      <w:ins w:id="530" w:author="PR Preview" w:date="2026-01-01T00:00:00Z">
-        <w:r>
-          <w:t xml:space="preserve"> </w:t>
-        </w:r>
-      </w:ins>
-      <w:ins w:id="531" w:author="PR Preview" w:date="2026-01-01T00:00:00Z">
+      <w:ins w:id="672" w:author="PR Preview" w:date="2026-01-01T00:00:00Z">
+        <w:r>
+          <w:t xml:space="preserve"> </w:t>
+        </w:r>
+      </w:ins>
+      <w:ins w:id="673" w:author="PR Preview" w:date="2026-01-01T00:00:00Z">
         <w:r>
           <w:t xml:space="preserve">A</w:t>
         </w:r>
       </w:ins>
-      <w:ins w:id="532" w:author="PR Preview" w:date="2026-01-01T00:00:00Z">
-        <w:r>
-          <w:t xml:space="preserve"> </w:t>
-        </w:r>
-      </w:ins>
-      <w:ins w:id="533" w:author="PR Preview" w:date="2026-01-01T00:00:00Z">
+      <w:ins w:id="674" w:author="PR Preview" w:date="2026-01-01T00:00:00Z">
+        <w:r>
+          <w:t xml:space="preserve"> </w:t>
+        </w:r>
+      </w:ins>
+      <w:ins w:id="675" w:author="PR Preview" w:date="2026-01-01T00:00:00Z">
         <w:r>
           <w:rPr>
             <w:rStyle w:val="VerbatimChar"/>
@@ -4478,32 +5407,32 @@
           <w:t xml:space="preserve">**Term:** explanation</w:t>
         </w:r>
       </w:ins>
-      <w:ins w:id="534" w:author="PR Preview" w:date="2026-01-01T00:00:00Z">
-        <w:r>
-          <w:t xml:space="preserve"> </w:t>
-        </w:r>
-      </w:ins>
-      <w:ins w:id="535" w:author="PR Preview" w:date="2026-01-01T00:00:00Z">
+      <w:ins w:id="676" w:author="PR Preview" w:date="2026-01-01T00:00:00Z">
+        <w:r>
+          <w:t xml:space="preserve"> </w:t>
+        </w:r>
+      </w:ins>
+      <w:ins w:id="677" w:author="PR Preview" w:date="2026-01-01T00:00:00Z">
         <w:r>
           <w:t xml:space="preserve">bullet is fine</w:t>
         </w:r>
       </w:ins>
-      <w:ins w:id="536" w:author="PR Preview" w:date="2026-01-01T00:00:00Z">
-        <w:r>
-          <w:t xml:space="preserve"> </w:t>
-        </w:r>
-      </w:ins>
-      <w:ins w:id="537" w:author="PR Preview" w:date="2026-01-01T00:00:00Z">
+      <w:ins w:id="678" w:author="PR Preview" w:date="2026-01-01T00:00:00Z">
+        <w:r>
+          <w:t xml:space="preserve"> </w:t>
+        </w:r>
+      </w:ins>
+      <w:ins w:id="679" w:author="PR Preview" w:date="2026-01-01T00:00:00Z">
         <w:r>
           <w:t xml:space="preserve">once, but applying the pattern to every list turns it into a tic. Use it when</w:t>
         </w:r>
       </w:ins>
-      <w:ins w:id="538" w:author="PR Preview" w:date="2026-01-01T00:00:00Z">
-        <w:r>
-          <w:t xml:space="preserve"> </w:t>
-        </w:r>
-      </w:ins>
-      <w:ins w:id="539" w:author="PR Preview" w:date="2026-01-01T00:00:00Z">
+      <w:ins w:id="680" w:author="PR Preview" w:date="2026-01-01T00:00:00Z">
+        <w:r>
+          <w:t xml:space="preserve"> </w:t>
+        </w:r>
+      </w:ins>
+      <w:ins w:id="681" w:author="PR Preview" w:date="2026-01-01T00:00:00Z">
         <w:r>
           <w:t xml:space="preserve">the label earns emphasis, plain bullets otherwise.</w:t>
         </w:r>
@@ -4517,7 +5446,7 @@
           <w:numId w:val="1008"/>
         </w:numPr>
       </w:pPr>
-      <w:ins w:id="540" w:author="PR Preview" w:date="2026-01-01T00:00:00Z">
+      <w:ins w:id="682" w:author="PR Preview" w:date="2026-01-01T00:00:00Z">
         <w:r>
           <w:rPr>
             <w:b/>
@@ -4526,22 +5455,22 @@
           <w:t xml:space="preserve">Emoji section headers.</w:t>
         </w:r>
       </w:ins>
-      <w:ins w:id="541" w:author="PR Preview" w:date="2026-01-01T00:00:00Z">
-        <w:r>
-          <w:t xml:space="preserve"> </w:t>
-        </w:r>
-      </w:ins>
-      <w:ins w:id="542" w:author="PR Preview" w:date="2026-01-01T00:00:00Z">
+      <w:ins w:id="683" w:author="PR Preview" w:date="2026-01-01T00:00:00Z">
+        <w:r>
+          <w:t xml:space="preserve"> </w:t>
+        </w:r>
+      </w:ins>
+      <w:ins w:id="684" w:author="PR Preview" w:date="2026-01-01T00:00:00Z">
         <w:r>
           <w:t xml:space="preserve">Emoji in headings signal a blog post, not a</w:t>
         </w:r>
       </w:ins>
-      <w:ins w:id="543" w:author="PR Preview" w:date="2026-01-01T00:00:00Z">
-        <w:r>
-          <w:t xml:space="preserve"> </w:t>
-        </w:r>
-      </w:ins>
-      <w:ins w:id="544" w:author="PR Preview" w:date="2026-01-01T00:00:00Z">
+      <w:ins w:id="685" w:author="PR Preview" w:date="2026-01-01T00:00:00Z">
+        <w:r>
+          <w:t xml:space="preserve"> </w:t>
+        </w:r>
+      </w:ins>
+      <w:ins w:id="686" w:author="PR Preview" w:date="2026-01-01T00:00:00Z">
         <w:r>
           <w:t xml:space="preserve">scientific document. Leave them out.</w:t>
         </w:r>
@@ -4555,7 +5484,7 @@
           <w:numId w:val="1008"/>
         </w:numPr>
       </w:pPr>
-      <w:ins w:id="545" w:author="PR Preview" w:date="2026-01-01T00:00:00Z">
+      <w:ins w:id="687" w:author="PR Preview" w:date="2026-01-01T00:00:00Z">
         <w:r>
           <w:rPr>
             <w:b/>
@@ -4564,46 +5493,46 @@
           <w:t xml:space="preserve">Uniform paragraph rhythm.</w:t>
         </w:r>
       </w:ins>
-      <w:ins w:id="546" w:author="PR Preview" w:date="2026-01-01T00:00:00Z">
-        <w:r>
-          <w:t xml:space="preserve"> </w:t>
-        </w:r>
-      </w:ins>
-      <w:ins w:id="547" w:author="PR Preview" w:date="2026-01-01T00:00:00Z">
+      <w:ins w:id="688" w:author="PR Preview" w:date="2026-01-01T00:00:00Z">
+        <w:r>
+          <w:t xml:space="preserve"> </w:t>
+        </w:r>
+      </w:ins>
+      <w:ins w:id="689" w:author="PR Preview" w:date="2026-01-01T00:00:00Z">
         <w:r>
           <w:t xml:space="preserve">Paragraphs of near-identical length, each three</w:t>
         </w:r>
       </w:ins>
-      <w:ins w:id="548" w:author="PR Preview" w:date="2026-01-01T00:00:00Z">
-        <w:r>
-          <w:t xml:space="preserve"> </w:t>
-        </w:r>
-      </w:ins>
-      <w:ins w:id="549" w:author="PR Preview" w:date="2026-01-01T00:00:00Z">
+      <w:ins w:id="690" w:author="PR Preview" w:date="2026-01-01T00:00:00Z">
+        <w:r>
+          <w:t xml:space="preserve"> </w:t>
+        </w:r>
+      </w:ins>
+      <w:ins w:id="691" w:author="PR Preview" w:date="2026-01-01T00:00:00Z">
         <w:r>
           <w:t xml:space="preserve">or four sentences, read as monotonous. Let paragraph length follow the</w:t>
         </w:r>
       </w:ins>
-      <w:ins w:id="550" w:author="PR Preview" w:date="2026-01-01T00:00:00Z">
-        <w:r>
-          <w:t xml:space="preserve"> </w:t>
-        </w:r>
-      </w:ins>
-      <w:ins w:id="551" w:author="PR Preview" w:date="2026-01-01T00:00:00Z">
+      <w:ins w:id="692" w:author="PR Preview" w:date="2026-01-01T00:00:00Z">
+        <w:r>
+          <w:t xml:space="preserve"> </w:t>
+        </w:r>
+      </w:ins>
+      <w:ins w:id="693" w:author="PR Preview" w:date="2026-01-01T00:00:00Z">
         <w:r>
           <w:t xml:space="preserve">ideas.</w:t>
         </w:r>
       </w:ins>
     </w:p>
-    <w:bookmarkEnd w:id="26"/>
-    <w:bookmarkStart w:id="28" w:name="tone"/>
+    <w:bookmarkEnd w:id="36"/>
+    <w:bookmarkStart w:id="38" w:name="tone"/>
     <w:p>
       <w:pPr>
         <w:pStyle w:val="Heading2"/>
       </w:pPr>
-      <w:ins w:id="552" w:author="PR Preview" w:date="2026-01-01T00:00:00Z">
-        <w:r>
-          <w:t xml:space="preserve">6 Tone</w:t>
+      <w:ins w:id="694" w:author="PR Preview" w:date="2026-01-01T00:00:00Z">
+        <w:r>
+          <w:t xml:space="preserve">8 Tone</w:t>
         </w:r>
       </w:ins>
     </w:p>
@@ -4611,9 +5540,29 @@
       <w:pPr>
         <w:pStyle w:val="FirstParagraph"/>
       </w:pPr>
-      <w:ins w:id="553" w:author="PR Preview" w:date="2026-01-01T00:00:00Z">
-        <w:r>
-          <w:t xml:space="preserve">The last group of clichés is about register.</w:t>
+      <w:ins w:id="695" w:author="PR Preview" w:date="2026-01-01T00:00:00Z">
+        <w:r>
+          <w:t xml:space="preserve">The last group of clichés is about</w:t>
+        </w:r>
+      </w:ins>
+      <w:ins w:id="696" w:author="PR Preview" w:date="2026-01-01T00:00:00Z">
+        <w:r>
+          <w:t xml:space="preserve"> </w:t>
+        </w:r>
+      </w:ins>
+      <w:hyperlink w:anchor="def-register">
+        <w:ins w:id="697" w:author="PR Preview" w:date="2026-01-01T00:00:00Z">
+          <w:r>
+            <w:rPr>
+              <w:rStyle w:val="Hyperlink"/>
+            </w:rPr>
+            <w:t xml:space="preserve">register</w:t>
+          </w:r>
+        </w:ins>
+      </w:hyperlink>
+      <w:ins w:id="698" w:author="PR Preview" w:date="2026-01-01T00:00:00Z">
+        <w:r>
+          <w:t xml:space="preserve">.</w:t>
         </w:r>
       </w:ins>
     </w:p>
@@ -4625,7 +5574,7 @@
           <w:numId w:val="1009"/>
         </w:numPr>
       </w:pPr>
-      <w:ins w:id="554" w:author="PR Preview" w:date="2026-01-01T00:00:00Z">
+      <w:ins w:id="699" w:author="PR Preview" w:date="2026-01-01T00:00:00Z">
         <w:r>
           <w:rPr>
             <w:b/>
@@ -4634,72 +5583,72 @@
           <w:t xml:space="preserve">Promotional language.</w:t>
         </w:r>
       </w:ins>
-      <w:ins w:id="555" w:author="PR Preview" w:date="2026-01-01T00:00:00Z">
-        <w:r>
-          <w:t xml:space="preserve"> </w:t>
-        </w:r>
-      </w:ins>
-      <w:ins w:id="556" w:author="PR Preview" w:date="2026-01-01T00:00:00Z">
+      <w:ins w:id="700" w:author="PR Preview" w:date="2026-01-01T00:00:00Z">
+        <w:r>
+          <w:t xml:space="preserve"> </w:t>
+        </w:r>
+      </w:ins>
+      <w:ins w:id="701" w:author="PR Preview" w:date="2026-01-01T00:00:00Z">
         <w:r>
           <w:t xml:space="preserve">Words like</w:t>
         </w:r>
       </w:ins>
-      <w:ins w:id="557" w:author="PR Preview" w:date="2026-01-01T00:00:00Z">
-        <w:r>
-          <w:t xml:space="preserve"> </w:t>
-        </w:r>
-      </w:ins>
-      <w:ins w:id="558" w:author="PR Preview" w:date="2026-01-01T00:00:00Z">
+      <w:ins w:id="702" w:author="PR Preview" w:date="2026-01-01T00:00:00Z">
+        <w:r>
+          <w:t xml:space="preserve"> </w:t>
+        </w:r>
+      </w:ins>
+      <w:ins w:id="703" w:author="PR Preview" w:date="2026-01-01T00:00:00Z">
         <w:r>
           <w:t xml:space="preserve">“powerful”</w:t>
         </w:r>
       </w:ins>
-      <w:ins w:id="559" w:author="PR Preview" w:date="2026-01-01T00:00:00Z">
+      <w:ins w:id="704" w:author="PR Preview" w:date="2026-01-01T00:00:00Z">
         <w:r>
           <w:t xml:space="preserve">,</w:t>
         </w:r>
       </w:ins>
-      <w:ins w:id="560" w:author="PR Preview" w:date="2026-01-01T00:00:00Z">
-        <w:r>
-          <w:t xml:space="preserve"> </w:t>
-        </w:r>
-      </w:ins>
-      <w:ins w:id="561" w:author="PR Preview" w:date="2026-01-01T00:00:00Z">
+      <w:ins w:id="705" w:author="PR Preview" w:date="2026-01-01T00:00:00Z">
+        <w:r>
+          <w:t xml:space="preserve"> </w:t>
+        </w:r>
+      </w:ins>
+      <w:ins w:id="706" w:author="PR Preview" w:date="2026-01-01T00:00:00Z">
         <w:r>
           <w:t xml:space="preserve">“game-changing”</w:t>
         </w:r>
       </w:ins>
-      <w:ins w:id="562" w:author="PR Preview" w:date="2026-01-01T00:00:00Z">
+      <w:ins w:id="707" w:author="PR Preview" w:date="2026-01-01T00:00:00Z">
         <w:r>
           <w:t xml:space="preserve">, and</w:t>
         </w:r>
       </w:ins>
-      <w:ins w:id="563" w:author="PR Preview" w:date="2026-01-01T00:00:00Z">
-        <w:r>
-          <w:t xml:space="preserve"> </w:t>
-        </w:r>
-      </w:ins>
-      <w:ins w:id="564" w:author="PR Preview" w:date="2026-01-01T00:00:00Z">
+      <w:ins w:id="708" w:author="PR Preview" w:date="2026-01-01T00:00:00Z">
+        <w:r>
+          <w:t xml:space="preserve"> </w:t>
+        </w:r>
+      </w:ins>
+      <w:ins w:id="709" w:author="PR Preview" w:date="2026-01-01T00:00:00Z">
         <w:r>
           <w:t xml:space="preserve">“cutting-edge”</w:t>
         </w:r>
       </w:ins>
-      <w:ins w:id="565" w:author="PR Preview" w:date="2026-01-01T00:00:00Z">
-        <w:r>
-          <w:t xml:space="preserve"> </w:t>
-        </w:r>
-      </w:ins>
-      <w:ins w:id="566" w:author="PR Preview" w:date="2026-01-01T00:00:00Z">
+      <w:ins w:id="710" w:author="PR Preview" w:date="2026-01-01T00:00:00Z">
+        <w:r>
+          <w:t xml:space="preserve"> </w:t>
+        </w:r>
+      </w:ins>
+      <w:ins w:id="711" w:author="PR Preview" w:date="2026-01-01T00:00:00Z">
         <w:r>
           <w:t xml:space="preserve">sell rather than inform. Describe what the thing does and let</w:t>
         </w:r>
       </w:ins>
-      <w:ins w:id="567" w:author="PR Preview" w:date="2026-01-01T00:00:00Z">
-        <w:r>
-          <w:t xml:space="preserve"> </w:t>
-        </w:r>
-      </w:ins>
-      <w:ins w:id="568" w:author="PR Preview" w:date="2026-01-01T00:00:00Z">
+      <w:ins w:id="712" w:author="PR Preview" w:date="2026-01-01T00:00:00Z">
+        <w:r>
+          <w:t xml:space="preserve"> </w:t>
+        </w:r>
+      </w:ins>
+      <w:ins w:id="713" w:author="PR Preview" w:date="2026-01-01T00:00:00Z">
         <w:r>
           <w:t xml:space="preserve">the reader judge.</w:t>
         </w:r>
@@ -4713,7 +5662,7 @@
           <w:numId w:val="1009"/>
         </w:numPr>
       </w:pPr>
-      <w:ins w:id="569" w:author="PR Preview" w:date="2026-01-01T00:00:00Z">
+      <w:ins w:id="714" w:author="PR Preview" w:date="2026-01-01T00:00:00Z">
         <w:r>
           <w:rPr>
             <w:b/>
@@ -4722,54 +5671,89 @@
           <w:t xml:space="preserve">Reflexive both-sides framing.</w:t>
         </w:r>
       </w:ins>
-      <w:ins w:id="570" w:author="PR Preview" w:date="2026-01-01T00:00:00Z">
-        <w:r>
-          <w:t xml:space="preserve"> </w:t>
-        </w:r>
-      </w:ins>
-      <w:ins w:id="571" w:author="PR Preview" w:date="2026-01-01T00:00:00Z">
+      <w:ins w:id="715" w:author="PR Preview" w:date="2026-01-01T00:00:00Z">
+        <w:r>
+          <w:t xml:space="preserve"> </w:t>
+        </w:r>
+      </w:ins>
+      <w:ins w:id="716" w:author="PR Preview" w:date="2026-01-01T00:00:00Z">
         <w:r>
           <w:t xml:space="preserve">Tacking</w:t>
         </w:r>
       </w:ins>
-      <w:ins w:id="572" w:author="PR Preview" w:date="2026-01-01T00:00:00Z">
-        <w:r>
-          <w:t xml:space="preserve"> </w:t>
-        </w:r>
-      </w:ins>
-      <w:ins w:id="573" w:author="PR Preview" w:date="2026-01-01T00:00:00Z">
+      <w:ins w:id="717" w:author="PR Preview" w:date="2026-01-01T00:00:00Z">
+        <w:r>
+          <w:t xml:space="preserve"> </w:t>
+        </w:r>
+      </w:ins>
+      <w:ins w:id="718" w:author="PR Preview" w:date="2026-01-01T00:00:00Z">
         <w:r>
           <w:t xml:space="preserve">“however, it is important to</w:t>
         </w:r>
       </w:ins>
-      <w:ins w:id="574" w:author="PR Preview" w:date="2026-01-01T00:00:00Z">
-        <w:r>
-          <w:t xml:space="preserve"> </w:t>
-        </w:r>
-      </w:ins>
-      <w:ins w:id="575" w:author="PR Preview" w:date="2026-01-01T00:00:00Z">
+      <w:ins w:id="719" w:author="PR Preview" w:date="2026-01-01T00:00:00Z">
+        <w:r>
+          <w:t xml:space="preserve"> </w:t>
+        </w:r>
+      </w:ins>
+      <w:ins w:id="720" w:author="PR Preview" w:date="2026-01-01T00:00:00Z">
         <w:r>
           <w:t xml:space="preserve">consider the other side”</w:t>
         </w:r>
       </w:ins>
-      <w:ins w:id="576" w:author="PR Preview" w:date="2026-01-01T00:00:00Z">
-        <w:r>
-          <w:t xml:space="preserve"> </w:t>
-        </w:r>
-      </w:ins>
-      <w:ins w:id="577" w:author="PR Preview" w:date="2026-01-01T00:00:00Z">
+      <w:ins w:id="721" w:author="PR Preview" w:date="2026-01-01T00:00:00Z">
+        <w:r>
+          <w:t xml:space="preserve"> </w:t>
+        </w:r>
+      </w:ins>
+      <w:ins w:id="722" w:author="PR Preview" w:date="2026-01-01T00:00:00Z">
         <w:r>
           <w:t xml:space="preserve">onto every claim signals caution without adding</w:t>
         </w:r>
       </w:ins>
-      <w:ins w:id="578" w:author="PR Preview" w:date="2026-01-01T00:00:00Z">
-        <w:r>
-          <w:t xml:space="preserve"> </w:t>
-        </w:r>
-      </w:ins>
-      <w:ins w:id="579" w:author="PR Preview" w:date="2026-01-01T00:00:00Z">
-        <w:r>
-          <w:t xml:space="preserve">content. Hedge when the evidence is genuinely mixed, not by habit.</w:t>
+      <w:ins w:id="723" w:author="PR Preview" w:date="2026-01-01T00:00:00Z">
+        <w:r>
+          <w:t xml:space="preserve"> </w:t>
+        </w:r>
+      </w:ins>
+      <w:ins w:id="724" w:author="PR Preview" w:date="2026-01-01T00:00:00Z">
+        <w:r>
+          <w:t xml:space="preserve">content. Use a</w:t>
+        </w:r>
+      </w:ins>
+      <w:ins w:id="725" w:author="PR Preview" w:date="2026-01-01T00:00:00Z">
+        <w:r>
+          <w:t xml:space="preserve"> </w:t>
+        </w:r>
+      </w:ins>
+      <w:hyperlink w:anchor="def-hedge">
+        <w:ins w:id="726" w:author="PR Preview" w:date="2026-01-01T00:00:00Z">
+          <w:r>
+            <w:rPr>
+              <w:rStyle w:val="Hyperlink"/>
+            </w:rPr>
+            <w:t xml:space="preserve">hedge</w:t>
+          </w:r>
+        </w:ins>
+      </w:hyperlink>
+      <w:ins w:id="727" w:author="PR Preview" w:date="2026-01-01T00:00:00Z">
+        <w:r>
+          <w:t xml:space="preserve"> </w:t>
+        </w:r>
+      </w:ins>
+      <w:ins w:id="728" w:author="PR Preview" w:date="2026-01-01T00:00:00Z">
+        <w:r>
+          <w:t xml:space="preserve">when the evidence is genuinely mixed,</w:t>
+        </w:r>
+      </w:ins>
+      <w:ins w:id="729" w:author="PR Preview" w:date="2026-01-01T00:00:00Z">
+        <w:r>
+          <w:t xml:space="preserve"> </w:t>
+        </w:r>
+      </w:ins>
+      <w:ins w:id="730" w:author="PR Preview" w:date="2026-01-01T00:00:00Z">
+        <w:r>
+          <w:t xml:space="preserve">not by habit.</w:t>
         </w:r>
       </w:ins>
     </w:p>
@@ -4781,7 +5765,7 @@
           <w:numId w:val="1009"/>
         </w:numPr>
       </w:pPr>
-      <w:ins w:id="580" w:author="PR Preview" w:date="2026-01-01T00:00:00Z">
+      <w:ins w:id="731" w:author="PR Preview" w:date="2026-01-01T00:00:00Z">
         <w:r>
           <w:rPr>
             <w:b/>
@@ -4790,68 +5774,68 @@
           <w:t xml:space="preserve">Vague universals.</w:t>
         </w:r>
       </w:ins>
-      <w:ins w:id="581" w:author="PR Preview" w:date="2026-01-01T00:00:00Z">
-        <w:r>
-          <w:t xml:space="preserve"> </w:t>
-        </w:r>
-      </w:ins>
-      <w:ins w:id="582" w:author="PR Preview" w:date="2026-01-01T00:00:00Z">
+      <w:ins w:id="732" w:author="PR Preview" w:date="2026-01-01T00:00:00Z">
+        <w:r>
+          <w:t xml:space="preserve"> </w:t>
+        </w:r>
+      </w:ins>
+      <w:ins w:id="733" w:author="PR Preview" w:date="2026-01-01T00:00:00Z">
         <w:r>
           <w:t xml:space="preserve">“Studies show”</w:t>
         </w:r>
       </w:ins>
-      <w:ins w:id="583" w:author="PR Preview" w:date="2026-01-01T00:00:00Z">
-        <w:r>
-          <w:t xml:space="preserve"> </w:t>
-        </w:r>
-      </w:ins>
-      <w:ins w:id="584" w:author="PR Preview" w:date="2026-01-01T00:00:00Z">
+      <w:ins w:id="734" w:author="PR Preview" w:date="2026-01-01T00:00:00Z">
+        <w:r>
+          <w:t xml:space="preserve"> </w:t>
+        </w:r>
+      </w:ins>
+      <w:ins w:id="735" w:author="PR Preview" w:date="2026-01-01T00:00:00Z">
         <w:r>
           <w:t xml:space="preserve">and</w:t>
         </w:r>
       </w:ins>
-      <w:ins w:id="585" w:author="PR Preview" w:date="2026-01-01T00:00:00Z">
-        <w:r>
-          <w:t xml:space="preserve"> </w:t>
-        </w:r>
-      </w:ins>
-      <w:ins w:id="586" w:author="PR Preview" w:date="2026-01-01T00:00:00Z">
+      <w:ins w:id="736" w:author="PR Preview" w:date="2026-01-01T00:00:00Z">
+        <w:r>
+          <w:t xml:space="preserve"> </w:t>
+        </w:r>
+      </w:ins>
+      <w:ins w:id="737" w:author="PR Preview" w:date="2026-01-01T00:00:00Z">
         <w:r>
           <w:t xml:space="preserve">“experts agree”</w:t>
         </w:r>
       </w:ins>
-      <w:ins w:id="587" w:author="PR Preview" w:date="2026-01-01T00:00:00Z">
+      <w:ins w:id="738" w:author="PR Preview" w:date="2026-01-01T00:00:00Z">
         <w:r>
           <w:t xml:space="preserve">, with no specific</w:t>
         </w:r>
       </w:ins>
-      <w:ins w:id="588" w:author="PR Preview" w:date="2026-01-01T00:00:00Z">
-        <w:r>
-          <w:t xml:space="preserve"> </w:t>
-        </w:r>
-      </w:ins>
-      <w:ins w:id="589" w:author="PR Preview" w:date="2026-01-01T00:00:00Z">
+      <w:ins w:id="739" w:author="PR Preview" w:date="2026-01-01T00:00:00Z">
+        <w:r>
+          <w:t xml:space="preserve"> </w:t>
+        </w:r>
+      </w:ins>
+      <w:ins w:id="740" w:author="PR Preview" w:date="2026-01-01T00:00:00Z">
         <w:r>
           <w:t xml:space="preserve">source or number, are clichés precisely because they dodge the evidence. Name</w:t>
         </w:r>
       </w:ins>
-      <w:ins w:id="590" w:author="PR Preview" w:date="2026-01-01T00:00:00Z">
-        <w:r>
-          <w:t xml:space="preserve"> </w:t>
-        </w:r>
-      </w:ins>
-      <w:ins w:id="591" w:author="PR Preview" w:date="2026-01-01T00:00:00Z">
+      <w:ins w:id="741" w:author="PR Preview" w:date="2026-01-01T00:00:00Z">
+        <w:r>
+          <w:t xml:space="preserve"> </w:t>
+        </w:r>
+      </w:ins>
+      <w:ins w:id="742" w:author="PR Preview" w:date="2026-01-01T00:00:00Z">
         <w:r>
           <w:t xml:space="preserve">the study and give the number, as the</w:t>
         </w:r>
       </w:ins>
-      <w:ins w:id="592" w:author="PR Preview" w:date="2026-01-01T00:00:00Z">
-        <w:r>
-          <w:t xml:space="preserve"> </w:t>
-        </w:r>
-      </w:ins>
-      <w:hyperlink r:id="rId27">
-        <w:ins w:id="593" w:author="PR Preview" w:date="2026-01-01T00:00:00Z">
+      <w:ins w:id="743" w:author="PR Preview" w:date="2026-01-01T00:00:00Z">
+        <w:r>
+          <w:t xml:space="preserve"> </w:t>
+        </w:r>
+      </w:ins>
+      <w:hyperlink r:id="rId37">
+        <w:ins w:id="744" w:author="PR Preview" w:date="2026-01-01T00:00:00Z">
           <w:r>
             <w:rPr>
               <w:rStyle w:val="Hyperlink"/>
@@ -4860,12 +5844,12 @@
           </w:r>
         </w:ins>
       </w:hyperlink>
-      <w:ins w:id="594" w:author="PR Preview" w:date="2026-01-01T00:00:00Z">
-        <w:r>
-          <w:t xml:space="preserve"> </w:t>
-        </w:r>
-      </w:ins>
-      <w:ins w:id="595" w:author="PR Preview" w:date="2026-01-01T00:00:00Z">
+      <w:ins w:id="745" w:author="PR Preview" w:date="2026-01-01T00:00:00Z">
+        <w:r>
+          <w:t xml:space="preserve"> </w:t>
+        </w:r>
+      </w:ins>
+      <w:ins w:id="746" w:author="PR Preview" w:date="2026-01-01T00:00:00Z">
         <w:r>
           <w:t xml:space="preserve">chapter recommends.</w:t>
         </w:r>
@@ -4875,43 +5859,43 @@
       <w:pPr>
         <w:pStyle w:val="FirstParagraph"/>
       </w:pPr>
-      <w:ins w:id="596" w:author="PR Preview" w:date="2026-01-01T00:00:00Z">
+      <w:ins w:id="747" w:author="PR Preview" w:date="2026-01-01T00:00:00Z">
         <w:r>
           <w:t xml:space="preserve">A short scan for these patterns before you submit a draft</w:t>
         </w:r>
       </w:ins>
-      <w:ins w:id="597" w:author="PR Preview" w:date="2026-01-01T00:00:00Z">
-        <w:r>
-          <w:t xml:space="preserve"> </w:t>
-        </w:r>
-      </w:ins>
-      <w:ins w:id="598" w:author="PR Preview" w:date="2026-01-01T00:00:00Z">
+      <w:ins w:id="748" w:author="PR Preview" w:date="2026-01-01T00:00:00Z">
+        <w:r>
+          <w:t xml:space="preserve"> </w:t>
+        </w:r>
+      </w:ins>
+      <w:ins w:id="749" w:author="PR Preview" w:date="2026-01-01T00:00:00Z">
         <w:r>
           <w:t xml:space="preserve">catches most of them.</w:t>
         </w:r>
       </w:ins>
-      <w:ins w:id="599" w:author="PR Preview" w:date="2026-01-01T00:00:00Z">
-        <w:r>
-          <w:t xml:space="preserve"> </w:t>
-        </w:r>
-      </w:ins>
-      <w:ins w:id="600" w:author="PR Preview" w:date="2026-01-01T00:00:00Z">
+      <w:ins w:id="750" w:author="PR Preview" w:date="2026-01-01T00:00:00Z">
+        <w:r>
+          <w:t xml:space="preserve"> </w:t>
+        </w:r>
+      </w:ins>
+      <w:ins w:id="751" w:author="PR Preview" w:date="2026-01-01T00:00:00Z">
         <w:r>
           <w:t xml:space="preserve">Cut the filler and the reflexes,</w:t>
         </w:r>
       </w:ins>
-      <w:ins w:id="601" w:author="PR Preview" w:date="2026-01-01T00:00:00Z">
-        <w:r>
-          <w:t xml:space="preserve"> </w:t>
-        </w:r>
-      </w:ins>
-      <w:ins w:id="602" w:author="PR Preview" w:date="2026-01-01T00:00:00Z">
+      <w:ins w:id="752" w:author="PR Preview" w:date="2026-01-01T00:00:00Z">
+        <w:r>
+          <w:t xml:space="preserve"> </w:t>
+        </w:r>
+      </w:ins>
+      <w:ins w:id="753" w:author="PR Preview" w:date="2026-01-01T00:00:00Z">
         <w:r>
           <w:t xml:space="preserve">but keep your own voice.</w:t>
         </w:r>
       </w:ins>
     </w:p>
-    <w:bookmarkEnd w:id="28"/>
+    <w:bookmarkEnd w:id="38"/>
     <w:sectPr>
       <w:footnotePr>
         <w:numRestart w:val="eachSect"/>

--- a/pr-preview/pr-168/chapters/avoid-cliches-tracked-changes.docx
+++ b/pr-preview/pr-168/chapters/avoid-cliches-tracked-changes.docx
@@ -18,7 +18,7 @@
       </w:pPr>
       <w:ins w:id="2" w:author="PR Preview" w:date="2026-01-01T00:00:00Z">
         <w:r>
-          <w:t xml:space="preserve">Last modified: 2026-10-12 15:27:23 (PDT)</w:t>
+          <w:t xml:space="preserve">Last modified: 2026-10-12 16:12:27 (PDT)</w:t>
         </w:r>
       </w:ins>
     </w:p>
@@ -437,12 +437,22 @@
         </w:r>
       </w:ins>
     </w:p>
+    <w:p>
+      <w:pPr>
+        <w:pStyle w:val="FirstParagraph"/>
+      </w:pPr>
+      <w:ins w:id="47" w:author="PR Preview" w:date="2026-01-01T00:00:00Z">
+        <w:r>
+          <w:t xml:space="preserve">The rest of this chapter uses these terms.</w:t>
+        </w:r>
+      </w:ins>
+    </w:p>
     <w:bookmarkStart w:id="14" w:name="def-register"/>
     <w:p>
       <w:pPr>
-        <w:pStyle w:val="FirstParagraph"/>
-      </w:pPr>
-      <w:ins w:id="47" w:author="PR Preview" w:date="2026-01-01T00:00:00Z">
+        <w:pStyle w:val="BodyText"/>
+      </w:pPr>
+      <w:ins w:id="48" w:author="PR Preview" w:date="2026-01-01T00:00:00Z">
         <w:r>
           <w:rPr>
             <w:b/>
@@ -451,22 +461,22 @@
           <w:t xml:space="preserve">Definition 3 (Register)</w:t>
         </w:r>
       </w:ins>
-      <w:ins w:id="48" w:author="PR Preview" w:date="2026-01-01T00:00:00Z">
-        <w:r>
-          <w:t xml:space="preserve"> </w:t>
-        </w:r>
-      </w:ins>
       <w:ins w:id="49" w:author="PR Preview" w:date="2026-01-01T00:00:00Z">
         <w:r>
+          <w:t xml:space="preserve"> </w:t>
+        </w:r>
+      </w:ins>
+      <w:ins w:id="50" w:author="PR Preview" w:date="2026-01-01T00:00:00Z">
+        <w:r>
           <w:t xml:space="preserve">A writer’s</w:t>
         </w:r>
       </w:ins>
-      <w:ins w:id="50" w:author="PR Preview" w:date="2026-01-01T00:00:00Z">
-        <w:r>
-          <w:t xml:space="preserve"> </w:t>
-        </w:r>
-      </w:ins>
       <w:ins w:id="51" w:author="PR Preview" w:date="2026-01-01T00:00:00Z">
+        <w:r>
+          <w:t xml:space="preserve"> </w:t>
+        </w:r>
+      </w:ins>
+      <w:ins w:id="52" w:author="PR Preview" w:date="2026-01-01T00:00:00Z">
         <w:r>
           <w:rPr>
             <w:b/>
@@ -475,32 +485,32 @@
           <w:t xml:space="preserve">register</w:t>
         </w:r>
       </w:ins>
-      <w:ins w:id="52" w:author="PR Preview" w:date="2026-01-01T00:00:00Z">
-        <w:r>
-          <w:t xml:space="preserve"> </w:t>
-        </w:r>
-      </w:ins>
       <w:ins w:id="53" w:author="PR Preview" w:date="2026-01-01T00:00:00Z">
         <w:r>
+          <w:t xml:space="preserve"> </w:t>
+        </w:r>
+      </w:ins>
+      <w:ins w:id="54" w:author="PR Preview" w:date="2026-01-01T00:00:00Z">
+        <w:r>
           <w:t xml:space="preserve">is the level of formality and kind of language</w:t>
         </w:r>
       </w:ins>
-      <w:ins w:id="54" w:author="PR Preview" w:date="2026-01-01T00:00:00Z">
-        <w:r>
-          <w:t xml:space="preserve"> </w:t>
-        </w:r>
-      </w:ins>
       <w:ins w:id="55" w:author="PR Preview" w:date="2026-01-01T00:00:00Z">
         <w:r>
+          <w:t xml:space="preserve"> </w:t>
+        </w:r>
+      </w:ins>
+      <w:ins w:id="56" w:author="PR Preview" w:date="2026-01-01T00:00:00Z">
+        <w:r>
           <w:t xml:space="preserve">they choose for a particular audience and setting,</w:t>
         </w:r>
       </w:ins>
-      <w:ins w:id="56" w:author="PR Preview" w:date="2026-01-01T00:00:00Z">
-        <w:r>
-          <w:t xml:space="preserve"> </w:t>
-        </w:r>
-      </w:ins>
       <w:ins w:id="57" w:author="PR Preview" w:date="2026-01-01T00:00:00Z">
+        <w:r>
+          <w:t xml:space="preserve"> </w:t>
+        </w:r>
+      </w:ins>
+      <w:ins w:id="58" w:author="PR Preview" w:date="2026-01-01T00:00:00Z">
         <w:r>
           <w:t xml:space="preserve">such as conversational, technical, or promotional.</w:t>
         </w:r>
@@ -512,7 +522,7 @@
       <w:pPr>
         <w:pStyle w:val="BodyText"/>
       </w:pPr>
-      <w:ins w:id="58" w:author="PR Preview" w:date="2026-01-01T00:00:00Z">
+      <w:ins w:id="59" w:author="PR Preview" w:date="2026-01-01T00:00:00Z">
         <w:r>
           <w:rPr>
             <w:b/>
@@ -521,22 +531,22 @@
           <w:t xml:space="preserve">Definition 4 (Antithesis)</w:t>
         </w:r>
       </w:ins>
-      <w:ins w:id="59" w:author="PR Preview" w:date="2026-01-01T00:00:00Z">
-        <w:r>
-          <w:t xml:space="preserve"> </w:t>
-        </w:r>
-      </w:ins>
       <w:ins w:id="60" w:author="PR Preview" w:date="2026-01-01T00:00:00Z">
         <w:r>
+          <w:t xml:space="preserve"> </w:t>
+        </w:r>
+      </w:ins>
+      <w:ins w:id="61" w:author="PR Preview" w:date="2026-01-01T00:00:00Z">
+        <w:r>
           <w:t xml:space="preserve">An</w:t>
         </w:r>
       </w:ins>
-      <w:ins w:id="61" w:author="PR Preview" w:date="2026-01-01T00:00:00Z">
-        <w:r>
-          <w:t xml:space="preserve"> </w:t>
-        </w:r>
-      </w:ins>
       <w:ins w:id="62" w:author="PR Preview" w:date="2026-01-01T00:00:00Z">
+        <w:r>
+          <w:t xml:space="preserve"> </w:t>
+        </w:r>
+      </w:ins>
+      <w:ins w:id="63" w:author="PR Preview" w:date="2026-01-01T00:00:00Z">
         <w:r>
           <w:rPr>
             <w:b/>
@@ -545,67 +555,67 @@
           <w:t xml:space="preserve">antithesis</w:t>
         </w:r>
       </w:ins>
-      <w:ins w:id="63" w:author="PR Preview" w:date="2026-01-01T00:00:00Z">
-        <w:r>
-          <w:t xml:space="preserve"> </w:t>
-        </w:r>
-      </w:ins>
       <w:ins w:id="64" w:author="PR Preview" w:date="2026-01-01T00:00:00Z">
         <w:r>
+          <w:t xml:space="preserve"> </w:t>
+        </w:r>
+      </w:ins>
+      <w:ins w:id="65" w:author="PR Preview" w:date="2026-01-01T00:00:00Z">
+        <w:r>
           <w:t xml:space="preserve">is a construction that sets two contrasting ideas</w:t>
         </w:r>
       </w:ins>
-      <w:ins w:id="65" w:author="PR Preview" w:date="2026-01-01T00:00:00Z">
-        <w:r>
-          <w:t xml:space="preserve"> </w:t>
-        </w:r>
-      </w:ins>
       <w:ins w:id="66" w:author="PR Preview" w:date="2026-01-01T00:00:00Z">
         <w:r>
+          <w:t xml:space="preserve"> </w:t>
+        </w:r>
+      </w:ins>
+      <w:ins w:id="67" w:author="PR Preview" w:date="2026-01-01T00:00:00Z">
+        <w:r>
           <w:t xml:space="preserve">side by side in parallel form,</w:t>
         </w:r>
       </w:ins>
-      <w:ins w:id="67" w:author="PR Preview" w:date="2026-01-01T00:00:00Z">
-        <w:r>
-          <w:t xml:space="preserve"> </w:t>
-        </w:r>
-      </w:ins>
       <w:ins w:id="68" w:author="PR Preview" w:date="2026-01-01T00:00:00Z">
         <w:r>
+          <w:t xml:space="preserve"> </w:t>
+        </w:r>
+      </w:ins>
+      <w:ins w:id="69" w:author="PR Preview" w:date="2026-01-01T00:00:00Z">
+        <w:r>
           <w:t xml:space="preserve">such as</w:t>
         </w:r>
       </w:ins>
-      <w:ins w:id="69" w:author="PR Preview" w:date="2026-01-01T00:00:00Z">
-        <w:r>
-          <w:t xml:space="preserve"> </w:t>
-        </w:r>
-      </w:ins>
       <w:ins w:id="70" w:author="PR Preview" w:date="2026-01-01T00:00:00Z">
         <w:r>
+          <w:t xml:space="preserve"> </w:t>
+        </w:r>
+      </w:ins>
+      <w:ins w:id="71" w:author="PR Preview" w:date="2026-01-01T00:00:00Z">
+        <w:r>
           <w:t xml:space="preserve">“not X, but Y”</w:t>
         </w:r>
       </w:ins>
-      <w:ins w:id="71" w:author="PR Preview" w:date="2026-01-01T00:00:00Z">
-        <w:r>
-          <w:t xml:space="preserve"> </w:t>
-        </w:r>
-      </w:ins>
       <w:ins w:id="72" w:author="PR Preview" w:date="2026-01-01T00:00:00Z">
         <w:r>
+          <w:t xml:space="preserve"> </w:t>
+        </w:r>
+      </w:ins>
+      <w:ins w:id="73" w:author="PR Preview" w:date="2026-01-01T00:00:00Z">
+        <w:r>
           <w:t xml:space="preserve">or</w:t>
         </w:r>
       </w:ins>
-      <w:ins w:id="73" w:author="PR Preview" w:date="2026-01-01T00:00:00Z">
-        <w:r>
-          <w:t xml:space="preserve"> </w:t>
-        </w:r>
-      </w:ins>
       <w:ins w:id="74" w:author="PR Preview" w:date="2026-01-01T00:00:00Z">
         <w:r>
+          <w:t xml:space="preserve"> </w:t>
+        </w:r>
+      </w:ins>
+      <w:ins w:id="75" w:author="PR Preview" w:date="2026-01-01T00:00:00Z">
+        <w:r>
           <w:t xml:space="preserve">“X, not Y”</w:t>
         </w:r>
       </w:ins>
-      <w:ins w:id="75" w:author="PR Preview" w:date="2026-01-01T00:00:00Z">
+      <w:ins w:id="76" w:author="PR Preview" w:date="2026-01-01T00:00:00Z">
         <w:r>
           <w:t xml:space="preserve">.</w:t>
         </w:r>
@@ -617,7 +627,7 @@
       <w:pPr>
         <w:pStyle w:val="BodyText"/>
       </w:pPr>
-      <w:ins w:id="76" w:author="PR Preview" w:date="2026-01-01T00:00:00Z">
+      <w:ins w:id="77" w:author="PR Preview" w:date="2026-01-01T00:00:00Z">
         <w:r>
           <w:rPr>
             <w:b/>
@@ -626,22 +636,22 @@
           <w:t xml:space="preserve">Definition 5 (Hedge)</w:t>
         </w:r>
       </w:ins>
-      <w:ins w:id="77" w:author="PR Preview" w:date="2026-01-01T00:00:00Z">
-        <w:r>
-          <w:t xml:space="preserve"> </w:t>
-        </w:r>
-      </w:ins>
       <w:ins w:id="78" w:author="PR Preview" w:date="2026-01-01T00:00:00Z">
         <w:r>
+          <w:t xml:space="preserve"> </w:t>
+        </w:r>
+      </w:ins>
+      <w:ins w:id="79" w:author="PR Preview" w:date="2026-01-01T00:00:00Z">
+        <w:r>
           <w:t xml:space="preserve">A</w:t>
         </w:r>
       </w:ins>
-      <w:ins w:id="79" w:author="PR Preview" w:date="2026-01-01T00:00:00Z">
-        <w:r>
-          <w:t xml:space="preserve"> </w:t>
-        </w:r>
-      </w:ins>
       <w:ins w:id="80" w:author="PR Preview" w:date="2026-01-01T00:00:00Z">
+        <w:r>
+          <w:t xml:space="preserve"> </w:t>
+        </w:r>
+      </w:ins>
+      <w:ins w:id="81" w:author="PR Preview" w:date="2026-01-01T00:00:00Z">
         <w:r>
           <w:rPr>
             <w:b/>
@@ -650,77 +660,77 @@
           <w:t xml:space="preserve">hedge</w:t>
         </w:r>
       </w:ins>
-      <w:ins w:id="81" w:author="PR Preview" w:date="2026-01-01T00:00:00Z">
-        <w:r>
-          <w:t xml:space="preserve"> </w:t>
-        </w:r>
-      </w:ins>
       <w:ins w:id="82" w:author="PR Preview" w:date="2026-01-01T00:00:00Z">
         <w:r>
+          <w:t xml:space="preserve"> </w:t>
+        </w:r>
+      </w:ins>
+      <w:ins w:id="83" w:author="PR Preview" w:date="2026-01-01T00:00:00Z">
+        <w:r>
           <w:t xml:space="preserve">is a word or phrase that softens a claim</w:t>
         </w:r>
       </w:ins>
-      <w:ins w:id="83" w:author="PR Preview" w:date="2026-01-01T00:00:00Z">
-        <w:r>
-          <w:t xml:space="preserve"> </w:t>
-        </w:r>
-      </w:ins>
       <w:ins w:id="84" w:author="PR Preview" w:date="2026-01-01T00:00:00Z">
         <w:r>
+          <w:t xml:space="preserve"> </w:t>
+        </w:r>
+      </w:ins>
+      <w:ins w:id="85" w:author="PR Preview" w:date="2026-01-01T00:00:00Z">
+        <w:r>
           <w:t xml:space="preserve">or marks uncertainty about it,</w:t>
         </w:r>
       </w:ins>
-      <w:ins w:id="85" w:author="PR Preview" w:date="2026-01-01T00:00:00Z">
-        <w:r>
-          <w:t xml:space="preserve"> </w:t>
-        </w:r>
-      </w:ins>
       <w:ins w:id="86" w:author="PR Preview" w:date="2026-01-01T00:00:00Z">
         <w:r>
+          <w:t xml:space="preserve"> </w:t>
+        </w:r>
+      </w:ins>
+      <w:ins w:id="87" w:author="PR Preview" w:date="2026-01-01T00:00:00Z">
+        <w:r>
           <w:t xml:space="preserve">such as</w:t>
         </w:r>
       </w:ins>
-      <w:ins w:id="87" w:author="PR Preview" w:date="2026-01-01T00:00:00Z">
-        <w:r>
-          <w:t xml:space="preserve"> </w:t>
-        </w:r>
-      </w:ins>
       <w:ins w:id="88" w:author="PR Preview" w:date="2026-01-01T00:00:00Z">
         <w:r>
+          <w:t xml:space="preserve"> </w:t>
+        </w:r>
+      </w:ins>
+      <w:ins w:id="89" w:author="PR Preview" w:date="2026-01-01T00:00:00Z">
+        <w:r>
           <w:t xml:space="preserve">“may”</w:t>
         </w:r>
       </w:ins>
-      <w:ins w:id="89" w:author="PR Preview" w:date="2026-01-01T00:00:00Z">
+      <w:ins w:id="90" w:author="PR Preview" w:date="2026-01-01T00:00:00Z">
         <w:r>
           <w:t xml:space="preserve">,</w:t>
         </w:r>
       </w:ins>
-      <w:ins w:id="90" w:author="PR Preview" w:date="2026-01-01T00:00:00Z">
-        <w:r>
-          <w:t xml:space="preserve"> </w:t>
-        </w:r>
-      </w:ins>
       <w:ins w:id="91" w:author="PR Preview" w:date="2026-01-01T00:00:00Z">
         <w:r>
+          <w:t xml:space="preserve"> </w:t>
+        </w:r>
+      </w:ins>
+      <w:ins w:id="92" w:author="PR Preview" w:date="2026-01-01T00:00:00Z">
+        <w:r>
           <w:t xml:space="preserve">“suggests”</w:t>
         </w:r>
       </w:ins>
-      <w:ins w:id="92" w:author="PR Preview" w:date="2026-01-01T00:00:00Z">
+      <w:ins w:id="93" w:author="PR Preview" w:date="2026-01-01T00:00:00Z">
         <w:r>
           <w:t xml:space="preserve">, or</w:t>
         </w:r>
       </w:ins>
-      <w:ins w:id="93" w:author="PR Preview" w:date="2026-01-01T00:00:00Z">
-        <w:r>
-          <w:t xml:space="preserve"> </w:t>
-        </w:r>
-      </w:ins>
       <w:ins w:id="94" w:author="PR Preview" w:date="2026-01-01T00:00:00Z">
         <w:r>
+          <w:t xml:space="preserve"> </w:t>
+        </w:r>
+      </w:ins>
+      <w:ins w:id="95" w:author="PR Preview" w:date="2026-01-01T00:00:00Z">
+        <w:r>
           <w:t xml:space="preserve">“possibly”</w:t>
         </w:r>
       </w:ins>
-      <w:ins w:id="95" w:author="PR Preview" w:date="2026-01-01T00:00:00Z">
+      <w:ins w:id="96" w:author="PR Preview" w:date="2026-01-01T00:00:00Z">
         <w:r>
           <w:t xml:space="preserve">.</w:t>
         </w:r>
@@ -732,7 +742,7 @@
       <w:pPr>
         <w:pStyle w:val="BodyText"/>
       </w:pPr>
-      <w:ins w:id="96" w:author="PR Preview" w:date="2026-01-01T00:00:00Z">
+      <w:ins w:id="97" w:author="PR Preview" w:date="2026-01-01T00:00:00Z">
         <w:r>
           <w:rPr>
             <w:b/>
@@ -741,22 +751,22 @@
           <w:t xml:space="preserve">Definition 6 (Copula)</w:t>
         </w:r>
       </w:ins>
-      <w:ins w:id="97" w:author="PR Preview" w:date="2026-01-01T00:00:00Z">
-        <w:r>
-          <w:t xml:space="preserve"> </w:t>
-        </w:r>
-      </w:ins>
       <w:ins w:id="98" w:author="PR Preview" w:date="2026-01-01T00:00:00Z">
         <w:r>
+          <w:t xml:space="preserve"> </w:t>
+        </w:r>
+      </w:ins>
+      <w:ins w:id="99" w:author="PR Preview" w:date="2026-01-01T00:00:00Z">
+        <w:r>
           <w:t xml:space="preserve">A</w:t>
         </w:r>
       </w:ins>
-      <w:ins w:id="99" w:author="PR Preview" w:date="2026-01-01T00:00:00Z">
-        <w:r>
-          <w:t xml:space="preserve"> </w:t>
-        </w:r>
-      </w:ins>
       <w:ins w:id="100" w:author="PR Preview" w:date="2026-01-01T00:00:00Z">
+        <w:r>
+          <w:t xml:space="preserve"> </w:t>
+        </w:r>
+      </w:ins>
+      <w:ins w:id="101" w:author="PR Preview" w:date="2026-01-01T00:00:00Z">
         <w:r>
           <w:rPr>
             <w:b/>
@@ -765,82 +775,82 @@
           <w:t xml:space="preserve">copula</w:t>
         </w:r>
       </w:ins>
-      <w:ins w:id="101" w:author="PR Preview" w:date="2026-01-01T00:00:00Z">
-        <w:r>
-          <w:t xml:space="preserve"> </w:t>
-        </w:r>
-      </w:ins>
       <w:ins w:id="102" w:author="PR Preview" w:date="2026-01-01T00:00:00Z">
         <w:r>
+          <w:t xml:space="preserve"> </w:t>
+        </w:r>
+      </w:ins>
+      <w:ins w:id="103" w:author="PR Preview" w:date="2026-01-01T00:00:00Z">
+        <w:r>
           <w:t xml:space="preserve">is a verb, usually a form of</w:t>
         </w:r>
       </w:ins>
-      <w:ins w:id="103" w:author="PR Preview" w:date="2026-01-01T00:00:00Z">
-        <w:r>
-          <w:t xml:space="preserve"> </w:t>
-        </w:r>
-      </w:ins>
       <w:ins w:id="104" w:author="PR Preview" w:date="2026-01-01T00:00:00Z">
         <w:r>
+          <w:t xml:space="preserve"> </w:t>
+        </w:r>
+      </w:ins>
+      <w:ins w:id="105" w:author="PR Preview" w:date="2026-01-01T00:00:00Z">
+        <w:r>
           <w:t xml:space="preserve">“to be”</w:t>
         </w:r>
       </w:ins>
-      <w:ins w:id="105" w:author="PR Preview" w:date="2026-01-01T00:00:00Z">
+      <w:ins w:id="106" w:author="PR Preview" w:date="2026-01-01T00:00:00Z">
         <w:r>
           <w:t xml:space="preserve">,</w:t>
         </w:r>
       </w:ins>
-      <w:ins w:id="106" w:author="PR Preview" w:date="2026-01-01T00:00:00Z">
-        <w:r>
-          <w:t xml:space="preserve"> </w:t>
-        </w:r>
-      </w:ins>
       <w:ins w:id="107" w:author="PR Preview" w:date="2026-01-01T00:00:00Z">
         <w:r>
+          <w:t xml:space="preserve"> </w:t>
+        </w:r>
+      </w:ins>
+      <w:ins w:id="108" w:author="PR Preview" w:date="2026-01-01T00:00:00Z">
+        <w:r>
           <w:t xml:space="preserve">that links a subject to a description of it,</w:t>
         </w:r>
       </w:ins>
-      <w:ins w:id="108" w:author="PR Preview" w:date="2026-01-01T00:00:00Z">
-        <w:r>
-          <w:t xml:space="preserve"> </w:t>
-        </w:r>
-      </w:ins>
       <w:ins w:id="109" w:author="PR Preview" w:date="2026-01-01T00:00:00Z">
         <w:r>
+          <w:t xml:space="preserve"> </w:t>
+        </w:r>
+      </w:ins>
+      <w:ins w:id="110" w:author="PR Preview" w:date="2026-01-01T00:00:00Z">
+        <w:r>
           <w:t xml:space="preserve">as</w:t>
         </w:r>
       </w:ins>
-      <w:ins w:id="110" w:author="PR Preview" w:date="2026-01-01T00:00:00Z">
-        <w:r>
-          <w:t xml:space="preserve"> </w:t>
-        </w:r>
-      </w:ins>
       <w:ins w:id="111" w:author="PR Preview" w:date="2026-01-01T00:00:00Z">
         <w:r>
+          <w:t xml:space="preserve"> </w:t>
+        </w:r>
+      </w:ins>
+      <w:ins w:id="112" w:author="PR Preview" w:date="2026-01-01T00:00:00Z">
+        <w:r>
           <w:t xml:space="preserve">“is”</w:t>
         </w:r>
       </w:ins>
-      <w:ins w:id="112" w:author="PR Preview" w:date="2026-01-01T00:00:00Z">
-        <w:r>
-          <w:t xml:space="preserve"> </w:t>
-        </w:r>
-      </w:ins>
       <w:ins w:id="113" w:author="PR Preview" w:date="2026-01-01T00:00:00Z">
         <w:r>
+          <w:t xml:space="preserve"> </w:t>
+        </w:r>
+      </w:ins>
+      <w:ins w:id="114" w:author="PR Preview" w:date="2026-01-01T00:00:00Z">
+        <w:r>
           <w:t xml:space="preserve">does in</w:t>
         </w:r>
       </w:ins>
-      <w:ins w:id="114" w:author="PR Preview" w:date="2026-01-01T00:00:00Z">
-        <w:r>
-          <w:t xml:space="preserve"> </w:t>
-        </w:r>
-      </w:ins>
       <w:ins w:id="115" w:author="PR Preview" w:date="2026-01-01T00:00:00Z">
         <w:r>
+          <w:t xml:space="preserve"> </w:t>
+        </w:r>
+      </w:ins>
+      <w:ins w:id="116" w:author="PR Preview" w:date="2026-01-01T00:00:00Z">
+        <w:r>
           <w:t xml:space="preserve">“the estimate is biased”</w:t>
         </w:r>
       </w:ins>
-      <w:ins w:id="116" w:author="PR Preview" w:date="2026-01-01T00:00:00Z">
+      <w:ins w:id="117" w:author="PR Preview" w:date="2026-01-01T00:00:00Z">
         <w:r>
           <w:t xml:space="preserve">.</w:t>
         </w:r>
@@ -852,7 +862,7 @@
       <w:pPr>
         <w:pStyle w:val="BodyText"/>
       </w:pPr>
-      <w:ins w:id="117" w:author="PR Preview" w:date="2026-01-01T00:00:00Z">
+      <w:ins w:id="118" w:author="PR Preview" w:date="2026-01-01T00:00:00Z">
         <w:r>
           <w:rPr>
             <w:b/>
@@ -861,22 +871,22 @@
           <w:t xml:space="preserve">Definition 7 (Participial clause)</w:t>
         </w:r>
       </w:ins>
-      <w:ins w:id="118" w:author="PR Preview" w:date="2026-01-01T00:00:00Z">
-        <w:r>
-          <w:t xml:space="preserve"> </w:t>
-        </w:r>
-      </w:ins>
       <w:ins w:id="119" w:author="PR Preview" w:date="2026-01-01T00:00:00Z">
         <w:r>
+          <w:t xml:space="preserve"> </w:t>
+        </w:r>
+      </w:ins>
+      <w:ins w:id="120" w:author="PR Preview" w:date="2026-01-01T00:00:00Z">
+        <w:r>
           <w:t xml:space="preserve">A</w:t>
         </w:r>
       </w:ins>
-      <w:ins w:id="120" w:author="PR Preview" w:date="2026-01-01T00:00:00Z">
-        <w:r>
-          <w:t xml:space="preserve"> </w:t>
-        </w:r>
-      </w:ins>
       <w:ins w:id="121" w:author="PR Preview" w:date="2026-01-01T00:00:00Z">
+        <w:r>
+          <w:t xml:space="preserve"> </w:t>
+        </w:r>
+      </w:ins>
+      <w:ins w:id="122" w:author="PR Preview" w:date="2026-01-01T00:00:00Z">
         <w:r>
           <w:rPr>
             <w:b/>
@@ -885,92 +895,92 @@
           <w:t xml:space="preserve">participial clause</w:t>
         </w:r>
       </w:ins>
-      <w:ins w:id="122" w:author="PR Preview" w:date="2026-01-01T00:00:00Z">
-        <w:r>
-          <w:t xml:space="preserve"> </w:t>
-        </w:r>
-      </w:ins>
       <w:ins w:id="123" w:author="PR Preview" w:date="2026-01-01T00:00:00Z">
         <w:r>
+          <w:t xml:space="preserve"> </w:t>
+        </w:r>
+      </w:ins>
+      <w:ins w:id="124" w:author="PR Preview" w:date="2026-01-01T00:00:00Z">
+        <w:r>
           <w:t xml:space="preserve">is a clause built on a verb form</w:t>
         </w:r>
       </w:ins>
-      <w:ins w:id="124" w:author="PR Preview" w:date="2026-01-01T00:00:00Z">
-        <w:r>
-          <w:t xml:space="preserve"> </w:t>
-        </w:r>
-      </w:ins>
       <w:ins w:id="125" w:author="PR Preview" w:date="2026-01-01T00:00:00Z">
         <w:r>
+          <w:t xml:space="preserve"> </w:t>
+        </w:r>
+      </w:ins>
+      <w:ins w:id="126" w:author="PR Preview" w:date="2026-01-01T00:00:00Z">
+        <w:r>
           <w:t xml:space="preserve">ending in</w:t>
         </w:r>
       </w:ins>
-      <w:ins w:id="126" w:author="PR Preview" w:date="2026-01-01T00:00:00Z">
-        <w:r>
-          <w:t xml:space="preserve"> </w:t>
-        </w:r>
-      </w:ins>
       <w:ins w:id="127" w:author="PR Preview" w:date="2026-01-01T00:00:00Z">
         <w:r>
+          <w:t xml:space="preserve"> </w:t>
+        </w:r>
+      </w:ins>
+      <w:ins w:id="128" w:author="PR Preview" w:date="2026-01-01T00:00:00Z">
+        <w:r>
           <w:t xml:space="preserve">“-ing”</w:t>
         </w:r>
       </w:ins>
-      <w:ins w:id="128" w:author="PR Preview" w:date="2026-01-01T00:00:00Z">
-        <w:r>
-          <w:t xml:space="preserve"> </w:t>
-        </w:r>
-      </w:ins>
       <w:ins w:id="129" w:author="PR Preview" w:date="2026-01-01T00:00:00Z">
         <w:r>
+          <w:t xml:space="preserve"> </w:t>
+        </w:r>
+      </w:ins>
+      <w:ins w:id="130" w:author="PR Preview" w:date="2026-01-01T00:00:00Z">
+        <w:r>
           <w:t xml:space="preserve">or</w:t>
         </w:r>
       </w:ins>
-      <w:ins w:id="130" w:author="PR Preview" w:date="2026-01-01T00:00:00Z">
-        <w:r>
-          <w:t xml:space="preserve"> </w:t>
-        </w:r>
-      </w:ins>
       <w:ins w:id="131" w:author="PR Preview" w:date="2026-01-01T00:00:00Z">
         <w:r>
+          <w:t xml:space="preserve"> </w:t>
+        </w:r>
+      </w:ins>
+      <w:ins w:id="132" w:author="PR Preview" w:date="2026-01-01T00:00:00Z">
+        <w:r>
           <w:t xml:space="preserve">“-ed”</w:t>
         </w:r>
       </w:ins>
-      <w:ins w:id="132" w:author="PR Preview" w:date="2026-01-01T00:00:00Z">
-        <w:r>
-          <w:t xml:space="preserve"> </w:t>
-        </w:r>
-      </w:ins>
       <w:ins w:id="133" w:author="PR Preview" w:date="2026-01-01T00:00:00Z">
         <w:r>
+          <w:t xml:space="preserve"> </w:t>
+        </w:r>
+      </w:ins>
+      <w:ins w:id="134" w:author="PR Preview" w:date="2026-01-01T00:00:00Z">
+        <w:r>
           <w:t xml:space="preserve">that has no subject of its own,</w:t>
         </w:r>
       </w:ins>
-      <w:ins w:id="134" w:author="PR Preview" w:date="2026-01-01T00:00:00Z">
-        <w:r>
-          <w:t xml:space="preserve"> </w:t>
-        </w:r>
-      </w:ins>
       <w:ins w:id="135" w:author="PR Preview" w:date="2026-01-01T00:00:00Z">
         <w:r>
+          <w:t xml:space="preserve"> </w:t>
+        </w:r>
+      </w:ins>
+      <w:ins w:id="136" w:author="PR Preview" w:date="2026-01-01T00:00:00Z">
+        <w:r>
           <w:t xml:space="preserve">such as</w:t>
         </w:r>
       </w:ins>
-      <w:ins w:id="136" w:author="PR Preview" w:date="2026-01-01T00:00:00Z">
-        <w:r>
-          <w:t xml:space="preserve"> </w:t>
-        </w:r>
-      </w:ins>
       <w:ins w:id="137" w:author="PR Preview" w:date="2026-01-01T00:00:00Z">
         <w:r>
+          <w:t xml:space="preserve"> </w:t>
+        </w:r>
+      </w:ins>
+      <w:ins w:id="138" w:author="PR Preview" w:date="2026-01-01T00:00:00Z">
+        <w:r>
           <w:t xml:space="preserve">“ensuring that the data are clean”</w:t>
         </w:r>
       </w:ins>
-      <w:ins w:id="138" w:author="PR Preview" w:date="2026-01-01T00:00:00Z">
-        <w:r>
-          <w:t xml:space="preserve"> </w:t>
-        </w:r>
-      </w:ins>
       <w:ins w:id="139" w:author="PR Preview" w:date="2026-01-01T00:00:00Z">
+        <w:r>
+          <w:t xml:space="preserve"> </w:t>
+        </w:r>
+      </w:ins>
+      <w:ins w:id="140" w:author="PR Preview" w:date="2026-01-01T00:00:00Z">
         <w:r>
           <w:t xml:space="preserve">at the end of a sentence.</w:t>
         </w:r>
@@ -982,7 +992,7 @@
       <w:pPr>
         <w:pStyle w:val="BodyText"/>
       </w:pPr>
-      <w:ins w:id="140" w:author="PR Preview" w:date="2026-01-01T00:00:00Z">
+      <w:ins w:id="141" w:author="PR Preview" w:date="2026-01-01T00:00:00Z">
         <w:r>
           <w:rPr>
             <w:b/>
@@ -991,22 +1001,22 @@
           <w:t xml:space="preserve">Definition 8 (Aphorism)</w:t>
         </w:r>
       </w:ins>
-      <w:ins w:id="141" w:author="PR Preview" w:date="2026-01-01T00:00:00Z">
-        <w:r>
-          <w:t xml:space="preserve"> </w:t>
-        </w:r>
-      </w:ins>
       <w:ins w:id="142" w:author="PR Preview" w:date="2026-01-01T00:00:00Z">
         <w:r>
+          <w:t xml:space="preserve"> </w:t>
+        </w:r>
+      </w:ins>
+      <w:ins w:id="143" w:author="PR Preview" w:date="2026-01-01T00:00:00Z">
+        <w:r>
           <w:t xml:space="preserve">An</w:t>
         </w:r>
       </w:ins>
-      <w:ins w:id="143" w:author="PR Preview" w:date="2026-01-01T00:00:00Z">
-        <w:r>
-          <w:t xml:space="preserve"> </w:t>
-        </w:r>
-      </w:ins>
       <w:ins w:id="144" w:author="PR Preview" w:date="2026-01-01T00:00:00Z">
+        <w:r>
+          <w:t xml:space="preserve"> </w:t>
+        </w:r>
+      </w:ins>
+      <w:ins w:id="145" w:author="PR Preview" w:date="2026-01-01T00:00:00Z">
         <w:r>
           <w:rPr>
             <w:b/>
@@ -1015,22 +1025,22 @@
           <w:t xml:space="preserve">aphorism</w:t>
         </w:r>
       </w:ins>
-      <w:ins w:id="145" w:author="PR Preview" w:date="2026-01-01T00:00:00Z">
-        <w:r>
-          <w:t xml:space="preserve"> </w:t>
-        </w:r>
-      </w:ins>
       <w:ins w:id="146" w:author="PR Preview" w:date="2026-01-01T00:00:00Z">
         <w:r>
+          <w:t xml:space="preserve"> </w:t>
+        </w:r>
+      </w:ins>
+      <w:ins w:id="147" w:author="PR Preview" w:date="2026-01-01T00:00:00Z">
+        <w:r>
           <w:t xml:space="preserve">is a short, quotable sentence</w:t>
         </w:r>
       </w:ins>
-      <w:ins w:id="147" w:author="PR Preview" w:date="2026-01-01T00:00:00Z">
-        <w:r>
-          <w:t xml:space="preserve"> </w:t>
-        </w:r>
-      </w:ins>
       <w:ins w:id="148" w:author="PR Preview" w:date="2026-01-01T00:00:00Z">
+        <w:r>
+          <w:t xml:space="preserve"> </w:t>
+        </w:r>
+      </w:ins>
+      <w:ins w:id="149" w:author="PR Preview" w:date="2026-01-01T00:00:00Z">
         <w:r>
           <w:t xml:space="preserve">that states a general truth or verdict.</w:t>
         </w:r>
@@ -1043,7 +1053,7 @@
       <w:pPr>
         <w:pStyle w:val="Heading2"/>
       </w:pPr>
-      <w:ins w:id="149" w:author="PR Preview" w:date="2026-01-01T00:00:00Z">
+      <w:ins w:id="150" w:author="PR Preview" w:date="2026-01-01T00:00:00Z">
         <w:r>
           <w:t xml:space="preserve">2 A caveat</w:t>
         </w:r>
@@ -1053,78 +1063,78 @@
       <w:pPr>
         <w:pStyle w:val="FirstParagraph"/>
       </w:pPr>
-      <w:ins w:id="150" w:author="PR Preview" w:date="2026-01-01T00:00:00Z">
+      <w:ins w:id="151" w:author="PR Preview" w:date="2026-01-01T00:00:00Z">
         <w:r>
           <w:t xml:space="preserve">No single word or pattern below is wrong on its own.</w:t>
         </w:r>
       </w:ins>
-      <w:ins w:id="151" w:author="PR Preview" w:date="2026-01-01T00:00:00Z">
-        <w:r>
-          <w:t xml:space="preserve"> </w:t>
-        </w:r>
-      </w:ins>
       <w:ins w:id="152" w:author="PR Preview" w:date="2026-01-01T00:00:00Z">
         <w:r>
+          <w:t xml:space="preserve"> </w:t>
+        </w:r>
+      </w:ins>
+      <w:ins w:id="153" w:author="PR Preview" w:date="2026-01-01T00:00:00Z">
+        <w:r>
           <w:t xml:space="preserve">Each has legitimate uses.</w:t>
         </w:r>
       </w:ins>
-      <w:ins w:id="153" w:author="PR Preview" w:date="2026-01-01T00:00:00Z">
-        <w:r>
-          <w:t xml:space="preserve"> </w:t>
-        </w:r>
-      </w:ins>
       <w:ins w:id="154" w:author="PR Preview" w:date="2026-01-01T00:00:00Z">
         <w:r>
+          <w:t xml:space="preserve"> </w:t>
+        </w:r>
+      </w:ins>
+      <w:ins w:id="155" w:author="PR Preview" w:date="2026-01-01T00:00:00Z">
+        <w:r>
           <w:t xml:space="preserve">The signal is clustering and mechanical repetition,</w:t>
         </w:r>
       </w:ins>
-      <w:ins w:id="155" w:author="PR Preview" w:date="2026-01-01T00:00:00Z">
-        <w:r>
-          <w:t xml:space="preserve"> </w:t>
-        </w:r>
-      </w:ins>
       <w:ins w:id="156" w:author="PR Preview" w:date="2026-01-01T00:00:00Z">
         <w:r>
+          <w:t xml:space="preserve"> </w:t>
+        </w:r>
+      </w:ins>
+      <w:ins w:id="157" w:author="PR Preview" w:date="2026-01-01T00:00:00Z">
+        <w:r>
           <w:t xml:space="preserve">the same constructions appearing again and again</w:t>
         </w:r>
       </w:ins>
-      <w:ins w:id="157" w:author="PR Preview" w:date="2026-01-01T00:00:00Z">
-        <w:r>
-          <w:t xml:space="preserve"> </w:t>
-        </w:r>
-      </w:ins>
       <w:ins w:id="158" w:author="PR Preview" w:date="2026-01-01T00:00:00Z">
         <w:r>
+          <w:t xml:space="preserve"> </w:t>
+        </w:r>
+      </w:ins>
+      <w:ins w:id="159" w:author="PR Preview" w:date="2026-01-01T00:00:00Z">
+        <w:r>
           <w:t xml:space="preserve">regardless of what the sentence needs.</w:t>
         </w:r>
       </w:ins>
-      <w:ins w:id="159" w:author="PR Preview" w:date="2026-01-01T00:00:00Z">
-        <w:r>
-          <w:t xml:space="preserve"> </w:t>
-        </w:r>
-      </w:ins>
       <w:ins w:id="160" w:author="PR Preview" w:date="2026-01-01T00:00:00Z">
         <w:r>
+          <w:t xml:space="preserve"> </w:t>
+        </w:r>
+      </w:ins>
+      <w:ins w:id="161" w:author="PR Preview" w:date="2026-01-01T00:00:00Z">
+        <w:r>
           <w:t xml:space="preserve">Edit for the cluster, not the isolated instance,</w:t>
         </w:r>
       </w:ins>
-      <w:ins w:id="161" w:author="PR Preview" w:date="2026-01-01T00:00:00Z">
-        <w:r>
-          <w:t xml:space="preserve"> </w:t>
-        </w:r>
-      </w:ins>
       <w:ins w:id="162" w:author="PR Preview" w:date="2026-01-01T00:00:00Z">
         <w:r>
+          <w:t xml:space="preserve"> </w:t>
+        </w:r>
+      </w:ins>
+      <w:ins w:id="163" w:author="PR Preview" w:date="2026-01-01T00:00:00Z">
+        <w:r>
           <w:t xml:space="preserve">and do not flatten your prose into a voiceless</w:t>
         </w:r>
       </w:ins>
-      <w:ins w:id="163" w:author="PR Preview" w:date="2026-01-01T00:00:00Z">
+      <w:ins w:id="164" w:author="PR Preview" w:date="2026-01-01T00:00:00Z">
         <w:r>
           <w:t xml:space="preserve"> </w:t>
         </w:r>
       </w:ins>
       <w:hyperlink w:anchor="def-register">
-        <w:ins w:id="164" w:author="PR Preview" w:date="2026-01-01T00:00:00Z">
+        <w:ins w:id="165" w:author="PR Preview" w:date="2026-01-01T00:00:00Z">
           <w:r>
             <w:rPr>
               <w:rStyle w:val="Hyperlink"/>
@@ -1133,12 +1143,12 @@
           </w:r>
         </w:ins>
       </w:hyperlink>
-      <w:ins w:id="165" w:author="PR Preview" w:date="2026-01-01T00:00:00Z">
-        <w:r>
-          <w:t xml:space="preserve"> </w:t>
-        </w:r>
-      </w:ins>
       <w:ins w:id="166" w:author="PR Preview" w:date="2026-01-01T00:00:00Z">
+        <w:r>
+          <w:t xml:space="preserve"> </w:t>
+        </w:r>
+      </w:ins>
+      <w:ins w:id="167" w:author="PR Preview" w:date="2026-01-01T00:00:00Z">
         <w:r>
           <w:t xml:space="preserve">trying to avoid every word on a list.</w:t>
         </w:r>
@@ -1150,7 +1160,7 @@
       <w:pPr>
         <w:pStyle w:val="Heading2"/>
       </w:pPr>
-      <w:ins w:id="167" w:author="PR Preview" w:date="2026-01-01T00:00:00Z">
+      <w:ins w:id="168" w:author="PR Preview" w:date="2026-01-01T00:00:00Z">
         <w:r>
           <w:t xml:space="preserve">3 Overused vocabulary</w:t>
         </w:r>
@@ -1160,58 +1170,48 @@
       <w:pPr>
         <w:pStyle w:val="FirstParagraph"/>
       </w:pPr>
-      <w:ins w:id="168" w:author="PR Preview" w:date="2026-01-01T00:00:00Z">
-        <w:r>
-          <w:t xml:space="preserve">Some words turn up in stock prose,</w:t>
-        </w:r>
-      </w:ins>
       <w:ins w:id="169" w:author="PR Preview" w:date="2026-01-01T00:00:00Z">
         <w:r>
-          <w:t xml:space="preserve"> </w:t>
+          <w:t xml:space="preserve">Some words turn up more often than the sentence needs them,</w:t>
         </w:r>
       </w:ins>
       <w:ins w:id="170" w:author="PR Preview" w:date="2026-01-01T00:00:00Z">
         <w:r>
-          <w:t xml:space="preserve">and in machine-generated text especially,</w:t>
+          <w:t xml:space="preserve"> </w:t>
         </w:r>
       </w:ins>
       <w:ins w:id="171" w:author="PR Preview" w:date="2026-01-01T00:00:00Z">
         <w:r>
-          <w:t xml:space="preserve"> </w:t>
+          <w:t xml:space="preserve">in stock prose and especially in machine-generated text.</w:t>
         </w:r>
       </w:ins>
       <w:ins w:id="172" w:author="PR Preview" w:date="2026-01-01T00:00:00Z">
         <w:r>
-          <w:t xml:space="preserve">more often than the sentence needs them.</w:t>
+          <w:t xml:space="preserve"> </w:t>
         </w:r>
       </w:ins>
       <w:ins w:id="173" w:author="PR Preview" w:date="2026-01-01T00:00:00Z">
         <w:r>
-          <w:t xml:space="preserve"> </w:t>
+          <w:t xml:space="preserve">Many of them are also Latin-derived words with plainer alternatives,</w:t>
         </w:r>
       </w:ins>
       <w:ins w:id="174" w:author="PR Preview" w:date="2026-01-01T00:00:00Z">
         <w:r>
-          <w:t xml:space="preserve">Many are also Latin-derived words with plainer alternatives,</w:t>
+          <w:t xml:space="preserve"> </w:t>
         </w:r>
       </w:ins>
       <w:ins w:id="175" w:author="PR Preview" w:date="2026-01-01T00:00:00Z">
         <w:r>
-          <w:t xml:space="preserve"> </w:t>
+          <w:t xml:space="preserve">so the advice here overlaps with the</w:t>
         </w:r>
       </w:ins>
       <w:ins w:id="176" w:author="PR Preview" w:date="2026-01-01T00:00:00Z">
         <w:r>
-          <w:t xml:space="preserve">so the advice here overlaps with the</w:t>
-        </w:r>
-      </w:ins>
-      <w:ins w:id="177" w:author="PR Preview" w:date="2026-01-01T00:00:00Z">
-        <w:r>
           <w:t xml:space="preserve"> </w:t>
         </w:r>
       </w:ins>
       <w:hyperlink r:id="rId22">
-        <w:ins w:id="178" w:author="PR Preview" w:date="2026-01-01T00:00:00Z">
+        <w:ins w:id="177" w:author="PR Preview" w:date="2026-01-01T00:00:00Z">
           <w:r>
             <w:rPr>
               <w:rStyle w:val="Hyperlink"/>
@@ -1220,23 +1220,23 @@
           </w:r>
         </w:ins>
       </w:hyperlink>
+      <w:ins w:id="178" w:author="PR Preview" w:date="2026-01-01T00:00:00Z">
+        <w:r>
+          <w:t xml:space="preserve"> </w:t>
+        </w:r>
+      </w:ins>
       <w:ins w:id="179" w:author="PR Preview" w:date="2026-01-01T00:00:00Z">
         <w:r>
-          <w:t xml:space="preserve"> </w:t>
+          <w:t xml:space="preserve">chapter.</w:t>
         </w:r>
       </w:ins>
       <w:ins w:id="180" w:author="PR Preview" w:date="2026-01-01T00:00:00Z">
         <w:r>
-          <w:t xml:space="preserve">chapter.</w:t>
-        </w:r>
-      </w:ins>
-      <w:ins w:id="181" w:author="PR Preview" w:date="2026-01-01T00:00:00Z">
-        <w:r>
           <w:t xml:space="preserve"> </w:t>
         </w:r>
       </w:ins>
       <w:hyperlink w:anchor="tbl-overused-vocabulary">
-        <w:ins w:id="182" w:author="PR Preview" w:date="2026-01-01T00:00:00Z">
+        <w:ins w:id="181" w:author="PR Preview" w:date="2026-01-01T00:00:00Z">
           <w:r>
             <w:rPr>
               <w:rStyle w:val="Hyperlink"/>
@@ -1245,12 +1245,12 @@
           </w:r>
         </w:ins>
       </w:hyperlink>
+      <w:ins w:id="182" w:author="PR Preview" w:date="2026-01-01T00:00:00Z">
+        <w:r>
+          <w:t xml:space="preserve"> </w:t>
+        </w:r>
+      </w:ins>
       <w:ins w:id="183" w:author="PR Preview" w:date="2026-01-01T00:00:00Z">
-        <w:r>
-          <w:t xml:space="preserve"> </w:t>
-        </w:r>
-      </w:ins>
-      <w:ins w:id="184" w:author="PR Preview" w:date="2026-01-01T00:00:00Z">
         <w:r>
           <w:t xml:space="preserve">lists frequent offenders and plainer replacements.</w:t>
         </w:r>
@@ -2087,87 +2087,87 @@
       <w:pPr>
         <w:pStyle w:val="BodyText"/>
       </w:pPr>
+      <w:ins w:id="184" w:author="PR Preview" w:date="2026-01-01T00:00:00Z">
+        <w:r>
+          <w:t xml:space="preserve">Whole phrases recur too.</w:t>
+        </w:r>
+      </w:ins>
       <w:ins w:id="185" w:author="PR Preview" w:date="2026-01-01T00:00:00Z">
         <w:r>
-          <w:t xml:space="preserve">Whole phrases recur too.</w:t>
+          <w:t xml:space="preserve"> </w:t>
         </w:r>
       </w:ins>
       <w:ins w:id="186" w:author="PR Preview" w:date="2026-01-01T00:00:00Z">
         <w:r>
-          <w:t xml:space="preserve"> </w:t>
+          <w:t xml:space="preserve">“In today’s fast-paced world”</w:t>
         </w:r>
       </w:ins>
       <w:ins w:id="187" w:author="PR Preview" w:date="2026-01-01T00:00:00Z">
         <w:r>
-          <w:t xml:space="preserve">“In today’s fast-paced world”</w:t>
+          <w:t xml:space="preserve">,</w:t>
         </w:r>
       </w:ins>
       <w:ins w:id="188" w:author="PR Preview" w:date="2026-01-01T00:00:00Z">
         <w:r>
+          <w:t xml:space="preserve"> </w:t>
+        </w:r>
+      </w:ins>
+      <w:ins w:id="189" w:author="PR Preview" w:date="2026-01-01T00:00:00Z">
+        <w:r>
+          <w:t xml:space="preserve">“it is important to note that”</w:t>
+        </w:r>
+      </w:ins>
+      <w:ins w:id="190" w:author="PR Preview" w:date="2026-01-01T00:00:00Z">
+        <w:r>
           <w:t xml:space="preserve">,</w:t>
         </w:r>
       </w:ins>
-      <w:ins w:id="189" w:author="PR Preview" w:date="2026-01-01T00:00:00Z">
-        <w:r>
-          <w:t xml:space="preserve"> </w:t>
-        </w:r>
-      </w:ins>
-      <w:ins w:id="190" w:author="PR Preview" w:date="2026-01-01T00:00:00Z">
-        <w:r>
-          <w:t xml:space="preserve">“it is important to note that”</w:t>
-        </w:r>
-      </w:ins>
       <w:ins w:id="191" w:author="PR Preview" w:date="2026-01-01T00:00:00Z">
         <w:r>
-          <w:t xml:space="preserve">,</w:t>
+          <w:t xml:space="preserve"> </w:t>
         </w:r>
       </w:ins>
       <w:ins w:id="192" w:author="PR Preview" w:date="2026-01-01T00:00:00Z">
         <w:r>
-          <w:t xml:space="preserve"> </w:t>
+          <w:t xml:space="preserve">and</w:t>
         </w:r>
       </w:ins>
       <w:ins w:id="193" w:author="PR Preview" w:date="2026-01-01T00:00:00Z">
         <w:r>
-          <w:t xml:space="preserve">and</w:t>
+          <w:t xml:space="preserve"> </w:t>
         </w:r>
       </w:ins>
       <w:ins w:id="194" w:author="PR Preview" w:date="2026-01-01T00:00:00Z">
         <w:r>
-          <w:t xml:space="preserve"> </w:t>
+          <w:t xml:space="preserve">“plays a vital role in”</w:t>
         </w:r>
       </w:ins>
       <w:ins w:id="195" w:author="PR Preview" w:date="2026-01-01T00:00:00Z">
         <w:r>
-          <w:t xml:space="preserve">“plays a vital role in”</w:t>
+          <w:t xml:space="preserve"> </w:t>
         </w:r>
       </w:ins>
       <w:ins w:id="196" w:author="PR Preview" w:date="2026-01-01T00:00:00Z">
         <w:r>
-          <w:t xml:space="preserve"> </w:t>
+          <w:t xml:space="preserve">add length without content;</w:t>
         </w:r>
       </w:ins>
       <w:ins w:id="197" w:author="PR Preview" w:date="2026-01-01T00:00:00Z">
         <w:r>
-          <w:t xml:space="preserve">add length without content;</w:t>
+          <w:t xml:space="preserve"> </w:t>
         </w:r>
       </w:ins>
       <w:ins w:id="198" w:author="PR Preview" w:date="2026-01-01T00:00:00Z">
         <w:r>
-          <w:t xml:space="preserve"> </w:t>
+          <w:t xml:space="preserve">delete them and start with the actual point.</w:t>
         </w:r>
       </w:ins>
       <w:ins w:id="199" w:author="PR Preview" w:date="2026-01-01T00:00:00Z">
         <w:r>
-          <w:t xml:space="preserve">delete them and start with the actual point.</w:t>
+          <w:t xml:space="preserve"> </w:t>
         </w:r>
       </w:ins>
       <w:ins w:id="200" w:author="PR Preview" w:date="2026-01-01T00:00:00Z">
-        <w:r>
-          <w:t xml:space="preserve"> </w:t>
-        </w:r>
-      </w:ins>
-      <w:ins w:id="201" w:author="PR Preview" w:date="2026-01-01T00:00:00Z">
         <w:r>
           <w:t xml:space="preserve">Two more families recur, and each member should give way to the literal claim:</w:t>
         </w:r>
@@ -2181,7 +2181,7 @@
           <w:numId w:val="1001"/>
         </w:numPr>
       </w:pPr>
-      <w:ins w:id="202" w:author="PR Preview" w:date="2026-01-01T00:00:00Z">
+      <w:ins w:id="201" w:author="PR Preview" w:date="2026-01-01T00:00:00Z">
         <w:r>
           <w:rPr>
             <w:b/>
@@ -2199,7 +2199,7 @@
           <w:numId w:val="1002"/>
         </w:numPr>
       </w:pPr>
-      <w:ins w:id="203" w:author="PR Preview" w:date="2026-01-01T00:00:00Z">
+      <w:ins w:id="202" w:author="PR Preview" w:date="2026-01-01T00:00:00Z">
         <w:r>
           <w:t xml:space="preserve">“journey”</w:t>
         </w:r>
@@ -2213,7 +2213,7 @@
           <w:numId w:val="1002"/>
         </w:numPr>
       </w:pPr>
-      <w:ins w:id="204" w:author="PR Preview" w:date="2026-01-01T00:00:00Z">
+      <w:ins w:id="203" w:author="PR Preview" w:date="2026-01-01T00:00:00Z">
         <w:r>
           <w:t xml:space="preserve">“pave the way”</w:t>
         </w:r>
@@ -2227,7 +2227,7 @@
           <w:numId w:val="1002"/>
         </w:numPr>
       </w:pPr>
-      <w:ins w:id="205" w:author="PR Preview" w:date="2026-01-01T00:00:00Z">
+      <w:ins w:id="204" w:author="PR Preview" w:date="2026-01-01T00:00:00Z">
         <w:r>
           <w:t xml:space="preserve">“shed light on”</w:t>
         </w:r>
@@ -2241,7 +2241,7 @@
           <w:numId w:val="1002"/>
         </w:numPr>
       </w:pPr>
-      <w:ins w:id="206" w:author="PR Preview" w:date="2026-01-01T00:00:00Z">
+      <w:ins w:id="205" w:author="PR Preview" w:date="2026-01-01T00:00:00Z">
         <w:r>
           <w:t xml:space="preserve">“at the heart of”</w:t>
         </w:r>
@@ -2255,7 +2255,7 @@
           <w:numId w:val="1002"/>
         </w:numPr>
       </w:pPr>
-      <w:ins w:id="207" w:author="PR Preview" w:date="2026-01-01T00:00:00Z">
+      <w:ins w:id="206" w:author="PR Preview" w:date="2026-01-01T00:00:00Z">
         <w:r>
           <w:t xml:space="preserve">“sits at the intersection of”</w:t>
         </w:r>
@@ -2269,7 +2269,7 @@
           <w:numId w:val="1002"/>
         </w:numPr>
       </w:pPr>
-      <w:ins w:id="208" w:author="PR Preview" w:date="2026-01-01T00:00:00Z">
+      <w:ins w:id="207" w:author="PR Preview" w:date="2026-01-01T00:00:00Z">
         <w:r>
           <w:t xml:space="preserve">“cornerstone”</w:t>
         </w:r>
@@ -2283,22 +2283,22 @@
           <w:numId w:val="1002"/>
         </w:numPr>
       </w:pPr>
+      <w:ins w:id="208" w:author="PR Preview" w:date="2026-01-01T00:00:00Z">
+        <w:r>
+          <w:t xml:space="preserve">“deep dive”</w:t>
+        </w:r>
+      </w:ins>
       <w:ins w:id="209" w:author="PR Preview" w:date="2026-01-01T00:00:00Z">
         <w:r>
-          <w:t xml:space="preserve">“deep dive”</w:t>
+          <w:t xml:space="preserve">,</w:t>
         </w:r>
       </w:ins>
       <w:ins w:id="210" w:author="PR Preview" w:date="2026-01-01T00:00:00Z">
         <w:r>
-          <w:t xml:space="preserve">,</w:t>
+          <w:t xml:space="preserve"> </w:t>
         </w:r>
       </w:ins>
       <w:ins w:id="211" w:author="PR Preview" w:date="2026-01-01T00:00:00Z">
-        <w:r>
-          <w:t xml:space="preserve"> </w:t>
-        </w:r>
-      </w:ins>
-      <w:ins w:id="212" w:author="PR Preview" w:date="2026-01-01T00:00:00Z">
         <w:r>
           <w:t xml:space="preserve">“dive into”</w:t>
         </w:r>
@@ -2312,7 +2312,7 @@
           <w:numId w:val="1001"/>
         </w:numPr>
       </w:pPr>
-      <w:ins w:id="213" w:author="PR Preview" w:date="2026-01-01T00:00:00Z">
+      <w:ins w:id="212" w:author="PR Preview" w:date="2026-01-01T00:00:00Z">
         <w:r>
           <w:rPr>
             <w:b/>
@@ -2330,7 +2330,7 @@
           <w:numId w:val="1003"/>
         </w:numPr>
       </w:pPr>
-      <w:ins w:id="214" w:author="PR Preview" w:date="2026-01-01T00:00:00Z">
+      <w:ins w:id="213" w:author="PR Preview" w:date="2026-01-01T00:00:00Z">
         <w:r>
           <w:t xml:space="preserve">“at its core”</w:t>
         </w:r>
@@ -2344,7 +2344,7 @@
           <w:numId w:val="1003"/>
         </w:numPr>
       </w:pPr>
-      <w:ins w:id="215" w:author="PR Preview" w:date="2026-01-01T00:00:00Z">
+      <w:ins w:id="214" w:author="PR Preview" w:date="2026-01-01T00:00:00Z">
         <w:r>
           <w:t xml:space="preserve">“in essence”</w:t>
         </w:r>
@@ -2358,7 +2358,7 @@
           <w:numId w:val="1003"/>
         </w:numPr>
       </w:pPr>
-      <w:ins w:id="216" w:author="PR Preview" w:date="2026-01-01T00:00:00Z">
+      <w:ins w:id="215" w:author="PR Preview" w:date="2026-01-01T00:00:00Z">
         <w:r>
           <w:t xml:space="preserve">“boils down to”</w:t>
         </w:r>
@@ -2372,7 +2372,7 @@
           <w:numId w:val="1003"/>
         </w:numPr>
       </w:pPr>
-      <w:ins w:id="217" w:author="PR Preview" w:date="2026-01-01T00:00:00Z">
+      <w:ins w:id="216" w:author="PR Preview" w:date="2026-01-01T00:00:00Z">
         <w:r>
           <w:t xml:space="preserve">“when it comes to”</w:t>
         </w:r>
@@ -2386,7 +2386,7 @@
           <w:numId w:val="1003"/>
         </w:numPr>
       </w:pPr>
-      <w:ins w:id="218" w:author="PR Preview" w:date="2026-01-01T00:00:00Z">
+      <w:ins w:id="217" w:author="PR Preview" w:date="2026-01-01T00:00:00Z">
         <w:r>
           <w:t xml:space="preserve">“in the realm of”</w:t>
         </w:r>
@@ -2400,7 +2400,7 @@
           <w:numId w:val="1003"/>
         </w:numPr>
       </w:pPr>
-      <w:ins w:id="219" w:author="PR Preview" w:date="2026-01-01T00:00:00Z">
+      <w:ins w:id="218" w:author="PR Preview" w:date="2026-01-01T00:00:00Z">
         <w:r>
           <w:t xml:space="preserve">“the key takeaway”</w:t>
         </w:r>
@@ -2414,7 +2414,7 @@
           <w:numId w:val="1003"/>
         </w:numPr>
       </w:pPr>
-      <w:ins w:id="220" w:author="PR Preview" w:date="2026-01-01T00:00:00Z">
+      <w:ins w:id="219" w:author="PR Preview" w:date="2026-01-01T00:00:00Z">
         <w:r>
           <w:t xml:space="preserve">“more than just”</w:t>
         </w:r>
@@ -2426,47 +2426,47 @@
       <w:pPr>
         <w:pStyle w:val="Heading2"/>
       </w:pPr>
+      <w:ins w:id="220" w:author="PR Preview" w:date="2026-01-01T00:00:00Z">
+        <w:r>
+          <w:t xml:space="preserve">4 Rhetorical reflexes</w:t>
+        </w:r>
+      </w:ins>
+    </w:p>
+    <w:p>
+      <w:pPr>
+        <w:pStyle w:val="FirstParagraph"/>
+      </w:pPr>
       <w:ins w:id="221" w:author="PR Preview" w:date="2026-01-01T00:00:00Z">
         <w:r>
-          <w:t xml:space="preserve">4 Rhetorical reflexes</w:t>
-        </w:r>
-      </w:ins>
-    </w:p>
-    <w:p>
-      <w:pPr>
-        <w:pStyle w:val="FirstParagraph"/>
-      </w:pPr>
+          <w:t xml:space="preserve">Writers reach for a few sentence shapes by reflex,</w:t>
+        </w:r>
+      </w:ins>
       <w:ins w:id="222" w:author="PR Preview" w:date="2026-01-01T00:00:00Z">
         <w:r>
-          <w:t xml:space="preserve">Writers reach for a few sentence shapes by reflex,</w:t>
+          <w:t xml:space="preserve"> </w:t>
         </w:r>
       </w:ins>
       <w:ins w:id="223" w:author="PR Preview" w:date="2026-01-01T00:00:00Z">
         <w:r>
-          <w:t xml:space="preserve"> </w:t>
-        </w:r>
-      </w:ins>
+          <w:t xml:space="preserve">whether or not the content calls for them.</w:t>
+        </w:r>
+      </w:ins>
+    </w:p>
+    <w:p>
+      <w:pPr>
+        <w:pStyle w:val="BodyText"/>
+      </w:pPr>
       <w:ins w:id="224" w:author="PR Preview" w:date="2026-01-01T00:00:00Z">
         <w:r>
-          <w:t xml:space="preserve">whether or not the content calls for them.</w:t>
-        </w:r>
-      </w:ins>
-    </w:p>
-    <w:p>
-      <w:pPr>
-        <w:pStyle w:val="BodyText"/>
-      </w:pPr>
+          <w:t xml:space="preserve">The most recognizable is the</w:t>
+        </w:r>
+      </w:ins>
       <w:ins w:id="225" w:author="PR Preview" w:date="2026-01-01T00:00:00Z">
         <w:r>
-          <w:t xml:space="preserve">The most recognizable is the</w:t>
+          <w:t xml:space="preserve"> </w:t>
         </w:r>
       </w:ins>
       <w:ins w:id="226" w:author="PR Preview" w:date="2026-01-01T00:00:00Z">
-        <w:r>
-          <w:t xml:space="preserve"> </w:t>
-        </w:r>
-      </w:ins>
-      <w:ins w:id="227" w:author="PR Preview" w:date="2026-01-01T00:00:00Z">
         <w:r>
           <w:rPr>
             <w:i/>
@@ -2475,13 +2475,13 @@
           <w:t xml:space="preserve">not just X, but Y</w:t>
         </w:r>
       </w:ins>
-      <w:ins w:id="228" w:author="PR Preview" w:date="2026-01-01T00:00:00Z">
+      <w:ins w:id="227" w:author="PR Preview" w:date="2026-01-01T00:00:00Z">
         <w:r>
           <w:t xml:space="preserve"> </w:t>
         </w:r>
       </w:ins>
       <w:hyperlink w:anchor="def-antithesis">
-        <w:ins w:id="229" w:author="PR Preview" w:date="2026-01-01T00:00:00Z">
+        <w:ins w:id="228" w:author="PR Preview" w:date="2026-01-01T00:00:00Z">
           <w:r>
             <w:rPr>
               <w:rStyle w:val="Hyperlink"/>
@@ -2490,28 +2490,28 @@
           </w:r>
         </w:ins>
       </w:hyperlink>
+      <w:ins w:id="229" w:author="PR Preview" w:date="2026-01-01T00:00:00Z">
+        <w:r>
+          <w:t xml:space="preserve">.</w:t>
+        </w:r>
+      </w:ins>
       <w:ins w:id="230" w:author="PR Preview" w:date="2026-01-01T00:00:00Z">
         <w:r>
-          <w:t xml:space="preserve">.</w:t>
+          <w:t xml:space="preserve"> </w:t>
         </w:r>
       </w:ins>
       <w:ins w:id="231" w:author="PR Preview" w:date="2026-01-01T00:00:00Z">
         <w:r>
-          <w:t xml:space="preserve"> </w:t>
-        </w:r>
-      </w:ins>
+          <w:t xml:space="preserve">It promises a profound contrast and usually delivers a hollow one.</w:t>
+        </w:r>
+      </w:ins>
+    </w:p>
+    <w:bookmarkStart w:id="25" w:name="exm-antithesis"/>
+    <w:p>
+      <w:pPr>
+        <w:pStyle w:val="BodyText"/>
+      </w:pPr>
       <w:ins w:id="232" w:author="PR Preview" w:date="2026-01-01T00:00:00Z">
-        <w:r>
-          <w:t xml:space="preserve">It promises a profound contrast and usually delivers a hollow one.</w:t>
-        </w:r>
-      </w:ins>
-    </w:p>
-    <w:bookmarkStart w:id="25" w:name="exm-antithesis"/>
-    <w:p>
-      <w:pPr>
-        <w:pStyle w:val="BodyText"/>
-      </w:pPr>
-      <w:ins w:id="233" w:author="PR Preview" w:date="2026-01-01T00:00:00Z">
         <w:r>
           <w:rPr>
             <w:b/>
@@ -2520,7 +2520,7 @@
           <w:t xml:space="preserve">Example 1 (The</w:t>
         </w:r>
       </w:ins>
-      <w:ins w:id="234" w:author="PR Preview" w:date="2026-01-01T00:00:00Z">
+      <w:ins w:id="233" w:author="PR Preview" w:date="2026-01-01T00:00:00Z">
         <w:r>
           <w:rPr>
             <w:b/>
@@ -2529,7 +2529,7 @@
           <w:t xml:space="preserve"> </w:t>
         </w:r>
       </w:ins>
-      <w:ins w:id="235" w:author="PR Preview" w:date="2026-01-01T00:00:00Z">
+      <w:ins w:id="234" w:author="PR Preview" w:date="2026-01-01T00:00:00Z">
         <w:r>
           <w:rPr>
             <w:b/>
@@ -2538,7 +2538,7 @@
           <w:t xml:space="preserve">“not just X, but Y”</w:t>
         </w:r>
       </w:ins>
-      <w:ins w:id="236" w:author="PR Preview" w:date="2026-01-01T00:00:00Z">
+      <w:ins w:id="235" w:author="PR Preview" w:date="2026-01-01T00:00:00Z">
         <w:r>
           <w:rPr>
             <w:b/>
@@ -2547,7 +2547,7 @@
           <w:t xml:space="preserve"> </w:t>
         </w:r>
       </w:ins>
-      <w:ins w:id="237" w:author="PR Preview" w:date="2026-01-01T00:00:00Z">
+      <w:ins w:id="236" w:author="PR Preview" w:date="2026-01-01T00:00:00Z">
         <w:r>
           <w:rPr>
             <w:b/>
@@ -2556,14 +2556,24 @@
           <w:t xml:space="preserve">reflex)</w:t>
         </w:r>
       </w:ins>
+      <w:ins w:id="237" w:author="PR Preview" w:date="2026-01-01T00:00:00Z">
+        <w:r>
+          <w:t xml:space="preserve"> </w:t>
+        </w:r>
+      </w:ins>
       <w:ins w:id="238" w:author="PR Preview" w:date="2026-01-01T00:00:00Z">
         <w:r>
-          <w:t xml:space="preserve"> </w:t>
-        </w:r>
-      </w:ins>
+          <w:t xml:space="preserve"> </w:t>
+        </w:r>
+      </w:ins>
+    </w:p>
+    <w:p>
+      <w:pPr>
+        <w:pStyle w:val="BlockText"/>
+      </w:pPr>
       <w:ins w:id="239" w:author="PR Preview" w:date="2026-01-01T00:00:00Z">
         <w:r>
-          <w:t xml:space="preserve"> </w:t>
+          <w:t xml:space="preserve">❌ This method is not just fast — it is transformative.</w:t>
         </w:r>
       </w:ins>
     </w:p>
@@ -2573,46 +2583,36 @@
       </w:pPr>
       <w:ins w:id="240" w:author="PR Preview" w:date="2026-01-01T00:00:00Z">
         <w:r>
-          <w:t xml:space="preserve">❌ This method is not just fast — it is transformative.</w:t>
-        </w:r>
-      </w:ins>
-    </w:p>
-    <w:p>
-      <w:pPr>
-        <w:pStyle w:val="BlockText"/>
+          <w:t xml:space="preserve">✅ This method runs in half the time of the previous approach.</w:t>
+        </w:r>
+      </w:ins>
+    </w:p>
+    <w:p>
+      <w:pPr>
+        <w:pStyle w:val="FirstParagraph"/>
       </w:pPr>
       <w:ins w:id="241" w:author="PR Preview" w:date="2026-01-01T00:00:00Z">
         <w:r>
-          <w:t xml:space="preserve">✅ This method runs in half the time of the previous approach.</w:t>
-        </w:r>
-      </w:ins>
-    </w:p>
-    <w:p>
-      <w:pPr>
-        <w:pStyle w:val="FirstParagraph"/>
-      </w:pPr>
+          <w:t xml:space="preserve">The plain version makes a concrete, verifiable claim.</w:t>
+        </w:r>
+      </w:ins>
       <w:ins w:id="242" w:author="PR Preview" w:date="2026-01-01T00:00:00Z">
         <w:r>
-          <w:t xml:space="preserve">The plain version makes a concrete, verifiable claim.</w:t>
+          <w:t xml:space="preserve"> </w:t>
         </w:r>
       </w:ins>
       <w:ins w:id="243" w:author="PR Preview" w:date="2026-01-01T00:00:00Z">
         <w:r>
-          <w:t xml:space="preserve"> </w:t>
+          <w:t xml:space="preserve">The</w:t>
         </w:r>
       </w:ins>
       <w:ins w:id="244" w:author="PR Preview" w:date="2026-01-01T00:00:00Z">
         <w:r>
-          <w:t xml:space="preserve">The</w:t>
-        </w:r>
-      </w:ins>
-      <w:ins w:id="245" w:author="PR Preview" w:date="2026-01-01T00:00:00Z">
-        <w:r>
           <w:t xml:space="preserve"> </w:t>
         </w:r>
       </w:ins>
       <w:hyperlink w:anchor="def-antithesis">
-        <w:ins w:id="246" w:author="PR Preview" w:date="2026-01-01T00:00:00Z">
+        <w:ins w:id="245" w:author="PR Preview" w:date="2026-01-01T00:00:00Z">
           <w:r>
             <w:rPr>
               <w:rStyle w:val="Hyperlink"/>
@@ -2621,23 +2621,23 @@
           </w:r>
         </w:ins>
       </w:hyperlink>
+      <w:ins w:id="246" w:author="PR Preview" w:date="2026-01-01T00:00:00Z">
+        <w:r>
+          <w:t xml:space="preserve"> </w:t>
+        </w:r>
+      </w:ins>
       <w:ins w:id="247" w:author="PR Preview" w:date="2026-01-01T00:00:00Z">
         <w:r>
-          <w:t xml:space="preserve"> </w:t>
-        </w:r>
-      </w:ins>
+          <w:t xml:space="preserve">frame makes none.</w:t>
+        </w:r>
+      </w:ins>
+    </w:p>
+    <w:bookmarkEnd w:id="25"/>
+    <w:p>
+      <w:pPr>
+        <w:pStyle w:val="BodyText"/>
+      </w:pPr>
       <w:ins w:id="248" w:author="PR Preview" w:date="2026-01-01T00:00:00Z">
-        <w:r>
-          <w:t xml:space="preserve">frame makes none.</w:t>
-        </w:r>
-      </w:ins>
-    </w:p>
-    <w:bookmarkEnd w:id="25"/>
-    <w:p>
-      <w:pPr>
-        <w:pStyle w:val="BodyText"/>
-      </w:pPr>
-      <w:ins w:id="249" w:author="PR Preview" w:date="2026-01-01T00:00:00Z">
         <w:r>
           <w:t xml:space="preserve">Other reflexes to watch for:</w:t>
         </w:r>
@@ -2651,7 +2651,7 @@
           <w:numId w:val="1004"/>
         </w:numPr>
       </w:pPr>
-      <w:ins w:id="250" w:author="PR Preview" w:date="2026-01-01T00:00:00Z">
+      <w:ins w:id="249" w:author="PR Preview" w:date="2026-01-01T00:00:00Z">
         <w:r>
           <w:rPr>
             <w:b/>
@@ -2660,22 +2660,22 @@
           <w:t xml:space="preserve">Mechanical lists of three.</w:t>
         </w:r>
       </w:ins>
+      <w:ins w:id="250" w:author="PR Preview" w:date="2026-01-01T00:00:00Z">
+        <w:r>
+          <w:t xml:space="preserve"> </w:t>
+        </w:r>
+      </w:ins>
       <w:ins w:id="251" w:author="PR Preview" w:date="2026-01-01T00:00:00Z">
         <w:r>
-          <w:t xml:space="preserve"> </w:t>
+          <w:t xml:space="preserve">Three parallel items appear whether or not</w:t>
         </w:r>
       </w:ins>
       <w:ins w:id="252" w:author="PR Preview" w:date="2026-01-01T00:00:00Z">
         <w:r>
-          <w:t xml:space="preserve">Three parallel items appear whether or not</w:t>
+          <w:t xml:space="preserve"> </w:t>
         </w:r>
       </w:ins>
       <w:ins w:id="253" w:author="PR Preview" w:date="2026-01-01T00:00:00Z">
-        <w:r>
-          <w:t xml:space="preserve"> </w:t>
-        </w:r>
-      </w:ins>
-      <w:ins w:id="254" w:author="PR Preview" w:date="2026-01-01T00:00:00Z">
         <w:r>
           <w:t xml:space="preserve">three is the right count. Use the number of items the point actually needs.</w:t>
         </w:r>
@@ -2689,7 +2689,7 @@
           <w:numId w:val="1004"/>
         </w:numPr>
       </w:pPr>
-      <w:ins w:id="255" w:author="PR Preview" w:date="2026-01-01T00:00:00Z">
+      <w:ins w:id="254" w:author="PR Preview" w:date="2026-01-01T00:00:00Z">
         <w:r>
           <w:rPr>
             <w:b/>
@@ -2698,52 +2698,52 @@
           <w:t xml:space="preserve">Signpost filler.</w:t>
         </w:r>
       </w:ins>
+      <w:ins w:id="255" w:author="PR Preview" w:date="2026-01-01T00:00:00Z">
+        <w:r>
+          <w:t xml:space="preserve"> </w:t>
+        </w:r>
+      </w:ins>
       <w:ins w:id="256" w:author="PR Preview" w:date="2026-01-01T00:00:00Z">
         <w:r>
-          <w:t xml:space="preserve"> </w:t>
+          <w:t xml:space="preserve">Phrases like</w:t>
         </w:r>
       </w:ins>
       <w:ins w:id="257" w:author="PR Preview" w:date="2026-01-01T00:00:00Z">
         <w:r>
-          <w:t xml:space="preserve">Phrases like</w:t>
+          <w:t xml:space="preserve"> </w:t>
         </w:r>
       </w:ins>
       <w:ins w:id="258" w:author="PR Preview" w:date="2026-01-01T00:00:00Z">
         <w:r>
-          <w:t xml:space="preserve"> </w:t>
+          <w:t xml:space="preserve">“it is worth noting that”</w:t>
         </w:r>
       </w:ins>
       <w:ins w:id="259" w:author="PR Preview" w:date="2026-01-01T00:00:00Z">
         <w:r>
-          <w:t xml:space="preserve">“it is worth noting that”</w:t>
+          <w:t xml:space="preserve"> </w:t>
         </w:r>
       </w:ins>
       <w:ins w:id="260" w:author="PR Preview" w:date="2026-01-01T00:00:00Z">
         <w:r>
-          <w:t xml:space="preserve"> </w:t>
+          <w:t xml:space="preserve">and</w:t>
         </w:r>
       </w:ins>
       <w:ins w:id="261" w:author="PR Preview" w:date="2026-01-01T00:00:00Z">
         <w:r>
-          <w:t xml:space="preserve">and</w:t>
+          <w:t xml:space="preserve"> </w:t>
         </w:r>
       </w:ins>
       <w:ins w:id="262" w:author="PR Preview" w:date="2026-01-01T00:00:00Z">
         <w:r>
-          <w:t xml:space="preserve"> </w:t>
+          <w:t xml:space="preserve">“importantly”</w:t>
         </w:r>
       </w:ins>
       <w:ins w:id="263" w:author="PR Preview" w:date="2026-01-01T00:00:00Z">
         <w:r>
-          <w:t xml:space="preserve">“importantly”</w:t>
+          <w:t xml:space="preserve"> </w:t>
         </w:r>
       </w:ins>
       <w:ins w:id="264" w:author="PR Preview" w:date="2026-01-01T00:00:00Z">
-        <w:r>
-          <w:t xml:space="preserve"> </w:t>
-        </w:r>
-      </w:ins>
-      <w:ins w:id="265" w:author="PR Preview" w:date="2026-01-01T00:00:00Z">
         <w:r>
           <w:t xml:space="preserve">announce a point instead of making it. Cut them and state the point directly.</w:t>
         </w:r>
@@ -2757,7 +2757,7 @@
           <w:numId w:val="1004"/>
         </w:numPr>
       </w:pPr>
-      <w:ins w:id="266" w:author="PR Preview" w:date="2026-01-01T00:00:00Z">
+      <w:ins w:id="265" w:author="PR Preview" w:date="2026-01-01T00:00:00Z">
         <w:r>
           <w:rPr>
             <w:b/>
@@ -2766,53 +2766,53 @@
           <w:t xml:space="preserve">Hedging stacks.</w:t>
         </w:r>
       </w:ins>
+      <w:ins w:id="266" w:author="PR Preview" w:date="2026-01-01T00:00:00Z">
+        <w:r>
+          <w:t xml:space="preserve"> </w:t>
+        </w:r>
+      </w:ins>
       <w:ins w:id="267" w:author="PR Preview" w:date="2026-01-01T00:00:00Z">
         <w:r>
-          <w:t xml:space="preserve"> </w:t>
+          <w:t xml:space="preserve">“May potentially suggest”</w:t>
         </w:r>
       </w:ins>
       <w:ins w:id="268" w:author="PR Preview" w:date="2026-01-01T00:00:00Z">
         <w:r>
-          <w:t xml:space="preserve">“May potentially suggest”</w:t>
+          <w:t xml:space="preserve"> </w:t>
         </w:r>
       </w:ins>
       <w:ins w:id="269" w:author="PR Preview" w:date="2026-01-01T00:00:00Z">
         <w:r>
-          <w:t xml:space="preserve"> </w:t>
+          <w:t xml:space="preserve">and</w:t>
         </w:r>
       </w:ins>
       <w:ins w:id="270" w:author="PR Preview" w:date="2026-01-01T00:00:00Z">
         <w:r>
-          <w:t xml:space="preserve">and</w:t>
+          <w:t xml:space="preserve"> </w:t>
         </w:r>
       </w:ins>
       <w:ins w:id="271" w:author="PR Preview" w:date="2026-01-01T00:00:00Z">
         <w:r>
-          <w:t xml:space="preserve"> </w:t>
+          <w:t xml:space="preserve">“could possibly indicate”</w:t>
         </w:r>
       </w:ins>
       <w:ins w:id="272" w:author="PR Preview" w:date="2026-01-01T00:00:00Z">
         <w:r>
-          <w:t xml:space="preserve">“could possibly indicate”</w:t>
+          <w:t xml:space="preserve"> </w:t>
         </w:r>
       </w:ins>
       <w:ins w:id="273" w:author="PR Preview" w:date="2026-01-01T00:00:00Z">
         <w:r>
-          <w:t xml:space="preserve"> </w:t>
+          <w:t xml:space="preserve">pile up qualifiers. Keep one honest</w:t>
         </w:r>
       </w:ins>
       <w:ins w:id="274" w:author="PR Preview" w:date="2026-01-01T00:00:00Z">
         <w:r>
-          <w:t xml:space="preserve">pile up qualifiers. Keep one honest</w:t>
-        </w:r>
-      </w:ins>
-      <w:ins w:id="275" w:author="PR Preview" w:date="2026-01-01T00:00:00Z">
-        <w:r>
           <w:t xml:space="preserve"> </w:t>
         </w:r>
       </w:ins>
       <w:hyperlink w:anchor="def-hedge">
-        <w:ins w:id="276" w:author="PR Preview" w:date="2026-01-01T00:00:00Z">
+        <w:ins w:id="275" w:author="PR Preview" w:date="2026-01-01T00:00:00Z">
           <w:r>
             <w:rPr>
               <w:rStyle w:val="Hyperlink"/>
@@ -2821,7 +2821,7 @@
           </w:r>
         </w:ins>
       </w:hyperlink>
-      <w:ins w:id="277" w:author="PR Preview" w:date="2026-01-01T00:00:00Z">
+      <w:ins w:id="276" w:author="PR Preview" w:date="2026-01-01T00:00:00Z">
         <w:r>
           <w:t xml:space="preserve">; drop the rest.</w:t>
         </w:r>
@@ -2835,7 +2835,7 @@
           <w:numId w:val="1004"/>
         </w:numPr>
       </w:pPr>
-      <w:ins w:id="278" w:author="PR Preview" w:date="2026-01-01T00:00:00Z">
+      <w:ins w:id="277" w:author="PR Preview" w:date="2026-01-01T00:00:00Z">
         <w:r>
           <w:rPr>
             <w:b/>
@@ -2844,42 +2844,42 @@
           <w:t xml:space="preserve">Hollow summaries.</w:t>
         </w:r>
       </w:ins>
+      <w:ins w:id="278" w:author="PR Preview" w:date="2026-01-01T00:00:00Z">
+        <w:r>
+          <w:t xml:space="preserve"> </w:t>
+        </w:r>
+      </w:ins>
       <w:ins w:id="279" w:author="PR Preview" w:date="2026-01-01T00:00:00Z">
         <w:r>
-          <w:t xml:space="preserve"> </w:t>
+          <w:t xml:space="preserve">A closing paragraph that opens with</w:t>
         </w:r>
       </w:ins>
       <w:ins w:id="280" w:author="PR Preview" w:date="2026-01-01T00:00:00Z">
         <w:r>
-          <w:t xml:space="preserve">A closing paragraph that opens with</w:t>
+          <w:t xml:space="preserve"> </w:t>
         </w:r>
       </w:ins>
       <w:ins w:id="281" w:author="PR Preview" w:date="2026-01-01T00:00:00Z">
         <w:r>
-          <w:t xml:space="preserve"> </w:t>
+          <w:t xml:space="preserve">“in conclusion”</w:t>
         </w:r>
       </w:ins>
       <w:ins w:id="282" w:author="PR Preview" w:date="2026-01-01T00:00:00Z">
         <w:r>
-          <w:t xml:space="preserve">“in conclusion”</w:t>
+          <w:t xml:space="preserve"> </w:t>
         </w:r>
       </w:ins>
       <w:ins w:id="283" w:author="PR Preview" w:date="2026-01-01T00:00:00Z">
         <w:r>
-          <w:t xml:space="preserve"> </w:t>
+          <w:t xml:space="preserve">and</w:t>
         </w:r>
       </w:ins>
       <w:ins w:id="284" w:author="PR Preview" w:date="2026-01-01T00:00:00Z">
         <w:r>
-          <w:t xml:space="preserve">and</w:t>
+          <w:t xml:space="preserve"> </w:t>
         </w:r>
       </w:ins>
       <w:ins w:id="285" w:author="PR Preview" w:date="2026-01-01T00:00:00Z">
-        <w:r>
-          <w:t xml:space="preserve"> </w:t>
-        </w:r>
-      </w:ins>
-      <w:ins w:id="286" w:author="PR Preview" w:date="2026-01-01T00:00:00Z">
         <w:r>
           <w:t xml:space="preserve">only restates what you just said adds nothing. End on a real point.</w:t>
         </w:r>
@@ -2891,78 +2891,78 @@
       <w:pPr>
         <w:pStyle w:val="Heading2"/>
       </w:pPr>
+      <w:ins w:id="286" w:author="PR Preview" w:date="2026-01-01T00:00:00Z">
+        <w:r>
+          <w:t xml:space="preserve">5 Say what it is before what it is not</w:t>
+        </w:r>
+      </w:ins>
+    </w:p>
+    <w:p>
+      <w:pPr>
+        <w:pStyle w:val="FirstParagraph"/>
+      </w:pPr>
       <w:ins w:id="287" w:author="PR Preview" w:date="2026-01-01T00:00:00Z">
         <w:r>
-          <w:t xml:space="preserve">5 Say what it is before what it is not</w:t>
-        </w:r>
-      </w:ins>
-    </w:p>
-    <w:p>
-      <w:pPr>
-        <w:pStyle w:val="FirstParagraph"/>
-      </w:pPr>
+          <w:t xml:space="preserve">When a sentence needs both a positive claim and a denial,</w:t>
+        </w:r>
+      </w:ins>
       <w:ins w:id="288" w:author="PR Preview" w:date="2026-01-01T00:00:00Z">
         <w:r>
-          <w:t xml:space="preserve">When a sentence needs both a positive claim and a denial,</w:t>
+          <w:t xml:space="preserve"> </w:t>
         </w:r>
       </w:ins>
       <w:ins w:id="289" w:author="PR Preview" w:date="2026-01-01T00:00:00Z">
         <w:r>
-          <w:t xml:space="preserve"> </w:t>
+          <w:t xml:space="preserve">state the positive claim first.</w:t>
         </w:r>
       </w:ins>
       <w:ins w:id="290" w:author="PR Preview" w:date="2026-01-01T00:00:00Z">
         <w:r>
-          <w:t xml:space="preserve">state the positive claim first.</w:t>
+          <w:t xml:space="preserve"> </w:t>
         </w:r>
       </w:ins>
       <w:ins w:id="291" w:author="PR Preview" w:date="2026-01-01T00:00:00Z">
         <w:r>
-          <w:t xml:space="preserve"> </w:t>
+          <w:t xml:space="preserve">The reader learns what the subject is before being told what to rule out,</w:t>
         </w:r>
       </w:ins>
       <w:ins w:id="292" w:author="PR Preview" w:date="2026-01-01T00:00:00Z">
         <w:r>
-          <w:t xml:space="preserve">The reader learns what the subject is before being told what to rule out,</w:t>
+          <w:t xml:space="preserve"> </w:t>
         </w:r>
       </w:ins>
       <w:ins w:id="293" w:author="PR Preview" w:date="2026-01-01T00:00:00Z">
         <w:r>
-          <w:t xml:space="preserve"> </w:t>
+          <w:t xml:space="preserve">and the denial then attaches to a claim already made.</w:t>
         </w:r>
       </w:ins>
       <w:ins w:id="294" w:author="PR Preview" w:date="2026-01-01T00:00:00Z">
         <w:r>
-          <w:t xml:space="preserve">and the denial then attaches to a claim already made.</w:t>
+          <w:t xml:space="preserve"> </w:t>
         </w:r>
       </w:ins>
       <w:ins w:id="295" w:author="PR Preview" w:date="2026-01-01T00:00:00Z">
         <w:r>
-          <w:t xml:space="preserve"> </w:t>
+          <w:t xml:space="preserve">Opening with the denial makes the reader carry an unsupported denial</w:t>
         </w:r>
       </w:ins>
       <w:ins w:id="296" w:author="PR Preview" w:date="2026-01-01T00:00:00Z">
         <w:r>
-          <w:t xml:space="preserve">Opening with the denial makes the reader carry an unsupported denial</w:t>
+          <w:t xml:space="preserve"> </w:t>
         </w:r>
       </w:ins>
       <w:ins w:id="297" w:author="PR Preview" w:date="2026-01-01T00:00:00Z">
         <w:r>
-          <w:t xml:space="preserve"> </w:t>
-        </w:r>
-      </w:ins>
+          <w:t xml:space="preserve">until the second clause arrives.</w:t>
+        </w:r>
+      </w:ins>
+    </w:p>
+    <w:bookmarkStart w:id="28" w:name="exm-positive-first"/>
+    <w:p>
+      <w:pPr>
+        <w:pStyle w:val="BodyText"/>
+      </w:pPr>
       <w:ins w:id="298" w:author="PR Preview" w:date="2026-01-01T00:00:00Z">
-        <w:r>
-          <w:t xml:space="preserve">until the second clause arrives.</w:t>
-        </w:r>
-      </w:ins>
-    </w:p>
-    <w:bookmarkStart w:id="28" w:name="exm-positive-first"/>
-    <w:p>
-      <w:pPr>
-        <w:pStyle w:val="BodyText"/>
-      </w:pPr>
-      <w:ins w:id="299" w:author="PR Preview" w:date="2026-01-01T00:00:00Z">
         <w:r>
           <w:rPr>
             <w:b/>
@@ -2971,14 +2971,24 @@
           <w:t xml:space="preserve">Example 2 (Positive claim, then denial)</w:t>
         </w:r>
       </w:ins>
+      <w:ins w:id="299" w:author="PR Preview" w:date="2026-01-01T00:00:00Z">
+        <w:r>
+          <w:t xml:space="preserve"> </w:t>
+        </w:r>
+      </w:ins>
       <w:ins w:id="300" w:author="PR Preview" w:date="2026-01-01T00:00:00Z">
         <w:r>
-          <w:t xml:space="preserve"> </w:t>
-        </w:r>
-      </w:ins>
+          <w:t xml:space="preserve"> </w:t>
+        </w:r>
+      </w:ins>
+    </w:p>
+    <w:p>
+      <w:pPr>
+        <w:pStyle w:val="BlockText"/>
+      </w:pPr>
       <w:ins w:id="301" w:author="PR Preview" w:date="2026-01-01T00:00:00Z">
         <w:r>
-          <w:t xml:space="preserve"> </w:t>
+          <w:t xml:space="preserve">❌ The padding is not a convention, it is an identity.</w:t>
         </w:r>
       </w:ins>
     </w:p>
@@ -2988,7 +2998,67 @@
       </w:pPr>
       <w:ins w:id="302" w:author="PR Preview" w:date="2026-01-01T00:00:00Z">
         <w:r>
-          <w:t xml:space="preserve">❌ The padding is not a convention, it is an identity.</w:t>
+          <w:t xml:space="preserve">✅ The padding is an identity, not a convention.</w:t>
+        </w:r>
+      </w:ins>
+    </w:p>
+    <w:p>
+      <w:pPr>
+        <w:pStyle w:val="FirstParagraph"/>
+      </w:pPr>
+      <w:ins w:id="303" w:author="PR Preview" w:date="2026-01-01T00:00:00Z">
+        <w:r>
+          <w:t xml:space="preserve">The first version says</w:t>
+        </w:r>
+      </w:ins>
+      <w:ins w:id="304" w:author="PR Preview" w:date="2026-01-01T00:00:00Z">
+        <w:r>
+          <w:t xml:space="preserve"> </w:t>
+        </w:r>
+      </w:ins>
+      <w:ins w:id="305" w:author="PR Preview" w:date="2026-01-01T00:00:00Z">
+        <w:r>
+          <w:t xml:space="preserve">“not a convention”</w:t>
+        </w:r>
+      </w:ins>
+      <w:ins w:id="306" w:author="PR Preview" w:date="2026-01-01T00:00:00Z">
+        <w:r>
+          <w:t xml:space="preserve"> </w:t>
+        </w:r>
+      </w:ins>
+      <w:ins w:id="307" w:author="PR Preview" w:date="2026-01-01T00:00:00Z">
+        <w:r>
+          <w:t xml:space="preserve">before the reader knows what the padding is,</w:t>
+        </w:r>
+      </w:ins>
+      <w:ins w:id="308" w:author="PR Preview" w:date="2026-01-01T00:00:00Z">
+        <w:r>
+          <w:t xml:space="preserve"> </w:t>
+        </w:r>
+      </w:ins>
+      <w:ins w:id="309" w:author="PR Preview" w:date="2026-01-01T00:00:00Z">
+        <w:r>
+          <w:t xml:space="preserve">then repeats the subject and verb to supply the claim.</w:t>
+        </w:r>
+      </w:ins>
+      <w:ins w:id="310" w:author="PR Preview" w:date="2026-01-01T00:00:00Z">
+        <w:r>
+          <w:t xml:space="preserve"> </w:t>
+        </w:r>
+      </w:ins>
+      <w:ins w:id="311" w:author="PR Preview" w:date="2026-01-01T00:00:00Z">
+        <w:r>
+          <w:t xml:space="preserve">The second version states the claim once and ends on the contrast.</w:t>
+        </w:r>
+      </w:ins>
+    </w:p>
+    <w:p>
+      <w:pPr>
+        <w:pStyle w:val="BodyText"/>
+      </w:pPr>
+      <w:ins w:id="312" w:author="PR Preview" w:date="2026-01-01T00:00:00Z">
+        <w:r>
+          <w:t xml:space="preserve">The order matters even when the sentence stays grammatical:</w:t>
         </w:r>
       </w:ins>
     </w:p>
@@ -2996,7 +3066,17 @@
       <w:pPr>
         <w:pStyle w:val="BlockText"/>
       </w:pPr>
-      <w:ins w:id="303" w:author="PR Preview" w:date="2026-01-01T00:00:00Z">
+      <w:ins w:id="313" w:author="PR Preview" w:date="2026-01-01T00:00:00Z">
+        <w:r>
+          <w:t xml:space="preserve">❌ The padding is not a convention but an identity.</w:t>
+        </w:r>
+      </w:ins>
+    </w:p>
+    <w:p>
+      <w:pPr>
+        <w:pStyle w:val="BlockText"/>
+      </w:pPr>
+      <w:ins w:id="314" w:author="PR Preview" w:date="2026-01-01T00:00:00Z">
         <w:r>
           <w:t xml:space="preserve">✅ The padding is an identity, not a convention.</w:t>
         </w:r>
@@ -3006,108 +3086,28 @@
       <w:pPr>
         <w:pStyle w:val="FirstParagraph"/>
       </w:pPr>
-      <w:ins w:id="304" w:author="PR Preview" w:date="2026-01-01T00:00:00Z">
-        <w:r>
-          <w:t xml:space="preserve">The first version says</w:t>
-        </w:r>
-      </w:ins>
-      <w:ins w:id="305" w:author="PR Preview" w:date="2026-01-01T00:00:00Z">
-        <w:r>
-          <w:t xml:space="preserve"> </w:t>
-        </w:r>
-      </w:ins>
-      <w:ins w:id="306" w:author="PR Preview" w:date="2026-01-01T00:00:00Z">
-        <w:r>
-          <w:t xml:space="preserve">“not a convention”</w:t>
-        </w:r>
-      </w:ins>
-      <w:ins w:id="307" w:author="PR Preview" w:date="2026-01-01T00:00:00Z">
-        <w:r>
-          <w:t xml:space="preserve"> </w:t>
-        </w:r>
-      </w:ins>
-      <w:ins w:id="308" w:author="PR Preview" w:date="2026-01-01T00:00:00Z">
-        <w:r>
-          <w:t xml:space="preserve">before the reader knows what the padding is,</w:t>
-        </w:r>
-      </w:ins>
-      <w:ins w:id="309" w:author="PR Preview" w:date="2026-01-01T00:00:00Z">
-        <w:r>
-          <w:t xml:space="preserve"> </w:t>
-        </w:r>
-      </w:ins>
-      <w:ins w:id="310" w:author="PR Preview" w:date="2026-01-01T00:00:00Z">
-        <w:r>
-          <w:t xml:space="preserve">then repeats the subject and verb to supply the claim.</w:t>
-        </w:r>
-      </w:ins>
-      <w:ins w:id="311" w:author="PR Preview" w:date="2026-01-01T00:00:00Z">
-        <w:r>
-          <w:t xml:space="preserve"> </w:t>
-        </w:r>
-      </w:ins>
-      <w:ins w:id="312" w:author="PR Preview" w:date="2026-01-01T00:00:00Z">
-        <w:r>
-          <w:t xml:space="preserve">The second version states the claim once and ends on the contrast.</w:t>
-        </w:r>
-      </w:ins>
-    </w:p>
-    <w:p>
-      <w:pPr>
-        <w:pStyle w:val="BodyText"/>
-      </w:pPr>
-      <w:ins w:id="313" w:author="PR Preview" w:date="2026-01-01T00:00:00Z">
-        <w:r>
-          <w:t xml:space="preserve">The order matters even when the sentence stays grammatical:</w:t>
-        </w:r>
-      </w:ins>
-    </w:p>
-    <w:p>
-      <w:pPr>
-        <w:pStyle w:val="BlockText"/>
-      </w:pPr>
-      <w:ins w:id="314" w:author="PR Preview" w:date="2026-01-01T00:00:00Z">
-        <w:r>
-          <w:t xml:space="preserve">❌ The padding is not a convention but an identity.</w:t>
-        </w:r>
-      </w:ins>
-    </w:p>
-    <w:p>
-      <w:pPr>
-        <w:pStyle w:val="BlockText"/>
-      </w:pPr>
       <w:ins w:id="315" w:author="PR Preview" w:date="2026-01-01T00:00:00Z">
         <w:r>
-          <w:t xml:space="preserve">✅ The padding is an identity, not a convention.</w:t>
-        </w:r>
-      </w:ins>
-    </w:p>
-    <w:p>
-      <w:pPr>
-        <w:pStyle w:val="FirstParagraph"/>
-      </w:pPr>
+          <w:t xml:space="preserve">Both are correct sentences; the second puts the claim first.</w:t>
+        </w:r>
+      </w:ins>
       <w:ins w:id="316" w:author="PR Preview" w:date="2026-01-01T00:00:00Z">
         <w:r>
-          <w:t xml:space="preserve">Both are correct sentences; the second puts the claim first.</w:t>
+          <w:t xml:space="preserve"> </w:t>
         </w:r>
       </w:ins>
       <w:ins w:id="317" w:author="PR Preview" w:date="2026-01-01T00:00:00Z">
         <w:r>
-          <w:t xml:space="preserve"> </w:t>
+          <w:t xml:space="preserve">The first pair is from the</w:t>
         </w:r>
       </w:ins>
       <w:ins w:id="318" w:author="PR Preview" w:date="2026-01-01T00:00:00Z">
         <w:r>
-          <w:t xml:space="preserve">The first pair is from the</w:t>
-        </w:r>
-      </w:ins>
-      <w:ins w:id="319" w:author="PR Preview" w:date="2026-01-01T00:00:00Z">
-        <w:r>
           <w:t xml:space="preserve"> </w:t>
         </w:r>
       </w:ins>
       <w:hyperlink r:id="rId27">
-        <w:ins w:id="320" w:author="PR Preview" w:date="2026-01-01T00:00:00Z">
+        <w:ins w:id="319" w:author="PR Preview" w:date="2026-01-01T00:00:00Z">
           <w:r>
             <w:rPr>
               <w:rStyle w:val="Hyperlink"/>
@@ -3116,69 +3116,69 @@
           </w:r>
         </w:ins>
       </w:hyperlink>
+      <w:ins w:id="320" w:author="PR Preview" w:date="2026-01-01T00:00:00Z">
+        <w:r>
+          <w:t xml:space="preserve">.</w:t>
+        </w:r>
+      </w:ins>
+    </w:p>
+    <w:bookmarkEnd w:id="28"/>
+    <w:p>
+      <w:pPr>
+        <w:pStyle w:val="BodyText"/>
+      </w:pPr>
       <w:ins w:id="321" w:author="PR Preview" w:date="2026-01-01T00:00:00Z">
         <w:r>
-          <w:t xml:space="preserve">.</w:t>
-        </w:r>
-      </w:ins>
-    </w:p>
-    <w:bookmarkEnd w:id="28"/>
-    <w:p>
-      <w:pPr>
-        <w:pStyle w:val="BodyText"/>
-      </w:pPr>
+          <w:t xml:space="preserve">Often the denial can be cut.</w:t>
+        </w:r>
+      </w:ins>
       <w:ins w:id="322" w:author="PR Preview" w:date="2026-01-01T00:00:00Z">
         <w:r>
-          <w:t xml:space="preserve">Often the denial can be cut.</w:t>
+          <w:t xml:space="preserve"> </w:t>
         </w:r>
       </w:ins>
       <w:ins w:id="323" w:author="PR Preview" w:date="2026-01-01T00:00:00Z">
         <w:r>
-          <w:t xml:space="preserve"> </w:t>
+          <w:t xml:space="preserve">Keep it only when the reader might plausibly believe the rejected reading,</w:t>
         </w:r>
       </w:ins>
       <w:ins w:id="324" w:author="PR Preview" w:date="2026-01-01T00:00:00Z">
         <w:r>
-          <w:t xml:space="preserve">Keep it only when the reader might plausibly believe the rejected reading,</w:t>
+          <w:t xml:space="preserve"> </w:t>
         </w:r>
       </w:ins>
       <w:ins w:id="325" w:author="PR Preview" w:date="2026-01-01T00:00:00Z">
         <w:r>
-          <w:t xml:space="preserve"> </w:t>
+          <w:t xml:space="preserve">as with a convention versus an identity.</w:t>
         </w:r>
       </w:ins>
       <w:ins w:id="326" w:author="PR Preview" w:date="2026-01-01T00:00:00Z">
         <w:r>
-          <w:t xml:space="preserve">as with a convention versus an identity.</w:t>
+          <w:t xml:space="preserve"> </w:t>
         </w:r>
       </w:ins>
       <w:ins w:id="327" w:author="PR Preview" w:date="2026-01-01T00:00:00Z">
         <w:r>
-          <w:t xml:space="preserve"> </w:t>
+          <w:t xml:space="preserve">A denial that rejects a view nobody holds is the reframe</w:t>
         </w:r>
       </w:ins>
       <w:ins w:id="328" w:author="PR Preview" w:date="2026-01-01T00:00:00Z">
         <w:r>
-          <w:t xml:space="preserve">A denial that rejects a view nobody holds is the reframe</w:t>
+          <w:t xml:space="preserve"> </w:t>
         </w:r>
       </w:ins>
       <w:ins w:id="329" w:author="PR Preview" w:date="2026-01-01T00:00:00Z">
         <w:r>
-          <w:t xml:space="preserve"> </w:t>
+          <w:t xml:space="preserve">(see</w:t>
         </w:r>
       </w:ins>
       <w:ins w:id="330" w:author="PR Preview" w:date="2026-01-01T00:00:00Z">
         <w:r>
-          <w:t xml:space="preserve">(see</w:t>
-        </w:r>
-      </w:ins>
-      <w:ins w:id="331" w:author="PR Preview" w:date="2026-01-01T00:00:00Z">
-        <w:r>
           <w:t xml:space="preserve"> </w:t>
         </w:r>
       </w:ins>
       <w:hyperlink w:anchor="clichéd-sentence-shapes">
-        <w:ins w:id="332" w:author="PR Preview" w:date="2026-01-01T00:00:00Z">
+        <w:ins w:id="331" w:author="PR Preview" w:date="2026-01-01T00:00:00Z">
           <w:r>
             <w:rPr>
               <w:rStyle w:val="Hyperlink"/>
@@ -3187,17 +3187,17 @@
           </w:r>
         </w:ins>
       </w:hyperlink>
+      <w:ins w:id="332" w:author="PR Preview" w:date="2026-01-01T00:00:00Z">
+        <w:r>
+          <w:t xml:space="preserve">) in miniature:</w:t>
+        </w:r>
+      </w:ins>
       <w:ins w:id="333" w:author="PR Preview" w:date="2026-01-01T00:00:00Z">
         <w:r>
-          <w:t xml:space="preserve">) in miniature:</w:t>
+          <w:t xml:space="preserve"> </w:t>
         </w:r>
       </w:ins>
       <w:ins w:id="334" w:author="PR Preview" w:date="2026-01-01T00:00:00Z">
-        <w:r>
-          <w:t xml:space="preserve"> </w:t>
-        </w:r>
-      </w:ins>
-      <w:ins w:id="335" w:author="PR Preview" w:date="2026-01-01T00:00:00Z">
         <w:r>
           <w:t xml:space="preserve">cut it and keep the claim.</w:t>
         </w:r>
@@ -3209,28 +3209,28 @@
       <w:pPr>
         <w:pStyle w:val="Heading2"/>
       </w:pPr>
+      <w:ins w:id="335" w:author="PR Preview" w:date="2026-01-01T00:00:00Z">
+        <w:r>
+          <w:t xml:space="preserve">6 Clichéd sentence shapes</w:t>
+        </w:r>
+      </w:ins>
+    </w:p>
+    <w:p>
+      <w:pPr>
+        <w:pStyle w:val="FirstParagraph"/>
+      </w:pPr>
       <w:ins w:id="336" w:author="PR Preview" w:date="2026-01-01T00:00:00Z">
         <w:r>
-          <w:t xml:space="preserve">6 Clichéd sentence shapes</w:t>
-        </w:r>
-      </w:ins>
-    </w:p>
-    <w:p>
-      <w:pPr>
-        <w:pStyle w:val="FirstParagraph"/>
-      </w:pPr>
+          <w:t xml:space="preserve">Beyond the</w:t>
+        </w:r>
+      </w:ins>
       <w:ins w:id="337" w:author="PR Preview" w:date="2026-01-01T00:00:00Z">
         <w:r>
-          <w:t xml:space="preserve">Beyond the</w:t>
-        </w:r>
-      </w:ins>
-      <w:ins w:id="338" w:author="PR Preview" w:date="2026-01-01T00:00:00Z">
-        <w:r>
           <w:t xml:space="preserve"> </w:t>
         </w:r>
       </w:ins>
       <w:hyperlink w:anchor="def-antithesis">
-        <w:ins w:id="339" w:author="PR Preview" w:date="2026-01-01T00:00:00Z">
+        <w:ins w:id="338" w:author="PR Preview" w:date="2026-01-01T00:00:00Z">
           <w:r>
             <w:rPr>
               <w:rStyle w:val="Hyperlink"/>
@@ -3239,38 +3239,38 @@
           </w:r>
         </w:ins>
       </w:hyperlink>
+      <w:ins w:id="339" w:author="PR Preview" w:date="2026-01-01T00:00:00Z">
+        <w:r>
+          <w:t xml:space="preserve">,</w:t>
+        </w:r>
+      </w:ins>
       <w:ins w:id="340" w:author="PR Preview" w:date="2026-01-01T00:00:00Z">
         <w:r>
-          <w:t xml:space="preserve">,</w:t>
+          <w:t xml:space="preserve"> </w:t>
         </w:r>
       </w:ins>
       <w:ins w:id="341" w:author="PR Preview" w:date="2026-01-01T00:00:00Z">
         <w:r>
-          <w:t xml:space="preserve"> </w:t>
+          <w:t xml:space="preserve">clichéd drafts lean on a set of sentence shapes</w:t>
         </w:r>
       </w:ins>
       <w:ins w:id="342" w:author="PR Preview" w:date="2026-01-01T00:00:00Z">
         <w:r>
-          <w:t xml:space="preserve">clichéd drafts lean on a set of sentence shapes</w:t>
+          <w:t xml:space="preserve"> </w:t>
         </w:r>
       </w:ins>
       <w:ins w:id="343" w:author="PR Preview" w:date="2026-01-01T00:00:00Z">
         <w:r>
-          <w:t xml:space="preserve"> </w:t>
-        </w:r>
-      </w:ins>
+          <w:t xml:space="preserve">that stage a point instead of stating it.</w:t>
+        </w:r>
+      </w:ins>
+    </w:p>
+    <w:bookmarkStart w:id="30" w:name="exm-staged-point"/>
+    <w:p>
+      <w:pPr>
+        <w:pStyle w:val="BodyText"/>
+      </w:pPr>
       <w:ins w:id="344" w:author="PR Preview" w:date="2026-01-01T00:00:00Z">
-        <w:r>
-          <w:t xml:space="preserve">that stage a point instead of stating it.</w:t>
-        </w:r>
-      </w:ins>
-    </w:p>
-    <w:bookmarkStart w:id="30" w:name="exm-staged-point"/>
-    <w:p>
-      <w:pPr>
-        <w:pStyle w:val="BodyText"/>
-      </w:pPr>
-      <w:ins w:id="345" w:author="PR Preview" w:date="2026-01-01T00:00:00Z">
         <w:r>
           <w:rPr>
             <w:b/>
@@ -3279,47 +3279,47 @@
           <w:t xml:space="preserve">Example 3 (A staged point)</w:t>
         </w:r>
       </w:ins>
+      <w:ins w:id="345" w:author="PR Preview" w:date="2026-01-01T00:00:00Z">
+        <w:r>
+          <w:t xml:space="preserve"> </w:t>
+        </w:r>
+      </w:ins>
       <w:ins w:id="346" w:author="PR Preview" w:date="2026-01-01T00:00:00Z">
         <w:r>
-          <w:t xml:space="preserve"> </w:t>
-        </w:r>
-      </w:ins>
+          <w:t xml:space="preserve"> </w:t>
+        </w:r>
+      </w:ins>
+    </w:p>
+    <w:p>
+      <w:pPr>
+        <w:pStyle w:val="BlockText"/>
+      </w:pPr>
       <w:ins w:id="347" w:author="PR Preview" w:date="2026-01-01T00:00:00Z">
         <w:r>
-          <w:t xml:space="preserve"> </w:t>
-        </w:r>
-      </w:ins>
-    </w:p>
-    <w:p>
-      <w:pPr>
-        <w:pStyle w:val="BlockText"/>
-      </w:pPr>
+          <w:t xml:space="preserve">❌ It can read like a definition that says nothing.</w:t>
+        </w:r>
+      </w:ins>
       <w:ins w:id="348" w:author="PR Preview" w:date="2026-01-01T00:00:00Z">
         <w:r>
-          <w:t xml:space="preserve">❌ It can read like a definition that says nothing.</w:t>
+          <w:t xml:space="preserve"> </w:t>
         </w:r>
       </w:ins>
       <w:ins w:id="349" w:author="PR Preview" w:date="2026-01-01T00:00:00Z">
         <w:r>
-          <w:t xml:space="preserve"> </w:t>
+          <w:t xml:space="preserve">Its use is in what it forces you to name:</w:t>
         </w:r>
       </w:ins>
       <w:ins w:id="350" w:author="PR Preview" w:date="2026-01-01T00:00:00Z">
         <w:r>
-          <w:t xml:space="preserve">Its use is in what it forces you to name:</w:t>
+          <w:t xml:space="preserve"> </w:t>
         </w:r>
       </w:ins>
       <w:ins w:id="351" w:author="PR Preview" w:date="2026-01-01T00:00:00Z">
         <w:r>
-          <w:t xml:space="preserve"> </w:t>
+          <w:t xml:space="preserve">a project that cannot say what its</w:t>
         </w:r>
       </w:ins>
       <w:ins w:id="352" w:author="PR Preview" w:date="2026-01-01T00:00:00Z">
-        <w:r>
-          <w:t xml:space="preserve">a project that cannot say what its</w:t>
-        </w:r>
-      </w:ins>
-      <w:ins w:id="353" w:author="PR Preview" w:date="2026-01-01T00:00:00Z">
         <w:r>
           <w:t xml:space="preserve"> </w:t>
         </w:r>
@@ -3329,12 +3329,12 @@
           <m:t>E</m:t>
         </m:r>
       </m:oMath>
+      <w:ins w:id="353" w:author="PR Preview" w:date="2026-01-01T00:00:00Z">
+        <w:r>
+          <w:t xml:space="preserve">,</w:t>
+        </w:r>
+      </w:ins>
       <w:ins w:id="354" w:author="PR Preview" w:date="2026-01-01T00:00:00Z">
-        <w:r>
-          <w:t xml:space="preserve">,</w:t>
-        </w:r>
-      </w:ins>
-      <w:ins w:id="355" w:author="PR Preview" w:date="2026-01-01T00:00:00Z">
         <w:r>
           <w:t xml:space="preserve"> </w:t>
         </w:r>
@@ -3344,17 +3344,17 @@
           <m:t>T</m:t>
         </m:r>
       </m:oMath>
+      <w:ins w:id="355" w:author="PR Preview" w:date="2026-01-01T00:00:00Z">
+        <w:r>
+          <w:t xml:space="preserve"> </w:t>
+        </w:r>
+      </w:ins>
       <w:ins w:id="356" w:author="PR Preview" w:date="2026-01-01T00:00:00Z">
         <w:r>
-          <w:t xml:space="preserve"> </w:t>
+          <w:t xml:space="preserve">and</w:t>
         </w:r>
       </w:ins>
       <w:ins w:id="357" w:author="PR Preview" w:date="2026-01-01T00:00:00Z">
-        <w:r>
-          <w:t xml:space="preserve">and</w:t>
-        </w:r>
-      </w:ins>
-      <w:ins w:id="358" w:author="PR Preview" w:date="2026-01-01T00:00:00Z">
         <w:r>
           <w:t xml:space="preserve"> </w:t>
         </w:r>
@@ -3364,47 +3364,47 @@
           <m:t>P</m:t>
         </m:r>
       </m:oMath>
+      <w:ins w:id="358" w:author="PR Preview" w:date="2026-01-01T00:00:00Z">
+        <w:r>
+          <w:t xml:space="preserve"> </w:t>
+        </w:r>
+      </w:ins>
       <w:ins w:id="359" w:author="PR Preview" w:date="2026-01-01T00:00:00Z">
         <w:r>
-          <w:t xml:space="preserve"> </w:t>
+          <w:t xml:space="preserve">are</w:t>
         </w:r>
       </w:ins>
       <w:ins w:id="360" w:author="PR Preview" w:date="2026-01-01T00:00:00Z">
         <w:r>
-          <w:t xml:space="preserve">are</w:t>
+          <w:t xml:space="preserve"> </w:t>
         </w:r>
       </w:ins>
       <w:ins w:id="361" w:author="PR Preview" w:date="2026-01-01T00:00:00Z">
         <w:r>
-          <w:t xml:space="preserve"> </w:t>
-        </w:r>
-      </w:ins>
+          <w:t xml:space="preserve">has not yet stated a machine learning problem.</w:t>
+        </w:r>
+      </w:ins>
+    </w:p>
+    <w:p>
+      <w:pPr>
+        <w:pStyle w:val="BlockText"/>
+      </w:pPr>
       <w:ins w:id="362" w:author="PR Preview" w:date="2026-01-01T00:00:00Z">
         <w:r>
-          <w:t xml:space="preserve">has not yet stated a machine learning problem.</w:t>
-        </w:r>
-      </w:ins>
-    </w:p>
-    <w:p>
-      <w:pPr>
-        <w:pStyle w:val="BlockText"/>
-      </w:pPr>
+          <w:t xml:space="preserve">✅ A machine learning problem is stated only when its</w:t>
+        </w:r>
+      </w:ins>
       <w:ins w:id="363" w:author="PR Preview" w:date="2026-01-01T00:00:00Z">
         <w:r>
-          <w:t xml:space="preserve">✅ A machine learning problem is stated only when its</w:t>
+          <w:t xml:space="preserve"> </w:t>
         </w:r>
       </w:ins>
       <w:ins w:id="364" w:author="PR Preview" w:date="2026-01-01T00:00:00Z">
         <w:r>
-          <w:t xml:space="preserve"> </w:t>
+          <w:t xml:space="preserve">experience</w:t>
         </w:r>
       </w:ins>
       <w:ins w:id="365" w:author="PR Preview" w:date="2026-01-01T00:00:00Z">
-        <w:r>
-          <w:t xml:space="preserve">experience</w:t>
-        </w:r>
-      </w:ins>
-      <w:ins w:id="366" w:author="PR Preview" w:date="2026-01-01T00:00:00Z">
         <w:r>
           <w:t xml:space="preserve"> </w:t>
         </w:r>
@@ -3414,12 +3414,12 @@
           <m:t>E</m:t>
         </m:r>
       </m:oMath>
+      <w:ins w:id="366" w:author="PR Preview" w:date="2026-01-01T00:00:00Z">
+        <w:r>
+          <w:t xml:space="preserve">, task</w:t>
+        </w:r>
+      </w:ins>
       <w:ins w:id="367" w:author="PR Preview" w:date="2026-01-01T00:00:00Z">
-        <w:r>
-          <w:t xml:space="preserve">, task</w:t>
-        </w:r>
-      </w:ins>
-      <w:ins w:id="368" w:author="PR Preview" w:date="2026-01-01T00:00:00Z">
         <w:r>
           <w:t xml:space="preserve"> </w:t>
         </w:r>
@@ -3429,17 +3429,17 @@
           <m:t>T</m:t>
         </m:r>
       </m:oMath>
+      <w:ins w:id="368" w:author="PR Preview" w:date="2026-01-01T00:00:00Z">
+        <w:r>
+          <w:t xml:space="preserve"> </w:t>
+        </w:r>
+      </w:ins>
       <w:ins w:id="369" w:author="PR Preview" w:date="2026-01-01T00:00:00Z">
         <w:r>
-          <w:t xml:space="preserve"> </w:t>
+          <w:t xml:space="preserve">and performance measure</w:t>
         </w:r>
       </w:ins>
       <w:ins w:id="370" w:author="PR Preview" w:date="2026-01-01T00:00:00Z">
-        <w:r>
-          <w:t xml:space="preserve">and performance measure</w:t>
-        </w:r>
-      </w:ins>
-      <w:ins w:id="371" w:author="PR Preview" w:date="2026-01-01T00:00:00Z">
         <w:r>
           <w:t xml:space="preserve"> </w:t>
         </w:r>
@@ -3449,22 +3449,22 @@
           <m:t>P</m:t>
         </m:r>
       </m:oMath>
+      <w:ins w:id="371" w:author="PR Preview" w:date="2026-01-01T00:00:00Z">
+        <w:r>
+          <w:t xml:space="preserve"> </w:t>
+        </w:r>
+      </w:ins>
       <w:ins w:id="372" w:author="PR Preview" w:date="2026-01-01T00:00:00Z">
         <w:r>
-          <w:t xml:space="preserve"> </w:t>
-        </w:r>
-      </w:ins>
+          <w:t xml:space="preserve">are named.</w:t>
+        </w:r>
+      </w:ins>
+    </w:p>
+    <w:p>
+      <w:pPr>
+        <w:pStyle w:val="FirstParagraph"/>
+      </w:pPr>
       <w:ins w:id="373" w:author="PR Preview" w:date="2026-01-01T00:00:00Z">
-        <w:r>
-          <w:t xml:space="preserve">are named.</w:t>
-        </w:r>
-      </w:ins>
-    </w:p>
-    <w:p>
-      <w:pPr>
-        <w:pStyle w:val="FirstParagraph"/>
-      </w:pPr>
-      <w:ins w:id="374" w:author="PR Preview" w:date="2026-01-01T00:00:00Z">
         <w:r>
           <w:t xml:space="preserve">The first version packs six clichés into two sentences:</w:t>
         </w:r>
@@ -3478,7 +3478,7 @@
           <w:numId w:val="1005"/>
         </w:numPr>
       </w:pPr>
-      <w:ins w:id="375" w:author="PR Preview" w:date="2026-01-01T00:00:00Z">
+      <w:ins w:id="374" w:author="PR Preview" w:date="2026-01-01T00:00:00Z">
         <w:r>
           <w:t xml:space="preserve">an objection raised only to be knocked down;</w:t>
         </w:r>
@@ -3492,52 +3492,52 @@
           <w:numId w:val="1005"/>
         </w:numPr>
       </w:pPr>
+      <w:ins w:id="375" w:author="PR Preview" w:date="2026-01-01T00:00:00Z">
+        <w:r>
+          <w:t xml:space="preserve">“It”</w:t>
+        </w:r>
+      </w:ins>
       <w:ins w:id="376" w:author="PR Preview" w:date="2026-01-01T00:00:00Z">
         <w:r>
-          <w:t xml:space="preserve">“It”</w:t>
+          <w:t xml:space="preserve"> </w:t>
         </w:r>
       </w:ins>
       <w:ins w:id="377" w:author="PR Preview" w:date="2026-01-01T00:00:00Z">
         <w:r>
-          <w:t xml:space="preserve"> </w:t>
+          <w:t xml:space="preserve">and</w:t>
         </w:r>
       </w:ins>
       <w:ins w:id="378" w:author="PR Preview" w:date="2026-01-01T00:00:00Z">
         <w:r>
-          <w:t xml:space="preserve">and</w:t>
+          <w:t xml:space="preserve"> </w:t>
         </w:r>
       </w:ins>
       <w:ins w:id="379" w:author="PR Preview" w:date="2026-01-01T00:00:00Z">
         <w:r>
-          <w:t xml:space="preserve"> </w:t>
+          <w:t xml:space="preserve">“Its”</w:t>
         </w:r>
       </w:ins>
       <w:ins w:id="380" w:author="PR Preview" w:date="2026-01-01T00:00:00Z">
         <w:r>
-          <w:t xml:space="preserve">“Its”</w:t>
+          <w:t xml:space="preserve"> </w:t>
         </w:r>
       </w:ins>
       <w:ins w:id="381" w:author="PR Preview" w:date="2026-01-01T00:00:00Z">
         <w:r>
-          <w:t xml:space="preserve"> </w:t>
+          <w:t xml:space="preserve">in place of</w:t>
         </w:r>
       </w:ins>
       <w:ins w:id="382" w:author="PR Preview" w:date="2026-01-01T00:00:00Z">
         <w:r>
-          <w:t xml:space="preserve">in place of</w:t>
+          <w:t xml:space="preserve"> </w:t>
         </w:r>
       </w:ins>
       <w:ins w:id="383" w:author="PR Preview" w:date="2026-01-01T00:00:00Z">
         <w:r>
-          <w:t xml:space="preserve"> </w:t>
+          <w:t xml:space="preserve">“the definition”</w:t>
         </w:r>
       </w:ins>
       <w:ins w:id="384" w:author="PR Preview" w:date="2026-01-01T00:00:00Z">
-        <w:r>
-          <w:t xml:space="preserve">“the definition”</w:t>
-        </w:r>
-      </w:ins>
-      <w:ins w:id="385" w:author="PR Preview" w:date="2026-01-01T00:00:00Z">
         <w:r>
           <w:t xml:space="preserve">;</w:t>
         </w:r>
@@ -3551,27 +3551,27 @@
           <w:numId w:val="1005"/>
         </w:numPr>
       </w:pPr>
+      <w:ins w:id="385" w:author="PR Preview" w:date="2026-01-01T00:00:00Z">
+        <w:r>
+          <w:t xml:space="preserve">a definition that</w:t>
+        </w:r>
+      </w:ins>
       <w:ins w:id="386" w:author="PR Preview" w:date="2026-01-01T00:00:00Z">
         <w:r>
-          <w:t xml:space="preserve">a definition that</w:t>
+          <w:t xml:space="preserve"> </w:t>
         </w:r>
       </w:ins>
       <w:ins w:id="387" w:author="PR Preview" w:date="2026-01-01T00:00:00Z">
         <w:r>
-          <w:t xml:space="preserve"> </w:t>
+          <w:t xml:space="preserve">“forces”</w:t>
         </w:r>
       </w:ins>
       <w:ins w:id="388" w:author="PR Preview" w:date="2026-01-01T00:00:00Z">
         <w:r>
-          <w:t xml:space="preserve">“forces”</w:t>
+          <w:t xml:space="preserve"> </w:t>
         </w:r>
       </w:ins>
       <w:ins w:id="389" w:author="PR Preview" w:date="2026-01-01T00:00:00Z">
-        <w:r>
-          <w:t xml:space="preserve"> </w:t>
-        </w:r>
-      </w:ins>
-      <w:ins w:id="390" w:author="PR Preview" w:date="2026-01-01T00:00:00Z">
         <w:r>
           <w:t xml:space="preserve">the reader, as if it were a person;</w:t>
         </w:r>
@@ -3585,17 +3585,17 @@
           <w:numId w:val="1005"/>
         </w:numPr>
       </w:pPr>
+      <w:ins w:id="390" w:author="PR Preview" w:date="2026-01-01T00:00:00Z">
+        <w:r>
+          <w:t xml:space="preserve">“you”</w:t>
+        </w:r>
+      </w:ins>
       <w:ins w:id="391" w:author="PR Preview" w:date="2026-01-01T00:00:00Z">
         <w:r>
-          <w:t xml:space="preserve">“you”</w:t>
+          <w:t xml:space="preserve"> </w:t>
         </w:r>
       </w:ins>
       <w:ins w:id="392" w:author="PR Preview" w:date="2026-01-01T00:00:00Z">
-        <w:r>
-          <w:t xml:space="preserve"> </w:t>
-        </w:r>
-      </w:ins>
-      <w:ins w:id="393" w:author="PR Preview" w:date="2026-01-01T00:00:00Z">
         <w:r>
           <w:t xml:space="preserve">addressing the reader;</w:t>
         </w:r>
@@ -3609,7 +3609,7 @@
           <w:numId w:val="1005"/>
         </w:numPr>
       </w:pPr>
-      <w:ins w:id="394" w:author="PR Preview" w:date="2026-01-01T00:00:00Z">
+      <w:ins w:id="393" w:author="PR Preview" w:date="2026-01-01T00:00:00Z">
         <w:r>
           <w:t xml:space="preserve">a point withheld until after a colon;</w:t>
         </w:r>
@@ -3623,18 +3623,18 @@
           <w:numId w:val="1005"/>
         </w:numPr>
       </w:pPr>
+      <w:ins w:id="394" w:author="PR Preview" w:date="2026-01-01T00:00:00Z">
+        <w:r>
+          <w:t xml:space="preserve">a closing</w:t>
+        </w:r>
+      </w:ins>
       <w:ins w:id="395" w:author="PR Preview" w:date="2026-01-01T00:00:00Z">
         <w:r>
-          <w:t xml:space="preserve">a closing</w:t>
-        </w:r>
-      </w:ins>
-      <w:ins w:id="396" w:author="PR Preview" w:date="2026-01-01T00:00:00Z">
-        <w:r>
           <w:t xml:space="preserve"> </w:t>
         </w:r>
       </w:ins>
       <w:hyperlink w:anchor="def-aphorism">
-        <w:ins w:id="397" w:author="PR Preview" w:date="2026-01-01T00:00:00Z">
+        <w:ins w:id="396" w:author="PR Preview" w:date="2026-01-01T00:00:00Z">
           <w:r>
             <w:rPr>
               <w:rStyle w:val="Hyperlink"/>
@@ -3643,28 +3643,28 @@
           </w:r>
         </w:ins>
       </w:hyperlink>
+      <w:ins w:id="397" w:author="PR Preview" w:date="2026-01-01T00:00:00Z">
+        <w:r>
+          <w:t xml:space="preserve">.</w:t>
+        </w:r>
+      </w:ins>
+    </w:p>
+    <w:p>
+      <w:pPr>
+        <w:pStyle w:val="FirstParagraph"/>
+      </w:pPr>
       <w:ins w:id="398" w:author="PR Preview" w:date="2026-01-01T00:00:00Z">
         <w:r>
-          <w:t xml:space="preserve">.</w:t>
-        </w:r>
-      </w:ins>
-    </w:p>
-    <w:p>
-      <w:pPr>
-        <w:pStyle w:val="FirstParagraph"/>
+          <w:t xml:space="preserve">The second version states the claim once.</w:t>
+        </w:r>
+      </w:ins>
+    </w:p>
+    <w:bookmarkEnd w:id="30"/>
+    <w:p>
+      <w:pPr>
+        <w:pStyle w:val="BodyText"/>
       </w:pPr>
       <w:ins w:id="399" w:author="PR Preview" w:date="2026-01-01T00:00:00Z">
-        <w:r>
-          <w:t xml:space="preserve">The second version states the claim once.</w:t>
-        </w:r>
-      </w:ins>
-    </w:p>
-    <w:bookmarkEnd w:id="30"/>
-    <w:p>
-      <w:pPr>
-        <w:pStyle w:val="BodyText"/>
-      </w:pPr>
-      <w:ins w:id="400" w:author="PR Preview" w:date="2026-01-01T00:00:00Z">
         <w:r>
           <w:t xml:space="preserve">Watch for these shapes:</w:t>
         </w:r>
@@ -3678,7 +3678,7 @@
           <w:numId w:val="1006"/>
         </w:numPr>
       </w:pPr>
-      <w:ins w:id="401" w:author="PR Preview" w:date="2026-01-01T00:00:00Z">
+      <w:ins w:id="400" w:author="PR Preview" w:date="2026-01-01T00:00:00Z">
         <w:r>
           <w:rPr>
             <w:b/>
@@ -3687,53 +3687,53 @@
           <w:t xml:space="preserve">The straw objection.</w:t>
         </w:r>
       </w:ins>
+      <w:ins w:id="401" w:author="PR Preview" w:date="2026-01-01T00:00:00Z">
+        <w:r>
+          <w:t xml:space="preserve"> </w:t>
+        </w:r>
+      </w:ins>
       <w:ins w:id="402" w:author="PR Preview" w:date="2026-01-01T00:00:00Z">
         <w:r>
-          <w:t xml:space="preserve"> </w:t>
+          <w:t xml:space="preserve">A doubt raised only to be answered</w:t>
         </w:r>
       </w:ins>
       <w:ins w:id="403" w:author="PR Preview" w:date="2026-01-01T00:00:00Z">
         <w:r>
-          <w:t xml:space="preserve">A doubt raised only to be answered</w:t>
+          <w:t xml:space="preserve"> </w:t>
         </w:r>
       </w:ins>
       <w:ins w:id="404" w:author="PR Preview" w:date="2026-01-01T00:00:00Z">
         <w:r>
-          <w:t xml:space="preserve"> </w:t>
+          <w:t xml:space="preserve">(</w:t>
         </w:r>
       </w:ins>
       <w:ins w:id="405" w:author="PR Preview" w:date="2026-01-01T00:00:00Z">
         <w:r>
-          <w:t xml:space="preserve">(</w:t>
+          <w:t xml:space="preserve">“It may seem trivial. In fact, …”</w:t>
         </w:r>
       </w:ins>
       <w:ins w:id="406" w:author="PR Preview" w:date="2026-01-01T00:00:00Z">
         <w:r>
-          <w:t xml:space="preserve">“It may seem trivial. In fact, …”</w:t>
+          <w:t xml:space="preserve">).</w:t>
         </w:r>
       </w:ins>
       <w:ins w:id="407" w:author="PR Preview" w:date="2026-01-01T00:00:00Z">
         <w:r>
-          <w:t xml:space="preserve">).</w:t>
+          <w:t xml:space="preserve"> </w:t>
         </w:r>
       </w:ins>
       <w:ins w:id="408" w:author="PR Preview" w:date="2026-01-01T00:00:00Z">
         <w:r>
-          <w:t xml:space="preserve"> </w:t>
+          <w:t xml:space="preserve">This is the</w:t>
         </w:r>
       </w:ins>
       <w:ins w:id="409" w:author="PR Preview" w:date="2026-01-01T00:00:00Z">
         <w:r>
-          <w:t xml:space="preserve">This is the</w:t>
-        </w:r>
-      </w:ins>
-      <w:ins w:id="410" w:author="PR Preview" w:date="2026-01-01T00:00:00Z">
-        <w:r>
           <w:t xml:space="preserve"> </w:t>
         </w:r>
       </w:ins>
       <w:hyperlink w:anchor="def-antithesis">
-        <w:ins w:id="411" w:author="PR Preview" w:date="2026-01-01T00:00:00Z">
+        <w:ins w:id="410" w:author="PR Preview" w:date="2026-01-01T00:00:00Z">
           <w:r>
             <w:rPr>
               <w:rStyle w:val="Hyperlink"/>
@@ -3742,12 +3742,12 @@
           </w:r>
         </w:ins>
       </w:hyperlink>
+      <w:ins w:id="411" w:author="PR Preview" w:date="2026-01-01T00:00:00Z">
+        <w:r>
+          <w:t xml:space="preserve"> </w:t>
+        </w:r>
+      </w:ins>
       <w:ins w:id="412" w:author="PR Preview" w:date="2026-01-01T00:00:00Z">
-        <w:r>
-          <w:t xml:space="preserve"> </w:t>
-        </w:r>
-      </w:ins>
-      <w:ins w:id="413" w:author="PR Preview" w:date="2026-01-01T00:00:00Z">
         <w:r>
           <w:t xml:space="preserve">spread over two sentences.</w:t>
         </w:r>
@@ -3761,7 +3761,7 @@
           <w:numId w:val="1006"/>
         </w:numPr>
       </w:pPr>
-      <w:ins w:id="414" w:author="PR Preview" w:date="2026-01-01T00:00:00Z">
+      <w:ins w:id="413" w:author="PR Preview" w:date="2026-01-01T00:00:00Z">
         <w:r>
           <w:rPr>
             <w:b/>
@@ -3770,92 +3770,92 @@
           <w:t xml:space="preserve">The personified abstraction.</w:t>
         </w:r>
       </w:ins>
+      <w:ins w:id="414" w:author="PR Preview" w:date="2026-01-01T00:00:00Z">
+        <w:r>
+          <w:t xml:space="preserve"> </w:t>
+        </w:r>
+      </w:ins>
       <w:ins w:id="415" w:author="PR Preview" w:date="2026-01-01T00:00:00Z">
         <w:r>
-          <w:t xml:space="preserve"> </w:t>
+          <w:t xml:space="preserve">A definition, method or result that</w:t>
         </w:r>
       </w:ins>
       <w:ins w:id="416" w:author="PR Preview" w:date="2026-01-01T00:00:00Z">
         <w:r>
-          <w:t xml:space="preserve">A definition, method or result that</w:t>
+          <w:t xml:space="preserve"> </w:t>
         </w:r>
       </w:ins>
       <w:ins w:id="417" w:author="PR Preview" w:date="2026-01-01T00:00:00Z">
         <w:r>
-          <w:t xml:space="preserve"> </w:t>
+          <w:t xml:space="preserve">“forces”</w:t>
         </w:r>
       </w:ins>
       <w:ins w:id="418" w:author="PR Preview" w:date="2026-01-01T00:00:00Z">
         <w:r>
-          <w:t xml:space="preserve">“forces”</w:t>
+          <w:t xml:space="preserve">,</w:t>
         </w:r>
       </w:ins>
       <w:ins w:id="419" w:author="PR Preview" w:date="2026-01-01T00:00:00Z">
         <w:r>
+          <w:t xml:space="preserve"> </w:t>
+        </w:r>
+      </w:ins>
+      <w:ins w:id="420" w:author="PR Preview" w:date="2026-01-01T00:00:00Z">
+        <w:r>
+          <w:t xml:space="preserve">“invites”</w:t>
+        </w:r>
+      </w:ins>
+      <w:ins w:id="421" w:author="PR Preview" w:date="2026-01-01T00:00:00Z">
+        <w:r>
           <w:t xml:space="preserve">,</w:t>
         </w:r>
       </w:ins>
-      <w:ins w:id="420" w:author="PR Preview" w:date="2026-01-01T00:00:00Z">
-        <w:r>
-          <w:t xml:space="preserve"> </w:t>
-        </w:r>
-      </w:ins>
-      <w:ins w:id="421" w:author="PR Preview" w:date="2026-01-01T00:00:00Z">
-        <w:r>
-          <w:t xml:space="preserve">“invites”</w:t>
-        </w:r>
-      </w:ins>
       <w:ins w:id="422" w:author="PR Preview" w:date="2026-01-01T00:00:00Z">
         <w:r>
-          <w:t xml:space="preserve">,</w:t>
+          <w:t xml:space="preserve"> </w:t>
         </w:r>
       </w:ins>
       <w:ins w:id="423" w:author="PR Preview" w:date="2026-01-01T00:00:00Z">
         <w:r>
-          <w:t xml:space="preserve"> </w:t>
+          <w:t xml:space="preserve">“demands”</w:t>
         </w:r>
       </w:ins>
       <w:ins w:id="424" w:author="PR Preview" w:date="2026-01-01T00:00:00Z">
         <w:r>
-          <w:t xml:space="preserve">“demands”</w:t>
+          <w:t xml:space="preserve"> </w:t>
         </w:r>
       </w:ins>
       <w:ins w:id="425" w:author="PR Preview" w:date="2026-01-01T00:00:00Z">
         <w:r>
-          <w:t xml:space="preserve"> </w:t>
+          <w:t xml:space="preserve">or</w:t>
         </w:r>
       </w:ins>
       <w:ins w:id="426" w:author="PR Preview" w:date="2026-01-01T00:00:00Z">
         <w:r>
-          <w:t xml:space="preserve">or</w:t>
+          <w:t xml:space="preserve"> </w:t>
         </w:r>
       </w:ins>
       <w:ins w:id="427" w:author="PR Preview" w:date="2026-01-01T00:00:00Z">
         <w:r>
-          <w:t xml:space="preserve"> </w:t>
+          <w:t xml:space="preserve">“asks”</w:t>
         </w:r>
       </w:ins>
       <w:ins w:id="428" w:author="PR Preview" w:date="2026-01-01T00:00:00Z">
         <w:r>
-          <w:t xml:space="preserve">“asks”</w:t>
+          <w:t xml:space="preserve"> </w:t>
         </w:r>
       </w:ins>
       <w:ins w:id="429" w:author="PR Preview" w:date="2026-01-01T00:00:00Z">
         <w:r>
-          <w:t xml:space="preserve"> </w:t>
+          <w:t xml:space="preserve">something of the reader.</w:t>
         </w:r>
       </w:ins>
       <w:ins w:id="430" w:author="PR Preview" w:date="2026-01-01T00:00:00Z">
         <w:r>
-          <w:t xml:space="preserve">something of the reader.</w:t>
+          <w:t xml:space="preserve"> </w:t>
         </w:r>
       </w:ins>
       <w:ins w:id="431" w:author="PR Preview" w:date="2026-01-01T00:00:00Z">
-        <w:r>
-          <w:t xml:space="preserve"> </w:t>
-        </w:r>
-      </w:ins>
-      <w:ins w:id="432" w:author="PR Preview" w:date="2026-01-01T00:00:00Z">
         <w:r>
           <w:t xml:space="preserve">Name who does what.</w:t>
         </w:r>
@@ -3869,7 +3869,7 @@
           <w:numId w:val="1006"/>
         </w:numPr>
       </w:pPr>
-      <w:ins w:id="433" w:author="PR Preview" w:date="2026-01-01T00:00:00Z">
+      <w:ins w:id="432" w:author="PR Preview" w:date="2026-01-01T00:00:00Z">
         <w:r>
           <w:rPr>
             <w:b/>
@@ -3878,22 +3878,22 @@
           <w:t xml:space="preserve">The colon reveal.</w:t>
         </w:r>
       </w:ins>
+      <w:ins w:id="433" w:author="PR Preview" w:date="2026-01-01T00:00:00Z">
+        <w:r>
+          <w:t xml:space="preserve"> </w:t>
+        </w:r>
+      </w:ins>
       <w:ins w:id="434" w:author="PR Preview" w:date="2026-01-01T00:00:00Z">
         <w:r>
-          <w:t xml:space="preserve"> </w:t>
+          <w:t xml:space="preserve">A setup, then a colon, then the point.</w:t>
         </w:r>
       </w:ins>
       <w:ins w:id="435" w:author="PR Preview" w:date="2026-01-01T00:00:00Z">
         <w:r>
-          <w:t xml:space="preserve">A setup, then a colon, then the point.</w:t>
+          <w:t xml:space="preserve"> </w:t>
         </w:r>
       </w:ins>
       <w:ins w:id="436" w:author="PR Preview" w:date="2026-01-01T00:00:00Z">
-        <w:r>
-          <w:t xml:space="preserve"> </w:t>
-        </w:r>
-      </w:ins>
-      <w:ins w:id="437" w:author="PR Preview" w:date="2026-01-01T00:00:00Z">
         <w:r>
           <w:t xml:space="preserve">Lead with the point.</w:t>
         </w:r>
@@ -3907,7 +3907,7 @@
           <w:numId w:val="1006"/>
         </w:numPr>
       </w:pPr>
-      <w:ins w:id="438" w:author="PR Preview" w:date="2026-01-01T00:00:00Z">
+      <w:ins w:id="437" w:author="PR Preview" w:date="2026-01-01T00:00:00Z">
         <w:r>
           <w:rPr>
             <w:b/>
@@ -3916,47 +3916,47 @@
           <w:t xml:space="preserve">The answered rhetorical question.</w:t>
         </w:r>
       </w:ins>
+      <w:ins w:id="438" w:author="PR Preview" w:date="2026-01-01T00:00:00Z">
+        <w:r>
+          <w:t xml:space="preserve"> </w:t>
+        </w:r>
+      </w:ins>
       <w:ins w:id="439" w:author="PR Preview" w:date="2026-01-01T00:00:00Z">
         <w:r>
-          <w:t xml:space="preserve"> </w:t>
+          <w:t xml:space="preserve">“The result? A faster fit.”</w:t>
         </w:r>
       </w:ins>
       <w:ins w:id="440" w:author="PR Preview" w:date="2026-01-01T00:00:00Z">
         <w:r>
-          <w:t xml:space="preserve">“The result? A faster fit.”</w:t>
+          <w:t xml:space="preserve"> </w:t>
         </w:r>
       </w:ins>
       <w:ins w:id="441" w:author="PR Preview" w:date="2026-01-01T00:00:00Z">
         <w:r>
-          <w:t xml:space="preserve"> </w:t>
+          <w:t xml:space="preserve">or</w:t>
         </w:r>
       </w:ins>
       <w:ins w:id="442" w:author="PR Preview" w:date="2026-01-01T00:00:00Z">
         <w:r>
-          <w:t xml:space="preserve">or</w:t>
+          <w:t xml:space="preserve"> </w:t>
         </w:r>
       </w:ins>
       <w:ins w:id="443" w:author="PR Preview" w:date="2026-01-01T00:00:00Z">
         <w:r>
-          <w:t xml:space="preserve"> </w:t>
+          <w:t xml:space="preserve">“Why does this matter? Because …”</w:t>
         </w:r>
       </w:ins>
       <w:ins w:id="444" w:author="PR Preview" w:date="2026-01-01T00:00:00Z">
         <w:r>
-          <w:t xml:space="preserve">“Why does this matter? Because …”</w:t>
+          <w:t xml:space="preserve">.</w:t>
         </w:r>
       </w:ins>
       <w:ins w:id="445" w:author="PR Preview" w:date="2026-01-01T00:00:00Z">
         <w:r>
-          <w:t xml:space="preserve">.</w:t>
+          <w:t xml:space="preserve"> </w:t>
         </w:r>
       </w:ins>
       <w:ins w:id="446" w:author="PR Preview" w:date="2026-01-01T00:00:00Z">
-        <w:r>
-          <w:t xml:space="preserve"> </w:t>
-        </w:r>
-      </w:ins>
-      <w:ins w:id="447" w:author="PR Preview" w:date="2026-01-01T00:00:00Z">
         <w:r>
           <w:t xml:space="preserve">State the result.</w:t>
         </w:r>
@@ -3970,7 +3970,7 @@
           <w:numId w:val="1006"/>
         </w:numPr>
       </w:pPr>
-      <w:ins w:id="448" w:author="PR Preview" w:date="2026-01-01T00:00:00Z">
+      <w:ins w:id="447" w:author="PR Preview" w:date="2026-01-01T00:00:00Z">
         <w:r>
           <w:rPr>
             <w:b/>
@@ -3979,72 +3979,72 @@
           <w:t xml:space="preserve">The throat-clearing lead-in.</w:t>
         </w:r>
       </w:ins>
+      <w:ins w:id="448" w:author="PR Preview" w:date="2026-01-01T00:00:00Z">
+        <w:r>
+          <w:t xml:space="preserve"> </w:t>
+        </w:r>
+      </w:ins>
       <w:ins w:id="449" w:author="PR Preview" w:date="2026-01-01T00:00:00Z">
         <w:r>
-          <w:t xml:space="preserve"> </w:t>
+          <w:t xml:space="preserve">“Here’s the thing:”</w:t>
         </w:r>
       </w:ins>
       <w:ins w:id="450" w:author="PR Preview" w:date="2026-01-01T00:00:00Z">
         <w:r>
-          <w:t xml:space="preserve">“Here’s the thing:”</w:t>
+          <w:t xml:space="preserve">,</w:t>
         </w:r>
       </w:ins>
       <w:ins w:id="451" w:author="PR Preview" w:date="2026-01-01T00:00:00Z">
         <w:r>
+          <w:t xml:space="preserve"> </w:t>
+        </w:r>
+      </w:ins>
+      <w:ins w:id="452" w:author="PR Preview" w:date="2026-01-01T00:00:00Z">
+        <w:r>
+          <w:t xml:space="preserve">“Here’s why:”</w:t>
+        </w:r>
+      </w:ins>
+      <w:ins w:id="453" w:author="PR Preview" w:date="2026-01-01T00:00:00Z">
+        <w:r>
           <w:t xml:space="preserve">,</w:t>
         </w:r>
       </w:ins>
-      <w:ins w:id="452" w:author="PR Preview" w:date="2026-01-01T00:00:00Z">
-        <w:r>
-          <w:t xml:space="preserve"> </w:t>
-        </w:r>
-      </w:ins>
-      <w:ins w:id="453" w:author="PR Preview" w:date="2026-01-01T00:00:00Z">
-        <w:r>
-          <w:t xml:space="preserve">“Here’s why:”</w:t>
-        </w:r>
-      </w:ins>
       <w:ins w:id="454" w:author="PR Preview" w:date="2026-01-01T00:00:00Z">
         <w:r>
+          <w:t xml:space="preserve"> </w:t>
+        </w:r>
+      </w:ins>
+      <w:ins w:id="455" w:author="PR Preview" w:date="2026-01-01T00:00:00Z">
+        <w:r>
+          <w:t xml:space="preserve">“The key is”</w:t>
+        </w:r>
+      </w:ins>
+      <w:ins w:id="456" w:author="PR Preview" w:date="2026-01-01T00:00:00Z">
+        <w:r>
           <w:t xml:space="preserve">,</w:t>
         </w:r>
       </w:ins>
-      <w:ins w:id="455" w:author="PR Preview" w:date="2026-01-01T00:00:00Z">
-        <w:r>
-          <w:t xml:space="preserve"> </w:t>
-        </w:r>
-      </w:ins>
-      <w:ins w:id="456" w:author="PR Preview" w:date="2026-01-01T00:00:00Z">
-        <w:r>
-          <w:t xml:space="preserve">“The key is”</w:t>
-        </w:r>
-      </w:ins>
       <w:ins w:id="457" w:author="PR Preview" w:date="2026-01-01T00:00:00Z">
         <w:r>
-          <w:t xml:space="preserve">,</w:t>
+          <w:t xml:space="preserve"> </w:t>
         </w:r>
       </w:ins>
       <w:ins w:id="458" w:author="PR Preview" w:date="2026-01-01T00:00:00Z">
         <w:r>
-          <w:t xml:space="preserve"> </w:t>
+          <w:t xml:space="preserve">“Put simply,”</w:t>
         </w:r>
       </w:ins>
       <w:ins w:id="459" w:author="PR Preview" w:date="2026-01-01T00:00:00Z">
         <w:r>
-          <w:t xml:space="preserve">“Put simply,”</w:t>
+          <w:t xml:space="preserve">.</w:t>
         </w:r>
       </w:ins>
       <w:ins w:id="460" w:author="PR Preview" w:date="2026-01-01T00:00:00Z">
         <w:r>
-          <w:t xml:space="preserve">.</w:t>
+          <w:t xml:space="preserve"> </w:t>
         </w:r>
       </w:ins>
       <w:ins w:id="461" w:author="PR Preview" w:date="2026-01-01T00:00:00Z">
-        <w:r>
-          <w:t xml:space="preserve"> </w:t>
-        </w:r>
-      </w:ins>
-      <w:ins w:id="462" w:author="PR Preview" w:date="2026-01-01T00:00:00Z">
         <w:r>
           <w:t xml:space="preserve">Delete the lead-in.</w:t>
         </w:r>
@@ -4058,7 +4058,7 @@
           <w:numId w:val="1006"/>
         </w:numPr>
       </w:pPr>
-      <w:ins w:id="463" w:author="PR Preview" w:date="2026-01-01T00:00:00Z">
+      <w:ins w:id="462" w:author="PR Preview" w:date="2026-01-01T00:00:00Z">
         <w:r>
           <w:rPr>
             <w:b/>
@@ -4067,162 +4067,162 @@
           <w:t xml:space="preserve">The announced claim.</w:t>
         </w:r>
       </w:ins>
+      <w:ins w:id="463" w:author="PR Preview" w:date="2026-01-01T00:00:00Z">
+        <w:r>
+          <w:t xml:space="preserve"> </w:t>
+        </w:r>
+      </w:ins>
       <w:ins w:id="464" w:author="PR Preview" w:date="2026-01-01T00:00:00Z">
         <w:r>
-          <w:t xml:space="preserve"> </w:t>
+          <w:t xml:space="preserve">“It is what makes … valid”</w:t>
         </w:r>
       </w:ins>
       <w:ins w:id="465" w:author="PR Preview" w:date="2026-01-01T00:00:00Z">
         <w:r>
-          <w:t xml:space="preserve">“It is what makes … valid”</w:t>
+          <w:t xml:space="preserve">,</w:t>
         </w:r>
       </w:ins>
       <w:ins w:id="466" w:author="PR Preview" w:date="2026-01-01T00:00:00Z">
         <w:r>
+          <w:t xml:space="preserve"> </w:t>
+        </w:r>
+      </w:ins>
+      <w:ins w:id="467" w:author="PR Preview" w:date="2026-01-01T00:00:00Z">
+        <w:r>
+          <w:t xml:space="preserve">“That is what …”</w:t>
+        </w:r>
+      </w:ins>
+      <w:ins w:id="468" w:author="PR Preview" w:date="2026-01-01T00:00:00Z">
+        <w:r>
           <w:t xml:space="preserve">,</w:t>
         </w:r>
       </w:ins>
-      <w:ins w:id="467" w:author="PR Preview" w:date="2026-01-01T00:00:00Z">
-        <w:r>
-          <w:t xml:space="preserve"> </w:t>
-        </w:r>
-      </w:ins>
-      <w:ins w:id="468" w:author="PR Preview" w:date="2026-01-01T00:00:00Z">
-        <w:r>
-          <w:t xml:space="preserve">“That is what …”</w:t>
-        </w:r>
-      </w:ins>
       <w:ins w:id="469" w:author="PR Preview" w:date="2026-01-01T00:00:00Z">
         <w:r>
+          <w:t xml:space="preserve"> </w:t>
+        </w:r>
+      </w:ins>
+      <w:ins w:id="470" w:author="PR Preview" w:date="2026-01-01T00:00:00Z">
+        <w:r>
+          <w:t xml:space="preserve">“This is what …”</w:t>
+        </w:r>
+      </w:ins>
+      <w:ins w:id="471" w:author="PR Preview" w:date="2026-01-01T00:00:00Z">
+        <w:r>
+          <w:t xml:space="preserve">, and</w:t>
+        </w:r>
+      </w:ins>
+      <w:ins w:id="472" w:author="PR Preview" w:date="2026-01-01T00:00:00Z">
+        <w:r>
+          <w:t xml:space="preserve"> </w:t>
+        </w:r>
+      </w:ins>
+      <w:ins w:id="473" w:author="PR Preview" w:date="2026-01-01T00:00:00Z">
+        <w:r>
+          <w:t xml:space="preserve">“What the standing grant removes is the need to ask”</w:t>
+        </w:r>
+      </w:ins>
+      <w:ins w:id="474" w:author="PR Preview" w:date="2026-01-01T00:00:00Z">
+        <w:r>
+          <w:t xml:space="preserve">.</w:t>
+        </w:r>
+      </w:ins>
+      <w:ins w:id="475" w:author="PR Preview" w:date="2026-01-01T00:00:00Z">
+        <w:r>
+          <w:t xml:space="preserve"> </w:t>
+        </w:r>
+      </w:ins>
+      <w:ins w:id="476" w:author="PR Preview" w:date="2026-01-01T00:00:00Z">
+        <w:r>
+          <w:t xml:space="preserve">The sentence points at its own claim before making it.</w:t>
+        </w:r>
+      </w:ins>
+      <w:ins w:id="477" w:author="PR Preview" w:date="2026-01-01T00:00:00Z">
+        <w:r>
+          <w:t xml:space="preserve"> </w:t>
+        </w:r>
+      </w:ins>
+      <w:ins w:id="478" w:author="PR Preview" w:date="2026-01-01T00:00:00Z">
+        <w:r>
+          <w:t xml:space="preserve">Make the claim directly:</w:t>
+        </w:r>
+      </w:ins>
+      <w:ins w:id="479" w:author="PR Preview" w:date="2026-01-01T00:00:00Z">
+        <w:r>
+          <w:t xml:space="preserve"> </w:t>
+        </w:r>
+      </w:ins>
+      <w:ins w:id="480" w:author="PR Preview" w:date="2026-01-01T00:00:00Z">
+        <w:r>
+          <w:t xml:space="preserve">“It is what makes sums over countably infinite partitions valid”</w:t>
+        </w:r>
+      </w:ins>
+      <w:ins w:id="481" w:author="PR Preview" w:date="2026-01-01T00:00:00Z">
+        <w:r>
+          <w:t xml:space="preserve"> </w:t>
+        </w:r>
+      </w:ins>
+      <w:ins w:id="482" w:author="PR Preview" w:date="2026-01-01T00:00:00Z">
+        <w:r>
+          <w:t xml:space="preserve">becomes</w:t>
+        </w:r>
+      </w:ins>
+      <w:ins w:id="483" w:author="PR Preview" w:date="2026-01-01T00:00:00Z">
+        <w:r>
+          <w:t xml:space="preserve"> </w:t>
+        </w:r>
+      </w:ins>
+      <w:ins w:id="484" w:author="PR Preview" w:date="2026-01-01T00:00:00Z">
+        <w:r>
+          <w:t xml:space="preserve">“It makes sums over countably infinite partitions valid”</w:t>
+        </w:r>
+      </w:ins>
+      <w:ins w:id="485" w:author="PR Preview" w:date="2026-01-01T00:00:00Z">
+        <w:r>
           <w:t xml:space="preserve">,</w:t>
         </w:r>
       </w:ins>
-      <w:ins w:id="470" w:author="PR Preview" w:date="2026-01-01T00:00:00Z">
-        <w:r>
-          <w:t xml:space="preserve"> </w:t>
-        </w:r>
-      </w:ins>
-      <w:ins w:id="471" w:author="PR Preview" w:date="2026-01-01T00:00:00Z">
-        <w:r>
-          <w:t xml:space="preserve">“This is what …”</w:t>
-        </w:r>
-      </w:ins>
-      <w:ins w:id="472" w:author="PR Preview" w:date="2026-01-01T00:00:00Z">
-        <w:r>
-          <w:t xml:space="preserve">, and</w:t>
-        </w:r>
-      </w:ins>
-      <w:ins w:id="473" w:author="PR Preview" w:date="2026-01-01T00:00:00Z">
-        <w:r>
-          <w:t xml:space="preserve"> </w:t>
-        </w:r>
-      </w:ins>
-      <w:ins w:id="474" w:author="PR Preview" w:date="2026-01-01T00:00:00Z">
+      <w:ins w:id="486" w:author="PR Preview" w:date="2026-01-01T00:00:00Z">
+        <w:r>
+          <w:t xml:space="preserve"> </w:t>
+        </w:r>
+      </w:ins>
+      <w:ins w:id="487" w:author="PR Preview" w:date="2026-01-01T00:00:00Z">
+        <w:r>
+          <w:t xml:space="preserve">and</w:t>
+        </w:r>
+      </w:ins>
+      <w:ins w:id="488" w:author="PR Preview" w:date="2026-01-01T00:00:00Z">
+        <w:r>
+          <w:t xml:space="preserve"> </w:t>
+        </w:r>
+      </w:ins>
+      <w:ins w:id="489" w:author="PR Preview" w:date="2026-01-01T00:00:00Z">
         <w:r>
           <w:t xml:space="preserve">“What the standing grant removes is the need to ask”</w:t>
         </w:r>
       </w:ins>
-      <w:ins w:id="475" w:author="PR Preview" w:date="2026-01-01T00:00:00Z">
-        <w:r>
-          <w:t xml:space="preserve">.</w:t>
-        </w:r>
-      </w:ins>
-      <w:ins w:id="476" w:author="PR Preview" w:date="2026-01-01T00:00:00Z">
-        <w:r>
-          <w:t xml:space="preserve"> </w:t>
-        </w:r>
-      </w:ins>
-      <w:ins w:id="477" w:author="PR Preview" w:date="2026-01-01T00:00:00Z">
-        <w:r>
-          <w:t xml:space="preserve">The sentence points at its own claim before making it.</w:t>
-        </w:r>
-      </w:ins>
-      <w:ins w:id="478" w:author="PR Preview" w:date="2026-01-01T00:00:00Z">
-        <w:r>
-          <w:t xml:space="preserve"> </w:t>
-        </w:r>
-      </w:ins>
-      <w:ins w:id="479" w:author="PR Preview" w:date="2026-01-01T00:00:00Z">
-        <w:r>
-          <w:t xml:space="preserve">Make the claim directly:</w:t>
-        </w:r>
-      </w:ins>
-      <w:ins w:id="480" w:author="PR Preview" w:date="2026-01-01T00:00:00Z">
-        <w:r>
-          <w:t xml:space="preserve"> </w:t>
-        </w:r>
-      </w:ins>
-      <w:ins w:id="481" w:author="PR Preview" w:date="2026-01-01T00:00:00Z">
-        <w:r>
-          <w:t xml:space="preserve">“It is what makes sums over countably infinite partitions valid”</w:t>
-        </w:r>
-      </w:ins>
-      <w:ins w:id="482" w:author="PR Preview" w:date="2026-01-01T00:00:00Z">
-        <w:r>
-          <w:t xml:space="preserve"> </w:t>
-        </w:r>
-      </w:ins>
-      <w:ins w:id="483" w:author="PR Preview" w:date="2026-01-01T00:00:00Z">
+      <w:ins w:id="490" w:author="PR Preview" w:date="2026-01-01T00:00:00Z">
+        <w:r>
+          <w:t xml:space="preserve"> </w:t>
+        </w:r>
+      </w:ins>
+      <w:ins w:id="491" w:author="PR Preview" w:date="2026-01-01T00:00:00Z">
         <w:r>
           <w:t xml:space="preserve">becomes</w:t>
         </w:r>
       </w:ins>
-      <w:ins w:id="484" w:author="PR Preview" w:date="2026-01-01T00:00:00Z">
-        <w:r>
-          <w:t xml:space="preserve"> </w:t>
-        </w:r>
-      </w:ins>
-      <w:ins w:id="485" w:author="PR Preview" w:date="2026-01-01T00:00:00Z">
-        <w:r>
-          <w:t xml:space="preserve">“It makes sums over countably infinite partitions valid”</w:t>
-        </w:r>
-      </w:ins>
-      <w:ins w:id="486" w:author="PR Preview" w:date="2026-01-01T00:00:00Z">
-        <w:r>
-          <w:t xml:space="preserve">,</w:t>
-        </w:r>
-      </w:ins>
-      <w:ins w:id="487" w:author="PR Preview" w:date="2026-01-01T00:00:00Z">
-        <w:r>
-          <w:t xml:space="preserve"> </w:t>
-        </w:r>
-      </w:ins>
-      <w:ins w:id="488" w:author="PR Preview" w:date="2026-01-01T00:00:00Z">
-        <w:r>
-          <w:t xml:space="preserve">and</w:t>
-        </w:r>
-      </w:ins>
-      <w:ins w:id="489" w:author="PR Preview" w:date="2026-01-01T00:00:00Z">
-        <w:r>
-          <w:t xml:space="preserve"> </w:t>
-        </w:r>
-      </w:ins>
-      <w:ins w:id="490" w:author="PR Preview" w:date="2026-01-01T00:00:00Z">
-        <w:r>
-          <w:t xml:space="preserve">“What the standing grant removes is the need to ask”</w:t>
-        </w:r>
-      </w:ins>
-      <w:ins w:id="491" w:author="PR Preview" w:date="2026-01-01T00:00:00Z">
-        <w:r>
-          <w:t xml:space="preserve"> </w:t>
-        </w:r>
-      </w:ins>
       <w:ins w:id="492" w:author="PR Preview" w:date="2026-01-01T00:00:00Z">
         <w:r>
-          <w:t xml:space="preserve">becomes</w:t>
+          <w:t xml:space="preserve"> </w:t>
         </w:r>
       </w:ins>
       <w:ins w:id="493" w:author="PR Preview" w:date="2026-01-01T00:00:00Z">
         <w:r>
-          <w:t xml:space="preserve"> </w:t>
+          <w:t xml:space="preserve">“The standing grant removes the need to ask”</w:t>
         </w:r>
       </w:ins>
       <w:ins w:id="494" w:author="PR Preview" w:date="2026-01-01T00:00:00Z">
-        <w:r>
-          <w:t xml:space="preserve">“The standing grant removes the need to ask”</w:t>
-        </w:r>
-      </w:ins>
-      <w:ins w:id="495" w:author="PR Preview" w:date="2026-01-01T00:00:00Z">
         <w:r>
           <w:t xml:space="preserve">.</w:t>
         </w:r>
@@ -4236,7 +4236,7 @@
           <w:numId w:val="1006"/>
         </w:numPr>
       </w:pPr>
-      <w:ins w:id="496" w:author="PR Preview" w:date="2026-01-01T00:00:00Z">
+      <w:ins w:id="495" w:author="PR Preview" w:date="2026-01-01T00:00:00Z">
         <w:r>
           <w:rPr>
             <w:b/>
@@ -4245,67 +4245,67 @@
           <w:t xml:space="preserve">The reframe.</w:t>
         </w:r>
       </w:ins>
+      <w:ins w:id="496" w:author="PR Preview" w:date="2026-01-01T00:00:00Z">
+        <w:r>
+          <w:t xml:space="preserve"> </w:t>
+        </w:r>
+      </w:ins>
       <w:ins w:id="497" w:author="PR Preview" w:date="2026-01-01T00:00:00Z">
         <w:r>
-          <w:t xml:space="preserve"> </w:t>
+          <w:t xml:space="preserve">“X isn’t about Y; it’s about Z”</w:t>
         </w:r>
       </w:ins>
       <w:ins w:id="498" w:author="PR Preview" w:date="2026-01-01T00:00:00Z">
         <w:r>
-          <w:t xml:space="preserve">“X isn’t about Y; it’s about Z”</w:t>
+          <w:t xml:space="preserve">,</w:t>
         </w:r>
       </w:ins>
       <w:ins w:id="499" w:author="PR Preview" w:date="2026-01-01T00:00:00Z">
         <w:r>
+          <w:t xml:space="preserve"> </w:t>
+        </w:r>
+      </w:ins>
+      <w:ins w:id="500" w:author="PR Preview" w:date="2026-01-01T00:00:00Z">
+        <w:r>
+          <w:t xml:space="preserve">“The question isn’t X, it’s Y”</w:t>
+        </w:r>
+      </w:ins>
+      <w:ins w:id="501" w:author="PR Preview" w:date="2026-01-01T00:00:00Z">
+        <w:r>
           <w:t xml:space="preserve">,</w:t>
         </w:r>
       </w:ins>
-      <w:ins w:id="500" w:author="PR Preview" w:date="2026-01-01T00:00:00Z">
-        <w:r>
-          <w:t xml:space="preserve"> </w:t>
-        </w:r>
-      </w:ins>
-      <w:ins w:id="501" w:author="PR Preview" w:date="2026-01-01T00:00:00Z">
-        <w:r>
-          <w:t xml:space="preserve">“The question isn’t X, it’s Y”</w:t>
-        </w:r>
-      </w:ins>
       <w:ins w:id="502" w:author="PR Preview" w:date="2026-01-01T00:00:00Z">
         <w:r>
-          <w:t xml:space="preserve">,</w:t>
+          <w:t xml:space="preserve"> </w:t>
         </w:r>
       </w:ins>
       <w:ins w:id="503" w:author="PR Preview" w:date="2026-01-01T00:00:00Z">
         <w:r>
-          <w:t xml:space="preserve"> </w:t>
+          <w:t xml:space="preserve">and</w:t>
         </w:r>
       </w:ins>
       <w:ins w:id="504" w:author="PR Preview" w:date="2026-01-01T00:00:00Z">
         <w:r>
-          <w:t xml:space="preserve">and</w:t>
+          <w:t xml:space="preserve"> </w:t>
         </w:r>
       </w:ins>
       <w:ins w:id="505" w:author="PR Preview" w:date="2026-01-01T00:00:00Z">
         <w:r>
-          <w:t xml:space="preserve"> </w:t>
+          <w:t xml:space="preserve">“not because X, but because Y”</w:t>
         </w:r>
       </w:ins>
       <w:ins w:id="506" w:author="PR Preview" w:date="2026-01-01T00:00:00Z">
         <w:r>
-          <w:t xml:space="preserve">“not because X, but because Y”</w:t>
+          <w:t xml:space="preserve">.</w:t>
         </w:r>
       </w:ins>
       <w:ins w:id="507" w:author="PR Preview" w:date="2026-01-01T00:00:00Z">
         <w:r>
-          <w:t xml:space="preserve">.</w:t>
+          <w:t xml:space="preserve"> </w:t>
         </w:r>
       </w:ins>
       <w:ins w:id="508" w:author="PR Preview" w:date="2026-01-01T00:00:00Z">
-        <w:r>
-          <w:t xml:space="preserve"> </w:t>
-        </w:r>
-      </w:ins>
-      <w:ins w:id="509" w:author="PR Preview" w:date="2026-01-01T00:00:00Z">
         <w:r>
           <w:t xml:space="preserve">Say what X is about.</w:t>
         </w:r>
@@ -4319,7 +4319,7 @@
           <w:numId w:val="1006"/>
         </w:numPr>
       </w:pPr>
-      <w:ins w:id="510" w:author="PR Preview" w:date="2026-01-01T00:00:00Z">
+      <w:ins w:id="509" w:author="PR Preview" w:date="2026-01-01T00:00:00Z">
         <w:r>
           <w:rPr>
             <w:b/>
@@ -4328,22 +4328,22 @@
           <w:t xml:space="preserve">Fragment emphasis.</w:t>
         </w:r>
       </w:ins>
+      <w:ins w:id="510" w:author="PR Preview" w:date="2026-01-01T00:00:00Z">
+        <w:r>
+          <w:t xml:space="preserve"> </w:t>
+        </w:r>
+      </w:ins>
       <w:ins w:id="511" w:author="PR Preview" w:date="2026-01-01T00:00:00Z">
         <w:r>
-          <w:t xml:space="preserve"> </w:t>
+          <w:t xml:space="preserve">“Simple. Fast. Reliable.”</w:t>
         </w:r>
       </w:ins>
       <w:ins w:id="512" w:author="PR Preview" w:date="2026-01-01T00:00:00Z">
         <w:r>
-          <w:t xml:space="preserve">“Simple. Fast. Reliable.”</w:t>
+          <w:t xml:space="preserve"> </w:t>
         </w:r>
       </w:ins>
       <w:ins w:id="513" w:author="PR Preview" w:date="2026-01-01T00:00:00Z">
-        <w:r>
-          <w:t xml:space="preserve"> </w:t>
-        </w:r>
-      </w:ins>
-      <w:ins w:id="514" w:author="PR Preview" w:date="2026-01-01T00:00:00Z">
         <w:r>
           <w:t xml:space="preserve">Write a sentence with a subject and a verb.</w:t>
         </w:r>
@@ -4357,7 +4357,7 @@
           <w:numId w:val="1006"/>
         </w:numPr>
       </w:pPr>
-      <w:ins w:id="515" w:author="PR Preview" w:date="2026-01-01T00:00:00Z">
+      <w:ins w:id="514" w:author="PR Preview" w:date="2026-01-01T00:00:00Z">
         <w:r>
           <w:rPr>
             <w:b/>
@@ -4366,23 +4366,23 @@
           <w:t xml:space="preserve">The editorializing tail.</w:t>
         </w:r>
       </w:ins>
+      <w:ins w:id="515" w:author="PR Preview" w:date="2026-01-01T00:00:00Z">
+        <w:r>
+          <w:t xml:space="preserve"> </w:t>
+        </w:r>
+      </w:ins>
       <w:ins w:id="516" w:author="PR Preview" w:date="2026-01-01T00:00:00Z">
         <w:r>
-          <w:t xml:space="preserve"> </w:t>
+          <w:t xml:space="preserve">A trailing</w:t>
         </w:r>
       </w:ins>
       <w:ins w:id="517" w:author="PR Preview" w:date="2026-01-01T00:00:00Z">
         <w:r>
-          <w:t xml:space="preserve">A trailing</w:t>
-        </w:r>
-      </w:ins>
-      <w:ins w:id="518" w:author="PR Preview" w:date="2026-01-01T00:00:00Z">
-        <w:r>
           <w:t xml:space="preserve"> </w:t>
         </w:r>
       </w:ins>
       <w:hyperlink w:anchor="def-participial-clause">
-        <w:ins w:id="519" w:author="PR Preview" w:date="2026-01-01T00:00:00Z">
+        <w:ins w:id="518" w:author="PR Preview" w:date="2026-01-01T00:00:00Z">
           <w:r>
             <w:rPr>
               <w:rStyle w:val="Hyperlink"/>
@@ -4391,67 +4391,67 @@
           </w:r>
         </w:ins>
       </w:hyperlink>
+      <w:ins w:id="519" w:author="PR Preview" w:date="2026-01-01T00:00:00Z">
+        <w:r>
+          <w:t xml:space="preserve"> </w:t>
+        </w:r>
+      </w:ins>
       <w:ins w:id="520" w:author="PR Preview" w:date="2026-01-01T00:00:00Z">
         <w:r>
-          <w:t xml:space="preserve"> </w:t>
+          <w:t xml:space="preserve">that comments on the sentence:</w:t>
         </w:r>
       </w:ins>
       <w:ins w:id="521" w:author="PR Preview" w:date="2026-01-01T00:00:00Z">
         <w:r>
-          <w:t xml:space="preserve">that comments on the sentence:</w:t>
+          <w:t xml:space="preserve"> </w:t>
         </w:r>
       </w:ins>
       <w:ins w:id="522" w:author="PR Preview" w:date="2026-01-01T00:00:00Z">
         <w:r>
-          <w:t xml:space="preserve"> </w:t>
+          <w:t xml:space="preserve">“, highlighting the importance of …”</w:t>
         </w:r>
       </w:ins>
       <w:ins w:id="523" w:author="PR Preview" w:date="2026-01-01T00:00:00Z">
         <w:r>
-          <w:t xml:space="preserve">“, highlighting the importance of …”</w:t>
+          <w:t xml:space="preserve">,</w:t>
         </w:r>
       </w:ins>
       <w:ins w:id="524" w:author="PR Preview" w:date="2026-01-01T00:00:00Z">
         <w:r>
+          <w:t xml:space="preserve"> </w:t>
+        </w:r>
+      </w:ins>
+      <w:ins w:id="525" w:author="PR Preview" w:date="2026-01-01T00:00:00Z">
+        <w:r>
+          <w:t xml:space="preserve">“, ensuring that …”</w:t>
+        </w:r>
+      </w:ins>
+      <w:ins w:id="526" w:author="PR Preview" w:date="2026-01-01T00:00:00Z">
+        <w:r>
           <w:t xml:space="preserve">,</w:t>
         </w:r>
       </w:ins>
-      <w:ins w:id="525" w:author="PR Preview" w:date="2026-01-01T00:00:00Z">
-        <w:r>
-          <w:t xml:space="preserve"> </w:t>
-        </w:r>
-      </w:ins>
-      <w:ins w:id="526" w:author="PR Preview" w:date="2026-01-01T00:00:00Z">
-        <w:r>
-          <w:t xml:space="preserve">“, ensuring that …”</w:t>
-        </w:r>
-      </w:ins>
       <w:ins w:id="527" w:author="PR Preview" w:date="2026-01-01T00:00:00Z">
         <w:r>
-          <w:t xml:space="preserve">,</w:t>
+          <w:t xml:space="preserve"> </w:t>
         </w:r>
       </w:ins>
       <w:ins w:id="528" w:author="PR Preview" w:date="2026-01-01T00:00:00Z">
         <w:r>
-          <w:t xml:space="preserve"> </w:t>
+          <w:t xml:space="preserve">“, making it ideal for …”</w:t>
         </w:r>
       </w:ins>
       <w:ins w:id="529" w:author="PR Preview" w:date="2026-01-01T00:00:00Z">
         <w:r>
-          <w:t xml:space="preserve">“, making it ideal for …”</w:t>
+          <w:t xml:space="preserve">.</w:t>
         </w:r>
       </w:ins>
       <w:ins w:id="530" w:author="PR Preview" w:date="2026-01-01T00:00:00Z">
         <w:r>
-          <w:t xml:space="preserve">.</w:t>
+          <w:t xml:space="preserve"> </w:t>
         </w:r>
       </w:ins>
       <w:ins w:id="531" w:author="PR Preview" w:date="2026-01-01T00:00:00Z">
-        <w:r>
-          <w:t xml:space="preserve"> </w:t>
-        </w:r>
-      </w:ins>
-      <w:ins w:id="532" w:author="PR Preview" w:date="2026-01-01T00:00:00Z">
         <w:r>
           <w:t xml:space="preserve">End the sentence at its claim.</w:t>
         </w:r>
@@ -4465,7 +4465,7 @@
           <w:numId w:val="1006"/>
         </w:numPr>
       </w:pPr>
-      <w:ins w:id="533" w:author="PR Preview" w:date="2026-01-01T00:00:00Z">
+      <w:ins w:id="532" w:author="PR Preview" w:date="2026-01-01T00:00:00Z">
         <w:r>
           <w:rPr>
             <w:b/>
@@ -4474,7 +4474,7 @@
           <w:t xml:space="preserve">The inflated</w:t>
         </w:r>
       </w:ins>
-      <w:ins w:id="534" w:author="PR Preview" w:date="2026-01-01T00:00:00Z">
+      <w:ins w:id="533" w:author="PR Preview" w:date="2026-01-01T00:00:00Z">
         <w:r>
           <w:rPr>
             <w:b/>
@@ -4484,7 +4484,7 @@
         </w:r>
       </w:ins>
       <w:hyperlink w:anchor="def-copula">
-        <w:ins w:id="535" w:author="PR Preview" w:date="2026-01-01T00:00:00Z">
+        <w:ins w:id="534" w:author="PR Preview" w:date="2026-01-01T00:00:00Z">
           <w:r>
             <w:rPr>
               <w:rStyle w:val="Hyperlink"/>
@@ -4495,7 +4495,7 @@
           </w:r>
         </w:ins>
       </w:hyperlink>
-      <w:ins w:id="536" w:author="PR Preview" w:date="2026-01-01T00:00:00Z">
+      <w:ins w:id="535" w:author="PR Preview" w:date="2026-01-01T00:00:00Z">
         <w:r>
           <w:rPr>
             <w:b/>
@@ -4504,77 +4504,77 @@
           <w:t xml:space="preserve">.</w:t>
         </w:r>
       </w:ins>
+      <w:ins w:id="536" w:author="PR Preview" w:date="2026-01-01T00:00:00Z">
+        <w:r>
+          <w:t xml:space="preserve"> </w:t>
+        </w:r>
+      </w:ins>
       <w:ins w:id="537" w:author="PR Preview" w:date="2026-01-01T00:00:00Z">
         <w:r>
-          <w:t xml:space="preserve"> </w:t>
+          <w:t xml:space="preserve">“Serves as”</w:t>
         </w:r>
       </w:ins>
       <w:ins w:id="538" w:author="PR Preview" w:date="2026-01-01T00:00:00Z">
         <w:r>
-          <w:t xml:space="preserve">“Serves as”</w:t>
+          <w:t xml:space="preserve">,</w:t>
         </w:r>
       </w:ins>
       <w:ins w:id="539" w:author="PR Preview" w:date="2026-01-01T00:00:00Z">
         <w:r>
-          <w:t xml:space="preserve">,</w:t>
+          <w:t xml:space="preserve"> </w:t>
         </w:r>
       </w:ins>
       <w:ins w:id="540" w:author="PR Preview" w:date="2026-01-01T00:00:00Z">
         <w:r>
-          <w:t xml:space="preserve"> </w:t>
+          <w:t xml:space="preserve">“stands as”</w:t>
         </w:r>
       </w:ins>
       <w:ins w:id="541" w:author="PR Preview" w:date="2026-01-01T00:00:00Z">
         <w:r>
-          <w:t xml:space="preserve">“stands as”</w:t>
+          <w:t xml:space="preserve"> </w:t>
         </w:r>
       </w:ins>
       <w:ins w:id="542" w:author="PR Preview" w:date="2026-01-01T00:00:00Z">
         <w:r>
-          <w:t xml:space="preserve"> </w:t>
+          <w:t xml:space="preserve">and</w:t>
         </w:r>
       </w:ins>
       <w:ins w:id="543" w:author="PR Preview" w:date="2026-01-01T00:00:00Z">
         <w:r>
-          <w:t xml:space="preserve">and</w:t>
+          <w:t xml:space="preserve"> </w:t>
         </w:r>
       </w:ins>
       <w:ins w:id="544" w:author="PR Preview" w:date="2026-01-01T00:00:00Z">
         <w:r>
-          <w:t xml:space="preserve"> </w:t>
+          <w:t xml:space="preserve">“acts as”</w:t>
         </w:r>
       </w:ins>
       <w:ins w:id="545" w:author="PR Preview" w:date="2026-01-01T00:00:00Z">
         <w:r>
-          <w:t xml:space="preserve">“acts as”</w:t>
+          <w:t xml:space="preserve"> </w:t>
         </w:r>
       </w:ins>
       <w:ins w:id="546" w:author="PR Preview" w:date="2026-01-01T00:00:00Z">
         <w:r>
-          <w:t xml:space="preserve"> </w:t>
+          <w:t xml:space="preserve">where</w:t>
         </w:r>
       </w:ins>
       <w:ins w:id="547" w:author="PR Preview" w:date="2026-01-01T00:00:00Z">
         <w:r>
-          <w:t xml:space="preserve">where</w:t>
+          <w:t xml:space="preserve"> </w:t>
         </w:r>
       </w:ins>
       <w:ins w:id="548" w:author="PR Preview" w:date="2026-01-01T00:00:00Z">
         <w:r>
-          <w:t xml:space="preserve"> </w:t>
+          <w:t xml:space="preserve">“is”</w:t>
         </w:r>
       </w:ins>
       <w:ins w:id="549" w:author="PR Preview" w:date="2026-01-01T00:00:00Z">
         <w:r>
-          <w:t xml:space="preserve">“is”</w:t>
+          <w:t xml:space="preserve"> </w:t>
         </w:r>
       </w:ins>
       <w:ins w:id="550" w:author="PR Preview" w:date="2026-01-01T00:00:00Z">
-        <w:r>
-          <w:t xml:space="preserve"> </w:t>
-        </w:r>
-      </w:ins>
-      <w:ins w:id="551" w:author="PR Preview" w:date="2026-01-01T00:00:00Z">
         <w:r>
           <w:t xml:space="preserve">says the same.</w:t>
         </w:r>
@@ -4588,7 +4588,7 @@
           <w:numId w:val="1006"/>
         </w:numPr>
       </w:pPr>
-      <w:ins w:id="552" w:author="PR Preview" w:date="2026-01-01T00:00:00Z">
+      <w:ins w:id="551" w:author="PR Preview" w:date="2026-01-01T00:00:00Z">
         <w:r>
           <w:rPr>
             <w:b/>
@@ -4597,32 +4597,32 @@
           <w:t xml:space="preserve">The range frame.</w:t>
         </w:r>
       </w:ins>
+      <w:ins w:id="552" w:author="PR Preview" w:date="2026-01-01T00:00:00Z">
+        <w:r>
+          <w:t xml:space="preserve"> </w:t>
+        </w:r>
+      </w:ins>
       <w:ins w:id="553" w:author="PR Preview" w:date="2026-01-01T00:00:00Z">
         <w:r>
-          <w:t xml:space="preserve"> </w:t>
+          <w:t xml:space="preserve">“From X to Y”</w:t>
         </w:r>
       </w:ins>
       <w:ins w:id="554" w:author="PR Preview" w:date="2026-01-01T00:00:00Z">
         <w:r>
-          <w:t xml:space="preserve">“From X to Y”</w:t>
+          <w:t xml:space="preserve"> </w:t>
         </w:r>
       </w:ins>
       <w:ins w:id="555" w:author="PR Preview" w:date="2026-01-01T00:00:00Z">
         <w:r>
-          <w:t xml:space="preserve"> </w:t>
+          <w:t xml:space="preserve">listing two extremes</w:t>
         </w:r>
       </w:ins>
       <w:ins w:id="556" w:author="PR Preview" w:date="2026-01-01T00:00:00Z">
         <w:r>
-          <w:t xml:space="preserve">listing two extremes</w:t>
+          <w:t xml:space="preserve"> </w:t>
         </w:r>
       </w:ins>
       <w:ins w:id="557" w:author="PR Preview" w:date="2026-01-01T00:00:00Z">
-        <w:r>
-          <w:t xml:space="preserve"> </w:t>
-        </w:r>
-      </w:ins>
-      <w:ins w:id="558" w:author="PR Preview" w:date="2026-01-01T00:00:00Z">
         <w:r>
           <w:t xml:space="preserve">instead of naming the scope.</w:t>
         </w:r>
@@ -4636,7 +4636,7 @@
           <w:numId w:val="1006"/>
         </w:numPr>
       </w:pPr>
-      <w:ins w:id="559" w:author="PR Preview" w:date="2026-01-01T00:00:00Z">
+      <w:ins w:id="558" w:author="PR Preview" w:date="2026-01-01T00:00:00Z">
         <w:r>
           <w:rPr>
             <w:b/>
@@ -4645,27 +4645,27 @@
           <w:t xml:space="preserve">The audience frame.</w:t>
         </w:r>
       </w:ins>
+      <w:ins w:id="559" w:author="PR Preview" w:date="2026-01-01T00:00:00Z">
+        <w:r>
+          <w:t xml:space="preserve"> </w:t>
+        </w:r>
+      </w:ins>
       <w:ins w:id="560" w:author="PR Preview" w:date="2026-01-01T00:00:00Z">
         <w:r>
-          <w:t xml:space="preserve"> </w:t>
+          <w:t xml:space="preserve">“Whether you’re a student or a researcher, …”</w:t>
         </w:r>
       </w:ins>
       <w:ins w:id="561" w:author="PR Preview" w:date="2026-01-01T00:00:00Z">
         <w:r>
-          <w:t xml:space="preserve">“Whether you’re a student or a researcher, …”</w:t>
+          <w:t xml:space="preserve">.</w:t>
         </w:r>
       </w:ins>
       <w:ins w:id="562" w:author="PR Preview" w:date="2026-01-01T00:00:00Z">
         <w:r>
-          <w:t xml:space="preserve">.</w:t>
+          <w:t xml:space="preserve"> </w:t>
         </w:r>
       </w:ins>
       <w:ins w:id="563" w:author="PR Preview" w:date="2026-01-01T00:00:00Z">
-        <w:r>
-          <w:t xml:space="preserve"> </w:t>
-        </w:r>
-      </w:ins>
-      <w:ins w:id="564" w:author="PR Preview" w:date="2026-01-01T00:00:00Z">
         <w:r>
           <w:t xml:space="preserve">Drop it.</w:t>
         </w:r>
@@ -4679,7 +4679,7 @@
           <w:numId w:val="1006"/>
         </w:numPr>
       </w:pPr>
-      <w:ins w:id="565" w:author="PR Preview" w:date="2026-01-01T00:00:00Z">
+      <w:ins w:id="564" w:author="PR Preview" w:date="2026-01-01T00:00:00Z">
         <w:r>
           <w:rPr>
             <w:b/>
@@ -4688,32 +4688,32 @@
           <w:t xml:space="preserve">The restatement.</w:t>
         </w:r>
       </w:ins>
+      <w:ins w:id="565" w:author="PR Preview" w:date="2026-01-01T00:00:00Z">
+        <w:r>
+          <w:t xml:space="preserve"> </w:t>
+        </w:r>
+      </w:ins>
       <w:ins w:id="566" w:author="PR Preview" w:date="2026-01-01T00:00:00Z">
         <w:r>
-          <w:t xml:space="preserve"> </w:t>
+          <w:t xml:space="preserve">“In other words, …”</w:t>
         </w:r>
       </w:ins>
       <w:ins w:id="567" w:author="PR Preview" w:date="2026-01-01T00:00:00Z">
         <w:r>
-          <w:t xml:space="preserve">“In other words, …”</w:t>
+          <w:t xml:space="preserve"> </w:t>
         </w:r>
       </w:ins>
       <w:ins w:id="568" w:author="PR Preview" w:date="2026-01-01T00:00:00Z">
         <w:r>
-          <w:t xml:space="preserve"> </w:t>
+          <w:t xml:space="preserve">repeating the previous sentence.</w:t>
         </w:r>
       </w:ins>
       <w:ins w:id="569" w:author="PR Preview" w:date="2026-01-01T00:00:00Z">
         <w:r>
-          <w:t xml:space="preserve">repeating the previous sentence.</w:t>
+          <w:t xml:space="preserve"> </w:t>
         </w:r>
       </w:ins>
       <w:ins w:id="570" w:author="PR Preview" w:date="2026-01-01T00:00:00Z">
-        <w:r>
-          <w:t xml:space="preserve"> </w:t>
-        </w:r>
-      </w:ins>
-      <w:ins w:id="571" w:author="PR Preview" w:date="2026-01-01T00:00:00Z">
         <w:r>
           <w:t xml:space="preserve">Keep the clearer of the two.</w:t>
         </w:r>
@@ -4727,7 +4727,7 @@
           <w:numId w:val="1006"/>
         </w:numPr>
       </w:pPr>
-      <w:ins w:id="572" w:author="PR Preview" w:date="2026-01-01T00:00:00Z">
+      <w:ins w:id="571" w:author="PR Preview" w:date="2026-01-01T00:00:00Z">
         <w:r>
           <w:rPr>
             <w:b/>
@@ -4736,7 +4736,7 @@
           <w:t xml:space="preserve">The closing</w:t>
         </w:r>
       </w:ins>
-      <w:ins w:id="573" w:author="PR Preview" w:date="2026-01-01T00:00:00Z">
+      <w:ins w:id="572" w:author="PR Preview" w:date="2026-01-01T00:00:00Z">
         <w:r>
           <w:rPr>
             <w:b/>
@@ -4746,7 +4746,7 @@
         </w:r>
       </w:ins>
       <w:hyperlink w:anchor="def-aphorism">
-        <w:ins w:id="574" w:author="PR Preview" w:date="2026-01-01T00:00:00Z">
+        <w:ins w:id="573" w:author="PR Preview" w:date="2026-01-01T00:00:00Z">
           <w:r>
             <w:rPr>
               <w:rStyle w:val="Hyperlink"/>
@@ -4757,7 +4757,7 @@
           </w:r>
         </w:ins>
       </w:hyperlink>
-      <w:ins w:id="575" w:author="PR Preview" w:date="2026-01-01T00:00:00Z">
+      <w:ins w:id="574" w:author="PR Preview" w:date="2026-01-01T00:00:00Z">
         <w:r>
           <w:rPr>
             <w:b/>
@@ -4766,62 +4766,62 @@
           <w:t xml:space="preserve">.</w:t>
         </w:r>
       </w:ins>
+      <w:ins w:id="575" w:author="PR Preview" w:date="2026-01-01T00:00:00Z">
+        <w:r>
+          <w:t xml:space="preserve"> </w:t>
+        </w:r>
+      </w:ins>
       <w:ins w:id="576" w:author="PR Preview" w:date="2026-01-01T00:00:00Z">
         <w:r>
-          <w:t xml:space="preserve"> </w:t>
+          <w:t xml:space="preserve">A one-line verdict at the end of a paragraph:</w:t>
         </w:r>
       </w:ins>
       <w:ins w:id="577" w:author="PR Preview" w:date="2026-01-01T00:00:00Z">
         <w:r>
-          <w:t xml:space="preserve">A one-line verdict at the end of a paragraph:</w:t>
+          <w:t xml:space="preserve"> </w:t>
         </w:r>
       </w:ins>
       <w:ins w:id="578" w:author="PR Preview" w:date="2026-01-01T00:00:00Z">
         <w:r>
-          <w:t xml:space="preserve"> </w:t>
+          <w:t xml:space="preserve">“And that’s the point.”</w:t>
         </w:r>
       </w:ins>
       <w:ins w:id="579" w:author="PR Preview" w:date="2026-01-01T00:00:00Z">
         <w:r>
-          <w:t xml:space="preserve">“And that’s the point.”</w:t>
+          <w:t xml:space="preserve">,</w:t>
         </w:r>
       </w:ins>
       <w:ins w:id="580" w:author="PR Preview" w:date="2026-01-01T00:00:00Z">
         <w:r>
+          <w:t xml:space="preserve"> </w:t>
+        </w:r>
+      </w:ins>
+      <w:ins w:id="581" w:author="PR Preview" w:date="2026-01-01T00:00:00Z">
+        <w:r>
+          <w:t xml:space="preserve">“Simple as that.”</w:t>
+        </w:r>
+      </w:ins>
+      <w:ins w:id="582" w:author="PR Preview" w:date="2026-01-01T00:00:00Z">
+        <w:r>
           <w:t xml:space="preserve">,</w:t>
         </w:r>
       </w:ins>
-      <w:ins w:id="581" w:author="PR Preview" w:date="2026-01-01T00:00:00Z">
-        <w:r>
-          <w:t xml:space="preserve"> </w:t>
-        </w:r>
-      </w:ins>
-      <w:ins w:id="582" w:author="PR Preview" w:date="2026-01-01T00:00:00Z">
-        <w:r>
-          <w:t xml:space="preserve">“Simple as that.”</w:t>
-        </w:r>
-      </w:ins>
       <w:ins w:id="583" w:author="PR Preview" w:date="2026-01-01T00:00:00Z">
         <w:r>
-          <w:t xml:space="preserve">,</w:t>
+          <w:t xml:space="preserve"> </w:t>
         </w:r>
       </w:ins>
       <w:ins w:id="584" w:author="PR Preview" w:date="2026-01-01T00:00:00Z">
         <w:r>
-          <w:t xml:space="preserve"> </w:t>
+          <w:t xml:space="preserve">“… has not yet stated a problem.”</w:t>
         </w:r>
       </w:ins>
       <w:ins w:id="585" w:author="PR Preview" w:date="2026-01-01T00:00:00Z">
         <w:r>
-          <w:t xml:space="preserve">“… has not yet stated a problem.”</w:t>
+          <w:t xml:space="preserve"> </w:t>
         </w:r>
       </w:ins>
       <w:ins w:id="586" w:author="PR Preview" w:date="2026-01-01T00:00:00Z">
-        <w:r>
-          <w:t xml:space="preserve"> </w:t>
-        </w:r>
-      </w:ins>
-      <w:ins w:id="587" w:author="PR Preview" w:date="2026-01-01T00:00:00Z">
         <w:r>
           <w:t xml:space="preserve">End on the last piece of content.</w:t>
         </w:r>
@@ -4835,7 +4835,7 @@
           <w:numId w:val="1006"/>
         </w:numPr>
       </w:pPr>
-      <w:ins w:id="588" w:author="PR Preview" w:date="2026-01-01T00:00:00Z">
+      <w:ins w:id="587" w:author="PR Preview" w:date="2026-01-01T00:00:00Z">
         <w:r>
           <w:rPr>
             <w:b/>
@@ -4844,97 +4844,97 @@
           <w:t xml:space="preserve">Sincerity intensifiers.</w:t>
         </w:r>
       </w:ins>
+      <w:ins w:id="588" w:author="PR Preview" w:date="2026-01-01T00:00:00Z">
+        <w:r>
+          <w:t xml:space="preserve"> </w:t>
+        </w:r>
+      </w:ins>
       <w:ins w:id="589" w:author="PR Preview" w:date="2026-01-01T00:00:00Z">
         <w:r>
-          <w:t xml:space="preserve"> </w:t>
+          <w:t xml:space="preserve">“Genuinely”</w:t>
         </w:r>
       </w:ins>
       <w:ins w:id="590" w:author="PR Preview" w:date="2026-01-01T00:00:00Z">
         <w:r>
-          <w:t xml:space="preserve">“Genuinely”</w:t>
+          <w:t xml:space="preserve">,</w:t>
         </w:r>
       </w:ins>
       <w:ins w:id="591" w:author="PR Preview" w:date="2026-01-01T00:00:00Z">
         <w:r>
+          <w:t xml:space="preserve"> </w:t>
+        </w:r>
+      </w:ins>
+      <w:ins w:id="592" w:author="PR Preview" w:date="2026-01-01T00:00:00Z">
+        <w:r>
+          <w:t xml:space="preserve">“truly”</w:t>
+        </w:r>
+      </w:ins>
+      <w:ins w:id="593" w:author="PR Preview" w:date="2026-01-01T00:00:00Z">
+        <w:r>
           <w:t xml:space="preserve">,</w:t>
         </w:r>
       </w:ins>
-      <w:ins w:id="592" w:author="PR Preview" w:date="2026-01-01T00:00:00Z">
-        <w:r>
-          <w:t xml:space="preserve"> </w:t>
-        </w:r>
-      </w:ins>
-      <w:ins w:id="593" w:author="PR Preview" w:date="2026-01-01T00:00:00Z">
-        <w:r>
-          <w:t xml:space="preserve">“truly”</w:t>
-        </w:r>
-      </w:ins>
       <w:ins w:id="594" w:author="PR Preview" w:date="2026-01-01T00:00:00Z">
         <w:r>
+          <w:t xml:space="preserve"> </w:t>
+        </w:r>
+      </w:ins>
+      <w:ins w:id="595" w:author="PR Preview" w:date="2026-01-01T00:00:00Z">
+        <w:r>
+          <w:t xml:space="preserve">“actually”</w:t>
+        </w:r>
+      </w:ins>
+      <w:ins w:id="596" w:author="PR Preview" w:date="2026-01-01T00:00:00Z">
+        <w:r>
           <w:t xml:space="preserve">,</w:t>
         </w:r>
       </w:ins>
-      <w:ins w:id="595" w:author="PR Preview" w:date="2026-01-01T00:00:00Z">
-        <w:r>
-          <w:t xml:space="preserve"> </w:t>
-        </w:r>
-      </w:ins>
-      <w:ins w:id="596" w:author="PR Preview" w:date="2026-01-01T00:00:00Z">
-        <w:r>
-          <w:t xml:space="preserve">“actually”</w:t>
-        </w:r>
-      </w:ins>
       <w:ins w:id="597" w:author="PR Preview" w:date="2026-01-01T00:00:00Z">
         <w:r>
-          <w:t xml:space="preserve">,</w:t>
+          <w:t xml:space="preserve"> </w:t>
         </w:r>
       </w:ins>
       <w:ins w:id="598" w:author="PR Preview" w:date="2026-01-01T00:00:00Z">
         <w:r>
-          <w:t xml:space="preserve"> </w:t>
+          <w:t xml:space="preserve">“really”</w:t>
         </w:r>
       </w:ins>
       <w:ins w:id="599" w:author="PR Preview" w:date="2026-01-01T00:00:00Z">
         <w:r>
-          <w:t xml:space="preserve">“really”</w:t>
+          <w:t xml:space="preserve"> </w:t>
         </w:r>
       </w:ins>
       <w:ins w:id="600" w:author="PR Preview" w:date="2026-01-01T00:00:00Z">
         <w:r>
-          <w:t xml:space="preserve"> </w:t>
+          <w:t xml:space="preserve">and</w:t>
         </w:r>
       </w:ins>
       <w:ins w:id="601" w:author="PR Preview" w:date="2026-01-01T00:00:00Z">
         <w:r>
-          <w:t xml:space="preserve">and</w:t>
+          <w:t xml:space="preserve"> </w:t>
         </w:r>
       </w:ins>
       <w:ins w:id="602" w:author="PR Preview" w:date="2026-01-01T00:00:00Z">
         <w:r>
-          <w:t xml:space="preserve"> </w:t>
+          <w:t xml:space="preserve">“crucially”</w:t>
         </w:r>
       </w:ins>
       <w:ins w:id="603" w:author="PR Preview" w:date="2026-01-01T00:00:00Z">
         <w:r>
-          <w:t xml:space="preserve">“crucially”</w:t>
+          <w:t xml:space="preserve"> </w:t>
         </w:r>
       </w:ins>
       <w:ins w:id="604" w:author="PR Preview" w:date="2026-01-01T00:00:00Z">
         <w:r>
-          <w:t xml:space="preserve"> </w:t>
+          <w:t xml:space="preserve">used to sound earnest.</w:t>
         </w:r>
       </w:ins>
       <w:ins w:id="605" w:author="PR Preview" w:date="2026-01-01T00:00:00Z">
         <w:r>
-          <w:t xml:space="preserve">used to sound earnest.</w:t>
+          <w:t xml:space="preserve"> </w:t>
         </w:r>
       </w:ins>
       <w:ins w:id="606" w:author="PR Preview" w:date="2026-01-01T00:00:00Z">
-        <w:r>
-          <w:t xml:space="preserve"> </w:t>
-        </w:r>
-      </w:ins>
-      <w:ins w:id="607" w:author="PR Preview" w:date="2026-01-01T00:00:00Z">
         <w:r>
           <w:t xml:space="preserve">Cut them.</w:t>
         </w:r>
@@ -4948,7 +4948,7 @@
           <w:numId w:val="1006"/>
         </w:numPr>
       </w:pPr>
-      <w:ins w:id="608" w:author="PR Preview" w:date="2026-01-01T00:00:00Z">
+      <w:ins w:id="607" w:author="PR Preview" w:date="2026-01-01T00:00:00Z">
         <w:r>
           <w:rPr>
             <w:b/>
@@ -4957,67 +4957,67 @@
           <w:t xml:space="preserve">Chained connectors.</w:t>
         </w:r>
       </w:ins>
+      <w:ins w:id="608" w:author="PR Preview" w:date="2026-01-01T00:00:00Z">
+        <w:r>
+          <w:t xml:space="preserve"> </w:t>
+        </w:r>
+      </w:ins>
       <w:ins w:id="609" w:author="PR Preview" w:date="2026-01-01T00:00:00Z">
         <w:r>
-          <w:t xml:space="preserve"> </w:t>
+          <w:t xml:space="preserve">“Furthermore”</w:t>
         </w:r>
       </w:ins>
       <w:ins w:id="610" w:author="PR Preview" w:date="2026-01-01T00:00:00Z">
         <w:r>
-          <w:t xml:space="preserve">“Furthermore”</w:t>
+          <w:t xml:space="preserve">,</w:t>
         </w:r>
       </w:ins>
       <w:ins w:id="611" w:author="PR Preview" w:date="2026-01-01T00:00:00Z">
         <w:r>
-          <w:t xml:space="preserve">,</w:t>
+          <w:t xml:space="preserve"> </w:t>
         </w:r>
       </w:ins>
       <w:ins w:id="612" w:author="PR Preview" w:date="2026-01-01T00:00:00Z">
         <w:r>
-          <w:t xml:space="preserve"> </w:t>
+          <w:t xml:space="preserve">“Moreover”</w:t>
         </w:r>
       </w:ins>
       <w:ins w:id="613" w:author="PR Preview" w:date="2026-01-01T00:00:00Z">
         <w:r>
-          <w:t xml:space="preserve">“Moreover”</w:t>
+          <w:t xml:space="preserve"> </w:t>
         </w:r>
       </w:ins>
       <w:ins w:id="614" w:author="PR Preview" w:date="2026-01-01T00:00:00Z">
         <w:r>
-          <w:t xml:space="preserve"> </w:t>
+          <w:t xml:space="preserve">and</w:t>
         </w:r>
       </w:ins>
       <w:ins w:id="615" w:author="PR Preview" w:date="2026-01-01T00:00:00Z">
         <w:r>
-          <w:t xml:space="preserve">and</w:t>
+          <w:t xml:space="preserve"> </w:t>
         </w:r>
       </w:ins>
       <w:ins w:id="616" w:author="PR Preview" w:date="2026-01-01T00:00:00Z">
         <w:r>
-          <w:t xml:space="preserve"> </w:t>
+          <w:t xml:space="preserve">“Additionally”</w:t>
         </w:r>
       </w:ins>
       <w:ins w:id="617" w:author="PR Preview" w:date="2026-01-01T00:00:00Z">
         <w:r>
-          <w:t xml:space="preserve">“Additionally”</w:t>
+          <w:t xml:space="preserve"> </w:t>
         </w:r>
       </w:ins>
       <w:ins w:id="618" w:author="PR Preview" w:date="2026-01-01T00:00:00Z">
         <w:r>
-          <w:t xml:space="preserve"> </w:t>
+          <w:t xml:space="preserve">opening consecutive sentences.</w:t>
         </w:r>
       </w:ins>
       <w:ins w:id="619" w:author="PR Preview" w:date="2026-01-01T00:00:00Z">
         <w:r>
-          <w:t xml:space="preserve">opening consecutive sentences.</w:t>
+          <w:t xml:space="preserve"> </w:t>
         </w:r>
       </w:ins>
       <w:ins w:id="620" w:author="PR Preview" w:date="2026-01-01T00:00:00Z">
-        <w:r>
-          <w:t xml:space="preserve"> </w:t>
-        </w:r>
-      </w:ins>
-      <w:ins w:id="621" w:author="PR Preview" w:date="2026-01-01T00:00:00Z">
         <w:r>
           <w:t xml:space="preserve">Most can go; the order already signals addition.</w:t>
         </w:r>
@@ -5031,7 +5031,7 @@
           <w:numId w:val="1006"/>
         </w:numPr>
       </w:pPr>
-      <w:ins w:id="622" w:author="PR Preview" w:date="2026-01-01T00:00:00Z">
+      <w:ins w:id="621" w:author="PR Preview" w:date="2026-01-01T00:00:00Z">
         <w:r>
           <w:rPr>
             <w:b/>
@@ -5040,92 +5040,92 @@
           <w:t xml:space="preserve">Assistant chatter.</w:t>
         </w:r>
       </w:ins>
+      <w:ins w:id="622" w:author="PR Preview" w:date="2026-01-01T00:00:00Z">
+        <w:r>
+          <w:t xml:space="preserve"> </w:t>
+        </w:r>
+      </w:ins>
       <w:ins w:id="623" w:author="PR Preview" w:date="2026-01-01T00:00:00Z">
         <w:r>
-          <w:t xml:space="preserve"> </w:t>
+          <w:t xml:space="preserve">“Let’s dive in”</w:t>
         </w:r>
       </w:ins>
       <w:ins w:id="624" w:author="PR Preview" w:date="2026-01-01T00:00:00Z">
         <w:r>
-          <w:t xml:space="preserve">“Let’s dive in”</w:t>
+          <w:t xml:space="preserve">,</w:t>
         </w:r>
       </w:ins>
       <w:ins w:id="625" w:author="PR Preview" w:date="2026-01-01T00:00:00Z">
         <w:r>
+          <w:t xml:space="preserve"> </w:t>
+        </w:r>
+      </w:ins>
+      <w:ins w:id="626" w:author="PR Preview" w:date="2026-01-01T00:00:00Z">
+        <w:r>
+          <w:t xml:space="preserve">“Let’s unpack this”</w:t>
+        </w:r>
+      </w:ins>
+      <w:ins w:id="627" w:author="PR Preview" w:date="2026-01-01T00:00:00Z">
+        <w:r>
           <w:t xml:space="preserve">,</w:t>
         </w:r>
       </w:ins>
-      <w:ins w:id="626" w:author="PR Preview" w:date="2026-01-01T00:00:00Z">
-        <w:r>
-          <w:t xml:space="preserve"> </w:t>
-        </w:r>
-      </w:ins>
-      <w:ins w:id="627" w:author="PR Preview" w:date="2026-01-01T00:00:00Z">
-        <w:r>
-          <w:t xml:space="preserve">“Let’s unpack this”</w:t>
-        </w:r>
-      </w:ins>
       <w:ins w:id="628" w:author="PR Preview" w:date="2026-01-01T00:00:00Z">
         <w:r>
-          <w:t xml:space="preserve">,</w:t>
+          <w:t xml:space="preserve"> </w:t>
         </w:r>
       </w:ins>
       <w:ins w:id="629" w:author="PR Preview" w:date="2026-01-01T00:00:00Z">
         <w:r>
-          <w:t xml:space="preserve"> </w:t>
+          <w:t xml:space="preserve">“Great question”</w:t>
         </w:r>
       </w:ins>
       <w:ins w:id="630" w:author="PR Preview" w:date="2026-01-01T00:00:00Z">
         <w:r>
-          <w:t xml:space="preserve">“Great question”</w:t>
+          <w:t xml:space="preserve"> </w:t>
         </w:r>
       </w:ins>
       <w:ins w:id="631" w:author="PR Preview" w:date="2026-01-01T00:00:00Z">
         <w:r>
-          <w:t xml:space="preserve"> </w:t>
+          <w:t xml:space="preserve">and</w:t>
         </w:r>
       </w:ins>
       <w:ins w:id="632" w:author="PR Preview" w:date="2026-01-01T00:00:00Z">
         <w:r>
-          <w:t xml:space="preserve">and</w:t>
+          <w:t xml:space="preserve"> </w:t>
         </w:r>
       </w:ins>
       <w:ins w:id="633" w:author="PR Preview" w:date="2026-01-01T00:00:00Z">
         <w:r>
-          <w:t xml:space="preserve"> </w:t>
+          <w:t xml:space="preserve">“I hope this helps”</w:t>
         </w:r>
       </w:ins>
       <w:ins w:id="634" w:author="PR Preview" w:date="2026-01-01T00:00:00Z">
         <w:r>
-          <w:t xml:space="preserve">“I hope this helps”</w:t>
+          <w:t xml:space="preserve"> </w:t>
         </w:r>
       </w:ins>
       <w:ins w:id="635" w:author="PR Preview" w:date="2026-01-01T00:00:00Z">
         <w:r>
-          <w:t xml:space="preserve"> </w:t>
-        </w:r>
-      </w:ins>
+          <w:t xml:space="preserve">belong in a chat window, not a document.</w:t>
+        </w:r>
+      </w:ins>
+    </w:p>
+    <w:p>
+      <w:pPr>
+        <w:pStyle w:val="FirstParagraph"/>
+      </w:pPr>
       <w:ins w:id="636" w:author="PR Preview" w:date="2026-01-01T00:00:00Z">
         <w:r>
-          <w:t xml:space="preserve">belong in a chat window, not a document.</w:t>
-        </w:r>
-      </w:ins>
-    </w:p>
-    <w:p>
-      <w:pPr>
-        <w:pStyle w:val="FirstParagraph"/>
-      </w:pPr>
+          <w:t xml:space="preserve">Four more habits blur the referent or delay the claim.</w:t>
+        </w:r>
+      </w:ins>
       <w:ins w:id="637" w:author="PR Preview" w:date="2026-01-01T00:00:00Z">
         <w:r>
-          <w:t xml:space="preserve">Four more habits blur the referent or delay the claim.</w:t>
+          <w:t xml:space="preserve"> </w:t>
         </w:r>
       </w:ins>
       <w:ins w:id="638" w:author="PR Preview" w:date="2026-01-01T00:00:00Z">
-        <w:r>
-          <w:t xml:space="preserve"> </w:t>
-        </w:r>
-      </w:ins>
-      <w:ins w:id="639" w:author="PR Preview" w:date="2026-01-01T00:00:00Z">
         <w:r>
           <w:t xml:space="preserve">Other chapters cover each:</w:t>
         </w:r>
@@ -5139,23 +5139,23 @@
           <w:numId w:val="1007"/>
         </w:numPr>
       </w:pPr>
+      <w:ins w:id="639" w:author="PR Preview" w:date="2026-01-01T00:00:00Z">
+        <w:r>
+          <w:t xml:space="preserve">a demonstrative standing in for its referent</w:t>
+        </w:r>
+      </w:ins>
       <w:ins w:id="640" w:author="PR Preview" w:date="2026-01-01T00:00:00Z">
         <w:r>
-          <w:t xml:space="preserve">a demonstrative standing in for its referent</w:t>
+          <w:t xml:space="preserve"> </w:t>
         </w:r>
       </w:ins>
       <w:ins w:id="641" w:author="PR Preview" w:date="2026-01-01T00:00:00Z">
         <w:r>
-          <w:t xml:space="preserve"> </w:t>
-        </w:r>
-      </w:ins>
-      <w:ins w:id="642" w:author="PR Preview" w:date="2026-01-01T00:00:00Z">
-        <w:r>
           <w:t xml:space="preserve">(</w:t>
         </w:r>
       </w:ins>
       <w:hyperlink r:id="rId31">
-        <w:ins w:id="643" w:author="PR Preview" w:date="2026-01-01T00:00:00Z">
+        <w:ins w:id="642" w:author="PR Preview" w:date="2026-01-01T00:00:00Z">
           <w:r>
             <w:rPr>
               <w:rStyle w:val="Hyperlink"/>
@@ -5164,7 +5164,7 @@
           </w:r>
         </w:ins>
       </w:hyperlink>
-      <w:ins w:id="644" w:author="PR Preview" w:date="2026-01-01T00:00:00Z">
+      <w:ins w:id="643" w:author="PR Preview" w:date="2026-01-01T00:00:00Z">
         <w:r>
           <w:t xml:space="preserve">);</w:t>
         </w:r>
@@ -5178,33 +5178,33 @@
           <w:numId w:val="1007"/>
         </w:numPr>
       </w:pPr>
+      <w:ins w:id="644" w:author="PR Preview" w:date="2026-01-01T00:00:00Z">
+        <w:r>
+          <w:t xml:space="preserve">the word</w:t>
+        </w:r>
+      </w:ins>
       <w:ins w:id="645" w:author="PR Preview" w:date="2026-01-01T00:00:00Z">
         <w:r>
-          <w:t xml:space="preserve">the word</w:t>
+          <w:t xml:space="preserve"> </w:t>
         </w:r>
       </w:ins>
       <w:ins w:id="646" w:author="PR Preview" w:date="2026-01-01T00:00:00Z">
         <w:r>
-          <w:t xml:space="preserve"> </w:t>
+          <w:t xml:space="preserve">“thing”</w:t>
         </w:r>
       </w:ins>
       <w:ins w:id="647" w:author="PR Preview" w:date="2026-01-01T00:00:00Z">
         <w:r>
-          <w:t xml:space="preserve">“thing”</w:t>
+          <w:t xml:space="preserve"> </w:t>
         </w:r>
       </w:ins>
       <w:ins w:id="648" w:author="PR Preview" w:date="2026-01-01T00:00:00Z">
         <w:r>
-          <w:t xml:space="preserve"> </w:t>
-        </w:r>
-      </w:ins>
-      <w:ins w:id="649" w:author="PR Preview" w:date="2026-01-01T00:00:00Z">
-        <w:r>
           <w:t xml:space="preserve">(</w:t>
         </w:r>
       </w:ins>
       <w:hyperlink r:id="rId32">
-        <w:ins w:id="650" w:author="PR Preview" w:date="2026-01-01T00:00:00Z">
+        <w:ins w:id="649" w:author="PR Preview" w:date="2026-01-01T00:00:00Z">
           <w:r>
             <w:rPr>
               <w:rStyle w:val="Hyperlink"/>
@@ -5213,7 +5213,7 @@
           </w:r>
         </w:ins>
       </w:hyperlink>
-      <w:ins w:id="651" w:author="PR Preview" w:date="2026-01-01T00:00:00Z">
+      <w:ins w:id="650" w:author="PR Preview" w:date="2026-01-01T00:00:00Z">
         <w:r>
           <w:t xml:space="preserve">);</w:t>
         </w:r>
@@ -5227,23 +5227,23 @@
           <w:numId w:val="1007"/>
         </w:numPr>
       </w:pPr>
+      <w:ins w:id="651" w:author="PR Preview" w:date="2026-01-01T00:00:00Z">
+        <w:r>
+          <w:t xml:space="preserve">a dependent clause opening a sentence</w:t>
+        </w:r>
+      </w:ins>
       <w:ins w:id="652" w:author="PR Preview" w:date="2026-01-01T00:00:00Z">
         <w:r>
-          <w:t xml:space="preserve">a dependent clause opening a sentence</w:t>
+          <w:t xml:space="preserve"> </w:t>
         </w:r>
       </w:ins>
       <w:ins w:id="653" w:author="PR Preview" w:date="2026-01-01T00:00:00Z">
         <w:r>
-          <w:t xml:space="preserve"> </w:t>
-        </w:r>
-      </w:ins>
-      <w:ins w:id="654" w:author="PR Preview" w:date="2026-01-01T00:00:00Z">
-        <w:r>
           <w:t xml:space="preserve">(</w:t>
         </w:r>
       </w:ins>
       <w:hyperlink r:id="rId33">
-        <w:ins w:id="655" w:author="PR Preview" w:date="2026-01-01T00:00:00Z">
+        <w:ins w:id="654" w:author="PR Preview" w:date="2026-01-01T00:00:00Z">
           <w:r>
             <w:rPr>
               <w:rStyle w:val="Hyperlink"/>
@@ -5252,7 +5252,7 @@
           </w:r>
         </w:ins>
       </w:hyperlink>
-      <w:ins w:id="656" w:author="PR Preview" w:date="2026-01-01T00:00:00Z">
+      <w:ins w:id="655" w:author="PR Preview" w:date="2026-01-01T00:00:00Z">
         <w:r>
           <w:t xml:space="preserve">);</w:t>
         </w:r>
@@ -5266,23 +5266,23 @@
           <w:numId w:val="1007"/>
         </w:numPr>
       </w:pPr>
+      <w:ins w:id="656" w:author="PR Preview" w:date="2026-01-01T00:00:00Z">
+        <w:r>
+          <w:t xml:space="preserve">informal idioms</w:t>
+        </w:r>
+      </w:ins>
       <w:ins w:id="657" w:author="PR Preview" w:date="2026-01-01T00:00:00Z">
         <w:r>
-          <w:t xml:space="preserve">informal idioms</w:t>
+          <w:t xml:space="preserve"> </w:t>
         </w:r>
       </w:ins>
       <w:ins w:id="658" w:author="PR Preview" w:date="2026-01-01T00:00:00Z">
         <w:r>
-          <w:t xml:space="preserve"> </w:t>
-        </w:r>
-      </w:ins>
-      <w:ins w:id="659" w:author="PR Preview" w:date="2026-01-01T00:00:00Z">
-        <w:r>
           <w:t xml:space="preserve">(</w:t>
         </w:r>
       </w:ins>
       <w:hyperlink r:id="rId34">
-        <w:ins w:id="660" w:author="PR Preview" w:date="2026-01-01T00:00:00Z">
+        <w:ins w:id="659" w:author="PR Preview" w:date="2026-01-01T00:00:00Z">
           <w:r>
             <w:rPr>
               <w:rStyle w:val="Hyperlink"/>
@@ -5291,7 +5291,7 @@
           </w:r>
         </w:ins>
       </w:hyperlink>
-      <w:ins w:id="661" w:author="PR Preview" w:date="2026-01-01T00:00:00Z">
+      <w:ins w:id="660" w:author="PR Preview" w:date="2026-01-01T00:00:00Z">
         <w:r>
           <w:t xml:space="preserve">).</w:t>
         </w:r>
@@ -5303,17 +5303,17 @@
       <w:pPr>
         <w:pStyle w:val="Heading2"/>
       </w:pPr>
+      <w:ins w:id="661" w:author="PR Preview" w:date="2026-01-01T00:00:00Z">
+        <w:r>
+          <w:t xml:space="preserve">7 Formatting habits</w:t>
+        </w:r>
+      </w:ins>
+    </w:p>
+    <w:p>
+      <w:pPr>
+        <w:pStyle w:val="FirstParagraph"/>
+      </w:pPr>
       <w:ins w:id="662" w:author="PR Preview" w:date="2026-01-01T00:00:00Z">
-        <w:r>
-          <w:t xml:space="preserve">7 Formatting habits</w:t>
-        </w:r>
-      </w:ins>
-    </w:p>
-    <w:p>
-      <w:pPr>
-        <w:pStyle w:val="FirstParagraph"/>
-      </w:pPr>
-      <w:ins w:id="663" w:author="PR Preview" w:date="2026-01-01T00:00:00Z">
         <w:r>
           <w:t xml:space="preserve">Some clichés are typographic rather than verbal.</w:t>
         </w:r>
@@ -5327,7 +5327,7 @@
           <w:numId w:val="1008"/>
         </w:numPr>
       </w:pPr>
-      <w:ins w:id="664" w:author="PR Preview" w:date="2026-01-01T00:00:00Z">
+      <w:ins w:id="663" w:author="PR Preview" w:date="2026-01-01T00:00:00Z">
         <w:r>
           <w:rPr>
             <w:b/>
@@ -5336,32 +5336,32 @@
           <w:t xml:space="preserve">The em-dash as a default connector.</w:t>
         </w:r>
       </w:ins>
+      <w:ins w:id="664" w:author="PR Preview" w:date="2026-01-01T00:00:00Z">
+        <w:r>
+          <w:t xml:space="preserve"> </w:t>
+        </w:r>
+      </w:ins>
       <w:ins w:id="665" w:author="PR Preview" w:date="2026-01-01T00:00:00Z">
         <w:r>
-          <w:t xml:space="preserve"> </w:t>
+          <w:t xml:space="preserve">Some writers, and many AI drafts,</w:t>
         </w:r>
       </w:ins>
       <w:ins w:id="666" w:author="PR Preview" w:date="2026-01-01T00:00:00Z">
         <w:r>
-          <w:t xml:space="preserve">Some writers, and many AI drafts,</w:t>
+          <w:t xml:space="preserve"> </w:t>
         </w:r>
       </w:ins>
       <w:ins w:id="667" w:author="PR Preview" w:date="2026-01-01T00:00:00Z">
         <w:r>
-          <w:t xml:space="preserve"> </w:t>
+          <w:t xml:space="preserve">use the em-dash to join almost any two clauses. Vary your punctuation: a period, a comma, or a</w:t>
         </w:r>
       </w:ins>
       <w:ins w:id="668" w:author="PR Preview" w:date="2026-01-01T00:00:00Z">
         <w:r>
-          <w:t xml:space="preserve">use the em-dash to join almost any two clauses. Vary your punctuation: a period, a comma, or a</w:t>
+          <w:t xml:space="preserve"> </w:t>
         </w:r>
       </w:ins>
       <w:ins w:id="669" w:author="PR Preview" w:date="2026-01-01T00:00:00Z">
-        <w:r>
-          <w:t xml:space="preserve"> </w:t>
-        </w:r>
-      </w:ins>
-      <w:ins w:id="670" w:author="PR Preview" w:date="2026-01-01T00:00:00Z">
         <w:r>
           <w:t xml:space="preserve">semicolon is often the better fit.</w:t>
         </w:r>
@@ -5375,7 +5375,7 @@
           <w:numId w:val="1008"/>
         </w:numPr>
       </w:pPr>
-      <w:ins w:id="671" w:author="PR Preview" w:date="2026-01-01T00:00:00Z">
+      <w:ins w:id="670" w:author="PR Preview" w:date="2026-01-01T00:00:00Z">
         <w:r>
           <w:rPr>
             <w:b/>
@@ -5384,22 +5384,22 @@
           <w:t xml:space="preserve">Bold-leading bullets everywhere.</w:t>
         </w:r>
       </w:ins>
+      <w:ins w:id="671" w:author="PR Preview" w:date="2026-01-01T00:00:00Z">
+        <w:r>
+          <w:t xml:space="preserve"> </w:t>
+        </w:r>
+      </w:ins>
       <w:ins w:id="672" w:author="PR Preview" w:date="2026-01-01T00:00:00Z">
         <w:r>
-          <w:t xml:space="preserve"> </w:t>
+          <w:t xml:space="preserve">A</w:t>
         </w:r>
       </w:ins>
       <w:ins w:id="673" w:author="PR Preview" w:date="2026-01-01T00:00:00Z">
         <w:r>
-          <w:t xml:space="preserve">A</w:t>
+          <w:t xml:space="preserve"> </w:t>
         </w:r>
       </w:ins>
       <w:ins w:id="674" w:author="PR Preview" w:date="2026-01-01T00:00:00Z">
-        <w:r>
-          <w:t xml:space="preserve"> </w:t>
-        </w:r>
-      </w:ins>
-      <w:ins w:id="675" w:author="PR Preview" w:date="2026-01-01T00:00:00Z">
         <w:r>
           <w:rPr>
             <w:rStyle w:val="VerbatimChar"/>
@@ -5407,32 +5407,32 @@
           <w:t xml:space="preserve">**Term:** explanation</w:t>
         </w:r>
       </w:ins>
+      <w:ins w:id="675" w:author="PR Preview" w:date="2026-01-01T00:00:00Z">
+        <w:r>
+          <w:t xml:space="preserve"> </w:t>
+        </w:r>
+      </w:ins>
       <w:ins w:id="676" w:author="PR Preview" w:date="2026-01-01T00:00:00Z">
         <w:r>
-          <w:t xml:space="preserve"> </w:t>
+          <w:t xml:space="preserve">bullet is fine</w:t>
         </w:r>
       </w:ins>
       <w:ins w:id="677" w:author="PR Preview" w:date="2026-01-01T00:00:00Z">
         <w:r>
-          <w:t xml:space="preserve">bullet is fine</w:t>
+          <w:t xml:space="preserve"> </w:t>
         </w:r>
       </w:ins>
       <w:ins w:id="678" w:author="PR Preview" w:date="2026-01-01T00:00:00Z">
         <w:r>
-          <w:t xml:space="preserve"> </w:t>
+          <w:t xml:space="preserve">once, but applying the pattern to every list turns it into a tic. Use it when</w:t>
         </w:r>
       </w:ins>
       <w:ins w:id="679" w:author="PR Preview" w:date="2026-01-01T00:00:00Z">
         <w:r>
-          <w:t xml:space="preserve">once, but applying the pattern to every list turns it into a tic. Use it when</w:t>
+          <w:t xml:space="preserve"> </w:t>
         </w:r>
       </w:ins>
       <w:ins w:id="680" w:author="PR Preview" w:date="2026-01-01T00:00:00Z">
-        <w:r>
-          <w:t xml:space="preserve"> </w:t>
-        </w:r>
-      </w:ins>
-      <w:ins w:id="681" w:author="PR Preview" w:date="2026-01-01T00:00:00Z">
         <w:r>
           <w:t xml:space="preserve">the label earns emphasis, plain bullets otherwise.</w:t>
         </w:r>
@@ -5446,7 +5446,7 @@
           <w:numId w:val="1008"/>
         </w:numPr>
       </w:pPr>
-      <w:ins w:id="682" w:author="PR Preview" w:date="2026-01-01T00:00:00Z">
+      <w:ins w:id="681" w:author="PR Preview" w:date="2026-01-01T00:00:00Z">
         <w:r>
           <w:rPr>
             <w:b/>
@@ -5455,22 +5455,22 @@
           <w:t xml:space="preserve">Emoji section headers.</w:t>
         </w:r>
       </w:ins>
+      <w:ins w:id="682" w:author="PR Preview" w:date="2026-01-01T00:00:00Z">
+        <w:r>
+          <w:t xml:space="preserve"> </w:t>
+        </w:r>
+      </w:ins>
       <w:ins w:id="683" w:author="PR Preview" w:date="2026-01-01T00:00:00Z">
         <w:r>
-          <w:t xml:space="preserve"> </w:t>
+          <w:t xml:space="preserve">Emoji in headings signal a blog post, not a</w:t>
         </w:r>
       </w:ins>
       <w:ins w:id="684" w:author="PR Preview" w:date="2026-01-01T00:00:00Z">
         <w:r>
-          <w:t xml:space="preserve">Emoji in headings signal a blog post, not a</w:t>
+          <w:t xml:space="preserve"> </w:t>
         </w:r>
       </w:ins>
       <w:ins w:id="685" w:author="PR Preview" w:date="2026-01-01T00:00:00Z">
-        <w:r>
-          <w:t xml:space="preserve"> </w:t>
-        </w:r>
-      </w:ins>
-      <w:ins w:id="686" w:author="PR Preview" w:date="2026-01-01T00:00:00Z">
         <w:r>
           <w:t xml:space="preserve">scientific document. Leave them out.</w:t>
         </w:r>
@@ -5484,7 +5484,7 @@
           <w:numId w:val="1008"/>
         </w:numPr>
       </w:pPr>
-      <w:ins w:id="687" w:author="PR Preview" w:date="2026-01-01T00:00:00Z">
+      <w:ins w:id="686" w:author="PR Preview" w:date="2026-01-01T00:00:00Z">
         <w:r>
           <w:rPr>
             <w:b/>
@@ -5493,32 +5493,32 @@
           <w:t xml:space="preserve">Uniform paragraph rhythm.</w:t>
         </w:r>
       </w:ins>
+      <w:ins w:id="687" w:author="PR Preview" w:date="2026-01-01T00:00:00Z">
+        <w:r>
+          <w:t xml:space="preserve"> </w:t>
+        </w:r>
+      </w:ins>
       <w:ins w:id="688" w:author="PR Preview" w:date="2026-01-01T00:00:00Z">
         <w:r>
-          <w:t xml:space="preserve"> </w:t>
+          <w:t xml:space="preserve">Paragraphs of near-identical length, each three</w:t>
         </w:r>
       </w:ins>
       <w:ins w:id="689" w:author="PR Preview" w:date="2026-01-01T00:00:00Z">
         <w:r>
-          <w:t xml:space="preserve">Paragraphs of near-identical length, each three</w:t>
+          <w:t xml:space="preserve"> </w:t>
         </w:r>
       </w:ins>
       <w:ins w:id="690" w:author="PR Preview" w:date="2026-01-01T00:00:00Z">
         <w:r>
-          <w:t xml:space="preserve"> </w:t>
+          <w:t xml:space="preserve">or four sentences, read as monotonous. Let paragraph length follow the</w:t>
         </w:r>
       </w:ins>
       <w:ins w:id="691" w:author="PR Preview" w:date="2026-01-01T00:00:00Z">
         <w:r>
-          <w:t xml:space="preserve">or four sentences, read as monotonous. Let paragraph length follow the</w:t>
+          <w:t xml:space="preserve"> </w:t>
         </w:r>
       </w:ins>
       <w:ins w:id="692" w:author="PR Preview" w:date="2026-01-01T00:00:00Z">
-        <w:r>
-          <w:t xml:space="preserve"> </w:t>
-        </w:r>
-      </w:ins>
-      <w:ins w:id="693" w:author="PR Preview" w:date="2026-01-01T00:00:00Z">
         <w:r>
           <w:t xml:space="preserve">ideas.</w:t>
         </w:r>
@@ -5530,28 +5530,28 @@
       <w:pPr>
         <w:pStyle w:val="Heading2"/>
       </w:pPr>
+      <w:ins w:id="693" w:author="PR Preview" w:date="2026-01-01T00:00:00Z">
+        <w:r>
+          <w:t xml:space="preserve">8 Tone</w:t>
+        </w:r>
+      </w:ins>
+    </w:p>
+    <w:p>
+      <w:pPr>
+        <w:pStyle w:val="FirstParagraph"/>
+      </w:pPr>
       <w:ins w:id="694" w:author="PR Preview" w:date="2026-01-01T00:00:00Z">
         <w:r>
-          <w:t xml:space="preserve">8 Tone</w:t>
-        </w:r>
-      </w:ins>
-    </w:p>
-    <w:p>
-      <w:pPr>
-        <w:pStyle w:val="FirstParagraph"/>
-      </w:pPr>
+          <w:t xml:space="preserve">The last group of clichés is about</w:t>
+        </w:r>
+      </w:ins>
       <w:ins w:id="695" w:author="PR Preview" w:date="2026-01-01T00:00:00Z">
         <w:r>
-          <w:t xml:space="preserve">The last group of clichés is about</w:t>
-        </w:r>
-      </w:ins>
-      <w:ins w:id="696" w:author="PR Preview" w:date="2026-01-01T00:00:00Z">
-        <w:r>
           <w:t xml:space="preserve"> </w:t>
         </w:r>
       </w:ins>
       <w:hyperlink w:anchor="def-register">
-        <w:ins w:id="697" w:author="PR Preview" w:date="2026-01-01T00:00:00Z">
+        <w:ins w:id="696" w:author="PR Preview" w:date="2026-01-01T00:00:00Z">
           <w:r>
             <w:rPr>
               <w:rStyle w:val="Hyperlink"/>
@@ -5560,7 +5560,7 @@
           </w:r>
         </w:ins>
       </w:hyperlink>
-      <w:ins w:id="698" w:author="PR Preview" w:date="2026-01-01T00:00:00Z">
+      <w:ins w:id="697" w:author="PR Preview" w:date="2026-01-01T00:00:00Z">
         <w:r>
           <w:t xml:space="preserve">.</w:t>
         </w:r>
@@ -5574,7 +5574,7 @@
           <w:numId w:val="1009"/>
         </w:numPr>
       </w:pPr>
-      <w:ins w:id="699" w:author="PR Preview" w:date="2026-01-01T00:00:00Z">
+      <w:ins w:id="698" w:author="PR Preview" w:date="2026-01-01T00:00:00Z">
         <w:r>
           <w:rPr>
             <w:b/>
@@ -5583,72 +5583,72 @@
           <w:t xml:space="preserve">Promotional language.</w:t>
         </w:r>
       </w:ins>
+      <w:ins w:id="699" w:author="PR Preview" w:date="2026-01-01T00:00:00Z">
+        <w:r>
+          <w:t xml:space="preserve"> </w:t>
+        </w:r>
+      </w:ins>
       <w:ins w:id="700" w:author="PR Preview" w:date="2026-01-01T00:00:00Z">
         <w:r>
-          <w:t xml:space="preserve"> </w:t>
+          <w:t xml:space="preserve">Words like</w:t>
         </w:r>
       </w:ins>
       <w:ins w:id="701" w:author="PR Preview" w:date="2026-01-01T00:00:00Z">
         <w:r>
-          <w:t xml:space="preserve">Words like</w:t>
+          <w:t xml:space="preserve"> </w:t>
         </w:r>
       </w:ins>
       <w:ins w:id="702" w:author="PR Preview" w:date="2026-01-01T00:00:00Z">
         <w:r>
-          <w:t xml:space="preserve"> </w:t>
+          <w:t xml:space="preserve">“powerful”</w:t>
         </w:r>
       </w:ins>
       <w:ins w:id="703" w:author="PR Preview" w:date="2026-01-01T00:00:00Z">
         <w:r>
-          <w:t xml:space="preserve">“powerful”</w:t>
+          <w:t xml:space="preserve">,</w:t>
         </w:r>
       </w:ins>
       <w:ins w:id="704" w:author="PR Preview" w:date="2026-01-01T00:00:00Z">
         <w:r>
-          <w:t xml:space="preserve">,</w:t>
+          <w:t xml:space="preserve"> </w:t>
         </w:r>
       </w:ins>
       <w:ins w:id="705" w:author="PR Preview" w:date="2026-01-01T00:00:00Z">
         <w:r>
-          <w:t xml:space="preserve"> </w:t>
+          <w:t xml:space="preserve">“game-changing”</w:t>
         </w:r>
       </w:ins>
       <w:ins w:id="706" w:author="PR Preview" w:date="2026-01-01T00:00:00Z">
         <w:r>
-          <w:t xml:space="preserve">“game-changing”</w:t>
+          <w:t xml:space="preserve">, and</w:t>
         </w:r>
       </w:ins>
       <w:ins w:id="707" w:author="PR Preview" w:date="2026-01-01T00:00:00Z">
         <w:r>
-          <w:t xml:space="preserve">, and</w:t>
+          <w:t xml:space="preserve"> </w:t>
         </w:r>
       </w:ins>
       <w:ins w:id="708" w:author="PR Preview" w:date="2026-01-01T00:00:00Z">
         <w:r>
-          <w:t xml:space="preserve"> </w:t>
+          <w:t xml:space="preserve">“cutting-edge”</w:t>
         </w:r>
       </w:ins>
       <w:ins w:id="709" w:author="PR Preview" w:date="2026-01-01T00:00:00Z">
         <w:r>
-          <w:t xml:space="preserve">“cutting-edge”</w:t>
+          <w:t xml:space="preserve"> </w:t>
         </w:r>
       </w:ins>
       <w:ins w:id="710" w:author="PR Preview" w:date="2026-01-01T00:00:00Z">
         <w:r>
-          <w:t xml:space="preserve"> </w:t>
+          <w:t xml:space="preserve">sell rather than inform. Describe what the thing does and let</w:t>
         </w:r>
       </w:ins>
       <w:ins w:id="711" w:author="PR Preview" w:date="2026-01-01T00:00:00Z">
         <w:r>
-          <w:t xml:space="preserve">sell rather than inform. Describe what the thing does and let</w:t>
+          <w:t xml:space="preserve"> </w:t>
         </w:r>
       </w:ins>
       <w:ins w:id="712" w:author="PR Preview" w:date="2026-01-01T00:00:00Z">
-        <w:r>
-          <w:t xml:space="preserve"> </w:t>
-        </w:r>
-      </w:ins>
-      <w:ins w:id="713" w:author="PR Preview" w:date="2026-01-01T00:00:00Z">
         <w:r>
           <w:t xml:space="preserve">the reader judge.</w:t>
         </w:r>
@@ -5662,7 +5662,7 @@
           <w:numId w:val="1009"/>
         </w:numPr>
       </w:pPr>
-      <w:ins w:id="714" w:author="PR Preview" w:date="2026-01-01T00:00:00Z">
+      <w:ins w:id="713" w:author="PR Preview" w:date="2026-01-01T00:00:00Z">
         <w:r>
           <w:rPr>
             <w:b/>
@@ -5671,63 +5671,63 @@
           <w:t xml:space="preserve">Reflexive both-sides framing.</w:t>
         </w:r>
       </w:ins>
+      <w:ins w:id="714" w:author="PR Preview" w:date="2026-01-01T00:00:00Z">
+        <w:r>
+          <w:t xml:space="preserve"> </w:t>
+        </w:r>
+      </w:ins>
       <w:ins w:id="715" w:author="PR Preview" w:date="2026-01-01T00:00:00Z">
         <w:r>
-          <w:t xml:space="preserve"> </w:t>
+          <w:t xml:space="preserve">Tacking</w:t>
         </w:r>
       </w:ins>
       <w:ins w:id="716" w:author="PR Preview" w:date="2026-01-01T00:00:00Z">
         <w:r>
-          <w:t xml:space="preserve">Tacking</w:t>
+          <w:t xml:space="preserve"> </w:t>
         </w:r>
       </w:ins>
       <w:ins w:id="717" w:author="PR Preview" w:date="2026-01-01T00:00:00Z">
         <w:r>
-          <w:t xml:space="preserve"> </w:t>
+          <w:t xml:space="preserve">“however, it is important to</w:t>
         </w:r>
       </w:ins>
       <w:ins w:id="718" w:author="PR Preview" w:date="2026-01-01T00:00:00Z">
         <w:r>
-          <w:t xml:space="preserve">“however, it is important to</w:t>
+          <w:t xml:space="preserve"> </w:t>
         </w:r>
       </w:ins>
       <w:ins w:id="719" w:author="PR Preview" w:date="2026-01-01T00:00:00Z">
         <w:r>
-          <w:t xml:space="preserve"> </w:t>
+          <w:t xml:space="preserve">consider the other side”</w:t>
         </w:r>
       </w:ins>
       <w:ins w:id="720" w:author="PR Preview" w:date="2026-01-01T00:00:00Z">
         <w:r>
-          <w:t xml:space="preserve">consider the other side”</w:t>
+          <w:t xml:space="preserve"> </w:t>
         </w:r>
       </w:ins>
       <w:ins w:id="721" w:author="PR Preview" w:date="2026-01-01T00:00:00Z">
         <w:r>
-          <w:t xml:space="preserve"> </w:t>
+          <w:t xml:space="preserve">onto every claim signals caution without adding</w:t>
         </w:r>
       </w:ins>
       <w:ins w:id="722" w:author="PR Preview" w:date="2026-01-01T00:00:00Z">
         <w:r>
-          <w:t xml:space="preserve">onto every claim signals caution without adding</w:t>
+          <w:t xml:space="preserve"> </w:t>
         </w:r>
       </w:ins>
       <w:ins w:id="723" w:author="PR Preview" w:date="2026-01-01T00:00:00Z">
         <w:r>
-          <w:t xml:space="preserve"> </w:t>
+          <w:t xml:space="preserve">content. Use a</w:t>
         </w:r>
       </w:ins>
       <w:ins w:id="724" w:author="PR Preview" w:date="2026-01-01T00:00:00Z">
         <w:r>
-          <w:t xml:space="preserve">content. Use a</w:t>
-        </w:r>
-      </w:ins>
-      <w:ins w:id="725" w:author="PR Preview" w:date="2026-01-01T00:00:00Z">
-        <w:r>
           <w:t xml:space="preserve"> </w:t>
         </w:r>
       </w:ins>
       <w:hyperlink w:anchor="def-hedge">
-        <w:ins w:id="726" w:author="PR Preview" w:date="2026-01-01T00:00:00Z">
+        <w:ins w:id="725" w:author="PR Preview" w:date="2026-01-01T00:00:00Z">
           <w:r>
             <w:rPr>
               <w:rStyle w:val="Hyperlink"/>
@@ -5736,22 +5736,22 @@
           </w:r>
         </w:ins>
       </w:hyperlink>
+      <w:ins w:id="726" w:author="PR Preview" w:date="2026-01-01T00:00:00Z">
+        <w:r>
+          <w:t xml:space="preserve"> </w:t>
+        </w:r>
+      </w:ins>
       <w:ins w:id="727" w:author="PR Preview" w:date="2026-01-01T00:00:00Z">
         <w:r>
-          <w:t xml:space="preserve"> </w:t>
+          <w:t xml:space="preserve">when the evidence is genuinely mixed,</w:t>
         </w:r>
       </w:ins>
       <w:ins w:id="728" w:author="PR Preview" w:date="2026-01-01T00:00:00Z">
         <w:r>
-          <w:t xml:space="preserve">when the evidence is genuinely mixed,</w:t>
+          <w:t xml:space="preserve"> </w:t>
         </w:r>
       </w:ins>
       <w:ins w:id="729" w:author="PR Preview" w:date="2026-01-01T00:00:00Z">
-        <w:r>
-          <w:t xml:space="preserve"> </w:t>
-        </w:r>
-      </w:ins>
-      <w:ins w:id="730" w:author="PR Preview" w:date="2026-01-01T00:00:00Z">
         <w:r>
           <w:t xml:space="preserve">not by habit.</w:t>
         </w:r>
@@ -5765,7 +5765,7 @@
           <w:numId w:val="1009"/>
         </w:numPr>
       </w:pPr>
-      <w:ins w:id="731" w:author="PR Preview" w:date="2026-01-01T00:00:00Z">
+      <w:ins w:id="730" w:author="PR Preview" w:date="2026-01-01T00:00:00Z">
         <w:r>
           <w:rPr>
             <w:b/>
@@ -5774,68 +5774,68 @@
           <w:t xml:space="preserve">Vague universals.</w:t>
         </w:r>
       </w:ins>
+      <w:ins w:id="731" w:author="PR Preview" w:date="2026-01-01T00:00:00Z">
+        <w:r>
+          <w:t xml:space="preserve"> </w:t>
+        </w:r>
+      </w:ins>
       <w:ins w:id="732" w:author="PR Preview" w:date="2026-01-01T00:00:00Z">
         <w:r>
-          <w:t xml:space="preserve"> </w:t>
+          <w:t xml:space="preserve">“Studies show”</w:t>
         </w:r>
       </w:ins>
       <w:ins w:id="733" w:author="PR Preview" w:date="2026-01-01T00:00:00Z">
         <w:r>
-          <w:t xml:space="preserve">“Studies show”</w:t>
+          <w:t xml:space="preserve"> </w:t>
         </w:r>
       </w:ins>
       <w:ins w:id="734" w:author="PR Preview" w:date="2026-01-01T00:00:00Z">
         <w:r>
-          <w:t xml:space="preserve"> </w:t>
+          <w:t xml:space="preserve">and</w:t>
         </w:r>
       </w:ins>
       <w:ins w:id="735" w:author="PR Preview" w:date="2026-01-01T00:00:00Z">
         <w:r>
-          <w:t xml:space="preserve">and</w:t>
+          <w:t xml:space="preserve"> </w:t>
         </w:r>
       </w:ins>
       <w:ins w:id="736" w:author="PR Preview" w:date="2026-01-01T00:00:00Z">
         <w:r>
-          <w:t xml:space="preserve"> </w:t>
+          <w:t xml:space="preserve">“experts agree”</w:t>
         </w:r>
       </w:ins>
       <w:ins w:id="737" w:author="PR Preview" w:date="2026-01-01T00:00:00Z">
         <w:r>
-          <w:t xml:space="preserve">“experts agree”</w:t>
+          <w:t xml:space="preserve">, with no specific</w:t>
         </w:r>
       </w:ins>
       <w:ins w:id="738" w:author="PR Preview" w:date="2026-01-01T00:00:00Z">
         <w:r>
-          <w:t xml:space="preserve">, with no specific</w:t>
+          <w:t xml:space="preserve"> </w:t>
         </w:r>
       </w:ins>
       <w:ins w:id="739" w:author="PR Preview" w:date="2026-01-01T00:00:00Z">
         <w:r>
-          <w:t xml:space="preserve"> </w:t>
+          <w:t xml:space="preserve">source or number, are clichés precisely because they dodge the evidence. Name</w:t>
         </w:r>
       </w:ins>
       <w:ins w:id="740" w:author="PR Preview" w:date="2026-01-01T00:00:00Z">
         <w:r>
-          <w:t xml:space="preserve">source or number, are clichés precisely because they dodge the evidence. Name</w:t>
+          <w:t xml:space="preserve"> </w:t>
         </w:r>
       </w:ins>
       <w:ins w:id="741" w:author="PR Preview" w:date="2026-01-01T00:00:00Z">
         <w:r>
-          <w:t xml:space="preserve"> </w:t>
+          <w:t xml:space="preserve">the study and give the number, as the</w:t>
         </w:r>
       </w:ins>
       <w:ins w:id="742" w:author="PR Preview" w:date="2026-01-01T00:00:00Z">
         <w:r>
-          <w:t xml:space="preserve">the study and give the number, as the</w:t>
-        </w:r>
-      </w:ins>
-      <w:ins w:id="743" w:author="PR Preview" w:date="2026-01-01T00:00:00Z">
-        <w:r>
           <w:t xml:space="preserve"> </w:t>
         </w:r>
       </w:ins>
       <w:hyperlink r:id="rId37">
-        <w:ins w:id="744" w:author="PR Preview" w:date="2026-01-01T00:00:00Z">
+        <w:ins w:id="743" w:author="PR Preview" w:date="2026-01-01T00:00:00Z">
           <w:r>
             <w:rPr>
               <w:rStyle w:val="Hyperlink"/>
@@ -5844,52 +5844,52 @@
           </w:r>
         </w:ins>
       </w:hyperlink>
+      <w:ins w:id="744" w:author="PR Preview" w:date="2026-01-01T00:00:00Z">
+        <w:r>
+          <w:t xml:space="preserve"> </w:t>
+        </w:r>
+      </w:ins>
       <w:ins w:id="745" w:author="PR Preview" w:date="2026-01-01T00:00:00Z">
         <w:r>
-          <w:t xml:space="preserve"> </w:t>
-        </w:r>
-      </w:ins>
+          <w:t xml:space="preserve">chapter recommends.</w:t>
+        </w:r>
+      </w:ins>
+    </w:p>
+    <w:p>
+      <w:pPr>
+        <w:pStyle w:val="FirstParagraph"/>
+      </w:pPr>
       <w:ins w:id="746" w:author="PR Preview" w:date="2026-01-01T00:00:00Z">
         <w:r>
-          <w:t xml:space="preserve">chapter recommends.</w:t>
-        </w:r>
-      </w:ins>
-    </w:p>
-    <w:p>
-      <w:pPr>
-        <w:pStyle w:val="FirstParagraph"/>
-      </w:pPr>
+          <w:t xml:space="preserve">A short scan for these patterns before you submit a draft</w:t>
+        </w:r>
+      </w:ins>
       <w:ins w:id="747" w:author="PR Preview" w:date="2026-01-01T00:00:00Z">
         <w:r>
-          <w:t xml:space="preserve">A short scan for these patterns before you submit a draft</w:t>
+          <w:t xml:space="preserve"> </w:t>
         </w:r>
       </w:ins>
       <w:ins w:id="748" w:author="PR Preview" w:date="2026-01-01T00:00:00Z">
         <w:r>
-          <w:t xml:space="preserve"> </w:t>
+          <w:t xml:space="preserve">catches most of them.</w:t>
         </w:r>
       </w:ins>
       <w:ins w:id="749" w:author="PR Preview" w:date="2026-01-01T00:00:00Z">
         <w:r>
-          <w:t xml:space="preserve">catches most of them.</w:t>
+          <w:t xml:space="preserve"> </w:t>
         </w:r>
       </w:ins>
       <w:ins w:id="750" w:author="PR Preview" w:date="2026-01-01T00:00:00Z">
         <w:r>
-          <w:t xml:space="preserve"> </w:t>
+          <w:t xml:space="preserve">Cut the filler and the reflexes,</w:t>
         </w:r>
       </w:ins>
       <w:ins w:id="751" w:author="PR Preview" w:date="2026-01-01T00:00:00Z">
         <w:r>
-          <w:t xml:space="preserve">Cut the filler and the reflexes,</w:t>
+          <w:t xml:space="preserve"> </w:t>
         </w:r>
       </w:ins>
       <w:ins w:id="752" w:author="PR Preview" w:date="2026-01-01T00:00:00Z">
-        <w:r>
-          <w:t xml:space="preserve"> </w:t>
-        </w:r>
-      </w:ins>
-      <w:ins w:id="753" w:author="PR Preview" w:date="2026-01-01T00:00:00Z">
         <w:r>
           <w:t xml:space="preserve">but keep your own voice.</w:t>
         </w:r>

--- a/pr-preview/pr-168/chapters/avoid-cliches-tracked-changes.docx
+++ b/pr-preview/pr-168/chapters/avoid-cliches-tracked-changes.docx
@@ -18,7 +18,7 @@
       </w:pPr>
       <w:ins w:id="2" w:author="PR Preview" w:date="2026-01-01T00:00:00Z">
         <w:r>
-          <w:t xml:space="preserve">Last modified: 2026-10-12 16:12:27 (PDT)</w:t>
+          <w:t xml:space="preserve">Last modified: 2026-10-12 22:31:45 (PDT)</w:t>
         </w:r>
       </w:ins>
     </w:p>
@@ -1105,7 +1105,7 @@
       </w:ins>
       <w:ins w:id="159" w:author="PR Preview" w:date="2026-01-01T00:00:00Z">
         <w:r>
-          <w:t xml:space="preserve">regardless of what the sentence needs.</w:t>
+          <w:t xml:space="preserve">regardless of what each sentence needs.</w:t>
         </w:r>
       </w:ins>
       <w:ins w:id="160" w:author="PR Preview" w:date="2026-01-01T00:00:00Z">
@@ -1172,7 +1172,7 @@
       </w:pPr>
       <w:ins w:id="169" w:author="PR Preview" w:date="2026-01-01T00:00:00Z">
         <w:r>
-          <w:t xml:space="preserve">Some words turn up more often than the sentence needs them,</w:t>
+          <w:t xml:space="preserve">Some words turn up more often than needed,</w:t>
         </w:r>
       </w:ins>
       <w:ins w:id="170" w:author="PR Preview" w:date="2026-01-01T00:00:00Z">
